--- a/saMhitA/07/TS 7 Tamil Corrections.docx
+++ b/saMhitA/07/TS 7 Tamil Corrections.docx
@@ -91,7 +91,18 @@
           <w:szCs w:val="32"/>
           <w:u w:val="single"/>
         </w:rPr>
-        <w:t xml:space="preserve">Observed till </w:t>
+        <w:t xml:space="preserve">Observed </w:t>
+      </w:r>
+      <w:proofErr w:type="gramStart"/>
+      <w:r>
+        <w:rPr>
+          <w:b/>
+          <w:bCs/>
+          <w:sz w:val="32"/>
+          <w:szCs w:val="32"/>
+          <w:u w:val="single"/>
+        </w:rPr>
+        <w:t xml:space="preserve">till </w:t>
       </w:r>
       <w:r>
         <w:rPr>
@@ -104,6 +115,7 @@
         </w:rPr>
         <w:t>????</w:t>
       </w:r>
+      <w:proofErr w:type="gramEnd"/>
     </w:p>
     <w:p>
       <w:pPr>
@@ -137,8 +149,8 @@
       </w:tblPr>
       <w:tblGrid>
         <w:gridCol w:w="3452"/>
-        <w:gridCol w:w="5096"/>
-        <w:gridCol w:w="69"/>
+        <w:gridCol w:w="5132"/>
+        <w:gridCol w:w="33"/>
         <w:gridCol w:w="5211"/>
         <w:gridCol w:w="143"/>
         <w:gridCol w:w="46"/>
@@ -157,12 +169,16 @@
               <w:spacing w:before="0" w:line="240" w:lineRule="auto"/>
               <w:jc w:val="center"/>
               <w:rPr>
+                <w:b/>
+                <w:bCs/>
                 <w:sz w:val="32"/>
                 <w:szCs w:val="32"/>
               </w:rPr>
             </w:pPr>
             <w:r>
               <w:rPr>
+                <w:b/>
+                <w:bCs/>
                 <w:sz w:val="32"/>
                 <w:szCs w:val="32"/>
               </w:rPr>
@@ -174,12 +190,16 @@
               <w:spacing w:before="0" w:line="240" w:lineRule="auto"/>
               <w:jc w:val="center"/>
               <w:rPr>
+                <w:b/>
+                <w:bCs/>
                 <w:sz w:val="32"/>
                 <w:szCs w:val="32"/>
               </w:rPr>
             </w:pPr>
             <w:r>
               <w:rPr>
+                <w:b/>
+                <w:bCs/>
                 <w:sz w:val="32"/>
                 <w:szCs w:val="32"/>
               </w:rPr>
@@ -189,19 +209,24 @@
         </w:tc>
         <w:tc>
           <w:tcPr>
-            <w:tcW w:w="5096" w:type="dxa"/>
+            <w:tcW w:w="5165" w:type="dxa"/>
+            <w:gridSpan w:val="2"/>
           </w:tcPr>
           <w:p>
             <w:pPr>
               <w:spacing w:before="0" w:line="240" w:lineRule="auto"/>
               <w:jc w:val="center"/>
               <w:rPr>
+                <w:b/>
+                <w:bCs/>
                 <w:sz w:val="32"/>
                 <w:szCs w:val="32"/>
               </w:rPr>
             </w:pPr>
             <w:r>
               <w:rPr>
+                <w:b/>
+                <w:bCs/>
                 <w:sz w:val="32"/>
                 <w:szCs w:val="32"/>
               </w:rPr>
@@ -211,8 +236,8 @@
         </w:tc>
         <w:tc>
           <w:tcPr>
-            <w:tcW w:w="5423" w:type="dxa"/>
-            <w:gridSpan w:val="3"/>
+            <w:tcW w:w="5354" w:type="dxa"/>
+            <w:gridSpan w:val="2"/>
           </w:tcPr>
           <w:p>
             <w:pPr>
@@ -220,12 +245,16 @@
               <w:ind w:right="-18"/>
               <w:jc w:val="center"/>
               <w:rPr>
+                <w:b/>
+                <w:bCs/>
                 <w:sz w:val="32"/>
                 <w:szCs w:val="32"/>
               </w:rPr>
             </w:pPr>
             <w:r>
               <w:rPr>
+                <w:b/>
+                <w:bCs/>
                 <w:sz w:val="32"/>
                 <w:szCs w:val="32"/>
               </w:rPr>
@@ -293,8 +322,19 @@
                 <w:szCs w:val="28"/>
                 <w:lang w:val="en-IN"/>
               </w:rPr>
-              <w:t>Line No. -  6</w:t>
-            </w:r>
+              <w:t xml:space="preserve">Line No. </w:t>
+            </w:r>
+            <w:proofErr w:type="gramStart"/>
+            <w:r>
+              <w:rPr>
+                <w:b/>
+                <w:sz w:val="28"/>
+                <w:szCs w:val="28"/>
+                <w:lang w:val="en-IN"/>
+              </w:rPr>
+              <w:t>-  6</w:t>
+            </w:r>
+            <w:proofErr w:type="gramEnd"/>
           </w:p>
           <w:p>
             <w:pPr>
@@ -951,7 +991,7 @@
         </w:tc>
         <w:tc>
           <w:tcPr>
-            <w:tcW w:w="5096" w:type="dxa"/>
+            <w:tcW w:w="5132" w:type="dxa"/>
             <w:tcBorders>
               <w:top w:val="single" w:sz="4" w:space="0" w:color="000000"/>
               <w:left w:val="single" w:sz="4" w:space="0" w:color="000000"/>
@@ -1095,7 +1135,7 @@
         </w:tc>
         <w:tc>
           <w:tcPr>
-            <w:tcW w:w="5423" w:type="dxa"/>
+            <w:tcW w:w="5387" w:type="dxa"/>
             <w:gridSpan w:val="3"/>
             <w:tcBorders>
               <w:top w:val="single" w:sz="4" w:space="0" w:color="000000"/>
@@ -1400,7 +1440,7 @@
         </w:tc>
         <w:tc>
           <w:tcPr>
-            <w:tcW w:w="5096" w:type="dxa"/>
+            <w:tcW w:w="5132" w:type="dxa"/>
             <w:tcBorders>
               <w:top w:val="single" w:sz="4" w:space="0" w:color="000000"/>
               <w:left w:val="single" w:sz="4" w:space="0" w:color="000000"/>
@@ -1557,7 +1597,7 @@
         </w:tc>
         <w:tc>
           <w:tcPr>
-            <w:tcW w:w="5423" w:type="dxa"/>
+            <w:tcW w:w="5387" w:type="dxa"/>
             <w:gridSpan w:val="3"/>
             <w:tcBorders>
               <w:top w:val="single" w:sz="4" w:space="0" w:color="000000"/>
@@ -1747,12 +1787,21 @@
               </w:rPr>
               <w:t xml:space="preserve"> </w:t>
             </w:r>
-            <w:r>
-              <w:rPr>
-                <w:b/>
-                <w:bCs/>
-              </w:rPr>
-              <w:t>raatrau)</w:t>
+            <w:proofErr w:type="spellStart"/>
+            <w:r>
+              <w:rPr>
+                <w:b/>
+                <w:bCs/>
+              </w:rPr>
+              <w:t>raatrau</w:t>
+            </w:r>
+            <w:proofErr w:type="spellEnd"/>
+            <w:r>
+              <w:rPr>
+                <w:b/>
+                <w:bCs/>
+              </w:rPr>
+              <w:t>)</w:t>
             </w:r>
           </w:p>
         </w:tc>
@@ -1915,7 +1964,7 @@
         </w:tc>
         <w:tc>
           <w:tcPr>
-            <w:tcW w:w="5096" w:type="dxa"/>
+            <w:tcW w:w="5132" w:type="dxa"/>
             <w:tcBorders>
               <w:top w:val="single" w:sz="4" w:space="0" w:color="000000"/>
               <w:left w:val="single" w:sz="4" w:space="0" w:color="000000"/>
@@ -2041,7 +2090,7 @@
         </w:tc>
         <w:tc>
           <w:tcPr>
-            <w:tcW w:w="5423" w:type="dxa"/>
+            <w:tcW w:w="5387" w:type="dxa"/>
             <w:gridSpan w:val="3"/>
             <w:tcBorders>
               <w:top w:val="single" w:sz="4" w:space="0" w:color="000000"/>
@@ -2361,7 +2410,7 @@
         </w:tc>
         <w:tc>
           <w:tcPr>
-            <w:tcW w:w="5096" w:type="dxa"/>
+            <w:tcW w:w="5132" w:type="dxa"/>
             <w:tcBorders>
               <w:top w:val="single" w:sz="4" w:space="0" w:color="000000"/>
               <w:left w:val="single" w:sz="4" w:space="0" w:color="000000"/>
@@ -2549,7 +2598,7 @@
         </w:tc>
         <w:tc>
           <w:tcPr>
-            <w:tcW w:w="5423" w:type="dxa"/>
+            <w:tcW w:w="5387" w:type="dxa"/>
             <w:gridSpan w:val="3"/>
             <w:tcBorders>
               <w:top w:val="single" w:sz="4" w:space="0" w:color="000000"/>
@@ -2885,7 +2934,7 @@
         </w:tc>
         <w:tc>
           <w:tcPr>
-            <w:tcW w:w="5096" w:type="dxa"/>
+            <w:tcW w:w="5132" w:type="dxa"/>
             <w:tcBorders>
               <w:top w:val="single" w:sz="4" w:space="0" w:color="000000"/>
               <w:left w:val="single" w:sz="4" w:space="0" w:color="000000"/>
@@ -3003,7 +3052,7 @@
         </w:tc>
         <w:tc>
           <w:tcPr>
-            <w:tcW w:w="5423" w:type="dxa"/>
+            <w:tcW w:w="5387" w:type="dxa"/>
             <w:gridSpan w:val="3"/>
             <w:tcBorders>
               <w:top w:val="single" w:sz="4" w:space="0" w:color="000000"/>
@@ -3282,7 +3331,7 @@
         </w:tc>
         <w:tc>
           <w:tcPr>
-            <w:tcW w:w="5096" w:type="dxa"/>
+            <w:tcW w:w="5132" w:type="dxa"/>
             <w:tcBorders>
               <w:top w:val="single" w:sz="4" w:space="0" w:color="000000"/>
               <w:left w:val="single" w:sz="4" w:space="0" w:color="000000"/>
@@ -3541,7 +3590,7 @@
         </w:tc>
         <w:tc>
           <w:tcPr>
-            <w:tcW w:w="5280" w:type="dxa"/>
+            <w:tcW w:w="5244" w:type="dxa"/>
             <w:gridSpan w:val="2"/>
             <w:tcBorders>
               <w:top w:val="single" w:sz="4" w:space="0" w:color="000000"/>
@@ -3841,7 +3890,7 @@
         </w:tc>
         <w:tc>
           <w:tcPr>
-            <w:tcW w:w="5096" w:type="dxa"/>
+            <w:tcW w:w="5132" w:type="dxa"/>
             <w:tcBorders>
               <w:top w:val="single" w:sz="4" w:space="0" w:color="000000"/>
               <w:left w:val="single" w:sz="4" w:space="0" w:color="000000"/>
@@ -3869,7 +3918,7 @@
         </w:tc>
         <w:tc>
           <w:tcPr>
-            <w:tcW w:w="5423" w:type="dxa"/>
+            <w:tcW w:w="5387" w:type="dxa"/>
             <w:gridSpan w:val="3"/>
             <w:tcBorders>
               <w:top w:val="single" w:sz="4" w:space="0" w:color="000000"/>
@@ -3898,18 +3947,6 @@
         </w:tc>
       </w:tr>
     </w:tbl>
-    <w:p>
-      <w:pPr>
-        <w:jc w:val="center"/>
-        <w:rPr>
-          <w:b/>
-          <w:bCs/>
-          <w:sz w:val="32"/>
-          <w:szCs w:val="32"/>
-          <w:u w:val="single"/>
-        </w:rPr>
-      </w:pPr>
-    </w:p>
     <w:p>
       <w:pPr>
         <w:jc w:val="center"/>
@@ -4701,8 +4738,9 @@
                 <w:sz w:val="28"/>
                 <w:szCs w:val="28"/>
               </w:rPr>
-              <w:t xml:space="preserve">Line No. -  </w:t>
-            </w:r>
+              <w:t xml:space="preserve">Line No. </w:t>
+            </w:r>
+            <w:proofErr w:type="gramStart"/>
             <w:r>
               <w:rPr>
                 <w:rFonts w:cs="Arial"/>
@@ -4711,7 +4749,28 @@
                 <w:sz w:val="28"/>
                 <w:szCs w:val="28"/>
               </w:rPr>
-              <w:t>6 &amp; 7</w:t>
+              <w:t xml:space="preserve">-  </w:t>
+            </w:r>
+            <w:r>
+              <w:rPr>
+                <w:rFonts w:cs="Arial"/>
+                <w:b/>
+                <w:bCs/>
+                <w:sz w:val="28"/>
+                <w:szCs w:val="28"/>
+              </w:rPr>
+              <w:t>6</w:t>
+            </w:r>
+            <w:proofErr w:type="gramEnd"/>
+            <w:r>
+              <w:rPr>
+                <w:rFonts w:cs="Arial"/>
+                <w:b/>
+                <w:bCs/>
+                <w:sz w:val="28"/>
+                <w:szCs w:val="28"/>
+              </w:rPr>
+              <w:t xml:space="preserve"> &amp; 7</w:t>
             </w:r>
           </w:p>
           <w:p>
@@ -9976,22 +10035,31 @@
                 <w:sz w:val="32"/>
                 <w:szCs w:val="32"/>
               </w:rPr>
-              <w:t>(it is dee</w:t>
-            </w:r>
+              <w:t xml:space="preserve">(it is </w:t>
+            </w:r>
+            <w:proofErr w:type="spellStart"/>
             <w:r>
               <w:rPr>
                 <w:sz w:val="32"/>
                 <w:szCs w:val="32"/>
               </w:rPr>
-              <w:t>r</w:t>
+              <w:t>dee</w:t>
             </w:r>
             <w:r>
               <w:rPr>
                 <w:sz w:val="32"/>
                 <w:szCs w:val="32"/>
               </w:rPr>
+              <w:t>r</w:t>
+            </w:r>
+            <w:r>
+              <w:rPr>
+                <w:sz w:val="32"/>
+                <w:szCs w:val="32"/>
+              </w:rPr>
               <w:t>gham</w:t>
             </w:r>
+            <w:proofErr w:type="spellEnd"/>
             <w:r>
               <w:rPr>
                 <w:sz w:val="32"/>
@@ -11094,7 +11162,31 @@
                 <w:szCs w:val="32"/>
                 <w:lang w:bidi="ta-IN"/>
               </w:rPr>
-              <w:t xml:space="preserve"> (hrasvam)</w:t>
+              <w:t xml:space="preserve"> (</w:t>
+            </w:r>
+            <w:proofErr w:type="spellStart"/>
+            <w:r>
+              <w:rPr>
+                <w:rFonts w:ascii="Latha" w:hAnsi="Latha" w:cs="Latha"/>
+                <w:b/>
+                <w:bCs/>
+                <w:sz w:val="32"/>
+                <w:szCs w:val="32"/>
+                <w:lang w:bidi="ta-IN"/>
+              </w:rPr>
+              <w:t>hrasvam</w:t>
+            </w:r>
+            <w:proofErr w:type="spellEnd"/>
+            <w:r>
+              <w:rPr>
+                <w:rFonts w:ascii="Latha" w:hAnsi="Latha" w:cs="Latha"/>
+                <w:b/>
+                <w:bCs/>
+                <w:sz w:val="32"/>
+                <w:szCs w:val="32"/>
+                <w:lang w:bidi="ta-IN"/>
+              </w:rPr>
+              <w:t>)</w:t>
             </w:r>
           </w:p>
         </w:tc>
@@ -14768,6 +14860,7 @@
         </w:rPr>
         <w:br w:type="page"/>
       </w:r>
+      <w:proofErr w:type="spellStart"/>
       <w:r>
         <w:rPr>
           <w:b/>
@@ -14797,7 +14890,18 @@
           <w:szCs w:val="32"/>
           <w:u w:val="single"/>
         </w:rPr>
-        <w:t>ya Samhita – TS 7 Tamil co</w:t>
+        <w:t>ya</w:t>
+      </w:r>
+      <w:proofErr w:type="spellEnd"/>
+      <w:r>
+        <w:rPr>
+          <w:b/>
+          <w:bCs/>
+          <w:sz w:val="32"/>
+          <w:szCs w:val="32"/>
+          <w:u w:val="single"/>
+        </w:rPr>
+        <w:t xml:space="preserve"> Samhita – TS 7 Tamil co</w:t>
       </w:r>
       <w:r>
         <w:rPr>
@@ -14924,7 +15028,7 @@
     </w:p>
     <w:tbl>
       <w:tblPr>
-        <w:tblW w:w="13374" w:type="dxa"/>
+        <w:tblW w:w="13050" w:type="dxa"/>
         <w:tblInd w:w="-792" w:type="dxa"/>
         <w:tblBorders>
           <w:top w:val="single" w:sz="4" w:space="0" w:color="000000"/>
@@ -14939,14 +15043,10 @@
       <w:tblGrid>
         <w:gridCol w:w="3092"/>
         <w:gridCol w:w="4738"/>
-        <w:gridCol w:w="5220"/>
-        <w:gridCol w:w="324"/>
+        <w:gridCol w:w="5148"/>
+        <w:gridCol w:w="72"/>
       </w:tblGrid>
       <w:tr>
-        <w:trPr>
-          <w:gridAfter w:val="1"/>
-          <w:wAfter w:w="324" w:type="dxa"/>
-        </w:trPr>
         <w:tc>
           <w:tcPr>
             <w:tcW w:w="3092" w:type="dxa"/>
@@ -15033,6 +15133,7 @@
         <w:tc>
           <w:tcPr>
             <w:tcW w:w="5220" w:type="dxa"/>
+            <w:gridSpan w:val="2"/>
             <w:tcBorders>
               <w:top w:val="single" w:sz="4" w:space="0" w:color="000000"/>
               <w:left w:val="single" w:sz="4" w:space="0" w:color="000000"/>
@@ -15064,10 +15165,6 @@
         </w:tc>
       </w:tr>
       <w:tr>
-        <w:trPr>
-          <w:gridAfter w:val="1"/>
-          <w:wAfter w:w="324" w:type="dxa"/>
-        </w:trPr>
         <w:tc>
           <w:tcPr>
             <w:tcW w:w="3092" w:type="dxa"/>
@@ -15395,6 +15492,7 @@
         <w:tc>
           <w:tcPr>
             <w:tcW w:w="5220" w:type="dxa"/>
+            <w:gridSpan w:val="2"/>
             <w:tcBorders>
               <w:top w:val="single" w:sz="4" w:space="0" w:color="000000"/>
               <w:left w:val="single" w:sz="4" w:space="0" w:color="000000"/>
@@ -15625,10 +15723,6 @@
         </w:tc>
       </w:tr>
       <w:tr>
-        <w:trPr>
-          <w:gridAfter w:val="1"/>
-          <w:wAfter w:w="324" w:type="dxa"/>
-        </w:trPr>
         <w:tc>
           <w:tcPr>
             <w:tcW w:w="3092" w:type="dxa"/>
@@ -15960,6 +16054,7 @@
         <w:tc>
           <w:tcPr>
             <w:tcW w:w="5220" w:type="dxa"/>
+            <w:gridSpan w:val="2"/>
             <w:tcBorders>
               <w:top w:val="single" w:sz="4" w:space="0" w:color="000000"/>
               <w:left w:val="single" w:sz="4" w:space="0" w:color="000000"/>
@@ -16207,10 +16302,6 @@
         </w:tc>
       </w:tr>
       <w:tr>
-        <w:trPr>
-          <w:gridAfter w:val="1"/>
-          <w:wAfter w:w="324" w:type="dxa"/>
-        </w:trPr>
         <w:tc>
           <w:tcPr>
             <w:tcW w:w="3092" w:type="dxa"/>
@@ -16574,6 +16665,7 @@
         <w:tc>
           <w:tcPr>
             <w:tcW w:w="5220" w:type="dxa"/>
+            <w:gridSpan w:val="2"/>
             <w:tcBorders>
               <w:top w:val="single" w:sz="4" w:space="0" w:color="000000"/>
               <w:left w:val="single" w:sz="4" w:space="0" w:color="000000"/>
@@ -16853,10 +16945,6 @@
         </w:tc>
       </w:tr>
       <w:tr>
-        <w:trPr>
-          <w:gridAfter w:val="1"/>
-          <w:wAfter w:w="324" w:type="dxa"/>
-        </w:trPr>
         <w:tc>
           <w:tcPr>
             <w:tcW w:w="3092" w:type="dxa"/>
@@ -17121,6 +17209,7 @@
         <w:tc>
           <w:tcPr>
             <w:tcW w:w="5220" w:type="dxa"/>
+            <w:gridSpan w:val="2"/>
             <w:tcBorders>
               <w:top w:val="single" w:sz="4" w:space="0" w:color="000000"/>
               <w:left w:val="single" w:sz="4" w:space="0" w:color="000000"/>
@@ -17311,8 +17400,6 @@
       </w:tr>
       <w:tr>
         <w:trPr>
-          <w:gridAfter w:val="1"/>
-          <w:wAfter w:w="324" w:type="dxa"/>
           <w:trHeight w:val="1106"/>
         </w:trPr>
         <w:tc>
@@ -17377,8 +17464,19 @@
                 <w:sz w:val="28"/>
                 <w:szCs w:val="28"/>
               </w:rPr>
-              <w:t>1st  Line</w:t>
-            </w:r>
+              <w:t>1</w:t>
+            </w:r>
+            <w:proofErr w:type="gramStart"/>
+            <w:r>
+              <w:rPr>
+                <w:b/>
+                <w:bCs/>
+                <w:sz w:val="28"/>
+                <w:szCs w:val="28"/>
+              </w:rPr>
+              <w:t>st  Line</w:t>
+            </w:r>
+            <w:proofErr w:type="gramEnd"/>
           </w:p>
         </w:tc>
         <w:tc>
@@ -17646,6 +17744,7 @@
         <w:tc>
           <w:tcPr>
             <w:tcW w:w="5220" w:type="dxa"/>
+            <w:gridSpan w:val="2"/>
           </w:tcPr>
           <w:p>
             <w:pPr>
@@ -17922,10 +18021,6 @@
         </w:tc>
       </w:tr>
       <w:tr>
-        <w:trPr>
-          <w:gridAfter w:val="1"/>
-          <w:wAfter w:w="324" w:type="dxa"/>
-        </w:trPr>
         <w:tc>
           <w:tcPr>
             <w:tcW w:w="3092" w:type="dxa"/>
@@ -18261,6 +18356,7 @@
         <w:tc>
           <w:tcPr>
             <w:tcW w:w="5220" w:type="dxa"/>
+            <w:gridSpan w:val="2"/>
             <w:tcBorders>
               <w:top w:val="single" w:sz="4" w:space="0" w:color="000000"/>
               <w:left w:val="single" w:sz="4" w:space="0" w:color="000000"/>
@@ -18543,10 +18639,6 @@
         </w:tc>
       </w:tr>
       <w:tr>
-        <w:trPr>
-          <w:gridAfter w:val="1"/>
-          <w:wAfter w:w="324" w:type="dxa"/>
-        </w:trPr>
         <w:tc>
           <w:tcPr>
             <w:tcW w:w="3092" w:type="dxa"/>
@@ -18753,6 +18845,7 @@
         <w:tc>
           <w:tcPr>
             <w:tcW w:w="5220" w:type="dxa"/>
+            <w:gridSpan w:val="2"/>
           </w:tcPr>
           <w:p>
             <w:pPr>
@@ -18915,10 +19008,6 @@
         </w:tc>
       </w:tr>
       <w:tr>
-        <w:trPr>
-          <w:gridAfter w:val="1"/>
-          <w:wAfter w:w="324" w:type="dxa"/>
-        </w:trPr>
         <w:tc>
           <w:tcPr>
             <w:tcW w:w="3092" w:type="dxa"/>
@@ -19098,6 +19187,7 @@
         <w:tc>
           <w:tcPr>
             <w:tcW w:w="5220" w:type="dxa"/>
+            <w:gridSpan w:val="2"/>
             <w:tcBorders>
               <w:top w:val="single" w:sz="4" w:space="0" w:color="000000"/>
               <w:left w:val="single" w:sz="4" w:space="0" w:color="000000"/>
@@ -19231,6 +19321,10 @@
         </w:tc>
       </w:tr>
       <w:tr>
+        <w:trPr>
+          <w:gridAfter w:val="1"/>
+          <w:wAfter w:w="72" w:type="dxa"/>
+        </w:trPr>
         <w:tc>
           <w:tcPr>
             <w:tcW w:w="3092" w:type="dxa"/>
@@ -19433,8 +19527,7 @@
         </w:tc>
         <w:tc>
           <w:tcPr>
-            <w:tcW w:w="5544" w:type="dxa"/>
-            <w:gridSpan w:val="2"/>
+            <w:tcW w:w="5148" w:type="dxa"/>
           </w:tcPr>
           <w:p>
             <w:pPr>
@@ -19617,6 +19710,7 @@
               </w:rPr>
               <w:t xml:space="preserve"> </w:t>
             </w:r>
+            <w:proofErr w:type="spellStart"/>
             <w:r>
               <w:rPr>
                 <w:sz w:val="28"/>
@@ -19632,6 +19726,7 @@
               </w:rPr>
               <w:t>AÉ</w:t>
             </w:r>
+            <w:proofErr w:type="spellEnd"/>
             <w:r>
               <w:rPr>
                 <w:rFonts w:ascii="BRH Devanagari Extra" w:hAnsi="BRH Devanagari Extra" w:cs="BRH Devanagari Extra"/>
@@ -19644,10 +19739,6 @@
         </w:tc>
       </w:tr>
       <w:tr>
-        <w:trPr>
-          <w:gridAfter w:val="1"/>
-          <w:wAfter w:w="324" w:type="dxa"/>
-        </w:trPr>
         <w:tc>
           <w:tcPr>
             <w:tcW w:w="3092" w:type="dxa"/>
@@ -19942,6 +20033,7 @@
         <w:tc>
           <w:tcPr>
             <w:tcW w:w="5220" w:type="dxa"/>
+            <w:gridSpan w:val="2"/>
             <w:tcBorders>
               <w:top w:val="single" w:sz="4" w:space="0" w:color="000000"/>
               <w:left w:val="single" w:sz="4" w:space="0" w:color="000000"/>
@@ -20180,10 +20272,6 @@
         </w:tc>
       </w:tr>
       <w:tr>
-        <w:trPr>
-          <w:gridAfter w:val="1"/>
-          <w:wAfter w:w="324" w:type="dxa"/>
-        </w:trPr>
         <w:tc>
           <w:tcPr>
             <w:tcW w:w="3092" w:type="dxa"/>
@@ -20518,6 +20606,7 @@
         <w:tc>
           <w:tcPr>
             <w:tcW w:w="5220" w:type="dxa"/>
+            <w:gridSpan w:val="2"/>
             <w:tcBorders>
               <w:top w:val="single" w:sz="4" w:space="0" w:color="000000"/>
               <w:left w:val="single" w:sz="4" w:space="0" w:color="000000"/>
@@ -20798,10 +20887,6 @@
         </w:tc>
       </w:tr>
       <w:tr>
-        <w:trPr>
-          <w:gridAfter w:val="1"/>
-          <w:wAfter w:w="324" w:type="dxa"/>
-        </w:trPr>
         <w:tc>
           <w:tcPr>
             <w:tcW w:w="3092" w:type="dxa"/>
@@ -21224,6 +21309,7 @@
         <w:tc>
           <w:tcPr>
             <w:tcW w:w="5220" w:type="dxa"/>
+            <w:gridSpan w:val="2"/>
             <w:tcBorders>
               <w:top w:val="single" w:sz="4" w:space="0" w:color="000000"/>
               <w:left w:val="single" w:sz="4" w:space="0" w:color="000000"/>
@@ -21604,10 +21690,6 @@
         </w:tc>
       </w:tr>
       <w:tr>
-        <w:trPr>
-          <w:gridAfter w:val="1"/>
-          <w:wAfter w:w="324" w:type="dxa"/>
-        </w:trPr>
         <w:tc>
           <w:tcPr>
             <w:tcW w:w="3092" w:type="dxa"/>
@@ -21843,6 +21925,7 @@
         <w:tc>
           <w:tcPr>
             <w:tcW w:w="5220" w:type="dxa"/>
+            <w:gridSpan w:val="2"/>
             <w:tcBorders>
               <w:top w:val="single" w:sz="4" w:space="0" w:color="000000"/>
               <w:left w:val="single" w:sz="4" w:space="0" w:color="000000"/>
@@ -22109,6 +22192,7 @@
         </w:rPr>
         <w:t>1</w:t>
       </w:r>
+      <w:proofErr w:type="gramStart"/>
       <w:r>
         <w:rPr>
           <w:b/>
@@ -22149,7 +22233,18 @@
           <w:szCs w:val="32"/>
           <w:u w:val="single"/>
         </w:rPr>
-        <w:t xml:space="preserve">January </w:t>
+        <w:t>January</w:t>
+      </w:r>
+      <w:proofErr w:type="gramEnd"/>
+      <w:r>
+        <w:rPr>
+          <w:b/>
+          <w:bCs/>
+          <w:sz w:val="32"/>
+          <w:szCs w:val="32"/>
+          <w:u w:val="single"/>
+        </w:rPr>
+        <w:t xml:space="preserve"> </w:t>
       </w:r>
       <w:r>
         <w:rPr>
@@ -22217,12 +22312,16 @@
               <w:spacing w:before="0" w:line="240" w:lineRule="auto"/>
               <w:jc w:val="center"/>
               <w:rPr>
+                <w:b/>
+                <w:bCs/>
                 <w:sz w:val="32"/>
                 <w:szCs w:val="32"/>
               </w:rPr>
             </w:pPr>
             <w:r>
               <w:rPr>
+                <w:b/>
+                <w:bCs/>
                 <w:sz w:val="32"/>
                 <w:szCs w:val="32"/>
               </w:rPr>
@@ -22234,12 +22333,16 @@
               <w:spacing w:before="0" w:line="240" w:lineRule="auto"/>
               <w:jc w:val="center"/>
               <w:rPr>
+                <w:b/>
+                <w:bCs/>
                 <w:sz w:val="32"/>
                 <w:szCs w:val="32"/>
               </w:rPr>
             </w:pPr>
             <w:r>
               <w:rPr>
+                <w:b/>
+                <w:bCs/>
                 <w:sz w:val="32"/>
                 <w:szCs w:val="32"/>
               </w:rPr>
@@ -22256,12 +22359,16 @@
               <w:spacing w:before="0" w:line="240" w:lineRule="auto"/>
               <w:jc w:val="center"/>
               <w:rPr>
+                <w:b/>
+                <w:bCs/>
                 <w:sz w:val="32"/>
                 <w:szCs w:val="32"/>
               </w:rPr>
             </w:pPr>
             <w:r>
               <w:rPr>
+                <w:b/>
+                <w:bCs/>
                 <w:sz w:val="32"/>
                 <w:szCs w:val="32"/>
               </w:rPr>
@@ -22279,12 +22386,16 @@
               <w:ind w:right="-18"/>
               <w:jc w:val="center"/>
               <w:rPr>
+                <w:b/>
+                <w:bCs/>
                 <w:sz w:val="32"/>
                 <w:szCs w:val="32"/>
               </w:rPr>
             </w:pPr>
             <w:r>
               <w:rPr>
+                <w:b/>
+                <w:bCs/>
                 <w:sz w:val="32"/>
                 <w:szCs w:val="32"/>
               </w:rPr>
@@ -22302,12 +22413,16 @@
             <w:pPr>
               <w:spacing w:before="0" w:line="240" w:lineRule="auto"/>
               <w:rPr>
-                <w:sz w:val="28"/>
-                <w:szCs w:val="28"/>
-              </w:rPr>
-            </w:pPr>
-            <w:r>
-              <w:rPr>
+                <w:b/>
+                <w:bCs/>
+                <w:sz w:val="28"/>
+                <w:szCs w:val="28"/>
+              </w:rPr>
+            </w:pPr>
+            <w:r>
+              <w:rPr>
+                <w:b/>
+                <w:bCs/>
                 <w:sz w:val="28"/>
                 <w:szCs w:val="28"/>
               </w:rPr>
@@ -22315,6 +22430,8 @@
             </w:r>
             <w:r>
               <w:rPr>
+                <w:b/>
+                <w:bCs/>
                 <w:sz w:val="28"/>
                 <w:szCs w:val="28"/>
               </w:rPr>
@@ -22325,12 +22442,16 @@
             <w:pPr>
               <w:spacing w:before="0" w:line="240" w:lineRule="auto"/>
               <w:rPr>
-                <w:sz w:val="28"/>
-                <w:szCs w:val="28"/>
-              </w:rPr>
-            </w:pPr>
-            <w:r>
-              <w:rPr>
+                <w:b/>
+                <w:bCs/>
+                <w:sz w:val="28"/>
+                <w:szCs w:val="28"/>
+              </w:rPr>
+            </w:pPr>
+            <w:r>
+              <w:rPr>
+                <w:b/>
+                <w:bCs/>
                 <w:sz w:val="28"/>
                 <w:szCs w:val="28"/>
               </w:rPr>
@@ -22654,12 +22775,16 @@
             <w:pPr>
               <w:spacing w:before="0" w:line="240" w:lineRule="auto"/>
               <w:rPr>
-                <w:sz w:val="28"/>
-                <w:szCs w:val="28"/>
-              </w:rPr>
-            </w:pPr>
-            <w:r>
-              <w:rPr>
+                <w:b/>
+                <w:bCs/>
+                <w:sz w:val="28"/>
+                <w:szCs w:val="28"/>
+              </w:rPr>
+            </w:pPr>
+            <w:r>
+              <w:rPr>
+                <w:b/>
+                <w:bCs/>
                 <w:sz w:val="28"/>
                 <w:szCs w:val="28"/>
               </w:rPr>
@@ -22667,6 +22792,8 @@
             </w:r>
             <w:r>
               <w:rPr>
+                <w:b/>
+                <w:bCs/>
                 <w:sz w:val="28"/>
                 <w:szCs w:val="28"/>
               </w:rPr>
@@ -22677,12 +22804,16 @@
             <w:pPr>
               <w:spacing w:before="0" w:line="240" w:lineRule="auto"/>
               <w:rPr>
-                <w:sz w:val="28"/>
-                <w:szCs w:val="28"/>
-              </w:rPr>
-            </w:pPr>
-            <w:r>
-              <w:rPr>
+                <w:b/>
+                <w:bCs/>
+                <w:sz w:val="28"/>
+                <w:szCs w:val="28"/>
+              </w:rPr>
+            </w:pPr>
+            <w:r>
+              <w:rPr>
+                <w:b/>
+                <w:bCs/>
                 <w:sz w:val="28"/>
                 <w:szCs w:val="28"/>
               </w:rPr>
@@ -22693,6 +22824,8 @@
             <w:pPr>
               <w:spacing w:before="0" w:line="240" w:lineRule="auto"/>
               <w:rPr>
+                <w:b/>
+                <w:bCs/>
                 <w:sz w:val="28"/>
                 <w:szCs w:val="28"/>
               </w:rPr>
@@ -23003,6 +23136,8 @@
             <w:pPr>
               <w:spacing w:before="0" w:line="240" w:lineRule="auto"/>
               <w:rPr>
+                <w:b/>
+                <w:bCs/>
                 <w:sz w:val="28"/>
                 <w:szCs w:val="28"/>
               </w:rPr>
@@ -23010,6 +23145,8 @@
             <w:r>
               <w:rPr>
                 <w:rFonts w:cs="Latha"/>
+                <w:b/>
+                <w:bCs/>
                 <w:sz w:val="28"/>
                 <w:szCs w:val="28"/>
                 <w:lang w:bidi="ta-IN"/>
@@ -23019,6 +23156,8 @@
             <w:r>
               <w:rPr>
                 <w:rFonts w:cs="Latha"/>
+                <w:b/>
+                <w:bCs/>
                 <w:sz w:val="28"/>
                 <w:szCs w:val="28"/>
                 <w:lang w:bidi="ta-IN"/>
@@ -23027,6 +23166,8 @@
             </w:r>
             <w:r>
               <w:rPr>
+                <w:b/>
+                <w:bCs/>
                 <w:sz w:val="28"/>
                 <w:szCs w:val="28"/>
               </w:rPr>
@@ -23038,13 +23179,17 @@
               <w:spacing w:before="0" w:line="240" w:lineRule="auto"/>
               <w:rPr>
                 <w:rFonts w:cs="Latha"/>
-                <w:sz w:val="28"/>
-                <w:szCs w:val="28"/>
-                <w:lang w:bidi="ta-IN"/>
-              </w:rPr>
-            </w:pPr>
-            <w:r>
-              <w:rPr>
+                <w:b/>
+                <w:bCs/>
+                <w:sz w:val="28"/>
+                <w:szCs w:val="28"/>
+                <w:lang w:bidi="ta-IN"/>
+              </w:rPr>
+            </w:pPr>
+            <w:r>
+              <w:rPr>
+                <w:b/>
+                <w:bCs/>
                 <w:sz w:val="28"/>
                 <w:szCs w:val="28"/>
               </w:rPr>
@@ -23403,6 +23548,8 @@
             <w:pPr>
               <w:spacing w:before="0" w:line="240" w:lineRule="auto"/>
               <w:rPr>
+                <w:b/>
+                <w:bCs/>
                 <w:sz w:val="28"/>
                 <w:szCs w:val="28"/>
               </w:rPr>
@@ -23410,6 +23557,8 @@
             <w:r>
               <w:rPr>
                 <w:rFonts w:cs="Latha"/>
+                <w:b/>
+                <w:bCs/>
                 <w:sz w:val="28"/>
                 <w:szCs w:val="28"/>
                 <w:lang w:bidi="ta-IN"/>
@@ -23419,6 +23568,8 @@
             <w:r>
               <w:rPr>
                 <w:rFonts w:cs="Latha"/>
+                <w:b/>
+                <w:bCs/>
                 <w:sz w:val="28"/>
                 <w:szCs w:val="28"/>
                 <w:lang w:bidi="ta-IN"/>
@@ -23427,6 +23578,8 @@
             </w:r>
             <w:r>
               <w:rPr>
+                <w:b/>
+                <w:bCs/>
                 <w:sz w:val="28"/>
                 <w:szCs w:val="28"/>
               </w:rPr>
@@ -23437,12 +23590,16 @@
             <w:pPr>
               <w:spacing w:before="0" w:line="240" w:lineRule="auto"/>
               <w:rPr>
-                <w:sz w:val="28"/>
-                <w:szCs w:val="28"/>
-              </w:rPr>
-            </w:pPr>
-            <w:r>
-              <w:rPr>
+                <w:b/>
+                <w:bCs/>
+                <w:sz w:val="28"/>
+                <w:szCs w:val="28"/>
+              </w:rPr>
+            </w:pPr>
+            <w:r>
+              <w:rPr>
+                <w:b/>
+                <w:bCs/>
                 <w:sz w:val="28"/>
                 <w:szCs w:val="28"/>
               </w:rPr>
@@ -23455,6 +23612,8 @@
               <w:ind w:left="720" w:hanging="720"/>
               <w:rPr>
                 <w:rFonts w:cs="Latha"/>
+                <w:b/>
+                <w:bCs/>
                 <w:sz w:val="28"/>
                 <w:szCs w:val="28"/>
                 <w:cs/>
@@ -23803,6 +23962,8 @@
             <w:pPr>
               <w:spacing w:before="0" w:line="240" w:lineRule="auto"/>
               <w:rPr>
+                <w:b/>
+                <w:bCs/>
                 <w:sz w:val="28"/>
                 <w:szCs w:val="28"/>
               </w:rPr>
@@ -23810,6 +23971,8 @@
             <w:r>
               <w:rPr>
                 <w:rFonts w:cs="Latha"/>
+                <w:b/>
+                <w:bCs/>
                 <w:sz w:val="28"/>
                 <w:szCs w:val="28"/>
                 <w:lang w:bidi="ta-IN"/>
@@ -23819,6 +23982,8 @@
             <w:r>
               <w:rPr>
                 <w:rFonts w:cs="Latha"/>
+                <w:b/>
+                <w:bCs/>
                 <w:sz w:val="28"/>
                 <w:szCs w:val="28"/>
                 <w:lang w:bidi="ta-IN"/>
@@ -23827,6 +23992,8 @@
             </w:r>
             <w:r>
               <w:rPr>
+                <w:b/>
+                <w:bCs/>
                 <w:sz w:val="28"/>
                 <w:szCs w:val="28"/>
               </w:rPr>
@@ -23839,13 +24006,17 @@
               <w:ind w:left="720" w:hanging="720"/>
               <w:rPr>
                 <w:rFonts w:cs="Latha"/>
-                <w:sz w:val="28"/>
-                <w:szCs w:val="28"/>
-                <w:lang w:bidi="ta-IN"/>
-              </w:rPr>
-            </w:pPr>
-            <w:r>
-              <w:rPr>
+                <w:b/>
+                <w:bCs/>
+                <w:sz w:val="28"/>
+                <w:szCs w:val="28"/>
+                <w:lang w:bidi="ta-IN"/>
+              </w:rPr>
+            </w:pPr>
+            <w:r>
+              <w:rPr>
+                <w:b/>
+                <w:bCs/>
                 <w:sz w:val="28"/>
                 <w:szCs w:val="28"/>
               </w:rPr>
@@ -24142,6 +24313,8 @@
             <w:pPr>
               <w:spacing w:before="0" w:line="240" w:lineRule="auto"/>
               <w:rPr>
+                <w:b/>
+                <w:bCs/>
                 <w:sz w:val="28"/>
                 <w:szCs w:val="28"/>
               </w:rPr>
@@ -24149,6 +24322,8 @@
             <w:r>
               <w:rPr>
                 <w:rFonts w:cs="Latha"/>
+                <w:b/>
+                <w:bCs/>
                 <w:sz w:val="28"/>
                 <w:szCs w:val="28"/>
                 <w:lang w:bidi="ta-IN"/>
@@ -24158,6 +24333,8 @@
             <w:r>
               <w:rPr>
                 <w:rFonts w:cs="Latha"/>
+                <w:b/>
+                <w:bCs/>
                 <w:sz w:val="28"/>
                 <w:szCs w:val="28"/>
                 <w:lang w:bidi="ta-IN"/>
@@ -24166,6 +24343,8 @@
             </w:r>
             <w:r>
               <w:rPr>
+                <w:b/>
+                <w:bCs/>
                 <w:sz w:val="28"/>
                 <w:szCs w:val="28"/>
               </w:rPr>
@@ -24176,12 +24355,16 @@
             <w:pPr>
               <w:spacing w:before="0" w:line="240" w:lineRule="auto"/>
               <w:rPr>
-                <w:sz w:val="28"/>
-                <w:szCs w:val="28"/>
-              </w:rPr>
-            </w:pPr>
-            <w:r>
-              <w:rPr>
+                <w:b/>
+                <w:bCs/>
+                <w:sz w:val="28"/>
+                <w:szCs w:val="28"/>
+              </w:rPr>
+            </w:pPr>
+            <w:r>
+              <w:rPr>
+                <w:b/>
+                <w:bCs/>
                 <w:sz w:val="28"/>
                 <w:szCs w:val="28"/>
               </w:rPr>
@@ -24194,6 +24377,8 @@
               <w:ind w:left="720" w:hanging="720"/>
               <w:rPr>
                 <w:rFonts w:cs="Latha"/>
+                <w:b/>
+                <w:bCs/>
                 <w:sz w:val="28"/>
                 <w:szCs w:val="28"/>
                 <w:lang w:bidi="ta-IN"/>
@@ -24606,6 +24791,7 @@
       <w:pBdr>
         <w:top w:val="single" w:sz="4" w:space="1" w:color="auto"/>
       </w:pBdr>
+      <w:jc w:val="right"/>
       <w:rPr>
         <w:b/>
         <w:bCs/>
@@ -24680,6 +24866,19 @@
         <w:bCs/>
       </w:rPr>
       <w:tab/>
+    </w:r>
+    <w:r>
+      <w:rPr>
+        <w:b/>
+        <w:bCs/>
+      </w:rPr>
+      <w:t xml:space="preserve">           </w:t>
+    </w:r>
+    <w:r>
+      <w:rPr>
+        <w:b/>
+        <w:bCs/>
+      </w:rPr>
       <w:t xml:space="preserve"> </w:t>
     </w:r>
     <w:r>

--- a/saMhitA/07/TS 7 Tamil Corrections.docx
+++ b/saMhitA/07/TS 7 Tamil Corrections.docx
@@ -1,6 +1,6 @@
 
 <file path=word/document.xml><?xml version="1.0" encoding="utf-8"?>
-<w:document xmlns:wpc="http://schemas.microsoft.com/office/word/2010/wordprocessingCanvas" xmlns:cx="http://schemas.microsoft.com/office/drawing/2014/chartex" xmlns:cx1="http://schemas.microsoft.com/office/drawing/2015/9/8/chartex" xmlns:cx2="http://schemas.microsoft.com/office/drawing/2015/10/21/chartex" xmlns:cx3="http://schemas.microsoft.com/office/drawing/2016/5/9/chartex" xmlns:cx4="http://schemas.microsoft.com/office/drawing/2016/5/10/chartex" xmlns:cx5="http://schemas.microsoft.com/office/drawing/2016/5/11/chartex" xmlns:cx6="http://schemas.microsoft.com/office/drawing/2016/5/12/chartex" xmlns:cx7="http://schemas.microsoft.com/office/drawing/2016/5/13/chartex" xmlns:cx8="http://schemas.microsoft.com/office/drawing/2016/5/14/chartex" xmlns:mc="http://schemas.openxmlformats.org/markup-compatibility/2006" xmlns:aink="http://schemas.microsoft.com/office/drawing/2016/ink" xmlns:am3d="http://schemas.microsoft.com/office/drawing/2017/model3d" xmlns:o="urn:schemas-microsoft-com:office:office" xmlns:oel="http://schemas.microsoft.com/office/2019/extlst" xmlns:r="http://schemas.openxmlformats.org/officeDocument/2006/relationships" xmlns:m="http://schemas.openxmlformats.org/officeDocument/2006/math" xmlns:v="urn:schemas-microsoft-com:vml" xmlns:wp14="http://schemas.microsoft.com/office/word/2010/wordprocessingDrawing" xmlns:wp="http://schemas.openxmlformats.org/drawingml/2006/wordprocessingDrawing" xmlns:w10="urn:schemas-microsoft-com:office:word" xmlns:w="http://schemas.openxmlformats.org/wordprocessingml/2006/main" xmlns:w14="http://schemas.microsoft.com/office/word/2010/wordml" xmlns:w15="http://schemas.microsoft.com/office/word/2012/wordml" xmlns:w16cex="http://schemas.microsoft.com/office/word/2018/wordml/cex" xmlns:w16cid="http://schemas.microsoft.com/office/word/2016/wordml/cid" xmlns:w16="http://schemas.microsoft.com/office/word/2018/wordml" xmlns:w16du="http://schemas.microsoft.com/office/word/2023/wordml/word16du" xmlns:w16sdtdh="http://schemas.microsoft.com/office/word/2020/wordml/sdtdatahash" xmlns:w16sdtfl="http://schemas.microsoft.com/office/word/2024/wordml/sdtformatlock" xmlns:w16se="http://schemas.microsoft.com/office/word/2015/wordml/symex" xmlns:wpg="http://schemas.microsoft.com/office/word/2010/wordprocessingGroup" xmlns:wpi="http://schemas.microsoft.com/office/word/2010/wordprocessingInk" xmlns:wne="http://schemas.microsoft.com/office/word/2006/wordml" xmlns:wps="http://schemas.microsoft.com/office/word/2010/wordprocessingShape" mc:Ignorable="w14 w15 w16se w16cid w16 w16cex w16sdtdh w16sdtfl w16du wp14">
+<w:document xmlns:wpc="http://schemas.microsoft.com/office/word/2010/wordprocessingCanvas" xmlns:cx="http://schemas.microsoft.com/office/drawing/2014/chartex" xmlns:cx1="http://schemas.microsoft.com/office/drawing/2015/9/8/chartex" xmlns:cx2="http://schemas.microsoft.com/office/drawing/2015/10/21/chartex" xmlns:cx3="http://schemas.microsoft.com/office/drawing/2016/5/9/chartex" xmlns:cx4="http://schemas.microsoft.com/office/drawing/2016/5/10/chartex" xmlns:cx5="http://schemas.microsoft.com/office/drawing/2016/5/11/chartex" xmlns:cx6="http://schemas.microsoft.com/office/drawing/2016/5/12/chartex" xmlns:cx7="http://schemas.microsoft.com/office/drawing/2016/5/13/chartex" xmlns:cx8="http://schemas.microsoft.com/office/drawing/2016/5/14/chartex" xmlns:mc="http://schemas.openxmlformats.org/markup-compatibility/2006" xmlns:aink="http://schemas.microsoft.com/office/drawing/2016/ink" xmlns:am3d="http://schemas.microsoft.com/office/drawing/2017/model3d" xmlns:o="urn:schemas-microsoft-com:office:office" xmlns:oel="http://schemas.microsoft.com/office/2019/extlst" xmlns:r="http://schemas.openxmlformats.org/officeDocument/2006/relationships" xmlns:m="http://schemas.openxmlformats.org/officeDocument/2006/math" xmlns:v="urn:schemas-microsoft-com:vml" xmlns:wp14="http://schemas.microsoft.com/office/word/2010/wordprocessingDrawing" xmlns:wp="http://schemas.openxmlformats.org/drawingml/2006/wordprocessingDrawing" xmlns:w10="urn:schemas-microsoft-com:office:word" xmlns:w="http://schemas.openxmlformats.org/wordprocessingml/2006/main" xmlns:w14="http://schemas.microsoft.com/office/word/2010/wordml" xmlns:w15="http://schemas.microsoft.com/office/word/2012/wordml" xmlns:w16cei="http://schemas.microsoft.com/office/word/2026/wordml/cei" xmlns:w16cex="http://schemas.microsoft.com/office/word/2018/wordml/cex" xmlns:w16cid="http://schemas.microsoft.com/office/word/2016/wordml/cid" xmlns:w16="http://schemas.microsoft.com/office/word/2018/wordml" xmlns:w16du="http://schemas.microsoft.com/office/word/2023/wordml/word16du" xmlns:w16sdtdh="http://schemas.microsoft.com/office/word/2020/wordml/sdtdatahash" xmlns:w16sdtfl="http://schemas.microsoft.com/office/word/2024/wordml/sdtformatlock" xmlns:w16se="http://schemas.microsoft.com/office/word/2015/wordml/symex" xmlns:wpg="http://schemas.microsoft.com/office/word/2010/wordprocessingGroup" xmlns:wpi="http://schemas.microsoft.com/office/word/2010/wordprocessingInk" xmlns:wne="http://schemas.microsoft.com/office/word/2006/wordml" xmlns:wps="http://schemas.microsoft.com/office/word/2010/wordprocessingShape" mc:Ignorable="w14 w15 w16se w16cid w16 w16cex w16sdtdh w16sdtfl w16du wp14">
   <w:body>
     <w:p>
       <w:pPr>
@@ -91,18 +91,7 @@
           <w:szCs w:val="32"/>
           <w:u w:val="single"/>
         </w:rPr>
-        <w:t xml:space="preserve">Observed </w:t>
-      </w:r>
-      <w:proofErr w:type="gramStart"/>
-      <w:r>
-        <w:rPr>
-          <w:b/>
-          <w:bCs/>
-          <w:sz w:val="32"/>
-          <w:szCs w:val="32"/>
-          <w:u w:val="single"/>
-        </w:rPr>
-        <w:t xml:space="preserve">till </w:t>
+        <w:t xml:space="preserve">Observed till </w:t>
       </w:r>
       <w:r>
         <w:rPr>
@@ -115,7 +104,6 @@
         </w:rPr>
         <w:t>????</w:t>
       </w:r>
-      <w:proofErr w:type="gramEnd"/>
     </w:p>
     <w:p>
       <w:pPr>
@@ -151,8 +139,7 @@
         <w:gridCol w:w="3452"/>
         <w:gridCol w:w="5132"/>
         <w:gridCol w:w="33"/>
-        <w:gridCol w:w="5211"/>
-        <w:gridCol w:w="143"/>
+        <w:gridCol w:w="5354"/>
         <w:gridCol w:w="46"/>
       </w:tblGrid>
       <w:tr>
@@ -237,7 +224,6 @@
         <w:tc>
           <w:tcPr>
             <w:tcW w:w="5354" w:type="dxa"/>
-            <w:gridSpan w:val="2"/>
           </w:tcPr>
           <w:p>
             <w:pPr>
@@ -296,7 +282,29 @@
                 <w:szCs w:val="28"/>
                 <w:lang w:val="en-IN"/>
               </w:rPr>
-              <w:t>TS 7.1.12.1 – Vaakyam</w:t>
+              <w:t>TS 7.1.1</w:t>
+            </w:r>
+            <w:r>
+              <w:rPr>
+                <w:rFonts w:cs="Arial"/>
+                <w:b/>
+                <w:bCs/>
+                <w:sz w:val="28"/>
+                <w:szCs w:val="28"/>
+                <w:lang w:val="en-IN"/>
+              </w:rPr>
+              <w:t>.</w:t>
+            </w:r>
+            <w:r>
+              <w:rPr>
+                <w:rFonts w:cs="Arial"/>
+                <w:b/>
+                <w:bCs/>
+                <w:sz w:val="28"/>
+                <w:szCs w:val="28"/>
+                <w:lang w:val="en-IN"/>
+              </w:rPr>
+              <w:t>2 – Vaakyam</w:t>
             </w:r>
           </w:p>
           <w:p>
@@ -322,9 +330,8 @@
                 <w:szCs w:val="28"/>
                 <w:lang w:val="en-IN"/>
               </w:rPr>
-              <w:t xml:space="preserve">Line No. </w:t>
-            </w:r>
-            <w:proofErr w:type="gramStart"/>
+              <w:t xml:space="preserve">Line No. -  </w:t>
+            </w:r>
             <w:r>
               <w:rPr>
                 <w:b/>
@@ -332,9 +339,8 @@
                 <w:szCs w:val="28"/>
                 <w:lang w:val="en-IN"/>
               </w:rPr>
-              <w:t>-  6</w:t>
-            </w:r>
-            <w:proofErr w:type="gramEnd"/>
+              <w:t>2</w:t>
+            </w:r>
           </w:p>
           <w:p>
             <w:pPr>
@@ -361,7 +367,7 @@
                 <w:szCs w:val="28"/>
                 <w:lang w:val="en-IN"/>
               </w:rPr>
-              <w:t>Panchaati No - 4</w:t>
+              <w:t xml:space="preserve">Panchaati No - </w:t>
             </w:r>
             <w:r>
               <w:rPr>
@@ -372,7 +378,7 @@
                 <w:szCs w:val="28"/>
                 <w:lang w:val="en-IN"/>
               </w:rPr>
-              <w:t>1</w:t>
+              <w:t>2</w:t>
             </w:r>
           </w:p>
         </w:tc>
@@ -390,11 +396,114 @@
               <w:spacing w:line="252" w:lineRule="auto"/>
               <w:ind w:right="-48"/>
               <w:rPr>
-                <w:rFonts w:ascii="BRH Malayalam Extra" w:hAnsi="BRH Malayalam Extra" w:cs="BRH Malayalam Extra"/>
-                <w:sz w:val="40"/>
-                <w:szCs w:val="40"/>
-              </w:rPr>
-            </w:pPr>
+                <w:rFonts w:ascii="Latha" w:hAnsi="Latha" w:cs="Latha"/>
+                <w:sz w:val="28"/>
+                <w:szCs w:val="28"/>
+                <w:cs/>
+                <w:lang w:bidi="ta-IN"/>
+              </w:rPr>
+            </w:pPr>
+            <w:r>
+              <w:rPr>
+                <w:rFonts w:ascii="Latha" w:hAnsi="Latha" w:cs="Latha" w:hint="cs"/>
+                <w:sz w:val="28"/>
+                <w:szCs w:val="28"/>
+                <w:cs/>
+                <w:lang w:bidi="ta-IN"/>
+              </w:rPr>
+              <w:t>தமே</w:t>
+            </w:r>
+            <w:r>
+              <w:rPr>
+                <w:rFonts w:ascii="BRH Tamil Tab Extra" w:hAnsi="BRH Tamil Tab Extra"/>
+                <w:b/>
+                <w:sz w:val="36"/>
+                <w:szCs w:val="28"/>
+              </w:rPr>
+              <w:t>…</w:t>
+            </w:r>
+            <w:r>
+              <w:rPr>
+                <w:rFonts w:ascii="Latha" w:hAnsi="Latha" w:cs="Latha" w:hint="cs"/>
+                <w:sz w:val="28"/>
+                <w:szCs w:val="28"/>
+                <w:cs/>
+                <w:lang w:bidi="ta-IN"/>
+              </w:rPr>
+              <w:t>தேனா</w:t>
+            </w:r>
+            <w:r>
+              <w:rPr>
+                <w:rFonts w:ascii="BRH Tamil Tab Extra" w:hAnsi="BRH Tamil Tab Extra"/>
+                <w:b/>
+                <w:sz w:val="36"/>
+                <w:szCs w:val="28"/>
+              </w:rPr>
+              <w:t>…</w:t>
+            </w:r>
+            <w:r>
+              <w:rPr>
+                <w:rFonts w:ascii="Latha" w:hAnsi="Latha" w:cs="Latha" w:hint="cs"/>
+                <w:sz w:val="28"/>
+                <w:szCs w:val="28"/>
+                <w:cs/>
+                <w:lang w:bidi="ta-IN"/>
+              </w:rPr>
+              <w:t>ப்</w:t>
+            </w:r>
+            <w:r>
+              <w:rPr>
+                <w:rFonts w:ascii="Latha" w:hAnsi="Latha" w:cs="Latha" w:hint="cs"/>
+                <w:b/>
+                <w:bCs/>
+                <w:position w:val="-12"/>
+                <w:sz w:val="28"/>
+                <w:szCs w:val="28"/>
+                <w:cs/>
+                <w:lang w:bidi="ta-IN"/>
+              </w:rPr>
+              <w:t>4</w:t>
+            </w:r>
+            <w:r>
+              <w:rPr>
+                <w:rFonts w:ascii="Latha" w:hAnsi="Latha" w:cs="Latha" w:hint="cs"/>
+                <w:sz w:val="28"/>
+                <w:szCs w:val="28"/>
+                <w:cs/>
+                <w:lang w:bidi="ta-IN"/>
+              </w:rPr>
+              <w:t>ய</w:t>
+            </w:r>
+            <w:r>
+              <w:rPr>
+                <w:rFonts w:ascii="BRH Tamil Tab Extra" w:hAnsi="BRH Tamil Tab Extra"/>
+                <w:b/>
+                <w:sz w:val="36"/>
+                <w:szCs w:val="28"/>
+              </w:rPr>
+              <w:t>†</w:t>
+            </w:r>
+            <w:r>
+              <w:rPr>
+                <w:rFonts w:ascii="Latha" w:hAnsi="Latha" w:cs="Latha" w:hint="cs"/>
+                <w:sz w:val="28"/>
+                <w:szCs w:val="28"/>
+                <w:cs/>
+                <w:lang w:bidi="ta-IN"/>
+              </w:rPr>
+              <w:t>ஶ்ஞு</w:t>
+            </w:r>
+            <w:r>
+              <w:rPr>
+                <w:rFonts w:ascii="Latha" w:hAnsi="Latha" w:cs="Latha" w:hint="cs"/>
+                <w:sz w:val="28"/>
+                <w:szCs w:val="28"/>
+                <w:highlight w:val="yellow"/>
+                <w:cs/>
+                <w:lang w:bidi="ta-IN"/>
+              </w:rPr>
+              <w:t>னு</w:t>
+            </w:r>
             <w:r>
               <w:rPr>
                 <w:rFonts w:ascii="Latha" w:hAnsi="Latha" w:cs="Latha" w:hint="cs"/>
@@ -404,215 +513,1570 @@
                 <w:lang w:bidi="ta-IN"/>
               </w:rPr>
               <w:t>தே</w:t>
-            </w:r>
-            <w:r>
-              <w:rPr>
-                <w:rFonts w:ascii="BRH Tamil Tab Extra" w:hAnsi="BRH Tamil Tab Extra"/>
-                <w:b/>
-                <w:sz w:val="36"/>
-                <w:szCs w:val="28"/>
-              </w:rPr>
-              <w:t>…</w:t>
-            </w:r>
-            <w:r>
-              <w:rPr>
-                <w:rFonts w:ascii="Latha" w:hAnsi="Latha" w:cs="Latha" w:hint="cs"/>
-                <w:b/>
-                <w:bCs/>
-                <w:position w:val="-12"/>
-                <w:sz w:val="28"/>
-                <w:szCs w:val="28"/>
-                <w:cs/>
-                <w:lang w:bidi="ta-IN"/>
-              </w:rPr>
-              <w:t>3</w:t>
-            </w:r>
-            <w:r>
-              <w:rPr>
-                <w:rFonts w:ascii="Latha" w:hAnsi="Latha" w:cs="Latha" w:hint="cs"/>
-                <w:sz w:val="28"/>
-                <w:szCs w:val="28"/>
-                <w:highlight w:val="yellow"/>
-                <w:cs/>
-                <w:lang w:bidi="ta-IN"/>
-              </w:rPr>
-              <w:t>வே</w:t>
-            </w:r>
-            <w:r>
-              <w:rPr>
-                <w:rFonts w:ascii="Latha" w:hAnsi="Latha" w:cs="Latha" w:hint="cs"/>
-                <w:sz w:val="28"/>
-                <w:szCs w:val="28"/>
-                <w:cs/>
-                <w:lang w:bidi="ta-IN"/>
-              </w:rPr>
-              <w:t>தா</w:t>
-            </w:r>
-            <w:r>
-              <w:rPr>
-                <w:rFonts w:ascii="BRH Tamil Tab Extra" w:hAnsi="BRH Tamil Tab Extra"/>
-                <w:b/>
-                <w:sz w:val="36"/>
-                <w:szCs w:val="28"/>
-              </w:rPr>
-              <w:t>‡</w:t>
-            </w:r>
-            <w:r>
-              <w:rPr>
-                <w:rFonts w:ascii="Latha" w:hAnsi="Latha" w:cs="Latha" w:hint="cs"/>
-                <w:sz w:val="28"/>
-                <w:szCs w:val="28"/>
-                <w:cs/>
-                <w:lang w:bidi="ta-IN"/>
-              </w:rPr>
-              <w:t>ப்</w:t>
-            </w:r>
-            <w:r>
-              <w:rPr>
-                <w:rFonts w:ascii="Latha" w:hAnsi="Latha" w:cs="Latha" w:hint="cs"/>
-                <w:b/>
-                <w:bCs/>
-                <w:position w:val="-12"/>
-                <w:sz w:val="28"/>
-                <w:szCs w:val="28"/>
-                <w:cs/>
-                <w:lang w:bidi="ta-IN"/>
-              </w:rPr>
-              <w:t>4</w:t>
-            </w:r>
-            <w:r>
-              <w:rPr>
-                <w:rFonts w:ascii="Latha" w:hAnsi="Latha" w:cs="Latha" w:hint="cs"/>
-                <w:sz w:val="28"/>
-                <w:szCs w:val="28"/>
-                <w:cs/>
-                <w:lang w:bidi="ta-IN"/>
-              </w:rPr>
-              <w:t>ய</w:t>
-            </w:r>
-            <w:r>
-              <w:rPr>
-                <w:rFonts w:ascii="Mangal" w:hAnsi="Mangal" w:hint="cs"/>
-                <w:sz w:val="28"/>
-                <w:szCs w:val="28"/>
-                <w:cs/>
-                <w:lang w:bidi="ta-IN"/>
-              </w:rPr>
-              <w:t xml:space="preserve"> </w:t>
-            </w:r>
-            <w:r>
-              <w:rPr>
-                <w:rFonts w:ascii="Latha" w:hAnsi="Latha" w:cs="Latha" w:hint="cs"/>
-                <w:sz w:val="28"/>
-                <w:szCs w:val="28"/>
-                <w:cs/>
-                <w:lang w:bidi="ta-IN"/>
-              </w:rPr>
-              <w:t>இ</w:t>
-            </w:r>
-            <w:r>
-              <w:rPr>
-                <w:rFonts w:ascii="BRH Tamil Tab Extra" w:hAnsi="BRH Tamil Tab Extra"/>
-                <w:b/>
-                <w:sz w:val="36"/>
-                <w:szCs w:val="28"/>
-              </w:rPr>
-              <w:t>…</w:t>
-            </w:r>
-            <w:r>
-              <w:rPr>
-                <w:rFonts w:ascii="Latha" w:hAnsi="Latha" w:cs="Latha" w:hint="cs"/>
-                <w:sz w:val="28"/>
-                <w:szCs w:val="28"/>
-                <w:cs/>
-                <w:lang w:bidi="ta-IN"/>
-              </w:rPr>
-              <w:t>ஹ</w:t>
-            </w:r>
-            <w:r>
-              <w:rPr>
-                <w:rFonts w:ascii="Mangal" w:hAnsi="Mangal" w:hint="cs"/>
-                <w:sz w:val="28"/>
-                <w:szCs w:val="28"/>
-                <w:cs/>
-                <w:lang w:bidi="ta-IN"/>
-              </w:rPr>
-              <w:t xml:space="preserve"> </w:t>
-            </w:r>
-            <w:r>
-              <w:rPr>
-                <w:rFonts w:ascii="Latha" w:hAnsi="Latha" w:cs="Latha" w:hint="cs"/>
-                <w:sz w:val="28"/>
-                <w:szCs w:val="28"/>
-                <w:cs/>
-                <w:lang w:bidi="ta-IN"/>
-              </w:rPr>
-              <w:t>த்</w:t>
-            </w:r>
-            <w:r>
-              <w:rPr>
-                <w:rFonts w:ascii="Latha" w:hAnsi="Latha" w:cs="Latha" w:hint="cs"/>
-                <w:b/>
-                <w:bCs/>
-                <w:position w:val="-12"/>
-                <w:sz w:val="28"/>
-                <w:szCs w:val="28"/>
-                <w:cs/>
-                <w:lang w:bidi="ta-IN"/>
-              </w:rPr>
-              <w:t>4</w:t>
-            </w:r>
-            <w:r>
-              <w:rPr>
-                <w:rFonts w:ascii="Latha" w:hAnsi="Latha" w:cs="Latha" w:hint="cs"/>
-                <w:b/>
-                <w:bCs/>
-                <w:i/>
-                <w:iCs/>
-                <w:sz w:val="28"/>
-                <w:szCs w:val="28"/>
-                <w:cs/>
-                <w:lang w:bidi="ta-IN"/>
-              </w:rPr>
-              <w:t>ரு</w:t>
-            </w:r>
-            <w:r>
-              <w:rPr>
-                <w:rFonts w:ascii="Latha" w:hAnsi="Latha" w:cs="Latha" w:hint="cs"/>
-                <w:sz w:val="28"/>
-                <w:szCs w:val="28"/>
-                <w:cs/>
-                <w:lang w:bidi="ta-IN"/>
-              </w:rPr>
-              <w:t>தி</w:t>
-            </w:r>
-            <w:r>
-              <w:rPr>
-                <w:rFonts w:ascii="BRH Tamil Tab Extra" w:hAnsi="BRH Tamil Tab Extra"/>
-                <w:b/>
-                <w:sz w:val="36"/>
-                <w:szCs w:val="28"/>
-              </w:rPr>
-              <w:t>…</w:t>
-            </w:r>
-            <w:r>
-              <w:rPr>
-                <w:rFonts w:ascii="Latha" w:hAnsi="Latha" w:cs="Latha" w:hint="cs"/>
-                <w:b/>
-                <w:bCs/>
-                <w:sz w:val="32"/>
-                <w:szCs w:val="32"/>
-                <w:cs/>
-                <w:lang w:bidi="ta-IN"/>
-              </w:rPr>
-              <w:t>:</w:t>
             </w:r>
           </w:p>
         </w:tc>
         <w:tc>
           <w:tcPr>
             <w:tcW w:w="5400" w:type="dxa"/>
-            <w:gridSpan w:val="3"/>
+            <w:gridSpan w:val="2"/>
+          </w:tcPr>
+          <w:p>
+            <w:pPr>
+              <w:spacing w:before="0" w:line="240" w:lineRule="auto"/>
+              <w:rPr>
+                <w:rFonts w:ascii="Latha" w:hAnsi="Latha" w:cs="Latha"/>
+                <w:sz w:val="28"/>
+                <w:szCs w:val="28"/>
+                <w:cs/>
+                <w:lang w:bidi="ta-IN"/>
+              </w:rPr>
+            </w:pPr>
+            <w:r>
+              <w:rPr>
+                <w:rFonts w:ascii="Latha" w:hAnsi="Latha" w:cs="Latha" w:hint="cs"/>
+                <w:sz w:val="28"/>
+                <w:szCs w:val="28"/>
+                <w:cs/>
+                <w:lang w:bidi="ta-IN"/>
+              </w:rPr>
+              <w:t>தமே</w:t>
+            </w:r>
+            <w:r>
+              <w:rPr>
+                <w:rFonts w:ascii="BRH Tamil Tab Extra" w:hAnsi="BRH Tamil Tab Extra"/>
+                <w:b/>
+                <w:sz w:val="36"/>
+                <w:szCs w:val="28"/>
+              </w:rPr>
+              <w:t>…</w:t>
+            </w:r>
+            <w:r>
+              <w:rPr>
+                <w:rFonts w:ascii="Latha" w:hAnsi="Latha" w:cs="Latha" w:hint="cs"/>
+                <w:sz w:val="28"/>
+                <w:szCs w:val="28"/>
+                <w:cs/>
+                <w:lang w:bidi="ta-IN"/>
+              </w:rPr>
+              <w:t>தேனா</w:t>
+            </w:r>
+            <w:r>
+              <w:rPr>
+                <w:rFonts w:ascii="BRH Tamil Tab Extra" w:hAnsi="BRH Tamil Tab Extra"/>
+                <w:b/>
+                <w:sz w:val="36"/>
+                <w:szCs w:val="28"/>
+              </w:rPr>
+              <w:t>…</w:t>
+            </w:r>
+            <w:r>
+              <w:rPr>
+                <w:rFonts w:ascii="Latha" w:hAnsi="Latha" w:cs="Latha" w:hint="cs"/>
+                <w:sz w:val="28"/>
+                <w:szCs w:val="28"/>
+                <w:cs/>
+                <w:lang w:bidi="ta-IN"/>
+              </w:rPr>
+              <w:t>ப்</w:t>
+            </w:r>
+            <w:r>
+              <w:rPr>
+                <w:rFonts w:ascii="Latha" w:hAnsi="Latha" w:cs="Latha" w:hint="cs"/>
+                <w:b/>
+                <w:bCs/>
+                <w:position w:val="-12"/>
+                <w:sz w:val="28"/>
+                <w:szCs w:val="28"/>
+                <w:cs/>
+                <w:lang w:bidi="ta-IN"/>
+              </w:rPr>
+              <w:t>4</w:t>
+            </w:r>
+            <w:r>
+              <w:rPr>
+                <w:rFonts w:ascii="Latha" w:hAnsi="Latha" w:cs="Latha" w:hint="cs"/>
+                <w:sz w:val="28"/>
+                <w:szCs w:val="28"/>
+                <w:cs/>
+                <w:lang w:bidi="ta-IN"/>
+              </w:rPr>
+              <w:t>ய</w:t>
+            </w:r>
+            <w:r>
+              <w:rPr>
+                <w:rFonts w:ascii="BRH Tamil Tab Extra" w:hAnsi="BRH Tamil Tab Extra"/>
+                <w:b/>
+                <w:sz w:val="36"/>
+                <w:szCs w:val="28"/>
+                <w:highlight w:val="green"/>
+              </w:rPr>
+              <w:t>†</w:t>
+            </w:r>
+            <w:r>
+              <w:rPr>
+                <w:rFonts w:ascii="Latha" w:hAnsi="Latha" w:cs="Latha" w:hint="cs"/>
+                <w:sz w:val="28"/>
+                <w:szCs w:val="28"/>
+                <w:highlight w:val="green"/>
+                <w:cs/>
+                <w:lang w:bidi="ta-IN"/>
+              </w:rPr>
+              <w:t>ஶ்ஞு</w:t>
+            </w:r>
+            <w:r>
+              <w:rPr>
+                <w:rFonts w:ascii="Latha" w:hAnsi="Latha" w:cs="Latha" w:hint="cs"/>
+                <w:sz w:val="28"/>
+                <w:szCs w:val="28"/>
+                <w:cs/>
+                <w:lang w:bidi="ta-IN"/>
+              </w:rPr>
+              <w:t>தே</w:t>
+            </w:r>
+          </w:p>
+        </w:tc>
+      </w:tr>
+      <w:tr>
+        <w:trPr>
+          <w:trHeight w:val="808"/>
+        </w:trPr>
+        <w:tc>
+          <w:tcPr>
+            <w:tcW w:w="3452" w:type="dxa"/>
+          </w:tcPr>
+          <w:p>
+            <w:pPr>
+              <w:widowControl w:val="0"/>
+              <w:autoSpaceDE w:val="0"/>
+              <w:autoSpaceDN w:val="0"/>
+              <w:adjustRightInd w:val="0"/>
+              <w:spacing w:before="0" w:line="240" w:lineRule="auto"/>
+              <w:rPr>
+                <w:rFonts w:cs="Arial"/>
+                <w:b/>
+                <w:bCs/>
+                <w:sz w:val="28"/>
+                <w:szCs w:val="28"/>
+                <w:lang w:val="en-IN"/>
+              </w:rPr>
+            </w:pPr>
+            <w:r>
+              <w:rPr>
+                <w:rFonts w:cs="Arial"/>
+                <w:b/>
+                <w:bCs/>
+                <w:sz w:val="28"/>
+                <w:szCs w:val="28"/>
+                <w:lang w:val="en-IN"/>
+              </w:rPr>
+              <w:t>TS 7.1.1</w:t>
+            </w:r>
+            <w:r>
+              <w:rPr>
+                <w:rFonts w:cs="Arial"/>
+                <w:b/>
+                <w:bCs/>
+                <w:sz w:val="28"/>
+                <w:szCs w:val="28"/>
+                <w:lang w:val="en-IN"/>
+              </w:rPr>
+              <w:t>.</w:t>
+            </w:r>
+            <w:r>
+              <w:rPr>
+                <w:rFonts w:cs="Arial"/>
+                <w:b/>
+                <w:bCs/>
+                <w:sz w:val="28"/>
+                <w:szCs w:val="28"/>
+                <w:lang w:val="en-IN"/>
+              </w:rPr>
+              <w:t>2 – Vaakyam</w:t>
+            </w:r>
+          </w:p>
+          <w:p>
+            <w:pPr>
+              <w:widowControl w:val="0"/>
+              <w:autoSpaceDE w:val="0"/>
+              <w:autoSpaceDN w:val="0"/>
+              <w:adjustRightInd w:val="0"/>
+              <w:spacing w:before="0" w:line="240" w:lineRule="auto"/>
+              <w:rPr>
+                <w:rFonts w:cs="Arial"/>
+                <w:b/>
+                <w:bCs/>
+                <w:sz w:val="28"/>
+                <w:szCs w:val="28"/>
+                <w:lang w:val="en-IN"/>
+              </w:rPr>
+            </w:pPr>
+            <w:r>
+              <w:rPr>
+                <w:b/>
+                <w:sz w:val="28"/>
+                <w:szCs w:val="28"/>
+                <w:lang w:val="en-IN"/>
+              </w:rPr>
+              <w:t xml:space="preserve">Line No. -  </w:t>
+            </w:r>
+            <w:r>
+              <w:rPr>
+                <w:b/>
+                <w:sz w:val="28"/>
+                <w:szCs w:val="28"/>
+                <w:lang w:val="en-IN"/>
+              </w:rPr>
+              <w:t>6</w:t>
+            </w:r>
+          </w:p>
+          <w:p>
+            <w:pPr>
+              <w:widowControl w:val="0"/>
+              <w:autoSpaceDE w:val="0"/>
+              <w:autoSpaceDN w:val="0"/>
+              <w:adjustRightInd w:val="0"/>
+              <w:spacing w:before="0" w:line="240" w:lineRule="auto"/>
+              <w:rPr>
+                <w:rFonts w:cs="Arial"/>
+                <w:b/>
+                <w:bCs/>
+                <w:sz w:val="28"/>
+                <w:szCs w:val="28"/>
+                <w:lang w:val="en-IN"/>
+              </w:rPr>
+            </w:pPr>
+            <w:r>
+              <w:rPr>
+                <w:rFonts w:cs="Arial"/>
+                <w:b/>
+                <w:bCs/>
+                <w:sz w:val="28"/>
+                <w:szCs w:val="28"/>
+                <w:lang w:val="en-IN"/>
+              </w:rPr>
+              <w:t xml:space="preserve">Panchaati No - </w:t>
+            </w:r>
+            <w:r>
+              <w:rPr>
+                <w:rFonts w:cs="Arial"/>
+                <w:b/>
+                <w:bCs/>
+                <w:sz w:val="28"/>
+                <w:szCs w:val="28"/>
+                <w:lang w:val="en-IN"/>
+              </w:rPr>
+              <w:t>2</w:t>
+            </w:r>
+          </w:p>
+        </w:tc>
+        <w:tc>
+          <w:tcPr>
+            <w:tcW w:w="5165" w:type="dxa"/>
+            <w:gridSpan w:val="2"/>
+          </w:tcPr>
+          <w:p>
+            <w:pPr>
+              <w:widowControl w:val="0"/>
+              <w:autoSpaceDE w:val="0"/>
+              <w:autoSpaceDN w:val="0"/>
+              <w:adjustRightInd w:val="0"/>
+              <w:spacing w:line="252" w:lineRule="auto"/>
+              <w:ind w:right="-48"/>
+              <w:rPr>
+                <w:rFonts w:ascii="Latha" w:hAnsi="Latha" w:cs="Latha"/>
+                <w:sz w:val="28"/>
+                <w:szCs w:val="28"/>
+                <w:cs/>
+                <w:lang w:bidi="ta-IN"/>
+              </w:rPr>
+            </w:pPr>
+            <w:r>
+              <w:rPr>
+                <w:rFonts w:ascii="Latha" w:hAnsi="Latha" w:cs="Latha" w:hint="cs"/>
+                <w:sz w:val="28"/>
+                <w:szCs w:val="28"/>
+                <w:cs/>
+                <w:lang w:bidi="ta-IN"/>
+              </w:rPr>
+              <w:t>ஆஹு</w:t>
+            </w:r>
+            <w:r>
+              <w:rPr>
+                <w:rFonts w:ascii="BRH Tamil Tab Extra" w:hAnsi="BRH Tamil Tab Extra"/>
+                <w:b/>
+                <w:sz w:val="36"/>
+                <w:szCs w:val="28"/>
+              </w:rPr>
+              <w:t>…</w:t>
+            </w:r>
+            <w:r>
+              <w:rPr>
+                <w:rFonts w:ascii="Latha" w:hAnsi="Latha" w:cs="Latha" w:hint="cs"/>
+                <w:sz w:val="28"/>
+                <w:szCs w:val="28"/>
+                <w:cs/>
+                <w:lang w:bidi="ta-IN"/>
+              </w:rPr>
+              <w:t>ர்வட</w:t>
+            </w:r>
+            <w:r>
+              <w:rPr>
+                <w:rFonts w:ascii="BRH Tamil Tab Extra" w:hAnsi="BRH Tamil Tab Extra"/>
+                <w:b/>
+                <w:sz w:val="36"/>
+                <w:szCs w:val="28"/>
+              </w:rPr>
+              <w:t>†</w:t>
+            </w:r>
+            <w:r>
+              <w:rPr>
+                <w:rFonts w:ascii="Latha" w:hAnsi="Latha" w:cs="Latha" w:hint="cs"/>
+                <w:b/>
+                <w:bCs/>
+                <w:position w:val="-12"/>
+                <w:sz w:val="28"/>
+                <w:szCs w:val="28"/>
+                <w:cs/>
+                <w:lang w:bidi="ta-IN"/>
+              </w:rPr>
+              <w:t>3</w:t>
+            </w:r>
+            <w:r>
+              <w:rPr>
+                <w:rFonts w:ascii="Latha" w:hAnsi="Latha" w:cs="Latha" w:hint="cs"/>
+                <w:sz w:val="28"/>
+                <w:szCs w:val="28"/>
+                <w:highlight w:val="yellow"/>
+                <w:cs/>
+                <w:lang w:bidi="ta-IN"/>
+              </w:rPr>
+              <w:t>பா</w:t>
+            </w:r>
+            <w:r>
+              <w:rPr>
+                <w:rFonts w:ascii="BRH Tamil Tab Extra" w:hAnsi="BRH Tamil Tab Extra"/>
+                <w:b/>
+                <w:sz w:val="36"/>
+                <w:szCs w:val="28"/>
+                <w:highlight w:val="yellow"/>
+              </w:rPr>
+              <w:t>…</w:t>
+            </w:r>
+            <w:r>
+              <w:rPr>
+                <w:rFonts w:ascii="Latha" w:hAnsi="Latha" w:cs="Latha" w:hint="cs"/>
+                <w:b/>
+                <w:bCs/>
+                <w:position w:val="-12"/>
+                <w:sz w:val="28"/>
+                <w:szCs w:val="28"/>
+                <w:highlight w:val="yellow"/>
+                <w:cs/>
+                <w:lang w:bidi="ta-IN"/>
+              </w:rPr>
+              <w:t>3</w:t>
+            </w:r>
+            <w:r>
+              <w:rPr>
+                <w:rFonts w:ascii="Latha" w:hAnsi="Latha" w:cs="Latha" w:hint="cs"/>
+                <w:sz w:val="28"/>
+                <w:szCs w:val="28"/>
+                <w:cs/>
+                <w:lang w:bidi="ta-IN"/>
+              </w:rPr>
+              <w:t>யா</w:t>
+            </w:r>
+            <w:r>
+              <w:rPr>
+                <w:rFonts w:ascii="Latha" w:hAnsi="Latha" w:cs="Latha" w:hint="cs"/>
+                <w:sz w:val="28"/>
+                <w:szCs w:val="28"/>
+                <w:cs/>
+                <w:lang w:bidi="ta-IN"/>
+              </w:rPr>
+              <w:t>ந்</w:t>
+            </w:r>
+            <w:r>
+              <w:rPr>
+                <w:rFonts w:ascii="Mangal" w:hAnsi="Mangal" w:cs="Latha" w:hint="cs"/>
+                <w:sz w:val="28"/>
+                <w:szCs w:val="28"/>
+                <w:cs/>
+                <w:lang w:bidi="ta-IN"/>
+              </w:rPr>
+              <w:t>-</w:t>
+            </w:r>
+            <w:r>
+              <w:rPr>
+                <w:rFonts w:ascii="Latha" w:hAnsi="Latha" w:cs="Latha" w:hint="cs"/>
+                <w:sz w:val="28"/>
+                <w:szCs w:val="28"/>
+                <w:cs/>
+                <w:lang w:bidi="ta-IN"/>
+              </w:rPr>
+              <w:t>ந்</w:t>
+            </w:r>
+            <w:r>
+              <w:rPr>
+                <w:rFonts w:ascii="Latha" w:hAnsi="Latha" w:cs="Latha" w:hint="cs"/>
+                <w:sz w:val="28"/>
+                <w:szCs w:val="28"/>
+                <w:cs/>
+                <w:lang w:bidi="ta-IN"/>
+              </w:rPr>
+              <w:t>ய</w:t>
+            </w:r>
+            <w:r>
+              <w:rPr>
+                <w:rFonts w:ascii="BRH Tamil Tab Extra" w:hAnsi="BRH Tamil Tab Extra"/>
+                <w:b/>
+                <w:sz w:val="36"/>
+                <w:szCs w:val="28"/>
+              </w:rPr>
+              <w:t>†</w:t>
+            </w:r>
+            <w:r>
+              <w:rPr>
+                <w:rFonts w:ascii="Latha" w:hAnsi="Latha" w:cs="Latha" w:hint="cs"/>
+                <w:sz w:val="28"/>
+                <w:szCs w:val="28"/>
+                <w:cs/>
+                <w:lang w:bidi="ta-IN"/>
+              </w:rPr>
+              <w:t>மா</w:t>
+            </w:r>
+            <w:r>
+              <w:rPr>
+                <w:rFonts w:ascii="BRH Tamil Tab Extra" w:hAnsi="BRH Tamil Tab Extra"/>
+                <w:b/>
+                <w:sz w:val="36"/>
+                <w:szCs w:val="28"/>
+              </w:rPr>
+              <w:t>…</w:t>
+            </w:r>
+            <w:r>
+              <w:rPr>
+                <w:rFonts w:ascii="Latha" w:hAnsi="Latha" w:cs="Latha" w:hint="cs"/>
+                <w:sz w:val="28"/>
+                <w:szCs w:val="28"/>
+                <w:cs/>
+                <w:lang w:bidi="ta-IN"/>
+              </w:rPr>
+              <w:t>ர்டி</w:t>
+            </w:r>
+            <w:r>
+              <w:rPr>
+                <w:rFonts w:ascii="Latha" w:hAnsi="Latha" w:cs="Latha" w:hint="cs"/>
+                <w:b/>
+                <w:bCs/>
+                <w:position w:val="-12"/>
+                <w:sz w:val="28"/>
+                <w:szCs w:val="28"/>
+                <w:cs/>
+                <w:lang w:bidi="ta-IN"/>
+              </w:rPr>
+              <w:t>3</w:t>
+            </w:r>
+            <w:r>
+              <w:rPr>
+                <w:rFonts w:ascii="Latha" w:hAnsi="Latha" w:cs="Latha" w:hint="cs"/>
+                <w:sz w:val="28"/>
+                <w:szCs w:val="28"/>
+                <w:cs/>
+                <w:lang w:bidi="ta-IN"/>
+              </w:rPr>
+              <w:t>தி</w:t>
+            </w:r>
+            <w:r>
+              <w:rPr>
+                <w:rFonts w:ascii="BRH Tamil Tab Extra" w:hAnsi="BRH Tamil Tab Extra"/>
+                <w:b/>
+                <w:sz w:val="36"/>
+                <w:szCs w:val="28"/>
+              </w:rPr>
+              <w:t>…</w:t>
+            </w:r>
+          </w:p>
+        </w:tc>
+        <w:tc>
+          <w:tcPr>
+            <w:tcW w:w="5400" w:type="dxa"/>
+            <w:gridSpan w:val="2"/>
+          </w:tcPr>
+          <w:p>
+            <w:pPr>
+              <w:spacing w:before="0" w:line="240" w:lineRule="auto"/>
+              <w:rPr>
+                <w:rFonts w:ascii="Latha" w:hAnsi="Latha" w:cs="Latha"/>
+                <w:sz w:val="28"/>
+                <w:szCs w:val="28"/>
+                <w:cs/>
+                <w:lang w:bidi="ta-IN"/>
+              </w:rPr>
+            </w:pPr>
+            <w:r>
+              <w:rPr>
+                <w:rFonts w:ascii="Latha" w:hAnsi="Latha" w:cs="Latha" w:hint="cs"/>
+                <w:sz w:val="28"/>
+                <w:szCs w:val="28"/>
+                <w:cs/>
+                <w:lang w:bidi="ta-IN"/>
+              </w:rPr>
+              <w:t>ஆஹு</w:t>
+            </w:r>
+            <w:r>
+              <w:rPr>
+                <w:rFonts w:ascii="BRH Tamil Tab Extra" w:hAnsi="BRH Tamil Tab Extra"/>
+                <w:b/>
+                <w:sz w:val="36"/>
+                <w:szCs w:val="28"/>
+              </w:rPr>
+              <w:t>…</w:t>
+            </w:r>
+            <w:r>
+              <w:rPr>
+                <w:rFonts w:ascii="Latha" w:hAnsi="Latha" w:cs="Latha" w:hint="cs"/>
+                <w:sz w:val="28"/>
+                <w:szCs w:val="28"/>
+                <w:cs/>
+                <w:lang w:bidi="ta-IN"/>
+              </w:rPr>
+              <w:t>ர்வட</w:t>
+            </w:r>
+            <w:r>
+              <w:rPr>
+                <w:rFonts w:ascii="BRH Tamil Tab Extra" w:hAnsi="BRH Tamil Tab Extra"/>
+                <w:b/>
+                <w:sz w:val="36"/>
+                <w:szCs w:val="28"/>
+              </w:rPr>
+              <w:t>†</w:t>
+            </w:r>
+            <w:r>
+              <w:rPr>
+                <w:rFonts w:ascii="Latha" w:hAnsi="Latha" w:cs="Latha" w:hint="cs"/>
+                <w:b/>
+                <w:bCs/>
+                <w:position w:val="-12"/>
+                <w:sz w:val="28"/>
+                <w:szCs w:val="28"/>
+                <w:cs/>
+                <w:lang w:bidi="ta-IN"/>
+              </w:rPr>
+              <w:t>3</w:t>
+            </w:r>
+            <w:r>
+              <w:rPr>
+                <w:rFonts w:ascii="Latha" w:hAnsi="Latha" w:cs="Latha" w:hint="cs"/>
+                <w:sz w:val="28"/>
+                <w:szCs w:val="28"/>
+                <w:cs/>
+                <w:lang w:bidi="ta-IN"/>
+              </w:rPr>
+              <w:t>பா</w:t>
+            </w:r>
+            <w:r>
+              <w:rPr>
+                <w:rFonts w:ascii="Latha" w:hAnsi="Latha" w:cs="Latha" w:hint="cs"/>
+                <w:b/>
+                <w:bCs/>
+                <w:position w:val="-12"/>
+                <w:sz w:val="28"/>
+                <w:szCs w:val="28"/>
+                <w:cs/>
+                <w:lang w:bidi="ta-IN"/>
+              </w:rPr>
+              <w:t>3</w:t>
+            </w:r>
+            <w:r>
+              <w:rPr>
+                <w:rFonts w:ascii="Latha" w:hAnsi="Latha" w:cs="Latha" w:hint="cs"/>
+                <w:sz w:val="28"/>
+                <w:szCs w:val="28"/>
+                <w:highlight w:val="green"/>
+                <w:cs/>
+                <w:lang w:bidi="ta-IN"/>
+              </w:rPr>
+              <w:t>யா</w:t>
+            </w:r>
+            <w:r>
+              <w:rPr>
+                <w:rFonts w:ascii="BRH Tamil Tab Extra" w:hAnsi="BRH Tamil Tab Extra"/>
+                <w:b/>
+                <w:sz w:val="36"/>
+                <w:szCs w:val="28"/>
+                <w:highlight w:val="green"/>
+              </w:rPr>
+              <w:t>…</w:t>
+            </w:r>
+            <w:r>
+              <w:rPr>
+                <w:rFonts w:ascii="Latha" w:hAnsi="Latha" w:cs="Latha" w:hint="cs"/>
+                <w:sz w:val="28"/>
+                <w:szCs w:val="28"/>
+                <w:highlight w:val="green"/>
+                <w:cs/>
+                <w:lang w:bidi="ta-IN"/>
+              </w:rPr>
+              <w:t>ந்</w:t>
+            </w:r>
+            <w:r>
+              <w:rPr>
+                <w:rFonts w:ascii="Mangal" w:hAnsi="Mangal" w:cs="Latha" w:hint="cs"/>
+                <w:sz w:val="28"/>
+                <w:szCs w:val="28"/>
+                <w:highlight w:val="green"/>
+                <w:cs/>
+                <w:lang w:bidi="ta-IN"/>
+              </w:rPr>
+              <w:t>-</w:t>
+            </w:r>
+            <w:r>
+              <w:rPr>
+                <w:rFonts w:ascii="Mangal" w:hAnsi="Mangal" w:cs="Latha"/>
+                <w:sz w:val="28"/>
+                <w:szCs w:val="28"/>
+                <w:lang w:bidi="ta-IN"/>
+              </w:rPr>
+              <w:br/>
+            </w:r>
+            <w:r>
+              <w:rPr>
+                <w:rFonts w:ascii="Latha" w:hAnsi="Latha" w:cs="Latha" w:hint="cs"/>
+                <w:sz w:val="28"/>
+                <w:szCs w:val="28"/>
+                <w:cs/>
+                <w:lang w:bidi="ta-IN"/>
+              </w:rPr>
+              <w:t>ந்</w:t>
+            </w:r>
+            <w:r>
+              <w:rPr>
+                <w:rFonts w:ascii="Latha" w:hAnsi="Latha" w:cs="Latha" w:hint="cs"/>
+                <w:sz w:val="28"/>
+                <w:szCs w:val="28"/>
+                <w:cs/>
+                <w:lang w:bidi="ta-IN"/>
+              </w:rPr>
+              <w:t>ய</w:t>
+            </w:r>
+            <w:r>
+              <w:rPr>
+                <w:rFonts w:ascii="BRH Tamil Tab Extra" w:hAnsi="BRH Tamil Tab Extra"/>
+                <w:b/>
+                <w:sz w:val="36"/>
+                <w:szCs w:val="28"/>
+              </w:rPr>
+              <w:t>†</w:t>
+            </w:r>
+            <w:r>
+              <w:rPr>
+                <w:rFonts w:ascii="Latha" w:hAnsi="Latha" w:cs="Latha" w:hint="cs"/>
+                <w:sz w:val="28"/>
+                <w:szCs w:val="28"/>
+                <w:cs/>
+                <w:lang w:bidi="ta-IN"/>
+              </w:rPr>
+              <w:t>மா</w:t>
+            </w:r>
+            <w:r>
+              <w:rPr>
+                <w:rFonts w:ascii="BRH Tamil Tab Extra" w:hAnsi="BRH Tamil Tab Extra"/>
+                <w:b/>
+                <w:sz w:val="36"/>
+                <w:szCs w:val="28"/>
+              </w:rPr>
+              <w:t>…</w:t>
+            </w:r>
+            <w:r>
+              <w:rPr>
+                <w:rFonts w:ascii="Latha" w:hAnsi="Latha" w:cs="Latha" w:hint="cs"/>
+                <w:sz w:val="28"/>
+                <w:szCs w:val="28"/>
+                <w:cs/>
+                <w:lang w:bidi="ta-IN"/>
+              </w:rPr>
+              <w:t>ர்டி</w:t>
+            </w:r>
+            <w:r>
+              <w:rPr>
+                <w:rFonts w:ascii="Latha" w:hAnsi="Latha" w:cs="Latha" w:hint="cs"/>
+                <w:b/>
+                <w:bCs/>
+                <w:position w:val="-12"/>
+                <w:sz w:val="28"/>
+                <w:szCs w:val="28"/>
+                <w:cs/>
+                <w:lang w:bidi="ta-IN"/>
+              </w:rPr>
+              <w:t>3</w:t>
+            </w:r>
+            <w:r>
+              <w:rPr>
+                <w:rFonts w:ascii="Latha" w:hAnsi="Latha" w:cs="Latha" w:hint="cs"/>
+                <w:sz w:val="28"/>
+                <w:szCs w:val="28"/>
+                <w:cs/>
+                <w:lang w:bidi="ta-IN"/>
+              </w:rPr>
+              <w:t>தி</w:t>
+            </w:r>
+            <w:r>
+              <w:rPr>
+                <w:rFonts w:ascii="BRH Tamil Tab Extra" w:hAnsi="BRH Tamil Tab Extra"/>
+                <w:b/>
+                <w:sz w:val="36"/>
+                <w:szCs w:val="28"/>
+              </w:rPr>
+              <w:t>…</w:t>
+            </w:r>
+          </w:p>
+        </w:tc>
+      </w:tr>
+      <w:tr>
+        <w:trPr>
+          <w:trHeight w:val="808"/>
+        </w:trPr>
+        <w:tc>
+          <w:tcPr>
+            <w:tcW w:w="3452" w:type="dxa"/>
+          </w:tcPr>
+          <w:p>
+            <w:pPr>
+              <w:widowControl w:val="0"/>
+              <w:autoSpaceDE w:val="0"/>
+              <w:autoSpaceDN w:val="0"/>
+              <w:adjustRightInd w:val="0"/>
+              <w:spacing w:before="0" w:line="240" w:lineRule="auto"/>
+              <w:rPr>
+                <w:rFonts w:cs="Arial"/>
+                <w:b/>
+                <w:bCs/>
+                <w:sz w:val="28"/>
+                <w:szCs w:val="28"/>
+                <w:lang w:val="en-IN"/>
+              </w:rPr>
+            </w:pPr>
+            <w:r>
+              <w:rPr>
+                <w:rFonts w:cs="Arial"/>
+                <w:b/>
+                <w:bCs/>
+                <w:sz w:val="28"/>
+                <w:szCs w:val="28"/>
+                <w:lang w:val="en-IN"/>
+              </w:rPr>
+              <w:t>TS 7.1.</w:t>
+            </w:r>
+            <w:r>
+              <w:rPr>
+                <w:rFonts w:cs="Arial"/>
+                <w:b/>
+                <w:bCs/>
+                <w:sz w:val="28"/>
+                <w:szCs w:val="28"/>
+                <w:lang w:val="en-IN"/>
+              </w:rPr>
+              <w:t>4.</w:t>
+            </w:r>
+            <w:r>
+              <w:rPr>
+                <w:rFonts w:cs="Arial"/>
+                <w:b/>
+                <w:bCs/>
+                <w:sz w:val="28"/>
+                <w:szCs w:val="28"/>
+                <w:lang w:val="en-IN"/>
+              </w:rPr>
+              <w:t>2 – Vaakyam</w:t>
+            </w:r>
+          </w:p>
+          <w:p>
+            <w:pPr>
+              <w:widowControl w:val="0"/>
+              <w:autoSpaceDE w:val="0"/>
+              <w:autoSpaceDN w:val="0"/>
+              <w:adjustRightInd w:val="0"/>
+              <w:spacing w:before="0" w:line="240" w:lineRule="auto"/>
+              <w:rPr>
+                <w:rFonts w:cs="Arial"/>
+                <w:b/>
+                <w:bCs/>
+                <w:sz w:val="28"/>
+                <w:szCs w:val="28"/>
+                <w:lang w:val="en-IN"/>
+              </w:rPr>
+            </w:pPr>
+            <w:r>
+              <w:rPr>
+                <w:b/>
+                <w:sz w:val="28"/>
+                <w:szCs w:val="28"/>
+                <w:lang w:val="en-IN"/>
+              </w:rPr>
+              <w:t xml:space="preserve">Line No. -  </w:t>
+            </w:r>
+            <w:r>
+              <w:rPr>
+                <w:b/>
+                <w:sz w:val="28"/>
+                <w:szCs w:val="28"/>
+                <w:lang w:val="en-IN"/>
+              </w:rPr>
+              <w:t>6</w:t>
+            </w:r>
+          </w:p>
+          <w:p>
+            <w:pPr>
+              <w:widowControl w:val="0"/>
+              <w:autoSpaceDE w:val="0"/>
+              <w:autoSpaceDN w:val="0"/>
+              <w:adjustRightInd w:val="0"/>
+              <w:spacing w:before="0" w:line="240" w:lineRule="auto"/>
+              <w:rPr>
+                <w:rFonts w:cs="Arial"/>
+                <w:b/>
+                <w:bCs/>
+                <w:sz w:val="28"/>
+                <w:szCs w:val="28"/>
+                <w:lang w:val="en-IN"/>
+              </w:rPr>
+            </w:pPr>
+            <w:r>
+              <w:rPr>
+                <w:rFonts w:cs="Arial"/>
+                <w:b/>
+                <w:bCs/>
+                <w:sz w:val="28"/>
+                <w:szCs w:val="28"/>
+                <w:lang w:val="en-IN"/>
+              </w:rPr>
+              <w:t xml:space="preserve">Panchaati No - </w:t>
+            </w:r>
+            <w:r>
+              <w:rPr>
+                <w:rFonts w:cs="Arial"/>
+                <w:b/>
+                <w:bCs/>
+                <w:sz w:val="28"/>
+                <w:szCs w:val="28"/>
+                <w:lang w:val="en-IN"/>
+              </w:rPr>
+              <w:t>12</w:t>
+            </w:r>
+          </w:p>
+        </w:tc>
+        <w:tc>
+          <w:tcPr>
+            <w:tcW w:w="5165" w:type="dxa"/>
+            <w:gridSpan w:val="2"/>
+          </w:tcPr>
+          <w:p>
+            <w:pPr>
+              <w:widowControl w:val="0"/>
+              <w:autoSpaceDE w:val="0"/>
+              <w:autoSpaceDN w:val="0"/>
+              <w:adjustRightInd w:val="0"/>
+              <w:spacing w:line="252" w:lineRule="auto"/>
+              <w:ind w:right="-48"/>
+              <w:rPr>
+                <w:rFonts w:ascii="Latha" w:hAnsi="Latha" w:cs="Latha"/>
+                <w:sz w:val="28"/>
+                <w:szCs w:val="28"/>
+                <w:cs/>
+                <w:lang w:bidi="ta-IN"/>
+              </w:rPr>
+            </w:pPr>
+            <w:r>
+              <w:rPr>
+                <w:rFonts w:ascii="Latha" w:hAnsi="Latha" w:cs="Latha" w:hint="cs"/>
+                <w:sz w:val="28"/>
+                <w:szCs w:val="28"/>
+                <w:cs/>
+                <w:lang w:bidi="ta-IN"/>
+              </w:rPr>
+              <w:t>தேஜ</w:t>
+            </w:r>
+            <w:r>
+              <w:rPr>
+                <w:rFonts w:ascii="BRH Tamil Tab Extra" w:hAnsi="BRH Tamil Tab Extra"/>
+                <w:b/>
+                <w:sz w:val="36"/>
+                <w:szCs w:val="28"/>
+              </w:rPr>
+              <w:t>†</w:t>
+            </w:r>
+            <w:r>
+              <w:rPr>
+                <w:sz w:val="28"/>
+                <w:szCs w:val="28"/>
+              </w:rPr>
+              <w:t xml:space="preserve"> </w:t>
+            </w:r>
+            <w:r>
+              <w:rPr>
+                <w:rFonts w:ascii="Latha" w:hAnsi="Latha" w:cs="Latha" w:hint="cs"/>
+                <w:sz w:val="28"/>
+                <w:szCs w:val="28"/>
+                <w:cs/>
+                <w:lang w:bidi="ta-IN"/>
+              </w:rPr>
+              <w:t>ஏ</w:t>
+            </w:r>
+            <w:r>
+              <w:rPr>
+                <w:rFonts w:ascii="BRH Tamil Tab Extra" w:hAnsi="BRH Tamil Tab Extra"/>
+                <w:b/>
+                <w:sz w:val="36"/>
+                <w:szCs w:val="28"/>
+              </w:rPr>
+              <w:t>…</w:t>
+            </w:r>
+            <w:r>
+              <w:rPr>
+                <w:rFonts w:ascii="Latha" w:hAnsi="Latha" w:cs="Latha" w:hint="cs"/>
+                <w:sz w:val="28"/>
+                <w:szCs w:val="28"/>
+                <w:cs/>
+                <w:lang w:bidi="ta-IN"/>
+              </w:rPr>
+              <w:t>வ</w:t>
+            </w:r>
+            <w:r>
+              <w:rPr>
+                <w:rFonts w:ascii="Mangal" w:hAnsi="Mangal" w:hint="cs"/>
+                <w:sz w:val="28"/>
+                <w:szCs w:val="28"/>
+                <w:cs/>
+                <w:lang w:bidi="ta-IN"/>
+              </w:rPr>
+              <w:t xml:space="preserve"> </w:t>
+            </w:r>
+            <w:r>
+              <w:rPr>
+                <w:rFonts w:ascii="Latha" w:hAnsi="Latha" w:cs="Latha" w:hint="cs"/>
+                <w:sz w:val="28"/>
+                <w:szCs w:val="28"/>
+                <w:highlight w:val="yellow"/>
+                <w:cs/>
+                <w:lang w:bidi="ta-IN"/>
+              </w:rPr>
+              <w:t>ப</w:t>
+            </w:r>
+            <w:r>
+              <w:rPr>
+                <w:rFonts w:ascii="BRH Tamil Tab Extra" w:hAnsi="BRH Tamil Tab Extra"/>
+                <w:b/>
+                <w:sz w:val="36"/>
+                <w:szCs w:val="28"/>
+                <w:highlight w:val="yellow"/>
+              </w:rPr>
+              <w:t>†</w:t>
+            </w:r>
+            <w:r>
+              <w:rPr>
+                <w:rFonts w:ascii="Latha" w:hAnsi="Latha" w:cs="Latha" w:hint="cs"/>
+                <w:b/>
+                <w:bCs/>
+                <w:position w:val="-12"/>
+                <w:sz w:val="28"/>
+                <w:szCs w:val="28"/>
+                <w:highlight w:val="yellow"/>
+                <w:cs/>
+                <w:lang w:bidi="ta-IN"/>
+              </w:rPr>
+              <w:t>3</w:t>
+            </w:r>
+            <w:r>
+              <w:rPr>
+                <w:rFonts w:ascii="Latha" w:hAnsi="Latha" w:cs="Latha" w:hint="cs"/>
+                <w:sz w:val="28"/>
+                <w:szCs w:val="28"/>
+                <w:highlight w:val="yellow"/>
+                <w:cs/>
+                <w:lang w:bidi="ta-IN"/>
+              </w:rPr>
+              <w:t>ஹ்ம</w:t>
+            </w:r>
+            <w:r>
+              <w:rPr>
+                <w:rFonts w:ascii="Latha" w:hAnsi="Latha" w:cs="Latha" w:hint="cs"/>
+                <w:sz w:val="28"/>
+                <w:szCs w:val="28"/>
+                <w:cs/>
+                <w:lang w:bidi="ta-IN"/>
+              </w:rPr>
+              <w:t>வர்ச</w:t>
+            </w:r>
+            <w:r>
+              <w:rPr>
+                <w:rFonts w:ascii="BRH Tamil Tab Extra" w:hAnsi="BRH Tamil Tab Extra"/>
+                <w:b/>
+                <w:sz w:val="36"/>
+                <w:szCs w:val="28"/>
+              </w:rPr>
+              <w:t>…</w:t>
+            </w:r>
+            <w:r>
+              <w:rPr>
+                <w:rFonts w:ascii="Latha" w:hAnsi="Latha" w:cs="Latha" w:hint="cs"/>
+                <w:sz w:val="28"/>
+                <w:szCs w:val="28"/>
+                <w:cs/>
+                <w:lang w:bidi="ta-IN"/>
+              </w:rPr>
+              <w:t>ஸமா</w:t>
+            </w:r>
+            <w:r>
+              <w:rPr>
+                <w:rFonts w:ascii="BRH Tamil Tab Extra" w:hAnsi="BRH Tamil Tab Extra"/>
+                <w:b/>
+                <w:sz w:val="36"/>
+                <w:szCs w:val="28"/>
+              </w:rPr>
+              <w:t>…</w:t>
+            </w:r>
+            <w:r>
+              <w:rPr>
+                <w:rFonts w:ascii="Latha" w:hAnsi="Latha" w:cs="Latha" w:hint="cs"/>
+                <w:sz w:val="28"/>
+                <w:szCs w:val="28"/>
+                <w:cs/>
+                <w:lang w:bidi="ta-IN"/>
+              </w:rPr>
+              <w:t>த்மன்</w:t>
+            </w:r>
+          </w:p>
+        </w:tc>
+        <w:tc>
+          <w:tcPr>
+            <w:tcW w:w="5400" w:type="dxa"/>
+            <w:gridSpan w:val="2"/>
+          </w:tcPr>
+          <w:p>
+            <w:pPr>
+              <w:spacing w:before="0" w:line="240" w:lineRule="auto"/>
+              <w:rPr>
+                <w:rFonts w:ascii="Latha" w:hAnsi="Latha" w:cs="Latha"/>
+                <w:sz w:val="28"/>
+                <w:szCs w:val="28"/>
+                <w:cs/>
+                <w:lang w:bidi="ta-IN"/>
+              </w:rPr>
+            </w:pPr>
+            <w:r>
+              <w:rPr>
+                <w:rFonts w:ascii="Latha" w:hAnsi="Latha" w:cs="Latha" w:hint="cs"/>
+                <w:sz w:val="28"/>
+                <w:szCs w:val="28"/>
+                <w:cs/>
+                <w:lang w:bidi="ta-IN"/>
+              </w:rPr>
+              <w:t>தேஜ</w:t>
+            </w:r>
+            <w:r>
+              <w:rPr>
+                <w:rFonts w:ascii="BRH Tamil Tab Extra" w:hAnsi="BRH Tamil Tab Extra"/>
+                <w:b/>
+                <w:sz w:val="36"/>
+                <w:szCs w:val="28"/>
+              </w:rPr>
+              <w:t>†</w:t>
+            </w:r>
+            <w:r>
+              <w:rPr>
+                <w:sz w:val="28"/>
+                <w:szCs w:val="28"/>
+              </w:rPr>
+              <w:t xml:space="preserve"> </w:t>
+            </w:r>
+            <w:r>
+              <w:rPr>
+                <w:rFonts w:ascii="Latha" w:hAnsi="Latha" w:cs="Latha" w:hint="cs"/>
+                <w:sz w:val="28"/>
+                <w:szCs w:val="28"/>
+                <w:cs/>
+                <w:lang w:bidi="ta-IN"/>
+              </w:rPr>
+              <w:t>ஏ</w:t>
+            </w:r>
+            <w:r>
+              <w:rPr>
+                <w:rFonts w:ascii="BRH Tamil Tab Extra" w:hAnsi="BRH Tamil Tab Extra"/>
+                <w:b/>
+                <w:sz w:val="36"/>
+                <w:szCs w:val="28"/>
+              </w:rPr>
+              <w:t>…</w:t>
+            </w:r>
+            <w:r>
+              <w:rPr>
+                <w:rFonts w:ascii="Latha" w:hAnsi="Latha" w:cs="Latha" w:hint="cs"/>
+                <w:sz w:val="28"/>
+                <w:szCs w:val="28"/>
+                <w:cs/>
+                <w:lang w:bidi="ta-IN"/>
+              </w:rPr>
+              <w:t>வ</w:t>
+            </w:r>
+            <w:r>
+              <w:rPr>
+                <w:rFonts w:ascii="Mangal" w:hAnsi="Mangal" w:hint="cs"/>
+                <w:sz w:val="28"/>
+                <w:szCs w:val="28"/>
+                <w:cs/>
+                <w:lang w:bidi="ta-IN"/>
+              </w:rPr>
+              <w:t xml:space="preserve"> </w:t>
+            </w:r>
+            <w:r>
+              <w:rPr>
+                <w:rFonts w:ascii="Latha" w:hAnsi="Latha" w:cs="Latha" w:hint="cs"/>
+                <w:sz w:val="28"/>
+                <w:szCs w:val="28"/>
+                <w:highlight w:val="green"/>
+                <w:cs/>
+                <w:lang w:bidi="ta-IN"/>
+              </w:rPr>
+              <w:t>ப</w:t>
+            </w:r>
+            <w:r>
+              <w:rPr>
+                <w:rFonts w:ascii="Latha" w:hAnsi="Latha" w:cs="Latha" w:hint="cs"/>
+                <w:b/>
+                <w:bCs/>
+                <w:position w:val="-12"/>
+                <w:sz w:val="28"/>
+                <w:szCs w:val="28"/>
+                <w:highlight w:val="green"/>
+                <w:cs/>
+                <w:lang w:bidi="ta-IN"/>
+              </w:rPr>
+              <w:t>3</w:t>
+            </w:r>
+            <w:r>
+              <w:rPr>
+                <w:rFonts w:ascii="Latha" w:hAnsi="Latha" w:cs="Latha"/>
+                <w:sz w:val="28"/>
+                <w:szCs w:val="28"/>
+                <w:highlight w:val="green"/>
+                <w:cs/>
+                <w:lang w:bidi="ta-IN"/>
+              </w:rPr>
+              <w:t>ர</w:t>
+            </w:r>
+            <w:r>
+              <w:rPr>
+                <w:rFonts w:ascii="BRH Tamil Tab Extra" w:hAnsi="BRH Tamil Tab Extra"/>
+                <w:b/>
+                <w:sz w:val="36"/>
+                <w:szCs w:val="28"/>
+                <w:highlight w:val="green"/>
+              </w:rPr>
+              <w:t>†</w:t>
+            </w:r>
+            <w:r>
+              <w:rPr>
+                <w:rFonts w:ascii="Latha" w:hAnsi="Latha" w:cs="Latha" w:hint="cs"/>
+                <w:sz w:val="28"/>
+                <w:szCs w:val="28"/>
+                <w:highlight w:val="green"/>
+                <w:cs/>
+                <w:lang w:bidi="ta-IN"/>
+              </w:rPr>
+              <w:t>ஹ்ம</w:t>
+            </w:r>
+            <w:r>
+              <w:rPr>
+                <w:rFonts w:ascii="Latha" w:hAnsi="Latha" w:cs="Latha" w:hint="cs"/>
+                <w:sz w:val="28"/>
+                <w:szCs w:val="28"/>
+                <w:cs/>
+                <w:lang w:bidi="ta-IN"/>
+              </w:rPr>
+              <w:t>வர்ச</w:t>
+            </w:r>
+            <w:r>
+              <w:rPr>
+                <w:rFonts w:ascii="BRH Tamil Tab Extra" w:hAnsi="BRH Tamil Tab Extra"/>
+                <w:b/>
+                <w:sz w:val="36"/>
+                <w:szCs w:val="28"/>
+              </w:rPr>
+              <w:t>…</w:t>
+            </w:r>
+            <w:r>
+              <w:rPr>
+                <w:rFonts w:ascii="Latha" w:hAnsi="Latha" w:cs="Latha" w:hint="cs"/>
+                <w:sz w:val="28"/>
+                <w:szCs w:val="28"/>
+                <w:cs/>
+                <w:lang w:bidi="ta-IN"/>
+              </w:rPr>
+              <w:t>ஸமா</w:t>
+            </w:r>
+            <w:r>
+              <w:rPr>
+                <w:rFonts w:ascii="BRH Tamil Tab Extra" w:hAnsi="BRH Tamil Tab Extra"/>
+                <w:b/>
+                <w:sz w:val="36"/>
+                <w:szCs w:val="28"/>
+              </w:rPr>
+              <w:t>…</w:t>
+            </w:r>
+            <w:r>
+              <w:rPr>
+                <w:rFonts w:ascii="Latha" w:hAnsi="Latha" w:cs="Latha" w:hint="cs"/>
+                <w:sz w:val="28"/>
+                <w:szCs w:val="28"/>
+                <w:cs/>
+                <w:lang w:bidi="ta-IN"/>
+              </w:rPr>
+              <w:t>த்மன்</w:t>
+            </w:r>
+          </w:p>
+        </w:tc>
+      </w:tr>
+      <w:tr>
+        <w:trPr>
+          <w:trHeight w:val="808"/>
+        </w:trPr>
+        <w:tc>
+          <w:tcPr>
+            <w:tcW w:w="3452" w:type="dxa"/>
+          </w:tcPr>
+          <w:p>
+            <w:pPr>
+              <w:widowControl w:val="0"/>
+              <w:autoSpaceDE w:val="0"/>
+              <w:autoSpaceDN w:val="0"/>
+              <w:adjustRightInd w:val="0"/>
+              <w:spacing w:before="0" w:line="240" w:lineRule="auto"/>
+              <w:rPr>
+                <w:rFonts w:cs="Arial"/>
+                <w:b/>
+                <w:bCs/>
+                <w:sz w:val="28"/>
+                <w:szCs w:val="28"/>
+                <w:lang w:val="en-IN"/>
+              </w:rPr>
+            </w:pPr>
+            <w:r>
+              <w:rPr>
+                <w:rFonts w:cs="Arial"/>
+                <w:b/>
+                <w:bCs/>
+                <w:sz w:val="28"/>
+                <w:szCs w:val="28"/>
+                <w:lang w:val="en-IN"/>
+              </w:rPr>
+              <w:t>TS 7.1.12.1 – Vaakyam</w:t>
+            </w:r>
+          </w:p>
+          <w:p>
+            <w:pPr>
+              <w:widowControl w:val="0"/>
+              <w:autoSpaceDE w:val="0"/>
+              <w:autoSpaceDN w:val="0"/>
+              <w:adjustRightInd w:val="0"/>
+              <w:spacing w:before="0" w:line="240" w:lineRule="auto"/>
+              <w:rPr>
+                <w:rFonts w:cs="Arial"/>
+                <w:b/>
+                <w:bCs/>
+                <w:sz w:val="28"/>
+                <w:szCs w:val="28"/>
+                <w:lang w:val="en-IN"/>
+              </w:rPr>
+            </w:pPr>
+            <w:r>
+              <w:rPr>
+                <w:b/>
+                <w:sz w:val="28"/>
+                <w:szCs w:val="28"/>
+                <w:lang w:val="en-IN"/>
+              </w:rPr>
+              <w:t>Line No. -  6</w:t>
+            </w:r>
+          </w:p>
+          <w:p>
+            <w:pPr>
+              <w:widowControl w:val="0"/>
+              <w:autoSpaceDE w:val="0"/>
+              <w:autoSpaceDN w:val="0"/>
+              <w:adjustRightInd w:val="0"/>
+              <w:spacing w:before="0" w:line="240" w:lineRule="auto"/>
+              <w:rPr>
+                <w:rFonts w:cs="Arial"/>
+                <w:b/>
+                <w:bCs/>
+                <w:sz w:val="28"/>
+                <w:szCs w:val="28"/>
+                <w:lang w:val="en-IN"/>
+              </w:rPr>
+            </w:pPr>
+            <w:r>
+              <w:rPr>
+                <w:rFonts w:cs="Arial"/>
+                <w:b/>
+                <w:bCs/>
+                <w:sz w:val="28"/>
+                <w:szCs w:val="28"/>
+                <w:lang w:val="en-IN"/>
+              </w:rPr>
+              <w:t>Panchaati No - 4</w:t>
+            </w:r>
+            <w:r>
+              <w:rPr>
+                <w:rFonts w:cs="Arial"/>
+                <w:b/>
+                <w:bCs/>
+                <w:sz w:val="28"/>
+                <w:szCs w:val="28"/>
+                <w:lang w:val="en-IN"/>
+              </w:rPr>
+              <w:t>1</w:t>
+            </w:r>
+          </w:p>
+        </w:tc>
+        <w:tc>
+          <w:tcPr>
+            <w:tcW w:w="5165" w:type="dxa"/>
+            <w:gridSpan w:val="2"/>
+          </w:tcPr>
+          <w:p>
+            <w:pPr>
+              <w:widowControl w:val="0"/>
+              <w:autoSpaceDE w:val="0"/>
+              <w:autoSpaceDN w:val="0"/>
+              <w:adjustRightInd w:val="0"/>
+              <w:spacing w:line="252" w:lineRule="auto"/>
+              <w:ind w:right="-48"/>
+              <w:rPr>
+                <w:rFonts w:ascii="BRH Malayalam Extra" w:hAnsi="BRH Malayalam Extra" w:cs="BRH Malayalam Extra"/>
+                <w:sz w:val="40"/>
+                <w:szCs w:val="40"/>
+              </w:rPr>
+            </w:pPr>
+            <w:r>
+              <w:rPr>
+                <w:rFonts w:ascii="Latha" w:hAnsi="Latha" w:cs="Latha" w:hint="cs"/>
+                <w:sz w:val="28"/>
+                <w:szCs w:val="28"/>
+                <w:cs/>
+                <w:lang w:bidi="ta-IN"/>
+              </w:rPr>
+              <w:t>தே</w:t>
+            </w:r>
+            <w:r>
+              <w:rPr>
+                <w:rFonts w:ascii="BRH Tamil Tab Extra" w:hAnsi="BRH Tamil Tab Extra"/>
+                <w:b/>
+                <w:sz w:val="36"/>
+                <w:szCs w:val="28"/>
+              </w:rPr>
+              <w:t>…</w:t>
+            </w:r>
+            <w:r>
+              <w:rPr>
+                <w:rFonts w:ascii="Latha" w:hAnsi="Latha" w:cs="Latha" w:hint="cs"/>
+                <w:b/>
+                <w:bCs/>
+                <w:position w:val="-12"/>
+                <w:sz w:val="28"/>
+                <w:szCs w:val="28"/>
+                <w:cs/>
+                <w:lang w:bidi="ta-IN"/>
+              </w:rPr>
+              <w:t>3</w:t>
+            </w:r>
+            <w:r>
+              <w:rPr>
+                <w:rFonts w:ascii="Latha" w:hAnsi="Latha" w:cs="Latha" w:hint="cs"/>
+                <w:sz w:val="28"/>
+                <w:szCs w:val="28"/>
+                <w:highlight w:val="yellow"/>
+                <w:cs/>
+                <w:lang w:bidi="ta-IN"/>
+              </w:rPr>
+              <w:t>வே</w:t>
+            </w:r>
+            <w:r>
+              <w:rPr>
+                <w:rFonts w:ascii="Latha" w:hAnsi="Latha" w:cs="Latha" w:hint="cs"/>
+                <w:sz w:val="28"/>
+                <w:szCs w:val="28"/>
+                <w:cs/>
+                <w:lang w:bidi="ta-IN"/>
+              </w:rPr>
+              <w:t>தா</w:t>
+            </w:r>
+            <w:r>
+              <w:rPr>
+                <w:rFonts w:ascii="BRH Tamil Tab Extra" w:hAnsi="BRH Tamil Tab Extra"/>
+                <w:b/>
+                <w:sz w:val="36"/>
+                <w:szCs w:val="28"/>
+              </w:rPr>
+              <w:t>‡</w:t>
+            </w:r>
+            <w:r>
+              <w:rPr>
+                <w:rFonts w:ascii="Latha" w:hAnsi="Latha" w:cs="Latha" w:hint="cs"/>
+                <w:sz w:val="28"/>
+                <w:szCs w:val="28"/>
+                <w:cs/>
+                <w:lang w:bidi="ta-IN"/>
+              </w:rPr>
+              <w:t>ப்</w:t>
+            </w:r>
+            <w:r>
+              <w:rPr>
+                <w:rFonts w:ascii="Latha" w:hAnsi="Latha" w:cs="Latha" w:hint="cs"/>
+                <w:b/>
+                <w:bCs/>
+                <w:position w:val="-12"/>
+                <w:sz w:val="28"/>
+                <w:szCs w:val="28"/>
+                <w:cs/>
+                <w:lang w:bidi="ta-IN"/>
+              </w:rPr>
+              <w:t>4</w:t>
+            </w:r>
+            <w:r>
+              <w:rPr>
+                <w:rFonts w:ascii="Latha" w:hAnsi="Latha" w:cs="Latha" w:hint="cs"/>
+                <w:sz w:val="28"/>
+                <w:szCs w:val="28"/>
+                <w:cs/>
+                <w:lang w:bidi="ta-IN"/>
+              </w:rPr>
+              <w:t>ய</w:t>
+            </w:r>
+            <w:r>
+              <w:rPr>
+                <w:rFonts w:ascii="Mangal" w:hAnsi="Mangal" w:hint="cs"/>
+                <w:sz w:val="28"/>
+                <w:szCs w:val="28"/>
+                <w:cs/>
+                <w:lang w:bidi="ta-IN"/>
+              </w:rPr>
+              <w:t xml:space="preserve"> </w:t>
+            </w:r>
+            <w:r>
+              <w:rPr>
+                <w:rFonts w:ascii="Latha" w:hAnsi="Latha" w:cs="Latha" w:hint="cs"/>
+                <w:sz w:val="28"/>
+                <w:szCs w:val="28"/>
+                <w:cs/>
+                <w:lang w:bidi="ta-IN"/>
+              </w:rPr>
+              <w:t>இ</w:t>
+            </w:r>
+            <w:r>
+              <w:rPr>
+                <w:rFonts w:ascii="BRH Tamil Tab Extra" w:hAnsi="BRH Tamil Tab Extra"/>
+                <w:b/>
+                <w:sz w:val="36"/>
+                <w:szCs w:val="28"/>
+              </w:rPr>
+              <w:t>…</w:t>
+            </w:r>
+            <w:r>
+              <w:rPr>
+                <w:rFonts w:ascii="Latha" w:hAnsi="Latha" w:cs="Latha" w:hint="cs"/>
+                <w:sz w:val="28"/>
+                <w:szCs w:val="28"/>
+                <w:cs/>
+                <w:lang w:bidi="ta-IN"/>
+              </w:rPr>
+              <w:t>ஹ</w:t>
+            </w:r>
+            <w:r>
+              <w:rPr>
+                <w:rFonts w:ascii="Mangal" w:hAnsi="Mangal" w:hint="cs"/>
+                <w:sz w:val="28"/>
+                <w:szCs w:val="28"/>
+                <w:cs/>
+                <w:lang w:bidi="ta-IN"/>
+              </w:rPr>
+              <w:t xml:space="preserve"> </w:t>
+            </w:r>
+            <w:r>
+              <w:rPr>
+                <w:rFonts w:ascii="Latha" w:hAnsi="Latha" w:cs="Latha" w:hint="cs"/>
+                <w:sz w:val="28"/>
+                <w:szCs w:val="28"/>
+                <w:cs/>
+                <w:lang w:bidi="ta-IN"/>
+              </w:rPr>
+              <w:t>த்</w:t>
+            </w:r>
+            <w:r>
+              <w:rPr>
+                <w:rFonts w:ascii="Latha" w:hAnsi="Latha" w:cs="Latha" w:hint="cs"/>
+                <w:b/>
+                <w:bCs/>
+                <w:position w:val="-12"/>
+                <w:sz w:val="28"/>
+                <w:szCs w:val="28"/>
+                <w:cs/>
+                <w:lang w:bidi="ta-IN"/>
+              </w:rPr>
+              <w:t>4</w:t>
+            </w:r>
+            <w:r>
+              <w:rPr>
+                <w:rFonts w:ascii="Latha" w:hAnsi="Latha" w:cs="Latha" w:hint="cs"/>
+                <w:b/>
+                <w:bCs/>
+                <w:i/>
+                <w:iCs/>
+                <w:sz w:val="28"/>
+                <w:szCs w:val="28"/>
+                <w:cs/>
+                <w:lang w:bidi="ta-IN"/>
+              </w:rPr>
+              <w:t>ரு</w:t>
+            </w:r>
+            <w:r>
+              <w:rPr>
+                <w:rFonts w:ascii="Latha" w:hAnsi="Latha" w:cs="Latha" w:hint="cs"/>
+                <w:sz w:val="28"/>
+                <w:szCs w:val="28"/>
+                <w:cs/>
+                <w:lang w:bidi="ta-IN"/>
+              </w:rPr>
+              <w:t>தி</w:t>
+            </w:r>
+            <w:r>
+              <w:rPr>
+                <w:rFonts w:ascii="BRH Tamil Tab Extra" w:hAnsi="BRH Tamil Tab Extra"/>
+                <w:b/>
+                <w:sz w:val="36"/>
+                <w:szCs w:val="28"/>
+              </w:rPr>
+              <w:t>…</w:t>
+            </w:r>
+            <w:r>
+              <w:rPr>
+                <w:rFonts w:ascii="Latha" w:hAnsi="Latha" w:cs="Latha" w:hint="cs"/>
+                <w:b/>
+                <w:bCs/>
+                <w:sz w:val="32"/>
+                <w:szCs w:val="32"/>
+                <w:cs/>
+                <w:lang w:bidi="ta-IN"/>
+              </w:rPr>
+              <w:t>:</w:t>
+            </w:r>
+          </w:p>
+        </w:tc>
+        <w:tc>
+          <w:tcPr>
+            <w:tcW w:w="5400" w:type="dxa"/>
+            <w:gridSpan w:val="2"/>
           </w:tcPr>
           <w:p>
             <w:pPr>
@@ -1136,7 +2600,7 @@
         <w:tc>
           <w:tcPr>
             <w:tcW w:w="5387" w:type="dxa"/>
-            <w:gridSpan w:val="3"/>
+            <w:gridSpan w:val="2"/>
             <w:tcBorders>
               <w:top w:val="single" w:sz="4" w:space="0" w:color="000000"/>
               <w:left w:val="single" w:sz="4" w:space="0" w:color="000000"/>
@@ -1598,7 +3062,7 @@
         <w:tc>
           <w:tcPr>
             <w:tcW w:w="5387" w:type="dxa"/>
-            <w:gridSpan w:val="3"/>
+            <w:gridSpan w:val="2"/>
             <w:tcBorders>
               <w:top w:val="single" w:sz="4" w:space="0" w:color="000000"/>
               <w:left w:val="single" w:sz="4" w:space="0" w:color="000000"/>
@@ -1787,21 +3251,12 @@
               </w:rPr>
               <w:t xml:space="preserve"> </w:t>
             </w:r>
-            <w:proofErr w:type="spellStart"/>
-            <w:r>
-              <w:rPr>
-                <w:b/>
-                <w:bCs/>
-              </w:rPr>
-              <w:t>raatrau</w:t>
-            </w:r>
-            <w:proofErr w:type="spellEnd"/>
-            <w:r>
-              <w:rPr>
-                <w:b/>
-                <w:bCs/>
-              </w:rPr>
-              <w:t>)</w:t>
+            <w:r>
+              <w:rPr>
+                <w:b/>
+                <w:bCs/>
+              </w:rPr>
+              <w:t>raatrau)</w:t>
             </w:r>
           </w:p>
         </w:tc>
@@ -1845,7 +3300,8 @@
                 <w:sz w:val="28"/>
                 <w:szCs w:val="28"/>
               </w:rPr>
-              <w:t>TS 7.4.2.</w:t>
+              <w:lastRenderedPageBreak/>
+              <w:t>TS 7.</w:t>
             </w:r>
             <w:r>
               <w:rPr>
@@ -1855,7 +3311,7 @@
                 <w:sz w:val="28"/>
                 <w:szCs w:val="28"/>
               </w:rPr>
-              <w:t>5</w:t>
+              <w:t>3</w:t>
             </w:r>
             <w:r>
               <w:rPr>
@@ -1865,7 +3321,7 @@
                 <w:sz w:val="28"/>
                 <w:szCs w:val="28"/>
               </w:rPr>
-              <w:t xml:space="preserve"> – </w:t>
+              <w:t>.</w:t>
             </w:r>
             <w:r>
               <w:rPr>
@@ -1875,7 +3331,37 @@
                 <w:sz w:val="28"/>
                 <w:szCs w:val="28"/>
               </w:rPr>
-              <w:t>Vaakyam</w:t>
+              <w:t>7</w:t>
+            </w:r>
+            <w:r>
+              <w:rPr>
+                <w:rFonts w:cs="Arial"/>
+                <w:b/>
+                <w:bCs/>
+                <w:sz w:val="28"/>
+                <w:szCs w:val="28"/>
+              </w:rPr>
+              <w:t>.</w:t>
+            </w:r>
+            <w:r>
+              <w:rPr>
+                <w:rFonts w:cs="Arial"/>
+                <w:b/>
+                <w:bCs/>
+                <w:sz w:val="28"/>
+                <w:szCs w:val="28"/>
+              </w:rPr>
+              <w:t>1</w:t>
+            </w:r>
+            <w:r>
+              <w:rPr>
+                <w:rFonts w:cs="Arial"/>
+                <w:b/>
+                <w:bCs/>
+                <w:sz w:val="28"/>
+                <w:szCs w:val="28"/>
+              </w:rPr>
+              <w:t xml:space="preserve"> – Vaakyam</w:t>
             </w:r>
           </w:p>
           <w:p>
@@ -1901,28 +3387,7 @@
                 <w:sz w:val="28"/>
                 <w:szCs w:val="28"/>
               </w:rPr>
-              <w:t>Line</w:t>
-            </w:r>
-            <w:r>
-              <w:rPr>
-                <w:rFonts w:cs="Arial"/>
-                <w:b/>
-                <w:bCs/>
-                <w:sz w:val="28"/>
-                <w:szCs w:val="28"/>
-              </w:rPr>
-              <w:t xml:space="preserve"> No. – </w:t>
-            </w:r>
-            <w:r>
-              <w:rPr>
-                <w:rFonts w:cs="Arial"/>
-                <w:b/>
-                <w:bCs/>
-                <w:sz w:val="28"/>
-                <w:szCs w:val="28"/>
-                <w:highlight w:val="yellow"/>
-              </w:rPr>
-              <w:t>2</w:t>
+              <w:t xml:space="preserve">Line No. – Last </w:t>
             </w:r>
           </w:p>
           <w:p>
@@ -1942,23 +3407,27 @@
             </w:pPr>
             <w:r>
               <w:rPr>
-                <w:rFonts w:cs="Arial"/>
-                <w:b/>
-                <w:bCs/>
-                <w:sz w:val="28"/>
-                <w:szCs w:val="28"/>
-              </w:rPr>
-              <w:t xml:space="preserve">Panchaati No. – </w:t>
-            </w:r>
-            <w:r>
-              <w:rPr>
-                <w:rFonts w:cs="Arial"/>
-                <w:b/>
-                <w:bCs/>
-                <w:sz w:val="28"/>
-                <w:szCs w:val="28"/>
-              </w:rPr>
-              <w:t>8</w:t>
+                <w:b/>
+                <w:sz w:val="28"/>
+                <w:szCs w:val="28"/>
+              </w:rPr>
+              <w:t>P</w:t>
+            </w:r>
+            <w:r>
+              <w:rPr>
+                <w:b/>
+                <w:sz w:val="28"/>
+                <w:szCs w:val="28"/>
+              </w:rPr>
+              <w:t>anchaati</w:t>
+            </w:r>
+            <w:r>
+              <w:rPr>
+                <w:b/>
+                <w:sz w:val="28"/>
+                <w:szCs w:val="28"/>
+              </w:rPr>
+              <w:t xml:space="preserve"> No. - 16</w:t>
             </w:r>
           </w:p>
         </w:tc>
@@ -1974,124 +3443,134 @@
           </w:tcPr>
           <w:p>
             <w:pPr>
+              <w:rPr>
+                <w:rFonts w:ascii="Latha" w:hAnsi="Latha" w:cs="Latha"/>
+                <w:sz w:val="28"/>
+                <w:szCs w:val="28"/>
+              </w:rPr>
+            </w:pPr>
+            <w:r>
+              <w:rPr>
+                <w:rFonts w:ascii="Latha" w:hAnsi="Latha" w:cs="Latha"/>
+                <w:sz w:val="28"/>
+                <w:szCs w:val="28"/>
+                <w:cs/>
+                <w:lang w:bidi="ta-IN"/>
+              </w:rPr>
+              <w:t>பா</w:t>
+            </w:r>
+            <w:r>
+              <w:rPr>
+                <w:rFonts w:ascii="BRH Tamil Tab Extra" w:hAnsi="BRH Tamil Tab Extra" w:cs="Latha"/>
+                <w:b/>
+                <w:sz w:val="36"/>
+                <w:szCs w:val="28"/>
+              </w:rPr>
+              <w:t>…</w:t>
+            </w:r>
+            <w:r>
+              <w:rPr>
+                <w:rFonts w:ascii="Latha" w:hAnsi="Latha" w:cs="Latha"/>
+                <w:sz w:val="28"/>
+                <w:szCs w:val="28"/>
+                <w:cs/>
+                <w:lang w:bidi="ta-IN"/>
+              </w:rPr>
+              <w:t>ப்மான</w:t>
+            </w:r>
+            <w:r>
+              <w:rPr>
+                <w:rFonts w:ascii="BRH Tamil Tab Extra" w:hAnsi="BRH Tamil Tab Extra" w:cs="Latha"/>
+                <w:b/>
+                <w:sz w:val="36"/>
+                <w:szCs w:val="28"/>
+                <w:highlight w:val="yellow"/>
+              </w:rPr>
+              <w:t>…</w:t>
+            </w:r>
+            <w:r>
+              <w:rPr>
+                <w:rFonts w:ascii="Latha" w:hAnsi="Latha" w:cs="Latha" w:hint="cs"/>
+                <w:sz w:val="28"/>
+                <w:szCs w:val="28"/>
+                <w:highlight w:val="yellow"/>
+                <w:cs/>
+                <w:lang w:bidi="ta-IN"/>
+              </w:rPr>
+              <w:t>நி</w:t>
+            </w:r>
+            <w:r>
+              <w:rPr>
+                <w:rFonts w:ascii="Latha" w:hAnsi="Latha" w:cs="Latha"/>
+                <w:sz w:val="28"/>
+                <w:szCs w:val="28"/>
+                <w:highlight w:val="yellow"/>
+                <w:lang w:bidi="ta-IN"/>
+              </w:rPr>
+              <w:t>-</w:t>
+            </w:r>
+            <w:r>
+              <w:rPr>
+                <w:rFonts w:ascii="Latha" w:hAnsi="Latha" w:cs="Latha"/>
+                <w:sz w:val="28"/>
+                <w:szCs w:val="28"/>
+                <w:highlight w:val="yellow"/>
+                <w:cs/>
+                <w:lang w:bidi="ta-IN"/>
+              </w:rPr>
+              <w:t>நிர்</w:t>
+            </w:r>
+            <w:r>
+              <w:rPr>
+                <w:rFonts w:ascii="Latha" w:hAnsi="Latha" w:cs="Latha"/>
+                <w:sz w:val="28"/>
+                <w:szCs w:val="28"/>
+                <w:cs/>
+                <w:lang w:bidi="ta-IN"/>
+              </w:rPr>
+              <w:t xml:space="preserve"> </w:t>
+            </w:r>
+            <w:r>
+              <w:rPr>
+                <w:rFonts w:ascii="Latha" w:hAnsi="Latha" w:cs="Latha"/>
+                <w:sz w:val="28"/>
+                <w:szCs w:val="28"/>
+              </w:rPr>
+              <w:t xml:space="preserve">- [  ]      </w:t>
+            </w:r>
+            <w:r>
+              <w:rPr>
+                <w:rFonts w:ascii="Latha" w:hAnsi="Latha" w:cs="Latha"/>
+                <w:b/>
+                <w:bCs/>
+                <w:sz w:val="32"/>
+                <w:szCs w:val="32"/>
+                <w:lang w:bidi="ta-IN"/>
+              </w:rPr>
+              <w:t>16</w:t>
+            </w:r>
+          </w:p>
+          <w:p>
+            <w:pPr>
+              <w:widowControl w:val="0"/>
               <w:autoSpaceDE w:val="0"/>
               <w:autoSpaceDN w:val="0"/>
               <w:adjustRightInd w:val="0"/>
               <w:spacing w:before="0" w:line="240" w:lineRule="auto"/>
               <w:rPr>
-                <w:rFonts w:ascii="BRH Devanagari Extra" w:hAnsi="BRH Devanagari Extra" w:cs="BRH Devanagari Extra"/>
-                <w:sz w:val="40"/>
-                <w:szCs w:val="40"/>
-              </w:rPr>
-            </w:pPr>
-            <w:r>
-              <w:rPr>
-                <w:rFonts w:ascii="Latha" w:hAnsi="Latha" w:cs="Latha"/>
-                <w:sz w:val="28"/>
-                <w:szCs w:val="28"/>
-                <w:cs/>
-                <w:lang w:bidi="ta-IN"/>
-              </w:rPr>
-              <w:t>ப்ர</w:t>
-            </w:r>
-            <w:r>
-              <w:rPr>
-                <w:rFonts w:ascii="BRH Tamil Tab Extra" w:hAnsi="BRH Tamil Tab Extra" w:cs="Latha"/>
-                <w:b/>
-                <w:sz w:val="36"/>
-                <w:szCs w:val="28"/>
-              </w:rPr>
-              <w:t>…</w:t>
-            </w:r>
-            <w:r>
-              <w:rPr>
-                <w:rFonts w:ascii="Latha" w:hAnsi="Latha" w:cs="Latha"/>
-                <w:sz w:val="28"/>
-                <w:szCs w:val="28"/>
-                <w:cs/>
-                <w:lang w:bidi="ta-IN"/>
-              </w:rPr>
-              <w:t>த்யங்</w:t>
-            </w:r>
-            <w:r>
-              <w:rPr>
-                <w:rFonts w:ascii="Latha" w:hAnsi="Latha" w:cs="Latha" w:hint="cs"/>
-                <w:sz w:val="28"/>
-                <w:szCs w:val="28"/>
-                <w:cs/>
-                <w:lang w:bidi="ta-IN"/>
-              </w:rPr>
-              <w:t xml:space="preserve"> </w:t>
-            </w:r>
-            <w:r>
-              <w:rPr>
-                <w:rFonts w:ascii="Latha" w:hAnsi="Latha" w:cs="Latha"/>
-                <w:sz w:val="28"/>
-                <w:szCs w:val="28"/>
-                <w:highlight w:val="yellow"/>
-                <w:cs/>
-                <w:lang w:bidi="ta-IN"/>
-              </w:rPr>
-              <w:t>ஷ</w:t>
-            </w:r>
-            <w:r>
-              <w:rPr>
-                <w:rFonts w:ascii="BRH Tamil Tab Extra" w:hAnsi="BRH Tamil Tab Extra" w:cs="Latha"/>
-                <w:b/>
-                <w:sz w:val="36"/>
-                <w:szCs w:val="28"/>
-                <w:highlight w:val="yellow"/>
-              </w:rPr>
-              <w:t>†</w:t>
-            </w:r>
-            <w:r>
-              <w:rPr>
-                <w:rFonts w:ascii="Latha" w:hAnsi="Latha" w:cs="Latha"/>
-                <w:sz w:val="28"/>
-                <w:szCs w:val="28"/>
-                <w:cs/>
-                <w:lang w:bidi="ta-IN"/>
-              </w:rPr>
-              <w:t>ட</w:t>
-            </w:r>
-            <w:r>
-              <w:rPr>
-                <w:rFonts w:ascii="BRH Tamil Tab Extra" w:hAnsi="BRH Tamil Tab Extra" w:cs="Latha"/>
-                <w:b/>
-                <w:sz w:val="36"/>
-                <w:szCs w:val="28"/>
-              </w:rPr>
-              <w:t>…</w:t>
-            </w:r>
-            <w:r>
-              <w:rPr>
-                <w:rFonts w:ascii="Latha" w:hAnsi="Latha" w:cs="Latha"/>
-                <w:b/>
-                <w:bCs/>
-                <w:position w:val="-12"/>
-                <w:sz w:val="28"/>
-                <w:szCs w:val="28"/>
-                <w:cs/>
-                <w:lang w:bidi="ta-IN"/>
-              </w:rPr>
-              <w:t>3</w:t>
-            </w:r>
-            <w:r>
-              <w:rPr>
-                <w:rFonts w:ascii="Latha" w:hAnsi="Latha" w:cs="Latha"/>
-                <w:sz w:val="28"/>
-                <w:szCs w:val="28"/>
-                <w:cs/>
-                <w:lang w:bidi="ta-IN"/>
-              </w:rPr>
-              <w:t>ஹோ</w:t>
-            </w:r>
+                <w:rFonts w:ascii="Latha" w:hAnsi="Latha" w:cs="Latha"/>
+                <w:sz w:val="28"/>
+                <w:szCs w:val="28"/>
+                <w:cs/>
+                <w:lang w:bidi="ta-IN"/>
+              </w:rPr>
+            </w:pPr>
           </w:p>
         </w:tc>
         <w:tc>
           <w:tcPr>
             <w:tcW w:w="5387" w:type="dxa"/>
-            <w:gridSpan w:val="3"/>
+            <w:gridSpan w:val="2"/>
             <w:tcBorders>
               <w:top w:val="single" w:sz="4" w:space="0" w:color="000000"/>
               <w:left w:val="single" w:sz="4" w:space="0" w:color="000000"/>
@@ -2101,145 +3580,128 @@
           </w:tcPr>
           <w:p>
             <w:pPr>
+              <w:rPr>
+                <w:rFonts w:ascii="Latha" w:hAnsi="Latha" w:cs="Latha"/>
+                <w:sz w:val="28"/>
+                <w:szCs w:val="28"/>
+              </w:rPr>
+            </w:pPr>
+            <w:r>
+              <w:rPr>
+                <w:rFonts w:ascii="Latha" w:hAnsi="Latha" w:cs="Latha"/>
+                <w:sz w:val="28"/>
+                <w:szCs w:val="28"/>
+                <w:cs/>
+                <w:lang w:bidi="ta-IN"/>
+              </w:rPr>
+              <w:t>பா</w:t>
+            </w:r>
+            <w:r>
+              <w:rPr>
+                <w:rFonts w:ascii="BRH Tamil Tab Extra" w:hAnsi="BRH Tamil Tab Extra" w:cs="Latha"/>
+                <w:b/>
+                <w:sz w:val="36"/>
+                <w:szCs w:val="28"/>
+              </w:rPr>
+              <w:t>…</w:t>
+            </w:r>
+            <w:r>
+              <w:rPr>
+                <w:rFonts w:ascii="Latha" w:hAnsi="Latha" w:cs="Latha"/>
+                <w:sz w:val="28"/>
+                <w:szCs w:val="28"/>
+                <w:cs/>
+                <w:lang w:bidi="ta-IN"/>
+              </w:rPr>
+              <w:t>ப்மான</w:t>
+            </w:r>
+            <w:r>
+              <w:rPr>
+                <w:rFonts w:ascii="BRH Tamil Tab Extra" w:hAnsi="BRH Tamil Tab Extra" w:cs="Latha"/>
+                <w:b/>
+                <w:sz w:val="36"/>
+                <w:szCs w:val="28"/>
+                <w:highlight w:val="green"/>
+              </w:rPr>
+              <w:t>…</w:t>
+            </w:r>
+            <w:r>
+              <w:rPr>
+                <w:rFonts w:ascii="Latha" w:hAnsi="Latha" w:cs="Latha"/>
+                <w:sz w:val="28"/>
+                <w:szCs w:val="28"/>
+                <w:highlight w:val="green"/>
+                <w:cs/>
+                <w:lang w:bidi="ta-IN"/>
+              </w:rPr>
+              <w:t>ந்</w:t>
+            </w:r>
+            <w:r>
+              <w:rPr>
+                <w:rFonts w:ascii="Latha" w:hAnsi="Latha" w:cs="Latha"/>
+                <w:sz w:val="28"/>
+                <w:szCs w:val="28"/>
+                <w:highlight w:val="green"/>
+                <w:lang w:bidi="ta-IN"/>
+              </w:rPr>
+              <w:t>-</w:t>
+            </w:r>
+            <w:r>
+              <w:rPr>
+                <w:rFonts w:ascii="Latha" w:hAnsi="Latha" w:cs="Latha"/>
+                <w:sz w:val="28"/>
+                <w:szCs w:val="28"/>
+                <w:highlight w:val="green"/>
+                <w:cs/>
+                <w:lang w:bidi="ta-IN"/>
+              </w:rPr>
+              <w:t>நிர்</w:t>
+            </w:r>
+            <w:r>
+              <w:rPr>
+                <w:rFonts w:ascii="Latha" w:hAnsi="Latha" w:cs="Latha"/>
+                <w:sz w:val="28"/>
+                <w:szCs w:val="28"/>
+                <w:cs/>
+                <w:lang w:bidi="ta-IN"/>
+              </w:rPr>
+              <w:t xml:space="preserve"> </w:t>
+            </w:r>
+            <w:r>
+              <w:rPr>
+                <w:rFonts w:ascii="Latha" w:hAnsi="Latha" w:cs="Latha"/>
+                <w:sz w:val="28"/>
+                <w:szCs w:val="28"/>
+              </w:rPr>
+              <w:t xml:space="preserve">- [  ]      </w:t>
+            </w:r>
+            <w:r>
+              <w:rPr>
+                <w:rFonts w:ascii="Latha" w:hAnsi="Latha" w:cs="Latha"/>
+                <w:b/>
+                <w:bCs/>
+                <w:sz w:val="32"/>
+                <w:szCs w:val="32"/>
+                <w:lang w:bidi="ta-IN"/>
+              </w:rPr>
+              <w:t>16</w:t>
+            </w:r>
+          </w:p>
+          <w:p>
+            <w:pPr>
+              <w:widowControl w:val="0"/>
               <w:autoSpaceDE w:val="0"/>
               <w:autoSpaceDN w:val="0"/>
               <w:adjustRightInd w:val="0"/>
               <w:spacing w:before="0" w:line="240" w:lineRule="auto"/>
               <w:rPr>
-                <w:rFonts w:ascii="BRH Devanagari Extra" w:hAnsi="BRH Devanagari Extra" w:cs="BRH Devanagari Extra"/>
-                <w:sz w:val="40"/>
-                <w:szCs w:val="40"/>
-              </w:rPr>
-            </w:pPr>
-            <w:r>
-              <w:rPr>
-                <w:rFonts w:ascii="Latha" w:hAnsi="Latha" w:cs="Latha"/>
-                <w:sz w:val="28"/>
-                <w:szCs w:val="28"/>
-                <w:cs/>
-                <w:lang w:bidi="ta-IN"/>
-              </w:rPr>
-              <w:t>ப்ர</w:t>
-            </w:r>
-            <w:r>
-              <w:rPr>
-                <w:rFonts w:ascii="BRH Tamil Tab Extra" w:hAnsi="BRH Tamil Tab Extra" w:cs="Latha"/>
-                <w:b/>
-                <w:sz w:val="36"/>
-                <w:szCs w:val="28"/>
-              </w:rPr>
-              <w:t>…</w:t>
-            </w:r>
-            <w:r>
-              <w:rPr>
-                <w:rFonts w:ascii="Latha" w:hAnsi="Latha" w:cs="Latha"/>
-                <w:sz w:val="28"/>
-                <w:szCs w:val="28"/>
-                <w:cs/>
-                <w:lang w:bidi="ta-IN"/>
-              </w:rPr>
-              <w:t>த்யங்</w:t>
-            </w:r>
-            <w:r>
-              <w:rPr>
-                <w:rFonts w:ascii="Latha" w:hAnsi="Latha" w:cs="Latha"/>
-                <w:sz w:val="28"/>
-                <w:szCs w:val="28"/>
-                <w:highlight w:val="green"/>
-                <w:cs/>
-                <w:lang w:bidi="ta-IN"/>
-              </w:rPr>
-              <w:t>க்</w:t>
-            </w:r>
-            <w:r>
-              <w:rPr>
-                <w:rFonts w:ascii="Latha" w:hAnsi="Latha" w:cs="Latha"/>
-                <w:b/>
-                <w:bCs/>
-                <w:position w:val="-12"/>
-                <w:sz w:val="28"/>
-                <w:szCs w:val="28"/>
-                <w:highlight w:val="green"/>
-                <w:cs/>
-                <w:lang w:bidi="ta-IN"/>
-              </w:rPr>
-              <w:t>2</w:t>
-            </w:r>
-            <w:r>
-              <w:rPr>
-                <w:rFonts w:ascii="Latha" w:hAnsi="Latha" w:cs="Latha"/>
-                <w:b/>
-                <w:bCs/>
-                <w:position w:val="-12"/>
-                <w:sz w:val="28"/>
-                <w:szCs w:val="28"/>
-                <w:lang w:bidi="ta-IN"/>
-              </w:rPr>
-              <w:t xml:space="preserve"> </w:t>
-            </w:r>
-            <w:r>
-              <w:rPr>
-                <w:rFonts w:ascii="Latha" w:hAnsi="Latha" w:cs="Latha"/>
-                <w:sz w:val="28"/>
-                <w:szCs w:val="28"/>
-                <w:highlight w:val="green"/>
-                <w:cs/>
-                <w:lang w:bidi="ta-IN"/>
-              </w:rPr>
-              <w:t>ஷ</w:t>
-            </w:r>
-            <w:r>
-              <w:rPr>
-                <w:rFonts w:ascii="BRH Tamil Tab Extra" w:hAnsi="BRH Tamil Tab Extra" w:cs="Latha"/>
-                <w:b/>
-                <w:sz w:val="36"/>
-                <w:szCs w:val="28"/>
-                <w:highlight w:val="green"/>
-              </w:rPr>
-              <w:t>†</w:t>
-            </w:r>
-            <w:r>
-              <w:rPr>
-                <w:rFonts w:ascii="Latha" w:hAnsi="Latha" w:cs="Latha"/>
-                <w:sz w:val="28"/>
-                <w:szCs w:val="28"/>
-                <w:cs/>
-                <w:lang w:bidi="ta-IN"/>
-              </w:rPr>
-              <w:t>ட</w:t>
-            </w:r>
-            <w:r>
-              <w:rPr>
-                <w:rFonts w:ascii="BRH Tamil Tab Extra" w:hAnsi="BRH Tamil Tab Extra" w:cs="Latha"/>
-                <w:b/>
-                <w:sz w:val="36"/>
-                <w:szCs w:val="28"/>
-              </w:rPr>
-              <w:t>…</w:t>
-            </w:r>
-            <w:r>
-              <w:rPr>
-                <w:rFonts w:ascii="Latha" w:hAnsi="Latha" w:cs="Latha"/>
-                <w:b/>
-                <w:bCs/>
-                <w:position w:val="-12"/>
-                <w:sz w:val="28"/>
-                <w:szCs w:val="28"/>
-                <w:cs/>
-                <w:lang w:bidi="ta-IN"/>
-              </w:rPr>
-              <w:t>3</w:t>
-            </w:r>
-            <w:r>
-              <w:rPr>
-                <w:rFonts w:ascii="Latha" w:hAnsi="Latha" w:cs="Latha"/>
-                <w:sz w:val="28"/>
-                <w:szCs w:val="28"/>
-                <w:cs/>
-                <w:lang w:bidi="ta-IN"/>
-              </w:rPr>
-              <w:t>ஹோ</w:t>
-            </w:r>
+                <w:rFonts w:ascii="Latha" w:hAnsi="Latha" w:cs="Latha"/>
+                <w:sz w:val="28"/>
+                <w:szCs w:val="28"/>
+                <w:cs/>
+                <w:lang w:bidi="ta-IN"/>
+              </w:rPr>
+            </w:pPr>
           </w:p>
         </w:tc>
       </w:tr>
@@ -2282,7 +3744,7 @@
                 <w:sz w:val="28"/>
                 <w:szCs w:val="28"/>
               </w:rPr>
-              <w:t>TS 7.</w:t>
+              <w:t>TS 7.4.2.</w:t>
             </w:r>
             <w:r>
               <w:rPr>
@@ -2292,7 +3754,7 @@
                 <w:sz w:val="28"/>
                 <w:szCs w:val="28"/>
               </w:rPr>
-              <w:t>4.7.2</w:t>
+              <w:t>5</w:t>
             </w:r>
             <w:r>
               <w:rPr>
@@ -2358,17 +3820,7 @@
                 <w:sz w:val="28"/>
                 <w:szCs w:val="28"/>
               </w:rPr>
-              <w:t>1</w:t>
-            </w:r>
-            <w:r>
-              <w:rPr>
-                <w:rFonts w:cs="Arial"/>
-                <w:b/>
-                <w:bCs/>
-                <w:sz w:val="28"/>
-                <w:szCs w:val="28"/>
-              </w:rPr>
-              <w:t xml:space="preserve"> &amp; 2</w:t>
+              <w:t>2</w:t>
             </w:r>
           </w:p>
           <w:p>
@@ -2404,7 +3856,7 @@
                 <w:sz w:val="28"/>
                 <w:szCs w:val="28"/>
               </w:rPr>
-              <w:t>26</w:t>
+              <w:t>8</w:t>
             </w:r>
           </w:p>
         </w:tc>
@@ -2438,7 +3890,76 @@
                 <w:cs/>
                 <w:lang w:bidi="ta-IN"/>
               </w:rPr>
-              <w:t>ஷோட</w:t>
+              <w:t>ப்ர</w:t>
+            </w:r>
+            <w:r>
+              <w:rPr>
+                <w:rFonts w:ascii="BRH Tamil Tab Extra" w:hAnsi="BRH Tamil Tab Extra" w:cs="Latha"/>
+                <w:b/>
+                <w:sz w:val="36"/>
+                <w:szCs w:val="28"/>
+              </w:rPr>
+              <w:t>…</w:t>
+            </w:r>
+            <w:r>
+              <w:rPr>
+                <w:rFonts w:ascii="Latha" w:hAnsi="Latha" w:cs="Latha"/>
+                <w:sz w:val="28"/>
+                <w:szCs w:val="28"/>
+                <w:cs/>
+                <w:lang w:bidi="ta-IN"/>
+              </w:rPr>
+              <w:t>த்யங்</w:t>
+            </w:r>
+            <w:r>
+              <w:rPr>
+                <w:rFonts w:ascii="Latha" w:hAnsi="Latha" w:cs="Latha" w:hint="cs"/>
+                <w:sz w:val="28"/>
+                <w:szCs w:val="28"/>
+                <w:cs/>
+                <w:lang w:bidi="ta-IN"/>
+              </w:rPr>
+              <w:t xml:space="preserve"> </w:t>
+            </w:r>
+            <w:r>
+              <w:rPr>
+                <w:rFonts w:ascii="Latha" w:hAnsi="Latha" w:cs="Latha"/>
+                <w:sz w:val="28"/>
+                <w:szCs w:val="28"/>
+                <w:highlight w:val="yellow"/>
+                <w:cs/>
+                <w:lang w:bidi="ta-IN"/>
+              </w:rPr>
+              <w:t>ஷ</w:t>
+            </w:r>
+            <w:r>
+              <w:rPr>
+                <w:rFonts w:ascii="BRH Tamil Tab Extra" w:hAnsi="BRH Tamil Tab Extra" w:cs="Latha"/>
+                <w:b/>
+                <w:sz w:val="36"/>
+                <w:szCs w:val="28"/>
+                <w:highlight w:val="yellow"/>
+              </w:rPr>
+              <w:t>†</w:t>
+            </w:r>
+            <w:r>
+              <w:rPr>
+                <w:rFonts w:ascii="Latha" w:hAnsi="Latha" w:cs="Latha"/>
+                <w:sz w:val="28"/>
+                <w:szCs w:val="28"/>
+                <w:cs/>
+                <w:lang w:bidi="ta-IN"/>
+              </w:rPr>
+              <w:t>ட</w:t>
+            </w:r>
+            <w:r>
+              <w:rPr>
+                <w:rFonts w:ascii="BRH Tamil Tab Extra" w:hAnsi="BRH Tamil Tab Extra" w:cs="Latha"/>
+                <w:b/>
+                <w:sz w:val="36"/>
+                <w:szCs w:val="28"/>
+              </w:rPr>
+              <w:t>…</w:t>
             </w:r>
             <w:r>
               <w:rPr>
@@ -2461,145 +3982,14 @@
                 <w:cs/>
                 <w:lang w:bidi="ta-IN"/>
               </w:rPr>
-              <w:t>ஶி</w:t>
-            </w:r>
-            <w:r>
-              <w:rPr>
-                <w:rFonts w:ascii="BRH Tamil Tab Extra" w:hAnsi="BRH Tamil Tab Extra" w:cs="Latha"/>
-                <w:b/>
-                <w:sz w:val="36"/>
-                <w:szCs w:val="28"/>
-              </w:rPr>
-              <w:t>…</w:t>
-            </w:r>
-            <w:r>
-              <w:rPr>
-                <w:rFonts w:ascii="Latha" w:hAnsi="Latha" w:cs="Latha"/>
-                <w:sz w:val="28"/>
-                <w:szCs w:val="28"/>
-                <w:highlight w:val="yellow"/>
-                <w:cs/>
-                <w:lang w:bidi="ta-IN"/>
-              </w:rPr>
-              <w:t>ம</w:t>
-            </w:r>
-            <w:r>
-              <w:rPr>
-                <w:rFonts w:ascii="BRH Tamil Tab Extra" w:hAnsi="BRH Tamil Tab Extra" w:cs="Latha"/>
-                <w:b/>
-                <w:sz w:val="36"/>
-                <w:szCs w:val="28"/>
-              </w:rPr>
-              <w:t>†</w:t>
-            </w:r>
-            <w:r>
-              <w:rPr>
-                <w:rFonts w:ascii="Latha" w:hAnsi="Latha" w:cs="Latha"/>
-                <w:sz w:val="28"/>
-                <w:szCs w:val="28"/>
-                <w:cs/>
-                <w:lang w:bidi="ta-IN"/>
-              </w:rPr>
-              <w:t>த்</w:t>
-            </w:r>
-            <w:r>
-              <w:rPr>
-                <w:rFonts w:ascii="Latha" w:hAnsi="Latha" w:cs="Latha"/>
-                <w:b/>
-                <w:bCs/>
-                <w:position w:val="-12"/>
-                <w:sz w:val="28"/>
-                <w:szCs w:val="28"/>
-                <w:cs/>
-                <w:lang w:bidi="ta-IN"/>
-              </w:rPr>
-              <w:t>3</w:t>
-            </w:r>
-            <w:r>
-              <w:rPr>
-                <w:rFonts w:ascii="Latha" w:hAnsi="Latha" w:cs="Latha"/>
-                <w:sz w:val="28"/>
-                <w:szCs w:val="28"/>
-              </w:rPr>
-              <w:t>-</w:t>
-            </w:r>
-            <w:r>
-              <w:rPr>
-                <w:rFonts w:ascii="Latha" w:hAnsi="Latha" w:cs="Latha"/>
-                <w:sz w:val="28"/>
-                <w:szCs w:val="28"/>
-                <w:cs/>
-                <w:lang w:bidi="ta-IN"/>
-              </w:rPr>
-              <w:t>த</w:t>
-            </w:r>
-            <w:r>
-              <w:rPr>
-                <w:rFonts w:ascii="Latha" w:hAnsi="Latha" w:cs="Latha"/>
-                <w:b/>
-                <w:bCs/>
-                <w:position w:val="-12"/>
-                <w:sz w:val="28"/>
-                <w:szCs w:val="28"/>
-                <w:cs/>
-                <w:lang w:bidi="ta-IN"/>
-              </w:rPr>
-              <w:t>3</w:t>
-            </w:r>
-            <w:r>
-              <w:rPr>
-                <w:rFonts w:ascii="Latha" w:hAnsi="Latha" w:cs="Latha"/>
-                <w:sz w:val="28"/>
-                <w:szCs w:val="28"/>
-                <w:cs/>
-                <w:lang w:bidi="ta-IN"/>
-              </w:rPr>
-              <w:t>ஶ</w:t>
-            </w:r>
-            <w:r>
-              <w:rPr>
-                <w:rFonts w:ascii="BRH Tamil Tab Extra" w:hAnsi="BRH Tamil Tab Extra" w:cs="Latha"/>
-                <w:b/>
-                <w:sz w:val="36"/>
-                <w:szCs w:val="28"/>
-              </w:rPr>
-              <w:t>…</w:t>
-            </w:r>
-            <w:r>
-              <w:rPr>
-                <w:rFonts w:ascii="Latha" w:hAnsi="Latha" w:cs="Latha"/>
-                <w:sz w:val="28"/>
-                <w:szCs w:val="28"/>
-                <w:cs/>
-                <w:lang w:bidi="ta-IN"/>
-              </w:rPr>
-              <w:t>மமஹ</w:t>
-            </w:r>
-            <w:r>
-              <w:rPr>
-                <w:rFonts w:ascii="BRH Tamil Tab Extra" w:hAnsi="BRH Tamil Tab Extra" w:cs="Latha"/>
-                <w:b/>
-                <w:sz w:val="36"/>
-                <w:szCs w:val="28"/>
-              </w:rPr>
-              <w:t>†</w:t>
-            </w:r>
-            <w:r>
-              <w:rPr>
-                <w:rFonts w:ascii="Latha" w:hAnsi="Latha" w:cs="Latha"/>
-                <w:sz w:val="28"/>
-                <w:szCs w:val="28"/>
-                <w:cs/>
-                <w:lang w:bidi="ta-IN"/>
-              </w:rPr>
-              <w:t>ர்</w:t>
+              <w:t>ஹோ</w:t>
             </w:r>
           </w:p>
         </w:tc>
         <w:tc>
           <w:tcPr>
             <w:tcW w:w="5387" w:type="dxa"/>
-            <w:gridSpan w:val="3"/>
+            <w:gridSpan w:val="2"/>
             <w:tcBorders>
               <w:top w:val="single" w:sz="4" w:space="0" w:color="000000"/>
               <w:left w:val="single" w:sz="4" w:space="0" w:color="000000"/>
@@ -2609,26 +3999,431 @@
           </w:tcPr>
           <w:p>
             <w:pPr>
+              <w:autoSpaceDE w:val="0"/>
+              <w:autoSpaceDN w:val="0"/>
+              <w:adjustRightInd w:val="0"/>
+              <w:spacing w:before="0" w:line="240" w:lineRule="auto"/>
+              <w:rPr>
+                <w:rFonts w:ascii="BRH Devanagari Extra" w:hAnsi="BRH Devanagari Extra" w:cs="BRH Devanagari Extra"/>
+                <w:sz w:val="40"/>
+                <w:szCs w:val="40"/>
+              </w:rPr>
+            </w:pPr>
+            <w:r>
+              <w:rPr>
+                <w:rFonts w:ascii="Latha" w:hAnsi="Latha" w:cs="Latha"/>
+                <w:sz w:val="28"/>
+                <w:szCs w:val="28"/>
+                <w:cs/>
+                <w:lang w:bidi="ta-IN"/>
+              </w:rPr>
+              <w:t>ப்ர</w:t>
+            </w:r>
+            <w:r>
+              <w:rPr>
+                <w:rFonts w:ascii="BRH Tamil Tab Extra" w:hAnsi="BRH Tamil Tab Extra" w:cs="Latha"/>
+                <w:b/>
+                <w:sz w:val="36"/>
+                <w:szCs w:val="28"/>
+              </w:rPr>
+              <w:t>…</w:t>
+            </w:r>
+            <w:r>
+              <w:rPr>
+                <w:rFonts w:ascii="Latha" w:hAnsi="Latha" w:cs="Latha"/>
+                <w:sz w:val="28"/>
+                <w:szCs w:val="28"/>
+                <w:cs/>
+                <w:lang w:bidi="ta-IN"/>
+              </w:rPr>
+              <w:t>த்யங்</w:t>
+            </w:r>
+            <w:r>
+              <w:rPr>
+                <w:rFonts w:ascii="Latha" w:hAnsi="Latha" w:cs="Latha"/>
+                <w:sz w:val="28"/>
+                <w:szCs w:val="28"/>
+                <w:highlight w:val="green"/>
+                <w:cs/>
+                <w:lang w:bidi="ta-IN"/>
+              </w:rPr>
+              <w:t>க்</w:t>
+            </w:r>
+            <w:r>
+              <w:rPr>
+                <w:rFonts w:ascii="Latha" w:hAnsi="Latha" w:cs="Latha"/>
+                <w:b/>
+                <w:bCs/>
+                <w:position w:val="-12"/>
+                <w:sz w:val="28"/>
+                <w:szCs w:val="28"/>
+                <w:highlight w:val="green"/>
+                <w:cs/>
+                <w:lang w:bidi="ta-IN"/>
+              </w:rPr>
+              <w:t>2</w:t>
+            </w:r>
+            <w:r>
+              <w:rPr>
+                <w:rFonts w:ascii="Latha" w:hAnsi="Latha" w:cs="Latha"/>
+                <w:b/>
+                <w:bCs/>
+                <w:position w:val="-12"/>
+                <w:sz w:val="28"/>
+                <w:szCs w:val="28"/>
+                <w:lang w:bidi="ta-IN"/>
+              </w:rPr>
+              <w:t xml:space="preserve"> </w:t>
+            </w:r>
+            <w:r>
+              <w:rPr>
+                <w:rFonts w:ascii="Latha" w:hAnsi="Latha" w:cs="Latha"/>
+                <w:sz w:val="28"/>
+                <w:szCs w:val="28"/>
+                <w:highlight w:val="green"/>
+                <w:cs/>
+                <w:lang w:bidi="ta-IN"/>
+              </w:rPr>
+              <w:t>ஷ</w:t>
+            </w:r>
+            <w:r>
+              <w:rPr>
+                <w:rFonts w:ascii="BRH Tamil Tab Extra" w:hAnsi="BRH Tamil Tab Extra" w:cs="Latha"/>
+                <w:b/>
+                <w:sz w:val="36"/>
+                <w:szCs w:val="28"/>
+                <w:highlight w:val="green"/>
+              </w:rPr>
+              <w:t>†</w:t>
+            </w:r>
+            <w:r>
+              <w:rPr>
+                <w:rFonts w:ascii="Latha" w:hAnsi="Latha" w:cs="Latha"/>
+                <w:sz w:val="28"/>
+                <w:szCs w:val="28"/>
+                <w:cs/>
+                <w:lang w:bidi="ta-IN"/>
+              </w:rPr>
+              <w:t>ட</w:t>
+            </w:r>
+            <w:r>
+              <w:rPr>
+                <w:rFonts w:ascii="BRH Tamil Tab Extra" w:hAnsi="BRH Tamil Tab Extra" w:cs="Latha"/>
+                <w:b/>
+                <w:sz w:val="36"/>
+                <w:szCs w:val="28"/>
+              </w:rPr>
+              <w:t>…</w:t>
+            </w:r>
+            <w:r>
+              <w:rPr>
+                <w:rFonts w:ascii="Latha" w:hAnsi="Latha" w:cs="Latha"/>
+                <w:b/>
+                <w:bCs/>
+                <w:position w:val="-12"/>
+                <w:sz w:val="28"/>
+                <w:szCs w:val="28"/>
+                <w:cs/>
+                <w:lang w:bidi="ta-IN"/>
+              </w:rPr>
+              <w:t>3</w:t>
+            </w:r>
+            <w:r>
+              <w:rPr>
+                <w:rFonts w:ascii="Latha" w:hAnsi="Latha" w:cs="Latha"/>
+                <w:sz w:val="28"/>
+                <w:szCs w:val="28"/>
+                <w:cs/>
+                <w:lang w:bidi="ta-IN"/>
+              </w:rPr>
+              <w:t>ஹோ</w:t>
+            </w:r>
+          </w:p>
+        </w:tc>
+      </w:tr>
+      <w:tr>
+        <w:trPr>
+          <w:gridAfter w:val="1"/>
+          <w:wAfter w:w="46" w:type="dxa"/>
+          <w:trHeight w:val="1105"/>
+        </w:trPr>
+        <w:tc>
+          <w:tcPr>
+            <w:tcW w:w="3452" w:type="dxa"/>
+            <w:tcBorders>
+              <w:top w:val="single" w:sz="4" w:space="0" w:color="000000"/>
+              <w:left w:val="single" w:sz="4" w:space="0" w:color="000000"/>
+              <w:bottom w:val="single" w:sz="4" w:space="0" w:color="000000"/>
+              <w:right w:val="single" w:sz="4" w:space="0" w:color="000000"/>
+            </w:tcBorders>
+          </w:tcPr>
+          <w:p>
+            <w:pPr>
               <w:widowControl w:val="0"/>
               <w:autoSpaceDE w:val="0"/>
               <w:autoSpaceDN w:val="0"/>
               <w:adjustRightInd w:val="0"/>
-              <w:spacing w:line="264" w:lineRule="auto"/>
-              <w:rPr>
-                <w:rFonts w:ascii="BRH Devanagari Extra" w:hAnsi="BRH Devanagari Extra" w:cs="BRH Devanagari Extra"/>
-                <w:sz w:val="40"/>
-                <w:szCs w:val="40"/>
-              </w:rPr>
-            </w:pPr>
-            <w:r>
-              <w:rPr>
-                <w:rFonts w:ascii="Latha" w:hAnsi="Latha" w:cs="Latha"/>
-                <w:sz w:val="28"/>
-                <w:szCs w:val="28"/>
-                <w:cs/>
-                <w:lang w:bidi="ta-IN"/>
-              </w:rPr>
-              <w:t>ஷோட</w:t>
+              <w:spacing w:before="0" w:line="240" w:lineRule="auto"/>
+              <w:rPr>
+                <w:rFonts w:cs="Arial"/>
+                <w:b/>
+                <w:bCs/>
+                <w:sz w:val="28"/>
+                <w:szCs w:val="28"/>
+              </w:rPr>
+            </w:pPr>
+            <w:r>
+              <w:rPr>
+                <w:rFonts w:cs="Arial"/>
+                <w:b/>
+                <w:bCs/>
+                <w:sz w:val="28"/>
+                <w:szCs w:val="28"/>
+              </w:rPr>
+              <w:t>T</w:t>
+            </w:r>
+            <w:r>
+              <w:rPr>
+                <w:rFonts w:cs="Arial"/>
+                <w:b/>
+                <w:bCs/>
+                <w:sz w:val="28"/>
+                <w:szCs w:val="28"/>
+              </w:rPr>
+              <w:t>S 7.4.</w:t>
+            </w:r>
+            <w:r>
+              <w:rPr>
+                <w:rFonts w:cs="Arial"/>
+                <w:b/>
+                <w:bCs/>
+                <w:sz w:val="28"/>
+                <w:szCs w:val="28"/>
+              </w:rPr>
+              <w:t>3.6</w:t>
+            </w:r>
+            <w:r>
+              <w:rPr>
+                <w:rFonts w:cs="Arial"/>
+                <w:b/>
+                <w:bCs/>
+                <w:sz w:val="28"/>
+                <w:szCs w:val="28"/>
+              </w:rPr>
+              <w:t xml:space="preserve"> – </w:t>
+            </w:r>
+            <w:r>
+              <w:rPr>
+                <w:rFonts w:cs="Arial"/>
+                <w:b/>
+                <w:bCs/>
+                <w:sz w:val="28"/>
+                <w:szCs w:val="28"/>
+              </w:rPr>
+              <w:t>Vaakyam</w:t>
+            </w:r>
+          </w:p>
+          <w:p>
+            <w:pPr>
+              <w:widowControl w:val="0"/>
+              <w:autoSpaceDE w:val="0"/>
+              <w:autoSpaceDN w:val="0"/>
+              <w:adjustRightInd w:val="0"/>
+              <w:spacing w:before="0" w:line="240" w:lineRule="auto"/>
+              <w:rPr>
+                <w:rFonts w:cs="Arial"/>
+                <w:b/>
+                <w:bCs/>
+                <w:sz w:val="28"/>
+                <w:szCs w:val="28"/>
+              </w:rPr>
+            </w:pPr>
+            <w:r>
+              <w:rPr>
+                <w:rFonts w:cs="Arial"/>
+                <w:b/>
+                <w:bCs/>
+                <w:sz w:val="28"/>
+                <w:szCs w:val="28"/>
+              </w:rPr>
+              <w:t>Line</w:t>
+            </w:r>
+            <w:r>
+              <w:rPr>
+                <w:rFonts w:cs="Arial"/>
+                <w:b/>
+                <w:bCs/>
+                <w:sz w:val="28"/>
+                <w:szCs w:val="28"/>
+              </w:rPr>
+              <w:t xml:space="preserve"> No. – </w:t>
+            </w:r>
+            <w:r>
+              <w:rPr>
+                <w:rFonts w:cs="Arial"/>
+                <w:b/>
+                <w:bCs/>
+                <w:sz w:val="28"/>
+                <w:szCs w:val="28"/>
+              </w:rPr>
+              <w:t>5</w:t>
+            </w:r>
+          </w:p>
+          <w:p>
+            <w:pPr>
+              <w:widowControl w:val="0"/>
+              <w:autoSpaceDE w:val="0"/>
+              <w:autoSpaceDN w:val="0"/>
+              <w:adjustRightInd w:val="0"/>
+              <w:spacing w:before="0" w:line="240" w:lineRule="auto"/>
+              <w:rPr>
+                <w:rFonts w:cs="Arial"/>
+                <w:b/>
+                <w:bCs/>
+                <w:sz w:val="28"/>
+                <w:szCs w:val="28"/>
+              </w:rPr>
+            </w:pPr>
+            <w:r>
+              <w:rPr>
+                <w:rFonts w:cs="Arial"/>
+                <w:b/>
+                <w:bCs/>
+                <w:sz w:val="28"/>
+                <w:szCs w:val="28"/>
+              </w:rPr>
+              <w:t xml:space="preserve">Panchaati No. – </w:t>
+            </w:r>
+            <w:r>
+              <w:rPr>
+                <w:rFonts w:cs="Arial"/>
+                <w:b/>
+                <w:bCs/>
+                <w:sz w:val="28"/>
+                <w:szCs w:val="28"/>
+              </w:rPr>
+              <w:t>14</w:t>
+            </w:r>
+          </w:p>
+        </w:tc>
+        <w:tc>
+          <w:tcPr>
+            <w:tcW w:w="5132" w:type="dxa"/>
+            <w:tcBorders>
+              <w:top w:val="single" w:sz="4" w:space="0" w:color="000000"/>
+              <w:left w:val="single" w:sz="4" w:space="0" w:color="000000"/>
+              <w:bottom w:val="single" w:sz="4" w:space="0" w:color="000000"/>
+              <w:right w:val="single" w:sz="4" w:space="0" w:color="000000"/>
+            </w:tcBorders>
+          </w:tcPr>
+          <w:p>
+            <w:pPr>
+              <w:autoSpaceDE w:val="0"/>
+              <w:autoSpaceDN w:val="0"/>
+              <w:adjustRightInd w:val="0"/>
+              <w:spacing w:before="0" w:line="240" w:lineRule="auto"/>
+              <w:rPr>
+                <w:rFonts w:ascii="Latha" w:hAnsi="Latha" w:cs="Latha"/>
+                <w:sz w:val="28"/>
+                <w:szCs w:val="28"/>
+                <w:cs/>
+                <w:lang w:bidi="ta-IN"/>
+              </w:rPr>
+            </w:pPr>
+            <w:r>
+              <w:rPr>
+                <w:rFonts w:ascii="BRH Devanagari Extra" w:hAnsi="BRH Devanagari Extra" w:cs="Latha"/>
+                <w:b/>
+                <w:sz w:val="36"/>
+                <w:szCs w:val="28"/>
+              </w:rPr>
+              <w:t>Æ</w:t>
+            </w:r>
+            <w:r>
+              <w:rPr>
+                <w:rFonts w:ascii="Latha" w:hAnsi="Latha" w:cs="Latha"/>
+                <w:sz w:val="28"/>
+                <w:szCs w:val="28"/>
+                <w:cs/>
+                <w:lang w:bidi="ta-IN"/>
+              </w:rPr>
+              <w:t>லோ</w:t>
+            </w:r>
+            <w:r>
+              <w:rPr>
+                <w:rFonts w:ascii="BRH Tamil Tab Extra" w:hAnsi="BRH Tamil Tab Extra" w:cs="Latha"/>
+                <w:b/>
+                <w:sz w:val="36"/>
+                <w:szCs w:val="28"/>
+              </w:rPr>
+              <w:t>…</w:t>
+            </w:r>
+            <w:r>
+              <w:rPr>
+                <w:rFonts w:ascii="Latha" w:hAnsi="Latha" w:cs="Latha"/>
+                <w:sz w:val="28"/>
+                <w:szCs w:val="28"/>
+                <w:cs/>
+                <w:lang w:bidi="ta-IN"/>
+              </w:rPr>
+              <w:t xml:space="preserve">கம் </w:t>
+            </w:r>
+            <w:r>
+              <w:rPr>
+                <w:rFonts w:ascii="BRH Devanagari Extra" w:hAnsi="BRH Devanagari Extra" w:cs="Latha"/>
+                <w:b/>
+                <w:sz w:val="36"/>
+                <w:szCs w:val="28"/>
+              </w:rPr>
+              <w:t>Æ</w:t>
+            </w:r>
+            <w:r>
+              <w:rPr>
+                <w:rFonts w:ascii="Latha" w:hAnsi="Latha" w:cs="Latha"/>
+                <w:sz w:val="28"/>
+                <w:szCs w:val="28"/>
+                <w:cs/>
+                <w:lang w:bidi="ta-IN"/>
+              </w:rPr>
+              <w:t>ய</w:t>
+            </w:r>
+            <w:r>
+              <w:rPr>
+                <w:rFonts w:ascii="BRH Tamil Tab Extra" w:hAnsi="BRH Tamil Tab Extra" w:cs="Latha"/>
+                <w:b/>
+                <w:sz w:val="36"/>
+                <w:szCs w:val="28"/>
+              </w:rPr>
+              <w:t>†</w:t>
+            </w:r>
+            <w:r>
+              <w:rPr>
+                <w:rFonts w:ascii="Latha" w:hAnsi="Latha" w:cs="Latha"/>
+                <w:sz w:val="28"/>
+                <w:szCs w:val="28"/>
+                <w:cs/>
+                <w:lang w:bidi="ta-IN"/>
+              </w:rPr>
+              <w:t>ந்த்யு</w:t>
+            </w:r>
+            <w:r>
+              <w:rPr>
+                <w:rFonts w:ascii="BRH Tamil Tab Extra" w:hAnsi="BRH Tamil Tab Extra" w:cs="Latha"/>
+                <w:b/>
+                <w:sz w:val="36"/>
+                <w:szCs w:val="28"/>
+              </w:rPr>
+              <w:t>…</w:t>
+            </w:r>
+            <w:r>
+              <w:rPr>
+                <w:rFonts w:ascii="Latha" w:hAnsi="Latha" w:cs="Latha"/>
+                <w:sz w:val="28"/>
+                <w:szCs w:val="28"/>
+                <w:cs/>
+                <w:lang w:bidi="ta-IN"/>
+              </w:rPr>
+              <w:t>ப</w:t>
             </w:r>
             <w:r>
               <w:rPr>
@@ -2641,24 +4436,45 @@
                 <w:cs/>
                 <w:lang w:bidi="ta-IN"/>
               </w:rPr>
-              <w:t>3</w:t>
-            </w:r>
-            <w:r>
-              <w:rPr>
-                <w:rFonts w:ascii="Latha" w:hAnsi="Latha" w:cs="Latha"/>
-                <w:sz w:val="28"/>
-                <w:szCs w:val="28"/>
-                <w:cs/>
-                <w:lang w:bidi="ta-IN"/>
-              </w:rPr>
-              <w:t>ஶி</w:t>
-            </w:r>
-            <w:r>
-              <w:rPr>
-                <w:rFonts w:ascii="BRH Tamil Tab Extra" w:hAnsi="BRH Tamil Tab Extra" w:cs="Latha"/>
-                <w:b/>
-                <w:sz w:val="36"/>
-                <w:szCs w:val="28"/>
+              <w:t>4</w:t>
+            </w:r>
+            <w:r>
+              <w:rPr>
+                <w:rFonts w:ascii="Latha" w:hAnsi="Latha" w:cs="Latha"/>
+                <w:sz w:val="28"/>
+                <w:szCs w:val="28"/>
+                <w:cs/>
+                <w:lang w:bidi="ta-IN"/>
+              </w:rPr>
+              <w:t>யோ</w:t>
+            </w:r>
+            <w:r>
+              <w:rPr>
+                <w:rFonts w:ascii="BRH Tamil Tab Extra" w:hAnsi="BRH Tamil Tab Extra" w:cs="Latha"/>
+                <w:b/>
+                <w:sz w:val="36"/>
+                <w:szCs w:val="28"/>
+              </w:rPr>
+              <w:t>†</w:t>
+            </w:r>
+            <w:r>
+              <w:rPr>
+                <w:rFonts w:ascii="Latha" w:hAnsi="Latha" w:cs="Latha"/>
+                <w:sz w:val="28"/>
+                <w:szCs w:val="28"/>
+                <w:highlight w:val="yellow"/>
+                <w:cs/>
+                <w:lang w:bidi="ta-IN"/>
+              </w:rPr>
+              <w:t>ரே</w:t>
+            </w:r>
+            <w:r>
+              <w:rPr>
+                <w:rFonts w:ascii="BRH Tamil Tab Extra" w:hAnsi="BRH Tamil Tab Extra" w:cs="Latha"/>
+                <w:b/>
+                <w:sz w:val="36"/>
+                <w:szCs w:val="28"/>
+                <w:highlight w:val="yellow"/>
               </w:rPr>
               <w:t>…</w:t>
             </w:r>
@@ -2670,7 +4486,7 @@
                 <w:cs/>
                 <w:lang w:bidi="ta-IN"/>
               </w:rPr>
-              <w:t>மத்</w:t>
+              <w:t>ப்</w:t>
             </w:r>
             <w:r>
               <w:rPr>
@@ -2683,39 +4499,237 @@
                 <w:cs/>
                 <w:lang w:bidi="ta-IN"/>
               </w:rPr>
-              <w:t>3</w:t>
-            </w:r>
-            <w:r>
-              <w:rPr>
-                <w:rFonts w:ascii="Latha" w:hAnsi="Latha" w:cs="Latha"/>
-                <w:sz w:val="28"/>
-                <w:szCs w:val="28"/>
-              </w:rPr>
-              <w:t>-</w:t>
-            </w:r>
-            <w:r>
-              <w:rPr>
-                <w:rFonts w:ascii="Latha" w:hAnsi="Latha" w:cs="Latha"/>
-                <w:sz w:val="28"/>
+              <w:t>4</w:t>
+            </w:r>
+            <w:r>
+              <w:rPr>
+                <w:rFonts w:ascii="Latha" w:hAnsi="Latha" w:cs="Latha"/>
+                <w:sz w:val="28"/>
+                <w:szCs w:val="28"/>
+                <w:cs/>
+                <w:lang w:bidi="ta-IN"/>
+              </w:rPr>
+              <w:t>யோ லோ</w:t>
+            </w:r>
+            <w:r>
+              <w:rPr>
+                <w:rFonts w:ascii="BRH Tamil Tab Extra" w:hAnsi="BRH Tamil Tab Extra" w:cs="Latha"/>
+                <w:b/>
+                <w:sz w:val="36"/>
+                <w:szCs w:val="28"/>
+              </w:rPr>
+              <w:t>…</w:t>
+            </w:r>
+            <w:r>
+              <w:rPr>
+                <w:rFonts w:ascii="Latha" w:hAnsi="Latha" w:cs="Latha"/>
+                <w:sz w:val="28"/>
+                <w:szCs w:val="28"/>
+                <w:cs/>
+                <w:lang w:bidi="ta-IN"/>
+              </w:rPr>
+              <w:t>கயோ</w:t>
+            </w:r>
+            <w:r>
+              <w:rPr>
+                <w:rFonts w:ascii="BRH Tamil Tab Extra" w:hAnsi="BRH Tamil Tab Extra" w:cs="Latha"/>
+                <w:b/>
+                <w:sz w:val="36"/>
+                <w:szCs w:val="28"/>
+              </w:rPr>
+              <w:t>‡</w:t>
+            </w:r>
+            <w:r>
+              <w:rPr>
+                <w:rFonts w:ascii="Latha" w:hAnsi="Latha" w:cs="Latha"/>
+                <w:b/>
+                <w:bCs/>
+                <w:sz w:val="32"/>
+                <w:szCs w:val="32"/>
+                <w:cs/>
+                <w:lang w:bidi="ta-IN"/>
+              </w:rPr>
+              <w:t>:</w:t>
+            </w:r>
+          </w:p>
+        </w:tc>
+        <w:tc>
+          <w:tcPr>
+            <w:tcW w:w="5387" w:type="dxa"/>
+            <w:gridSpan w:val="2"/>
+            <w:tcBorders>
+              <w:top w:val="single" w:sz="4" w:space="0" w:color="000000"/>
+              <w:left w:val="single" w:sz="4" w:space="0" w:color="000000"/>
+              <w:bottom w:val="single" w:sz="4" w:space="0" w:color="000000"/>
+              <w:right w:val="single" w:sz="4" w:space="0" w:color="000000"/>
+            </w:tcBorders>
+          </w:tcPr>
+          <w:p>
+            <w:pPr>
+              <w:autoSpaceDE w:val="0"/>
+              <w:autoSpaceDN w:val="0"/>
+              <w:adjustRightInd w:val="0"/>
+              <w:spacing w:before="0" w:line="240" w:lineRule="auto"/>
+              <w:rPr>
+                <w:rFonts w:ascii="Latha" w:hAnsi="Latha" w:cs="Latha"/>
+                <w:sz w:val="28"/>
+                <w:szCs w:val="28"/>
+                <w:cs/>
+                <w:lang w:bidi="ta-IN"/>
+              </w:rPr>
+            </w:pPr>
+            <w:r>
+              <w:rPr>
+                <w:rFonts w:ascii="BRH Devanagari Extra" w:hAnsi="BRH Devanagari Extra" w:cs="Latha"/>
+                <w:b/>
+                <w:sz w:val="36"/>
+                <w:szCs w:val="28"/>
+              </w:rPr>
+              <w:t>Æ</w:t>
+            </w:r>
+            <w:r>
+              <w:rPr>
+                <w:rFonts w:ascii="Latha" w:hAnsi="Latha" w:cs="Latha"/>
+                <w:sz w:val="28"/>
+                <w:szCs w:val="28"/>
+                <w:cs/>
+                <w:lang w:bidi="ta-IN"/>
+              </w:rPr>
+              <w:t>லோ</w:t>
+            </w:r>
+            <w:r>
+              <w:rPr>
+                <w:rFonts w:ascii="BRH Tamil Tab Extra" w:hAnsi="BRH Tamil Tab Extra" w:cs="Latha"/>
+                <w:b/>
+                <w:sz w:val="36"/>
+                <w:szCs w:val="28"/>
+              </w:rPr>
+              <w:t>…</w:t>
+            </w:r>
+            <w:r>
+              <w:rPr>
+                <w:rFonts w:ascii="Latha" w:hAnsi="Latha" w:cs="Latha"/>
+                <w:sz w:val="28"/>
+                <w:szCs w:val="28"/>
+                <w:cs/>
+                <w:lang w:bidi="ta-IN"/>
+              </w:rPr>
+              <w:t xml:space="preserve">கம் </w:t>
+            </w:r>
+            <w:r>
+              <w:rPr>
+                <w:rFonts w:ascii="BRH Devanagari Extra" w:hAnsi="BRH Devanagari Extra" w:cs="Latha"/>
+                <w:b/>
+                <w:sz w:val="36"/>
+                <w:szCs w:val="28"/>
+              </w:rPr>
+              <w:t>Æ</w:t>
+            </w:r>
+            <w:r>
+              <w:rPr>
+                <w:rFonts w:ascii="Latha" w:hAnsi="Latha" w:cs="Latha"/>
+                <w:sz w:val="28"/>
+                <w:szCs w:val="28"/>
+                <w:cs/>
+                <w:lang w:bidi="ta-IN"/>
+              </w:rPr>
+              <w:t>ய</w:t>
+            </w:r>
+            <w:r>
+              <w:rPr>
+                <w:rFonts w:ascii="BRH Tamil Tab Extra" w:hAnsi="BRH Tamil Tab Extra" w:cs="Latha"/>
+                <w:b/>
+                <w:sz w:val="36"/>
+                <w:szCs w:val="28"/>
+              </w:rPr>
+              <w:t>†</w:t>
+            </w:r>
+            <w:r>
+              <w:rPr>
+                <w:rFonts w:ascii="Latha" w:hAnsi="Latha" w:cs="Latha"/>
+                <w:sz w:val="28"/>
+                <w:szCs w:val="28"/>
+                <w:cs/>
+                <w:lang w:bidi="ta-IN"/>
+              </w:rPr>
+              <w:t>ந்த்யு</w:t>
+            </w:r>
+            <w:r>
+              <w:rPr>
+                <w:rFonts w:ascii="BRH Tamil Tab Extra" w:hAnsi="BRH Tamil Tab Extra" w:cs="Latha"/>
+                <w:b/>
+                <w:sz w:val="36"/>
+                <w:szCs w:val="28"/>
+              </w:rPr>
+              <w:t>…</w:t>
+            </w:r>
+            <w:r>
+              <w:rPr>
+                <w:rFonts w:ascii="Latha" w:hAnsi="Latha" w:cs="Latha"/>
+                <w:sz w:val="28"/>
+                <w:szCs w:val="28"/>
+                <w:cs/>
+                <w:lang w:bidi="ta-IN"/>
+              </w:rPr>
+              <w:t>ப</w:t>
+            </w:r>
+            <w:r>
+              <w:rPr>
+                <w:rFonts w:ascii="Latha" w:hAnsi="Latha" w:cs="Latha"/>
+                <w:b/>
+                <w:bCs/>
+                <w:position w:val="-12"/>
+                <w:sz w:val="28"/>
+                <w:szCs w:val="28"/>
+                <w:cs/>
+                <w:lang w:bidi="ta-IN"/>
+              </w:rPr>
+              <w:t>4</w:t>
+            </w:r>
+            <w:r>
+              <w:rPr>
+                <w:rFonts w:ascii="Latha" w:hAnsi="Latha" w:cs="Latha"/>
+                <w:sz w:val="28"/>
+                <w:szCs w:val="28"/>
+                <w:cs/>
+                <w:lang w:bidi="ta-IN"/>
+              </w:rPr>
+              <w:t>யோ</w:t>
+            </w:r>
+            <w:r>
+              <w:rPr>
+                <w:rFonts w:ascii="BRH Tamil Tab Extra" w:hAnsi="BRH Tamil Tab Extra" w:cs="Latha"/>
+                <w:b/>
+                <w:sz w:val="36"/>
                 <w:szCs w:val="28"/>
                 <w:highlight w:val="green"/>
-                <w:cs/>
-                <w:lang w:bidi="ta-IN"/>
-              </w:rPr>
-              <w:t>த</w:t>
-            </w:r>
-            <w:r>
-              <w:rPr>
-                <w:rFonts w:ascii="BRH Tamil Tab Extra" w:hAnsi="BRH Tamil Tab Extra" w:cs="Latha"/>
-                <w:b/>
-                <w:sz w:val="36"/>
-                <w:szCs w:val="28"/>
               </w:rPr>
               <w:t>†</w:t>
             </w:r>
             <w:r>
               <w:rPr>
                 <w:rFonts w:ascii="Latha" w:hAnsi="Latha" w:cs="Latha"/>
+                <w:sz w:val="28"/>
+                <w:szCs w:val="28"/>
+                <w:highlight w:val="green"/>
+                <w:cs/>
+                <w:lang w:bidi="ta-IN"/>
+              </w:rPr>
+              <w:t>ரே</w:t>
+            </w:r>
+            <w:r>
+              <w:rPr>
+                <w:rFonts w:ascii="Latha" w:hAnsi="Latha" w:cs="Latha"/>
+                <w:sz w:val="28"/>
+                <w:szCs w:val="28"/>
+                <w:cs/>
+                <w:lang w:bidi="ta-IN"/>
+              </w:rPr>
+              <w:t>ப்</w:t>
+            </w:r>
+            <w:r>
+              <w:rPr>
+                <w:rFonts w:ascii="Latha" w:hAnsi="Latha" w:cs="Latha"/>
                 <w:b/>
                 <w:bCs/>
                 <w:position w:val="-12"/>
@@ -2724,17 +4738,17 @@
                 <w:cs/>
                 <w:lang w:bidi="ta-IN"/>
               </w:rPr>
-              <w:t>3</w:t>
-            </w:r>
-            <w:r>
-              <w:rPr>
-                <w:rFonts w:ascii="Latha" w:hAnsi="Latha" w:cs="Latha"/>
-                <w:sz w:val="28"/>
-                <w:szCs w:val="28"/>
-                <w:cs/>
-                <w:lang w:bidi="ta-IN"/>
-              </w:rPr>
-              <w:t>ஶ</w:t>
+              <w:t>4</w:t>
+            </w:r>
+            <w:r>
+              <w:rPr>
+                <w:rFonts w:ascii="Latha" w:hAnsi="Latha" w:cs="Latha"/>
+                <w:sz w:val="28"/>
+                <w:szCs w:val="28"/>
+                <w:cs/>
+                <w:lang w:bidi="ta-IN"/>
+              </w:rPr>
+              <w:t>யோ லோ</w:t>
             </w:r>
             <w:r>
               <w:rPr>
@@ -2753,26 +4767,28 @@
                 <w:cs/>
                 <w:lang w:bidi="ta-IN"/>
               </w:rPr>
-              <w:t>மமஹ</w:t>
-            </w:r>
-            <w:r>
-              <w:rPr>
-                <w:rFonts w:ascii="BRH Tamil Tab Extra" w:hAnsi="BRH Tamil Tab Extra" w:cs="Latha"/>
-                <w:b/>
-                <w:sz w:val="36"/>
-                <w:szCs w:val="28"/>
-              </w:rPr>
-              <w:t>†</w:t>
-            </w:r>
-            <w:r>
-              <w:rPr>
-                <w:rFonts w:ascii="Latha" w:hAnsi="Latha" w:cs="Latha"/>
-                <w:sz w:val="28"/>
-                <w:szCs w:val="28"/>
-                <w:cs/>
-                <w:lang w:bidi="ta-IN"/>
-              </w:rPr>
-              <w:t>ர்</w:t>
+              <w:t>கயோ</w:t>
+            </w:r>
+            <w:r>
+              <w:rPr>
+                <w:rFonts w:ascii="BRH Tamil Tab Extra" w:hAnsi="BRH Tamil Tab Extra" w:cs="Latha"/>
+                <w:b/>
+                <w:sz w:val="36"/>
+                <w:szCs w:val="28"/>
+              </w:rPr>
+              <w:t>‡</w:t>
+            </w:r>
+            <w:r>
+              <w:rPr>
+                <w:rFonts w:ascii="Latha" w:hAnsi="Latha" w:cs="Latha"/>
+                <w:b/>
+                <w:bCs/>
+                <w:sz w:val="32"/>
+                <w:szCs w:val="32"/>
+                <w:cs/>
+                <w:lang w:bidi="ta-IN"/>
+              </w:rPr>
+              <w:t>:</w:t>
             </w:r>
           </w:p>
         </w:tc>
@@ -3053,544 +5069,6 @@
         <w:tc>
           <w:tcPr>
             <w:tcW w:w="5387" w:type="dxa"/>
-            <w:gridSpan w:val="3"/>
-            <w:tcBorders>
-              <w:top w:val="single" w:sz="4" w:space="0" w:color="000000"/>
-              <w:left w:val="single" w:sz="4" w:space="0" w:color="000000"/>
-              <w:bottom w:val="single" w:sz="4" w:space="0" w:color="000000"/>
-              <w:right w:val="single" w:sz="4" w:space="0" w:color="000000"/>
-            </w:tcBorders>
-          </w:tcPr>
-          <w:p>
-            <w:pPr>
-              <w:widowControl w:val="0"/>
-              <w:autoSpaceDE w:val="0"/>
-              <w:autoSpaceDN w:val="0"/>
-              <w:adjustRightInd w:val="0"/>
-              <w:spacing w:before="0" w:line="240" w:lineRule="auto"/>
-              <w:ind w:right="-45"/>
-              <w:rPr>
-                <w:rFonts w:ascii="BRH Malayalam Extra" w:hAnsi="BRH Malayalam Extra" w:cs="BRH Malayalam Extra"/>
-                <w:sz w:val="40"/>
-                <w:szCs w:val="40"/>
-              </w:rPr>
-            </w:pPr>
-            <w:r>
-              <w:rPr>
-                <w:rFonts w:ascii="Latha" w:hAnsi="Latha" w:cs="Latha"/>
-                <w:sz w:val="28"/>
-                <w:szCs w:val="28"/>
-                <w:cs/>
-                <w:lang w:bidi="ta-IN"/>
-              </w:rPr>
-              <w:t>ஸுவ</w:t>
-            </w:r>
-            <w:r>
-              <w:rPr>
-                <w:rFonts w:ascii="BRH Tamil Tab Extra" w:hAnsi="BRH Tamil Tab Extra" w:cs="Latha"/>
-                <w:b/>
-                <w:sz w:val="36"/>
-                <w:szCs w:val="28"/>
-              </w:rPr>
-              <w:t>…</w:t>
-            </w:r>
-            <w:r>
-              <w:rPr>
-                <w:rFonts w:ascii="Latha" w:hAnsi="Latha" w:cs="Latha"/>
-                <w:sz w:val="28"/>
-                <w:szCs w:val="28"/>
-                <w:cs/>
-                <w:lang w:bidi="ta-IN"/>
-              </w:rPr>
-              <w:t>ர்க</w:t>
-            </w:r>
-            <w:r>
-              <w:rPr>
-                <w:rFonts w:ascii="Latha" w:hAnsi="Latha" w:cs="Latha"/>
-                <w:b/>
-                <w:bCs/>
-                <w:position w:val="-12"/>
-                <w:sz w:val="28"/>
-                <w:szCs w:val="28"/>
-                <w:cs/>
-                <w:lang w:bidi="ta-IN"/>
-              </w:rPr>
-              <w:t>3</w:t>
-            </w:r>
-            <w:r>
-              <w:rPr>
-                <w:rFonts w:ascii="Latha" w:hAnsi="Latha" w:cs="Latha"/>
-                <w:sz w:val="28"/>
-                <w:szCs w:val="28"/>
-                <w:cs/>
-                <w:lang w:bidi="ta-IN"/>
-              </w:rPr>
-              <w:t>மே</w:t>
-            </w:r>
-            <w:r>
-              <w:rPr>
-                <w:rFonts w:ascii="BRH Tamil Tab Extra" w:hAnsi="BRH Tamil Tab Extra" w:cs="Latha"/>
-                <w:b/>
-                <w:sz w:val="36"/>
-                <w:szCs w:val="28"/>
-              </w:rPr>
-              <w:t>…</w:t>
-            </w:r>
-            <w:r>
-              <w:rPr>
-                <w:rFonts w:ascii="Latha" w:hAnsi="Latha" w:cs="Latha"/>
-                <w:sz w:val="28"/>
-                <w:szCs w:val="28"/>
-                <w:cs/>
-                <w:lang w:bidi="ta-IN"/>
-              </w:rPr>
-              <w:t xml:space="preserve">வ </w:t>
-            </w:r>
-            <w:r>
-              <w:rPr>
-                <w:rFonts w:ascii="Latha" w:hAnsi="Latha" w:cs="Latha"/>
-                <w:sz w:val="28"/>
-                <w:szCs w:val="28"/>
-                <w:highlight w:val="green"/>
-                <w:cs/>
-                <w:lang w:bidi="ta-IN"/>
-              </w:rPr>
-              <w:t>லோ</w:t>
-            </w:r>
-            <w:r>
-              <w:rPr>
-                <w:rFonts w:ascii="BRH Tamil Tab Extra" w:hAnsi="BRH Tamil Tab Extra" w:cs="Latha"/>
-                <w:b/>
-                <w:sz w:val="32"/>
-                <w:szCs w:val="28"/>
-              </w:rPr>
-              <w:t>…</w:t>
-            </w:r>
-            <w:r>
-              <w:rPr>
-                <w:rFonts w:ascii="Latha" w:hAnsi="Latha" w:cs="Latha"/>
-                <w:sz w:val="28"/>
-                <w:szCs w:val="28"/>
-                <w:cs/>
-                <w:lang w:bidi="ta-IN"/>
-              </w:rPr>
-              <w:t>கம் ப்ர</w:t>
-            </w:r>
-          </w:p>
-        </w:tc>
-      </w:tr>
-      <w:tr>
-        <w:trPr>
-          <w:gridAfter w:val="2"/>
-          <w:wAfter w:w="189" w:type="dxa"/>
-          <w:trHeight w:val="983"/>
-        </w:trPr>
-        <w:tc>
-          <w:tcPr>
-            <w:tcW w:w="3452" w:type="dxa"/>
-            <w:tcBorders>
-              <w:top w:val="single" w:sz="4" w:space="0" w:color="000000"/>
-              <w:left w:val="single" w:sz="4" w:space="0" w:color="000000"/>
-              <w:bottom w:val="single" w:sz="4" w:space="0" w:color="000000"/>
-              <w:right w:val="single" w:sz="4" w:space="0" w:color="000000"/>
-            </w:tcBorders>
-          </w:tcPr>
-          <w:p>
-            <w:pPr>
-              <w:widowControl w:val="0"/>
-              <w:autoSpaceDE w:val="0"/>
-              <w:autoSpaceDN w:val="0"/>
-              <w:adjustRightInd w:val="0"/>
-              <w:spacing w:before="0" w:line="240" w:lineRule="auto"/>
-              <w:rPr>
-                <w:rFonts w:cs="Arial"/>
-                <w:b/>
-                <w:bCs/>
-                <w:sz w:val="28"/>
-                <w:szCs w:val="28"/>
-              </w:rPr>
-            </w:pPr>
-            <w:r>
-              <w:rPr>
-                <w:rFonts w:cs="Arial"/>
-                <w:b/>
-                <w:bCs/>
-                <w:sz w:val="28"/>
-                <w:szCs w:val="28"/>
-              </w:rPr>
-              <w:lastRenderedPageBreak/>
-              <w:t>TS 7.5.</w:t>
-            </w:r>
-            <w:r>
-              <w:rPr>
-                <w:rFonts w:cs="Arial"/>
-                <w:b/>
-                <w:bCs/>
-                <w:sz w:val="28"/>
-                <w:szCs w:val="28"/>
-              </w:rPr>
-              <w:t>8.3</w:t>
-            </w:r>
-            <w:r>
-              <w:rPr>
-                <w:rFonts w:cs="Arial"/>
-                <w:b/>
-                <w:bCs/>
-                <w:sz w:val="28"/>
-                <w:szCs w:val="28"/>
-              </w:rPr>
-              <w:t xml:space="preserve"> – Vaakyam</w:t>
-            </w:r>
-          </w:p>
-          <w:p>
-            <w:pPr>
-              <w:widowControl w:val="0"/>
-              <w:autoSpaceDE w:val="0"/>
-              <w:autoSpaceDN w:val="0"/>
-              <w:adjustRightInd w:val="0"/>
-              <w:spacing w:before="0" w:line="240" w:lineRule="auto"/>
-              <w:rPr>
-                <w:b/>
-                <w:sz w:val="28"/>
-                <w:szCs w:val="28"/>
-              </w:rPr>
-            </w:pPr>
-            <w:r>
-              <w:rPr>
-                <w:b/>
-                <w:sz w:val="28"/>
-                <w:szCs w:val="28"/>
-              </w:rPr>
-              <w:t xml:space="preserve">Line No. </w:t>
-            </w:r>
-            <w:r>
-              <w:rPr>
-                <w:b/>
-                <w:sz w:val="28"/>
-                <w:szCs w:val="28"/>
-              </w:rPr>
-              <w:t>–</w:t>
-            </w:r>
-            <w:r>
-              <w:rPr>
-                <w:b/>
-                <w:sz w:val="28"/>
-                <w:szCs w:val="28"/>
-              </w:rPr>
-              <w:t xml:space="preserve"> </w:t>
-            </w:r>
-            <w:r>
-              <w:rPr>
-                <w:b/>
-                <w:sz w:val="28"/>
-                <w:szCs w:val="28"/>
-              </w:rPr>
-              <w:t>1</w:t>
-            </w:r>
-          </w:p>
-          <w:p>
-            <w:pPr>
-              <w:widowControl w:val="0"/>
-              <w:autoSpaceDE w:val="0"/>
-              <w:autoSpaceDN w:val="0"/>
-              <w:adjustRightInd w:val="0"/>
-              <w:spacing w:before="0" w:line="240" w:lineRule="auto"/>
-              <w:rPr>
-                <w:rFonts w:cs="Arial"/>
-                <w:b/>
-                <w:bCs/>
-                <w:sz w:val="28"/>
-                <w:szCs w:val="28"/>
-              </w:rPr>
-            </w:pPr>
-            <w:r>
-              <w:rPr>
-                <w:b/>
-                <w:sz w:val="28"/>
-                <w:szCs w:val="28"/>
-              </w:rPr>
-              <w:t xml:space="preserve">Panchaati No. – </w:t>
-            </w:r>
-            <w:r>
-              <w:rPr>
-                <w:b/>
-                <w:sz w:val="28"/>
-                <w:szCs w:val="28"/>
-              </w:rPr>
-              <w:t>2</w:t>
-            </w:r>
-            <w:r>
-              <w:rPr>
-                <w:b/>
-                <w:sz w:val="28"/>
-                <w:szCs w:val="28"/>
-              </w:rPr>
-              <w:t>5</w:t>
-            </w:r>
-          </w:p>
-        </w:tc>
-        <w:tc>
-          <w:tcPr>
-            <w:tcW w:w="5132" w:type="dxa"/>
-            <w:tcBorders>
-              <w:top w:val="single" w:sz="4" w:space="0" w:color="000000"/>
-              <w:left w:val="single" w:sz="4" w:space="0" w:color="000000"/>
-              <w:bottom w:val="single" w:sz="4" w:space="0" w:color="000000"/>
-              <w:right w:val="single" w:sz="4" w:space="0" w:color="000000"/>
-            </w:tcBorders>
-          </w:tcPr>
-          <w:p>
-            <w:pPr>
-              <w:widowControl w:val="0"/>
-              <w:autoSpaceDE w:val="0"/>
-              <w:autoSpaceDN w:val="0"/>
-              <w:adjustRightInd w:val="0"/>
-              <w:spacing w:before="0" w:line="240" w:lineRule="auto"/>
-              <w:rPr>
-                <w:rFonts w:ascii="BRH Malayalam Extra" w:hAnsi="BRH Malayalam Extra" w:cs="BRH Malayalam Extra"/>
-                <w:sz w:val="40"/>
-                <w:szCs w:val="40"/>
-              </w:rPr>
-            </w:pPr>
-            <w:r>
-              <w:rPr>
-                <w:rFonts w:ascii="Latha" w:hAnsi="Latha" w:cs="Latha"/>
-                <w:sz w:val="28"/>
-                <w:szCs w:val="28"/>
-                <w:cs/>
-                <w:lang w:bidi="ta-IN"/>
-              </w:rPr>
-              <w:t>ப்</w:t>
-            </w:r>
-            <w:r>
-              <w:rPr>
-                <w:rFonts w:ascii="Latha" w:hAnsi="Latha" w:cs="Latha"/>
-                <w:b/>
-                <w:bCs/>
-                <w:position w:val="-12"/>
-                <w:sz w:val="28"/>
-                <w:szCs w:val="28"/>
-                <w:cs/>
-                <w:lang w:bidi="ta-IN"/>
-              </w:rPr>
-              <w:t>3</w:t>
-            </w:r>
-            <w:r>
-              <w:rPr>
-                <w:rFonts w:ascii="Latha" w:hAnsi="Latha" w:cs="Latha"/>
-                <w:b/>
-                <w:bCs/>
-                <w:i/>
-                <w:iCs/>
-                <w:sz w:val="28"/>
-                <w:szCs w:val="28"/>
-                <w:cs/>
-                <w:lang w:bidi="ta-IN"/>
-              </w:rPr>
-              <w:t>ரு</w:t>
-            </w:r>
-            <w:r>
-              <w:rPr>
-                <w:rFonts w:ascii="BRH Tamil Tab Extra" w:hAnsi="BRH Tamil Tab Extra" w:cs="Latha"/>
-                <w:b/>
-                <w:sz w:val="36"/>
-                <w:szCs w:val="28"/>
-              </w:rPr>
-              <w:t>…</w:t>
-            </w:r>
-            <w:r>
-              <w:rPr>
-                <w:rFonts w:ascii="Latha" w:hAnsi="Latha" w:cs="Latha"/>
-                <w:sz w:val="28"/>
-                <w:szCs w:val="28"/>
-                <w:cs/>
-                <w:lang w:bidi="ta-IN"/>
-              </w:rPr>
-              <w:t>ஹ</w:t>
-            </w:r>
-            <w:r>
-              <w:rPr>
-                <w:rFonts w:ascii="Latha" w:hAnsi="Latha" w:cs="Latha"/>
-                <w:sz w:val="28"/>
-                <w:szCs w:val="28"/>
-              </w:rPr>
-              <w:t>-</w:t>
-            </w:r>
-            <w:r>
-              <w:rPr>
-                <w:rFonts w:ascii="Latha" w:hAnsi="Latha" w:cs="Latha"/>
-                <w:sz w:val="28"/>
-                <w:szCs w:val="28"/>
-                <w:cs/>
-                <w:lang w:bidi="ta-IN"/>
-              </w:rPr>
-              <w:t>த</w:t>
-            </w:r>
-            <w:r>
-              <w:rPr>
-                <w:rFonts w:ascii="BRH Tamil Tab Extra" w:hAnsi="BRH Tamil Tab Extra" w:cs="Latha"/>
-                <w:b/>
-                <w:sz w:val="36"/>
-                <w:szCs w:val="28"/>
-              </w:rPr>
-              <w:t>…</w:t>
-            </w:r>
-            <w:r>
-              <w:rPr>
-                <w:rFonts w:ascii="Latha" w:hAnsi="Latha" w:cs="Latha"/>
-                <w:b/>
-                <w:bCs/>
-                <w:position w:val="-12"/>
-                <w:sz w:val="28"/>
-                <w:szCs w:val="28"/>
-                <w:cs/>
-                <w:lang w:bidi="ta-IN"/>
-              </w:rPr>
-              <w:t>3</w:t>
-            </w:r>
-            <w:r>
-              <w:rPr>
-                <w:rFonts w:ascii="Latha" w:hAnsi="Latha" w:cs="Latha"/>
-                <w:sz w:val="28"/>
-                <w:szCs w:val="28"/>
-                <w:cs/>
-                <w:lang w:bidi="ta-IN"/>
-              </w:rPr>
-              <w:t>ன்னாத்</w:t>
-            </w:r>
-            <w:r>
-              <w:rPr>
-                <w:rFonts w:ascii="Latha" w:hAnsi="Latha" w:cs="Latha"/>
-                <w:b/>
-                <w:bCs/>
-                <w:position w:val="-12"/>
-                <w:sz w:val="28"/>
-                <w:szCs w:val="28"/>
-                <w:cs/>
-                <w:lang w:bidi="ta-IN"/>
-              </w:rPr>
-              <w:t>3</w:t>
-            </w:r>
-            <w:r>
-              <w:rPr>
-                <w:rFonts w:ascii="Latha" w:hAnsi="Latha" w:cs="Latha"/>
-                <w:sz w:val="28"/>
-                <w:szCs w:val="28"/>
-                <w:cs/>
-                <w:lang w:bidi="ta-IN"/>
-              </w:rPr>
-              <w:t>ய</w:t>
-            </w:r>
-            <w:r>
-              <w:rPr>
-                <w:rFonts w:ascii="BRH Tamil Tab Extra" w:hAnsi="BRH Tamil Tab Extra" w:cs="Latha"/>
-                <w:b/>
-                <w:sz w:val="36"/>
-                <w:szCs w:val="28"/>
-              </w:rPr>
-              <w:t>…</w:t>
-            </w:r>
-            <w:r>
-              <w:rPr>
-                <w:rFonts w:ascii="Latha" w:hAnsi="Latha" w:cs="Latha"/>
-                <w:sz w:val="28"/>
-                <w:szCs w:val="28"/>
-                <w:cs/>
-                <w:lang w:bidi="ta-IN"/>
-              </w:rPr>
-              <w:t>ஸ்யா</w:t>
-            </w:r>
-            <w:r>
-              <w:rPr>
-                <w:rFonts w:ascii="Latha" w:hAnsi="Latha" w:cs="Latha" w:hint="cs"/>
-                <w:sz w:val="28"/>
-                <w:szCs w:val="28"/>
-                <w:cs/>
-                <w:lang w:bidi="ta-IN"/>
-              </w:rPr>
-              <w:t>-</w:t>
-            </w:r>
-            <w:r>
-              <w:rPr>
-                <w:rFonts w:ascii="Latha" w:hAnsi="Latha" w:cs="Latha"/>
-                <w:sz w:val="28"/>
-                <w:szCs w:val="28"/>
-                <w:highlight w:val="yellow"/>
-                <w:cs/>
-                <w:lang w:bidi="ta-IN"/>
-              </w:rPr>
-              <w:t>வ</w:t>
-            </w:r>
-            <w:r>
-              <w:rPr>
-                <w:rFonts w:ascii="Latha" w:hAnsi="Latha" w:cs="Latha"/>
-                <w:sz w:val="28"/>
-                <w:szCs w:val="28"/>
-                <w:cs/>
-                <w:lang w:bidi="ta-IN"/>
-              </w:rPr>
-              <w:t>ருத்</w:t>
-            </w:r>
-            <w:r>
-              <w:rPr>
-                <w:rFonts w:ascii="Latha" w:hAnsi="Latha" w:cs="Latha"/>
-                <w:b/>
-                <w:bCs/>
-                <w:position w:val="-12"/>
-                <w:sz w:val="28"/>
-                <w:szCs w:val="28"/>
-                <w:cs/>
-                <w:lang w:bidi="ta-IN"/>
-              </w:rPr>
-              <w:t>3</w:t>
-            </w:r>
-            <w:r>
-              <w:rPr>
-                <w:rFonts w:ascii="Latha" w:hAnsi="Latha" w:cs="Latha"/>
-                <w:sz w:val="28"/>
-                <w:szCs w:val="28"/>
-                <w:cs/>
-                <w:lang w:bidi="ta-IN"/>
-              </w:rPr>
-              <w:t>த்</w:t>
-            </w:r>
-            <w:r>
-              <w:rPr>
-                <w:rFonts w:ascii="Latha" w:hAnsi="Latha" w:cs="Latha"/>
-                <w:b/>
-                <w:bCs/>
-                <w:position w:val="-12"/>
-                <w:sz w:val="28"/>
-                <w:szCs w:val="28"/>
-                <w:cs/>
-                <w:lang w:bidi="ta-IN"/>
-              </w:rPr>
-              <w:t>4</w:t>
-            </w:r>
-            <w:r>
-              <w:rPr>
-                <w:rFonts w:ascii="Latha" w:hAnsi="Latha" w:cs="Latha"/>
-                <w:sz w:val="28"/>
-                <w:szCs w:val="28"/>
-                <w:cs/>
-                <w:lang w:bidi="ta-IN"/>
-              </w:rPr>
-              <w:t>யா</w:t>
-            </w:r>
-            <w:r>
-              <w:rPr>
-                <w:rFonts w:ascii="BRH Tamil Tab Extra" w:hAnsi="BRH Tamil Tab Extra" w:cs="Latha"/>
-                <w:b/>
-                <w:sz w:val="36"/>
-                <w:szCs w:val="28"/>
-              </w:rPr>
-              <w:t>…</w:t>
-            </w:r>
-          </w:p>
-        </w:tc>
-        <w:tc>
-          <w:tcPr>
-            <w:tcW w:w="5244" w:type="dxa"/>
             <w:gridSpan w:val="2"/>
             <w:tcBorders>
               <w:top w:val="single" w:sz="4" w:space="0" w:color="000000"/>
@@ -3601,7 +5079,12 @@
           </w:tcPr>
           <w:p>
             <w:pPr>
+              <w:widowControl w:val="0"/>
+              <w:autoSpaceDE w:val="0"/>
+              <w:autoSpaceDN w:val="0"/>
+              <w:adjustRightInd w:val="0"/>
               <w:spacing w:before="0" w:line="240" w:lineRule="auto"/>
+              <w:ind w:right="-45"/>
               <w:rPr>
                 <w:rFonts w:ascii="BRH Malayalam Extra" w:hAnsi="BRH Malayalam Extra" w:cs="BRH Malayalam Extra"/>
                 <w:sz w:val="40"/>
@@ -3616,7 +5099,26 @@
                 <w:cs/>
                 <w:lang w:bidi="ta-IN"/>
               </w:rPr>
-              <w:t>ப்</w:t>
+              <w:t>ஸுவ</w:t>
+            </w:r>
+            <w:r>
+              <w:rPr>
+                <w:rFonts w:ascii="BRH Tamil Tab Extra" w:hAnsi="BRH Tamil Tab Extra" w:cs="Latha"/>
+                <w:b/>
+                <w:sz w:val="36"/>
+                <w:szCs w:val="28"/>
+              </w:rPr>
+              <w:t>…</w:t>
+            </w:r>
+            <w:r>
+              <w:rPr>
+                <w:rFonts w:ascii="Latha" w:hAnsi="Latha" w:cs="Latha"/>
+                <w:sz w:val="28"/>
+                <w:szCs w:val="28"/>
+                <w:cs/>
+                <w:lang w:bidi="ta-IN"/>
+              </w:rPr>
+              <w:t>ர்க</w:t>
             </w:r>
             <w:r>
               <w:rPr>
@@ -3634,16 +5136,12 @@
             <w:r>
               <w:rPr>
                 <w:rFonts w:ascii="Latha" w:hAnsi="Latha" w:cs="Latha"/>
-                <w:b/>
-                <w:bCs/>
-                <w:i/>
-                <w:iCs/>
-                <w:sz w:val="28"/>
-                <w:szCs w:val="28"/>
-                <w:cs/>
-                <w:lang w:bidi="ta-IN"/>
-              </w:rPr>
-              <w:t>ரு</w:t>
+                <w:sz w:val="28"/>
+                <w:szCs w:val="28"/>
+                <w:cs/>
+                <w:lang w:bidi="ta-IN"/>
+              </w:rPr>
+              <w:t>மே</w:t>
             </w:r>
             <w:r>
               <w:rPr>
@@ -3662,31 +5160,24 @@
                 <w:cs/>
                 <w:lang w:bidi="ta-IN"/>
               </w:rPr>
-              <w:t>ஹ</w:t>
-            </w:r>
-            <w:r>
-              <w:rPr>
-                <w:rFonts w:ascii="Latha" w:hAnsi="Latha" w:cs="Latha"/>
-                <w:sz w:val="28"/>
-                <w:szCs w:val="28"/>
-              </w:rPr>
-              <w:t>-</w:t>
-            </w:r>
-            <w:r>
-              <w:rPr>
-                <w:rFonts w:ascii="Latha" w:hAnsi="Latha" w:cs="Latha"/>
-                <w:sz w:val="28"/>
-                <w:szCs w:val="28"/>
-                <w:cs/>
-                <w:lang w:bidi="ta-IN"/>
-              </w:rPr>
-              <w:t>த</w:t>
-            </w:r>
-            <w:r>
-              <w:rPr>
-                <w:rFonts w:ascii="BRH Tamil Tab Extra" w:hAnsi="BRH Tamil Tab Extra" w:cs="Latha"/>
-                <w:b/>
-                <w:sz w:val="36"/>
+              <w:t xml:space="preserve">வ </w:t>
+            </w:r>
+            <w:r>
+              <w:rPr>
+                <w:rFonts w:ascii="Latha" w:hAnsi="Latha" w:cs="Latha"/>
+                <w:sz w:val="28"/>
+                <w:szCs w:val="28"/>
+                <w:highlight w:val="green"/>
+                <w:cs/>
+                <w:lang w:bidi="ta-IN"/>
+              </w:rPr>
+              <w:t>லோ</w:t>
+            </w:r>
+            <w:r>
+              <w:rPr>
+                <w:rFonts w:ascii="BRH Tamil Tab Extra" w:hAnsi="BRH Tamil Tab Extra" w:cs="Latha"/>
+                <w:b/>
+                <w:sz w:val="32"/>
                 <w:szCs w:val="28"/>
               </w:rPr>
               <w:t>…</w:t>
@@ -3694,163 +5185,12 @@
             <w:r>
               <w:rPr>
                 <w:rFonts w:ascii="Latha" w:hAnsi="Latha" w:cs="Latha"/>
-                <w:b/>
-                <w:bCs/>
-                <w:position w:val="-12"/>
-                <w:sz w:val="28"/>
-                <w:szCs w:val="28"/>
-                <w:cs/>
-                <w:lang w:bidi="ta-IN"/>
-              </w:rPr>
-              <w:t>3</w:t>
-            </w:r>
-            <w:r>
-              <w:rPr>
-                <w:rFonts w:ascii="Latha" w:hAnsi="Latha" w:cs="Latha"/>
-                <w:sz w:val="28"/>
-                <w:szCs w:val="28"/>
-                <w:cs/>
-                <w:lang w:bidi="ta-IN"/>
-              </w:rPr>
-              <w:t>ன்னாத்</w:t>
-            </w:r>
-            <w:r>
-              <w:rPr>
-                <w:rFonts w:ascii="Latha" w:hAnsi="Latha" w:cs="Latha"/>
-                <w:b/>
-                <w:bCs/>
-                <w:position w:val="-12"/>
-                <w:sz w:val="28"/>
-                <w:szCs w:val="28"/>
-                <w:cs/>
-                <w:lang w:bidi="ta-IN"/>
-              </w:rPr>
-              <w:t>3</w:t>
-            </w:r>
-            <w:r>
-              <w:rPr>
-                <w:rFonts w:ascii="Latha" w:hAnsi="Latha" w:cs="Latha"/>
-                <w:sz w:val="28"/>
-                <w:szCs w:val="28"/>
-                <w:cs/>
-                <w:lang w:bidi="ta-IN"/>
-              </w:rPr>
-              <w:t>ய</w:t>
-            </w:r>
-            <w:r>
-              <w:rPr>
-                <w:rFonts w:ascii="BRH Tamil Tab Extra" w:hAnsi="BRH Tamil Tab Extra" w:cs="Latha"/>
-                <w:b/>
-                <w:sz w:val="36"/>
-                <w:szCs w:val="28"/>
-              </w:rPr>
-              <w:t>…</w:t>
-            </w:r>
-            <w:r>
-              <w:rPr>
-                <w:rFonts w:ascii="Latha" w:hAnsi="Latha" w:cs="Latha"/>
-                <w:sz w:val="28"/>
-                <w:szCs w:val="28"/>
-                <w:cs/>
-                <w:lang w:bidi="ta-IN"/>
-              </w:rPr>
-              <w:t>ஸ்யா</w:t>
-            </w:r>
-            <w:r>
-              <w:rPr>
-                <w:rFonts w:ascii="Latha" w:hAnsi="Latha" w:cs="Latha" w:hint="cs"/>
-                <w:sz w:val="28"/>
-                <w:szCs w:val="28"/>
-                <w:cs/>
-                <w:lang w:bidi="ta-IN"/>
-              </w:rPr>
-              <w:t>-</w:t>
-            </w:r>
-            <w:r>
-              <w:rPr>
-                <w:rFonts w:ascii="Latha" w:hAnsi="Latha" w:cs="Latha"/>
-                <w:sz w:val="28"/>
-                <w:szCs w:val="28"/>
-                <w:highlight w:val="green"/>
-                <w:cs/>
-                <w:lang w:bidi="ta-IN"/>
-              </w:rPr>
-              <w:t>வ</w:t>
-            </w:r>
-            <w:r>
-              <w:rPr>
-                <w:rFonts w:ascii="BRH Tamil Tab Extra" w:hAnsi="BRH Tamil Tab Extra" w:cs="Latha"/>
-                <w:b/>
-                <w:sz w:val="36"/>
-                <w:szCs w:val="28"/>
-                <w:highlight w:val="green"/>
-              </w:rPr>
-              <w:t>†</w:t>
-            </w:r>
-            <w:r>
-              <w:rPr>
-                <w:rFonts w:ascii="Latha" w:hAnsi="Latha" w:cs="Latha"/>
-                <w:sz w:val="28"/>
-                <w:szCs w:val="28"/>
-                <w:cs/>
-                <w:lang w:bidi="ta-IN"/>
-              </w:rPr>
-              <w:t>ருத்</w:t>
-            </w:r>
-            <w:r>
-              <w:rPr>
-                <w:rFonts w:ascii="Latha" w:hAnsi="Latha" w:cs="Latha"/>
-                <w:b/>
-                <w:bCs/>
-                <w:position w:val="-12"/>
-                <w:sz w:val="28"/>
-                <w:szCs w:val="28"/>
-                <w:cs/>
-                <w:lang w:bidi="ta-IN"/>
-              </w:rPr>
-              <w:t>3</w:t>
-            </w:r>
-            <w:r>
-              <w:rPr>
-                <w:rFonts w:ascii="Latha" w:hAnsi="Latha" w:cs="Latha"/>
-                <w:sz w:val="28"/>
-                <w:szCs w:val="28"/>
-                <w:cs/>
-                <w:lang w:bidi="ta-IN"/>
-              </w:rPr>
-              <w:t>த்</w:t>
-            </w:r>
-            <w:r>
-              <w:rPr>
-                <w:rFonts w:ascii="Latha" w:hAnsi="Latha" w:cs="Latha"/>
-                <w:b/>
-                <w:bCs/>
-                <w:position w:val="-12"/>
-                <w:sz w:val="28"/>
-                <w:szCs w:val="28"/>
-                <w:cs/>
-                <w:lang w:bidi="ta-IN"/>
-              </w:rPr>
-              <w:t>4</w:t>
-            </w:r>
-            <w:r>
-              <w:rPr>
-                <w:rFonts w:ascii="Latha" w:hAnsi="Latha" w:cs="Latha"/>
-                <w:sz w:val="28"/>
-                <w:szCs w:val="28"/>
-                <w:cs/>
-                <w:lang w:bidi="ta-IN"/>
-              </w:rPr>
-              <w:t>யா</w:t>
-            </w:r>
-            <w:r>
-              <w:rPr>
-                <w:rFonts w:ascii="BRH Tamil Tab Extra" w:hAnsi="BRH Tamil Tab Extra" w:cs="Latha"/>
-                <w:b/>
-                <w:sz w:val="36"/>
-                <w:szCs w:val="28"/>
-              </w:rPr>
-              <w:t>…</w:t>
+                <w:sz w:val="28"/>
+                <w:szCs w:val="28"/>
+                <w:cs/>
+                <w:lang w:bidi="ta-IN"/>
+              </w:rPr>
+              <w:t>கம் ப்ர</w:t>
             </w:r>
           </w:p>
         </w:tc>
@@ -3886,6 +5226,128 @@
                 <w:szCs w:val="28"/>
               </w:rPr>
             </w:pPr>
+            <w:r>
+              <w:rPr>
+                <w:rFonts w:cs="Arial"/>
+                <w:b/>
+                <w:bCs/>
+                <w:sz w:val="28"/>
+                <w:szCs w:val="28"/>
+              </w:rPr>
+              <w:t>TS 7.4.</w:t>
+            </w:r>
+            <w:r>
+              <w:rPr>
+                <w:rFonts w:cs="Arial"/>
+                <w:b/>
+                <w:bCs/>
+                <w:sz w:val="28"/>
+                <w:szCs w:val="28"/>
+              </w:rPr>
+              <w:t>6.3</w:t>
+            </w:r>
+            <w:r>
+              <w:rPr>
+                <w:rFonts w:cs="Arial"/>
+                <w:b/>
+                <w:bCs/>
+                <w:sz w:val="28"/>
+                <w:szCs w:val="28"/>
+              </w:rPr>
+              <w:t xml:space="preserve"> – </w:t>
+            </w:r>
+            <w:r>
+              <w:rPr>
+                <w:rFonts w:cs="Arial"/>
+                <w:b/>
+                <w:bCs/>
+                <w:sz w:val="28"/>
+                <w:szCs w:val="28"/>
+              </w:rPr>
+              <w:t>Vaakyam</w:t>
+            </w:r>
+          </w:p>
+          <w:p>
+            <w:pPr>
+              <w:widowControl w:val="0"/>
+              <w:autoSpaceDE w:val="0"/>
+              <w:autoSpaceDN w:val="0"/>
+              <w:adjustRightInd w:val="0"/>
+              <w:spacing w:before="0" w:line="240" w:lineRule="auto"/>
+              <w:rPr>
+                <w:rFonts w:cs="Arial"/>
+                <w:b/>
+                <w:bCs/>
+                <w:sz w:val="28"/>
+                <w:szCs w:val="28"/>
+              </w:rPr>
+            </w:pPr>
+            <w:r>
+              <w:rPr>
+                <w:rFonts w:cs="Arial"/>
+                <w:b/>
+                <w:bCs/>
+                <w:sz w:val="28"/>
+                <w:szCs w:val="28"/>
+              </w:rPr>
+              <w:t>Line</w:t>
+            </w:r>
+            <w:r>
+              <w:rPr>
+                <w:rFonts w:cs="Arial"/>
+                <w:b/>
+                <w:bCs/>
+                <w:sz w:val="28"/>
+                <w:szCs w:val="28"/>
+              </w:rPr>
+              <w:t xml:space="preserve"> No. – </w:t>
+            </w:r>
+            <w:r>
+              <w:rPr>
+                <w:rFonts w:cs="Arial"/>
+                <w:b/>
+                <w:bCs/>
+                <w:sz w:val="28"/>
+                <w:szCs w:val="28"/>
+              </w:rPr>
+              <w:t>4</w:t>
+            </w:r>
+          </w:p>
+          <w:p>
+            <w:pPr>
+              <w:widowControl w:val="0"/>
+              <w:autoSpaceDE w:val="0"/>
+              <w:autoSpaceDN w:val="0"/>
+              <w:adjustRightInd w:val="0"/>
+              <w:spacing w:before="0" w:line="240" w:lineRule="auto"/>
+              <w:rPr>
+                <w:rFonts w:cs="Arial"/>
+                <w:b/>
+                <w:bCs/>
+                <w:sz w:val="28"/>
+                <w:szCs w:val="28"/>
+              </w:rPr>
+            </w:pPr>
+            <w:r>
+              <w:rPr>
+                <w:rFonts w:cs="Arial"/>
+                <w:b/>
+                <w:bCs/>
+                <w:sz w:val="28"/>
+                <w:szCs w:val="28"/>
+              </w:rPr>
+              <w:t xml:space="preserve">Panchaati No. – </w:t>
+            </w:r>
+            <w:r>
+              <w:rPr>
+                <w:rFonts w:cs="Arial"/>
+                <w:b/>
+                <w:bCs/>
+                <w:sz w:val="28"/>
+                <w:szCs w:val="28"/>
+              </w:rPr>
+              <w:t>24</w:t>
+            </w:r>
           </w:p>
         </w:tc>
         <w:tc>
@@ -3914,12 +5376,140 @@
                 <w:lang w:bidi="ta-IN"/>
               </w:rPr>
             </w:pPr>
+            <w:r>
+              <w:rPr>
+                <w:rFonts w:ascii="Latha" w:hAnsi="Latha" w:cs="Latha"/>
+                <w:sz w:val="28"/>
+                <w:szCs w:val="28"/>
+                <w:cs/>
+                <w:lang w:bidi="ta-IN"/>
+              </w:rPr>
+              <w:t>ஸ்வாரா</w:t>
+            </w:r>
+            <w:r>
+              <w:rPr>
+                <w:rFonts w:ascii="BRH Tamil Tab Extra" w:hAnsi="BRH Tamil Tab Extra" w:cs="Latha"/>
+                <w:b/>
+                <w:sz w:val="36"/>
+                <w:szCs w:val="28"/>
+              </w:rPr>
+              <w:t>‡</w:t>
+            </w:r>
+            <w:r>
+              <w:rPr>
+                <w:rFonts w:ascii="Latha" w:hAnsi="Latha" w:cs="Latha"/>
+                <w:sz w:val="28"/>
+                <w:szCs w:val="28"/>
+                <w:cs/>
+                <w:lang w:bidi="ta-IN"/>
+              </w:rPr>
+              <w:t>ஜ்ய</w:t>
+            </w:r>
+            <w:r>
+              <w:rPr>
+                <w:rFonts w:ascii="Latha" w:hAnsi="Latha" w:cs="Latha" w:hint="cs"/>
+                <w:sz w:val="28"/>
+                <w:szCs w:val="28"/>
+                <w:cs/>
+                <w:lang w:bidi="ta-IN"/>
+              </w:rPr>
+              <w:t>-</w:t>
+            </w:r>
+            <w:r>
+              <w:rPr>
+                <w:rFonts w:ascii="Latha" w:hAnsi="Latha" w:cs="Latha"/>
+                <w:sz w:val="28"/>
+                <w:szCs w:val="28"/>
+                <w:cs/>
+                <w:lang w:bidi="ta-IN"/>
+              </w:rPr>
+              <w:t>மாஶ்</w:t>
+            </w:r>
+            <w:r>
+              <w:rPr>
+                <w:rFonts w:ascii="Latha" w:hAnsi="Latha" w:cs="Latha" w:hint="cs"/>
+                <w:sz w:val="28"/>
+                <w:szCs w:val="28"/>
+                <w:highlight w:val="yellow"/>
+                <w:cs/>
+                <w:lang w:bidi="ta-IN"/>
+              </w:rPr>
+              <w:t>ஞு</w:t>
+            </w:r>
+            <w:r>
+              <w:rPr>
+                <w:rFonts w:ascii="Latha" w:hAnsi="Latha" w:cs="Latha"/>
+                <w:sz w:val="28"/>
+                <w:szCs w:val="28"/>
+                <w:highlight w:val="yellow"/>
+                <w:cs/>
+                <w:lang w:bidi="ta-IN"/>
+              </w:rPr>
+              <w:t>ன</w:t>
+            </w:r>
+            <w:r>
+              <w:rPr>
+                <w:rFonts w:ascii="Latha" w:hAnsi="Latha" w:cs="Latha"/>
+                <w:sz w:val="28"/>
+                <w:szCs w:val="28"/>
+                <w:cs/>
+                <w:lang w:bidi="ta-IN"/>
+              </w:rPr>
+              <w:t>தா</w:t>
+            </w:r>
+            <w:r>
+              <w:rPr>
+                <w:rFonts w:ascii="Latha" w:hAnsi="Latha" w:cs="Latha"/>
+                <w:sz w:val="28"/>
+                <w:szCs w:val="28"/>
+              </w:rPr>
+              <w:t>-</w:t>
+            </w:r>
+            <w:r>
+              <w:rPr>
+                <w:rFonts w:ascii="Latha" w:hAnsi="Latha" w:cs="Latha"/>
+                <w:sz w:val="28"/>
+                <w:szCs w:val="28"/>
+                <w:cs/>
+                <w:lang w:bidi="ta-IN"/>
+              </w:rPr>
+              <w:t>ஶ்</w:t>
+            </w:r>
+            <w:r>
+              <w:rPr>
+                <w:rFonts w:ascii="Latha" w:hAnsi="Latha" w:cs="Latha" w:hint="cs"/>
+                <w:sz w:val="28"/>
+                <w:szCs w:val="28"/>
+                <w:cs/>
+                <w:lang w:bidi="ta-IN"/>
+              </w:rPr>
+              <w:t>ஞு</w:t>
+            </w:r>
+            <w:r>
+              <w:rPr>
+                <w:rFonts w:ascii="BRH Tamil Tab Extra" w:hAnsi="BRH Tamil Tab Extra" w:cs="Latha"/>
+                <w:b/>
+                <w:sz w:val="36"/>
+                <w:szCs w:val="28"/>
+              </w:rPr>
+              <w:t>…</w:t>
+            </w:r>
+            <w:r>
+              <w:rPr>
+                <w:rFonts w:ascii="Latha" w:hAnsi="Latha" w:cs="Latha"/>
+                <w:sz w:val="28"/>
+                <w:szCs w:val="28"/>
+                <w:cs/>
+                <w:lang w:bidi="ta-IN"/>
+              </w:rPr>
+              <w:t>வதே</w:t>
+            </w:r>
           </w:p>
         </w:tc>
         <w:tc>
           <w:tcPr>
             <w:tcW w:w="5387" w:type="dxa"/>
-            <w:gridSpan w:val="3"/>
+            <w:gridSpan w:val="2"/>
             <w:tcBorders>
               <w:top w:val="single" w:sz="4" w:space="0" w:color="000000"/>
               <w:left w:val="single" w:sz="4" w:space="0" w:color="000000"/>
@@ -3943,6 +5533,2922 @@
                 <w:lang w:bidi="ta-IN"/>
               </w:rPr>
             </w:pPr>
+            <w:r>
+              <w:rPr>
+                <w:rFonts w:ascii="Latha" w:hAnsi="Latha" w:cs="Latha"/>
+                <w:sz w:val="28"/>
+                <w:szCs w:val="28"/>
+                <w:cs/>
+                <w:lang w:bidi="ta-IN"/>
+              </w:rPr>
+              <w:t>ஸ்வாரா</w:t>
+            </w:r>
+            <w:r>
+              <w:rPr>
+                <w:rFonts w:ascii="BRH Tamil Tab Extra" w:hAnsi="BRH Tamil Tab Extra" w:cs="Latha"/>
+                <w:b/>
+                <w:sz w:val="36"/>
+                <w:szCs w:val="28"/>
+              </w:rPr>
+              <w:t>‡</w:t>
+            </w:r>
+            <w:r>
+              <w:rPr>
+                <w:rFonts w:ascii="Latha" w:hAnsi="Latha" w:cs="Latha"/>
+                <w:sz w:val="28"/>
+                <w:szCs w:val="28"/>
+                <w:cs/>
+                <w:lang w:bidi="ta-IN"/>
+              </w:rPr>
+              <w:t>ஜ்ய</w:t>
+            </w:r>
+            <w:r>
+              <w:rPr>
+                <w:rFonts w:ascii="Latha" w:hAnsi="Latha" w:cs="Latha" w:hint="cs"/>
+                <w:sz w:val="28"/>
+                <w:szCs w:val="28"/>
+                <w:cs/>
+                <w:lang w:bidi="ta-IN"/>
+              </w:rPr>
+              <w:t>-</w:t>
+            </w:r>
+            <w:r>
+              <w:rPr>
+                <w:rFonts w:ascii="Latha" w:hAnsi="Latha" w:cs="Latha"/>
+                <w:sz w:val="28"/>
+                <w:szCs w:val="28"/>
+                <w:cs/>
+                <w:lang w:bidi="ta-IN"/>
+              </w:rPr>
+              <w:t>மாஶ்</w:t>
+            </w:r>
+            <w:r>
+              <w:rPr>
+                <w:rFonts w:ascii="Latha" w:hAnsi="Latha" w:cs="Latha" w:hint="cs"/>
+                <w:sz w:val="28"/>
+                <w:szCs w:val="28"/>
+                <w:highlight w:val="green"/>
+                <w:cs/>
+                <w:lang w:bidi="ta-IN"/>
+              </w:rPr>
+              <w:t>ஞு</w:t>
+            </w:r>
+            <w:r>
+              <w:rPr>
+                <w:rFonts w:ascii="Latha" w:hAnsi="Latha" w:cs="Latha"/>
+                <w:sz w:val="28"/>
+                <w:szCs w:val="28"/>
+                <w:highlight w:val="green"/>
+                <w:cs/>
+                <w:lang w:bidi="ta-IN"/>
+              </w:rPr>
+              <w:t>தா</w:t>
+            </w:r>
+            <w:r>
+              <w:rPr>
+                <w:rFonts w:ascii="Latha" w:hAnsi="Latha" w:cs="Latha"/>
+                <w:sz w:val="28"/>
+                <w:szCs w:val="28"/>
+              </w:rPr>
+              <w:t>-</w:t>
+            </w:r>
+            <w:r>
+              <w:rPr>
+                <w:rFonts w:ascii="Latha" w:hAnsi="Latha" w:cs="Latha"/>
+                <w:sz w:val="28"/>
+                <w:szCs w:val="28"/>
+                <w:cs/>
+                <w:lang w:bidi="ta-IN"/>
+              </w:rPr>
+              <w:t>ஶ்</w:t>
+            </w:r>
+            <w:r>
+              <w:rPr>
+                <w:rFonts w:ascii="Latha" w:hAnsi="Latha" w:cs="Latha" w:hint="cs"/>
+                <w:sz w:val="28"/>
+                <w:szCs w:val="28"/>
+                <w:cs/>
+                <w:lang w:bidi="ta-IN"/>
+              </w:rPr>
+              <w:t>ஞு</w:t>
+            </w:r>
+            <w:r>
+              <w:rPr>
+                <w:rFonts w:ascii="BRH Tamil Tab Extra" w:hAnsi="BRH Tamil Tab Extra" w:cs="Latha"/>
+                <w:b/>
+                <w:sz w:val="36"/>
+                <w:szCs w:val="28"/>
+              </w:rPr>
+              <w:t>…</w:t>
+            </w:r>
+            <w:r>
+              <w:rPr>
+                <w:rFonts w:ascii="Latha" w:hAnsi="Latha" w:cs="Latha"/>
+                <w:sz w:val="28"/>
+                <w:szCs w:val="28"/>
+                <w:cs/>
+                <w:lang w:bidi="ta-IN"/>
+              </w:rPr>
+              <w:t>வதே</w:t>
+            </w:r>
+          </w:p>
+        </w:tc>
+      </w:tr>
+      <w:tr>
+        <w:trPr>
+          <w:gridAfter w:val="1"/>
+          <w:wAfter w:w="46" w:type="dxa"/>
+          <w:trHeight w:val="1105"/>
+        </w:trPr>
+        <w:tc>
+          <w:tcPr>
+            <w:tcW w:w="3452" w:type="dxa"/>
+            <w:tcBorders>
+              <w:top w:val="single" w:sz="4" w:space="0" w:color="000000"/>
+              <w:left w:val="single" w:sz="4" w:space="0" w:color="000000"/>
+              <w:bottom w:val="single" w:sz="4" w:space="0" w:color="000000"/>
+              <w:right w:val="single" w:sz="4" w:space="0" w:color="000000"/>
+            </w:tcBorders>
+          </w:tcPr>
+          <w:p>
+            <w:pPr>
+              <w:widowControl w:val="0"/>
+              <w:autoSpaceDE w:val="0"/>
+              <w:autoSpaceDN w:val="0"/>
+              <w:adjustRightInd w:val="0"/>
+              <w:spacing w:before="0" w:line="240" w:lineRule="auto"/>
+              <w:rPr>
+                <w:rFonts w:cs="Arial"/>
+                <w:b/>
+                <w:bCs/>
+                <w:sz w:val="28"/>
+                <w:szCs w:val="28"/>
+              </w:rPr>
+            </w:pPr>
+            <w:r>
+              <w:rPr>
+                <w:rFonts w:cs="Arial"/>
+                <w:b/>
+                <w:bCs/>
+                <w:sz w:val="28"/>
+                <w:szCs w:val="28"/>
+              </w:rPr>
+              <w:t>TS 7.</w:t>
+            </w:r>
+            <w:r>
+              <w:rPr>
+                <w:rFonts w:cs="Arial"/>
+                <w:b/>
+                <w:bCs/>
+                <w:sz w:val="28"/>
+                <w:szCs w:val="28"/>
+              </w:rPr>
+              <w:t>4.7.2</w:t>
+            </w:r>
+            <w:r>
+              <w:rPr>
+                <w:rFonts w:cs="Arial"/>
+                <w:b/>
+                <w:bCs/>
+                <w:sz w:val="28"/>
+                <w:szCs w:val="28"/>
+              </w:rPr>
+              <w:t xml:space="preserve"> – </w:t>
+            </w:r>
+            <w:r>
+              <w:rPr>
+                <w:rFonts w:cs="Arial"/>
+                <w:b/>
+                <w:bCs/>
+                <w:sz w:val="28"/>
+                <w:szCs w:val="28"/>
+              </w:rPr>
+              <w:t>Vaakyam</w:t>
+            </w:r>
+          </w:p>
+          <w:p>
+            <w:pPr>
+              <w:widowControl w:val="0"/>
+              <w:autoSpaceDE w:val="0"/>
+              <w:autoSpaceDN w:val="0"/>
+              <w:adjustRightInd w:val="0"/>
+              <w:spacing w:before="0" w:line="240" w:lineRule="auto"/>
+              <w:rPr>
+                <w:rFonts w:cs="Arial"/>
+                <w:b/>
+                <w:bCs/>
+                <w:sz w:val="28"/>
+                <w:szCs w:val="28"/>
+              </w:rPr>
+            </w:pPr>
+            <w:r>
+              <w:rPr>
+                <w:rFonts w:cs="Arial"/>
+                <w:b/>
+                <w:bCs/>
+                <w:sz w:val="28"/>
+                <w:szCs w:val="28"/>
+              </w:rPr>
+              <w:t>Line</w:t>
+            </w:r>
+            <w:r>
+              <w:rPr>
+                <w:rFonts w:cs="Arial"/>
+                <w:b/>
+                <w:bCs/>
+                <w:sz w:val="28"/>
+                <w:szCs w:val="28"/>
+              </w:rPr>
+              <w:t xml:space="preserve"> No. – </w:t>
+            </w:r>
+            <w:r>
+              <w:rPr>
+                <w:rFonts w:cs="Arial"/>
+                <w:b/>
+                <w:bCs/>
+                <w:sz w:val="28"/>
+                <w:szCs w:val="28"/>
+              </w:rPr>
+              <w:t>1 &amp; 2</w:t>
+            </w:r>
+          </w:p>
+          <w:p>
+            <w:pPr>
+              <w:widowControl w:val="0"/>
+              <w:autoSpaceDE w:val="0"/>
+              <w:autoSpaceDN w:val="0"/>
+              <w:adjustRightInd w:val="0"/>
+              <w:spacing w:before="0" w:line="240" w:lineRule="auto"/>
+              <w:rPr>
+                <w:rFonts w:cs="Arial"/>
+                <w:b/>
+                <w:bCs/>
+                <w:sz w:val="28"/>
+                <w:szCs w:val="28"/>
+              </w:rPr>
+            </w:pPr>
+            <w:r>
+              <w:rPr>
+                <w:rFonts w:cs="Arial"/>
+                <w:b/>
+                <w:bCs/>
+                <w:sz w:val="28"/>
+                <w:szCs w:val="28"/>
+              </w:rPr>
+              <w:t xml:space="preserve">Panchaati No. – </w:t>
+            </w:r>
+            <w:r>
+              <w:rPr>
+                <w:rFonts w:cs="Arial"/>
+                <w:b/>
+                <w:bCs/>
+                <w:sz w:val="28"/>
+                <w:szCs w:val="28"/>
+              </w:rPr>
+              <w:t>26</w:t>
+            </w:r>
+          </w:p>
+        </w:tc>
+        <w:tc>
+          <w:tcPr>
+            <w:tcW w:w="5132" w:type="dxa"/>
+            <w:tcBorders>
+              <w:top w:val="single" w:sz="4" w:space="0" w:color="000000"/>
+              <w:left w:val="single" w:sz="4" w:space="0" w:color="000000"/>
+              <w:bottom w:val="single" w:sz="4" w:space="0" w:color="000000"/>
+              <w:right w:val="single" w:sz="4" w:space="0" w:color="000000"/>
+            </w:tcBorders>
+          </w:tcPr>
+          <w:p>
+            <w:pPr>
+              <w:autoSpaceDE w:val="0"/>
+              <w:autoSpaceDN w:val="0"/>
+              <w:adjustRightInd w:val="0"/>
+              <w:spacing w:before="0" w:line="240" w:lineRule="auto"/>
+              <w:rPr>
+                <w:rFonts w:ascii="BRH Devanagari Extra" w:hAnsi="BRH Devanagari Extra" w:cs="BRH Devanagari Extra"/>
+                <w:sz w:val="40"/>
+                <w:szCs w:val="40"/>
+              </w:rPr>
+            </w:pPr>
+            <w:r>
+              <w:rPr>
+                <w:rFonts w:ascii="Latha" w:hAnsi="Latha" w:cs="Latha"/>
+                <w:sz w:val="28"/>
+                <w:szCs w:val="28"/>
+                <w:cs/>
+                <w:lang w:bidi="ta-IN"/>
+              </w:rPr>
+              <w:t>ஷோட</w:t>
+            </w:r>
+            <w:r>
+              <w:rPr>
+                <w:rFonts w:ascii="Latha" w:hAnsi="Latha" w:cs="Latha"/>
+                <w:b/>
+                <w:bCs/>
+                <w:position w:val="-12"/>
+                <w:sz w:val="28"/>
+                <w:szCs w:val="28"/>
+                <w:cs/>
+                <w:lang w:bidi="ta-IN"/>
+              </w:rPr>
+              <w:t>3</w:t>
+            </w:r>
+            <w:r>
+              <w:rPr>
+                <w:rFonts w:ascii="Latha" w:hAnsi="Latha" w:cs="Latha"/>
+                <w:sz w:val="28"/>
+                <w:szCs w:val="28"/>
+                <w:cs/>
+                <w:lang w:bidi="ta-IN"/>
+              </w:rPr>
+              <w:t>ஶி</w:t>
+            </w:r>
+            <w:r>
+              <w:rPr>
+                <w:rFonts w:ascii="BRH Tamil Tab Extra" w:hAnsi="BRH Tamil Tab Extra" w:cs="Latha"/>
+                <w:b/>
+                <w:sz w:val="36"/>
+                <w:szCs w:val="28"/>
+              </w:rPr>
+              <w:t>…</w:t>
+            </w:r>
+            <w:r>
+              <w:rPr>
+                <w:rFonts w:ascii="Latha" w:hAnsi="Latha" w:cs="Latha"/>
+                <w:sz w:val="28"/>
+                <w:szCs w:val="28"/>
+                <w:highlight w:val="yellow"/>
+                <w:cs/>
+                <w:lang w:bidi="ta-IN"/>
+              </w:rPr>
+              <w:t>ம</w:t>
+            </w:r>
+            <w:r>
+              <w:rPr>
+                <w:rFonts w:ascii="BRH Tamil Tab Extra" w:hAnsi="BRH Tamil Tab Extra" w:cs="Latha"/>
+                <w:b/>
+                <w:sz w:val="36"/>
+                <w:szCs w:val="28"/>
+              </w:rPr>
+              <w:t>†</w:t>
+            </w:r>
+            <w:r>
+              <w:rPr>
+                <w:rFonts w:ascii="Latha" w:hAnsi="Latha" w:cs="Latha"/>
+                <w:sz w:val="28"/>
+                <w:szCs w:val="28"/>
+                <w:cs/>
+                <w:lang w:bidi="ta-IN"/>
+              </w:rPr>
+              <w:t>த்</w:t>
+            </w:r>
+            <w:r>
+              <w:rPr>
+                <w:rFonts w:ascii="Latha" w:hAnsi="Latha" w:cs="Latha"/>
+                <w:b/>
+                <w:bCs/>
+                <w:position w:val="-12"/>
+                <w:sz w:val="28"/>
+                <w:szCs w:val="28"/>
+                <w:cs/>
+                <w:lang w:bidi="ta-IN"/>
+              </w:rPr>
+              <w:t>3</w:t>
+            </w:r>
+            <w:r>
+              <w:rPr>
+                <w:rFonts w:ascii="Latha" w:hAnsi="Latha" w:cs="Latha"/>
+                <w:sz w:val="28"/>
+                <w:szCs w:val="28"/>
+              </w:rPr>
+              <w:t>-</w:t>
+            </w:r>
+            <w:r>
+              <w:rPr>
+                <w:rFonts w:ascii="Latha" w:hAnsi="Latha" w:cs="Latha"/>
+                <w:sz w:val="28"/>
+                <w:szCs w:val="28"/>
+                <w:cs/>
+                <w:lang w:bidi="ta-IN"/>
+              </w:rPr>
+              <w:t>த</w:t>
+            </w:r>
+            <w:r>
+              <w:rPr>
+                <w:rFonts w:ascii="Latha" w:hAnsi="Latha" w:cs="Latha"/>
+                <w:b/>
+                <w:bCs/>
+                <w:position w:val="-12"/>
+                <w:sz w:val="28"/>
+                <w:szCs w:val="28"/>
+                <w:cs/>
+                <w:lang w:bidi="ta-IN"/>
+              </w:rPr>
+              <w:t>3</w:t>
+            </w:r>
+            <w:r>
+              <w:rPr>
+                <w:rFonts w:ascii="Latha" w:hAnsi="Latha" w:cs="Latha"/>
+                <w:sz w:val="28"/>
+                <w:szCs w:val="28"/>
+                <w:cs/>
+                <w:lang w:bidi="ta-IN"/>
+              </w:rPr>
+              <w:t>ஶ</w:t>
+            </w:r>
+            <w:r>
+              <w:rPr>
+                <w:rFonts w:ascii="BRH Tamil Tab Extra" w:hAnsi="BRH Tamil Tab Extra" w:cs="Latha"/>
+                <w:b/>
+                <w:sz w:val="36"/>
+                <w:szCs w:val="28"/>
+              </w:rPr>
+              <w:t>…</w:t>
+            </w:r>
+            <w:r>
+              <w:rPr>
+                <w:rFonts w:ascii="Latha" w:hAnsi="Latha" w:cs="Latha"/>
+                <w:sz w:val="28"/>
+                <w:szCs w:val="28"/>
+                <w:cs/>
+                <w:lang w:bidi="ta-IN"/>
+              </w:rPr>
+              <w:t>மமஹ</w:t>
+            </w:r>
+            <w:r>
+              <w:rPr>
+                <w:rFonts w:ascii="BRH Tamil Tab Extra" w:hAnsi="BRH Tamil Tab Extra" w:cs="Latha"/>
+                <w:b/>
+                <w:sz w:val="36"/>
+                <w:szCs w:val="28"/>
+              </w:rPr>
+              <w:t>†</w:t>
+            </w:r>
+            <w:r>
+              <w:rPr>
+                <w:rFonts w:ascii="Latha" w:hAnsi="Latha" w:cs="Latha"/>
+                <w:sz w:val="28"/>
+                <w:szCs w:val="28"/>
+                <w:cs/>
+                <w:lang w:bidi="ta-IN"/>
+              </w:rPr>
+              <w:t>ர்</w:t>
+            </w:r>
+          </w:p>
+        </w:tc>
+        <w:tc>
+          <w:tcPr>
+            <w:tcW w:w="5387" w:type="dxa"/>
+            <w:gridSpan w:val="2"/>
+            <w:tcBorders>
+              <w:top w:val="single" w:sz="4" w:space="0" w:color="000000"/>
+              <w:left w:val="single" w:sz="4" w:space="0" w:color="000000"/>
+              <w:bottom w:val="single" w:sz="4" w:space="0" w:color="000000"/>
+              <w:right w:val="single" w:sz="4" w:space="0" w:color="000000"/>
+            </w:tcBorders>
+          </w:tcPr>
+          <w:p>
+            <w:pPr>
+              <w:widowControl w:val="0"/>
+              <w:autoSpaceDE w:val="0"/>
+              <w:autoSpaceDN w:val="0"/>
+              <w:adjustRightInd w:val="0"/>
+              <w:spacing w:line="264" w:lineRule="auto"/>
+              <w:rPr>
+                <w:rFonts w:ascii="BRH Devanagari Extra" w:hAnsi="BRH Devanagari Extra" w:cs="BRH Devanagari Extra"/>
+                <w:sz w:val="40"/>
+                <w:szCs w:val="40"/>
+              </w:rPr>
+            </w:pPr>
+            <w:r>
+              <w:rPr>
+                <w:rFonts w:ascii="Latha" w:hAnsi="Latha" w:cs="Latha"/>
+                <w:sz w:val="28"/>
+                <w:szCs w:val="28"/>
+                <w:cs/>
+                <w:lang w:bidi="ta-IN"/>
+              </w:rPr>
+              <w:t>ஷோட</w:t>
+            </w:r>
+            <w:r>
+              <w:rPr>
+                <w:rFonts w:ascii="Latha" w:hAnsi="Latha" w:cs="Latha"/>
+                <w:b/>
+                <w:bCs/>
+                <w:position w:val="-12"/>
+                <w:sz w:val="28"/>
+                <w:szCs w:val="28"/>
+                <w:cs/>
+                <w:lang w:bidi="ta-IN"/>
+              </w:rPr>
+              <w:t>3</w:t>
+            </w:r>
+            <w:r>
+              <w:rPr>
+                <w:rFonts w:ascii="Latha" w:hAnsi="Latha" w:cs="Latha"/>
+                <w:sz w:val="28"/>
+                <w:szCs w:val="28"/>
+                <w:cs/>
+                <w:lang w:bidi="ta-IN"/>
+              </w:rPr>
+              <w:t>ஶி</w:t>
+            </w:r>
+            <w:r>
+              <w:rPr>
+                <w:rFonts w:ascii="BRH Tamil Tab Extra" w:hAnsi="BRH Tamil Tab Extra" w:cs="Latha"/>
+                <w:b/>
+                <w:sz w:val="36"/>
+                <w:szCs w:val="28"/>
+              </w:rPr>
+              <w:t>…</w:t>
+            </w:r>
+            <w:r>
+              <w:rPr>
+                <w:rFonts w:ascii="Latha" w:hAnsi="Latha" w:cs="Latha"/>
+                <w:sz w:val="28"/>
+                <w:szCs w:val="28"/>
+                <w:cs/>
+                <w:lang w:bidi="ta-IN"/>
+              </w:rPr>
+              <w:t>மத்</w:t>
+            </w:r>
+            <w:r>
+              <w:rPr>
+                <w:rFonts w:ascii="Latha" w:hAnsi="Latha" w:cs="Latha"/>
+                <w:b/>
+                <w:bCs/>
+                <w:position w:val="-12"/>
+                <w:sz w:val="28"/>
+                <w:szCs w:val="28"/>
+                <w:cs/>
+                <w:lang w:bidi="ta-IN"/>
+              </w:rPr>
+              <w:t>3</w:t>
+            </w:r>
+            <w:r>
+              <w:rPr>
+                <w:rFonts w:ascii="Latha" w:hAnsi="Latha" w:cs="Latha"/>
+                <w:sz w:val="28"/>
+                <w:szCs w:val="28"/>
+              </w:rPr>
+              <w:t>-</w:t>
+            </w:r>
+            <w:r>
+              <w:rPr>
+                <w:rFonts w:ascii="Latha" w:hAnsi="Latha" w:cs="Latha"/>
+                <w:sz w:val="28"/>
+                <w:szCs w:val="28"/>
+                <w:highlight w:val="green"/>
+                <w:cs/>
+                <w:lang w:bidi="ta-IN"/>
+              </w:rPr>
+              <w:t>த</w:t>
+            </w:r>
+            <w:r>
+              <w:rPr>
+                <w:rFonts w:ascii="BRH Tamil Tab Extra" w:hAnsi="BRH Tamil Tab Extra" w:cs="Latha"/>
+                <w:b/>
+                <w:sz w:val="36"/>
+                <w:szCs w:val="28"/>
+              </w:rPr>
+              <w:t>†</w:t>
+            </w:r>
+            <w:r>
+              <w:rPr>
+                <w:rFonts w:ascii="Latha" w:hAnsi="Latha" w:cs="Latha"/>
+                <w:b/>
+                <w:bCs/>
+                <w:position w:val="-12"/>
+                <w:sz w:val="28"/>
+                <w:szCs w:val="28"/>
+                <w:cs/>
+                <w:lang w:bidi="ta-IN"/>
+              </w:rPr>
+              <w:t>3</w:t>
+            </w:r>
+            <w:r>
+              <w:rPr>
+                <w:rFonts w:ascii="Latha" w:hAnsi="Latha" w:cs="Latha"/>
+                <w:sz w:val="28"/>
+                <w:szCs w:val="28"/>
+                <w:cs/>
+                <w:lang w:bidi="ta-IN"/>
+              </w:rPr>
+              <w:t>ஶ</w:t>
+            </w:r>
+            <w:r>
+              <w:rPr>
+                <w:rFonts w:ascii="BRH Tamil Tab Extra" w:hAnsi="BRH Tamil Tab Extra" w:cs="Latha"/>
+                <w:b/>
+                <w:sz w:val="36"/>
+                <w:szCs w:val="28"/>
+              </w:rPr>
+              <w:t>…</w:t>
+            </w:r>
+            <w:r>
+              <w:rPr>
+                <w:rFonts w:ascii="Latha" w:hAnsi="Latha" w:cs="Latha"/>
+                <w:sz w:val="28"/>
+                <w:szCs w:val="28"/>
+                <w:cs/>
+                <w:lang w:bidi="ta-IN"/>
+              </w:rPr>
+              <w:t>மமஹ</w:t>
+            </w:r>
+            <w:r>
+              <w:rPr>
+                <w:rFonts w:ascii="BRH Tamil Tab Extra" w:hAnsi="BRH Tamil Tab Extra" w:cs="Latha"/>
+                <w:b/>
+                <w:sz w:val="36"/>
+                <w:szCs w:val="28"/>
+              </w:rPr>
+              <w:t>†</w:t>
+            </w:r>
+            <w:r>
+              <w:rPr>
+                <w:rFonts w:ascii="Latha" w:hAnsi="Latha" w:cs="Latha"/>
+                <w:sz w:val="28"/>
+                <w:szCs w:val="28"/>
+                <w:cs/>
+                <w:lang w:bidi="ta-IN"/>
+              </w:rPr>
+              <w:t>ர்</w:t>
+            </w:r>
+          </w:p>
+        </w:tc>
+      </w:tr>
+      <w:tr>
+        <w:trPr>
+          <w:gridAfter w:val="1"/>
+          <w:wAfter w:w="46" w:type="dxa"/>
+          <w:trHeight w:val="1124"/>
+        </w:trPr>
+        <w:tc>
+          <w:tcPr>
+            <w:tcW w:w="3452" w:type="dxa"/>
+            <w:tcBorders>
+              <w:top w:val="single" w:sz="4" w:space="0" w:color="000000"/>
+              <w:left w:val="single" w:sz="4" w:space="0" w:color="000000"/>
+              <w:bottom w:val="single" w:sz="4" w:space="0" w:color="000000"/>
+              <w:right w:val="single" w:sz="4" w:space="0" w:color="000000"/>
+            </w:tcBorders>
+          </w:tcPr>
+          <w:p>
+            <w:pPr>
+              <w:widowControl w:val="0"/>
+              <w:autoSpaceDE w:val="0"/>
+              <w:autoSpaceDN w:val="0"/>
+              <w:adjustRightInd w:val="0"/>
+              <w:spacing w:before="0" w:line="240" w:lineRule="auto"/>
+              <w:rPr>
+                <w:rFonts w:cs="Arial"/>
+                <w:b/>
+                <w:bCs/>
+                <w:sz w:val="28"/>
+                <w:szCs w:val="28"/>
+              </w:rPr>
+            </w:pPr>
+            <w:r>
+              <w:rPr>
+                <w:rFonts w:cs="Arial"/>
+                <w:b/>
+                <w:bCs/>
+                <w:sz w:val="28"/>
+                <w:szCs w:val="28"/>
+              </w:rPr>
+              <w:t>TS 7.</w:t>
+            </w:r>
+            <w:r>
+              <w:rPr>
+                <w:rFonts w:cs="Arial"/>
+                <w:b/>
+                <w:bCs/>
+                <w:sz w:val="28"/>
+                <w:szCs w:val="28"/>
+              </w:rPr>
+              <w:t>5</w:t>
+            </w:r>
+            <w:r>
+              <w:rPr>
+                <w:rFonts w:cs="Arial"/>
+                <w:b/>
+                <w:bCs/>
+                <w:sz w:val="28"/>
+                <w:szCs w:val="28"/>
+              </w:rPr>
+              <w:t>.</w:t>
+            </w:r>
+            <w:r>
+              <w:rPr>
+                <w:rFonts w:cs="Arial"/>
+                <w:b/>
+                <w:bCs/>
+                <w:sz w:val="28"/>
+                <w:szCs w:val="28"/>
+              </w:rPr>
+              <w:t>1.3</w:t>
+            </w:r>
+            <w:r>
+              <w:rPr>
+                <w:rFonts w:cs="Arial"/>
+                <w:b/>
+                <w:bCs/>
+                <w:sz w:val="28"/>
+                <w:szCs w:val="28"/>
+              </w:rPr>
+              <w:t xml:space="preserve"> – </w:t>
+            </w:r>
+            <w:r>
+              <w:rPr>
+                <w:rFonts w:cs="Arial"/>
+                <w:b/>
+                <w:bCs/>
+                <w:sz w:val="28"/>
+                <w:szCs w:val="28"/>
+              </w:rPr>
+              <w:t>Vaakyam</w:t>
+            </w:r>
+          </w:p>
+          <w:p>
+            <w:pPr>
+              <w:widowControl w:val="0"/>
+              <w:autoSpaceDE w:val="0"/>
+              <w:autoSpaceDN w:val="0"/>
+              <w:adjustRightInd w:val="0"/>
+              <w:spacing w:before="0" w:line="240" w:lineRule="auto"/>
+              <w:rPr>
+                <w:rFonts w:cs="Arial"/>
+                <w:b/>
+                <w:bCs/>
+                <w:sz w:val="28"/>
+                <w:szCs w:val="28"/>
+              </w:rPr>
+            </w:pPr>
+            <w:r>
+              <w:rPr>
+                <w:rFonts w:cs="Arial"/>
+                <w:b/>
+                <w:bCs/>
+                <w:sz w:val="28"/>
+                <w:szCs w:val="28"/>
+              </w:rPr>
+              <w:t>Line</w:t>
+            </w:r>
+            <w:r>
+              <w:rPr>
+                <w:rFonts w:cs="Arial"/>
+                <w:b/>
+                <w:bCs/>
+                <w:sz w:val="28"/>
+                <w:szCs w:val="28"/>
+              </w:rPr>
+              <w:t xml:space="preserve"> No. – </w:t>
+            </w:r>
+            <w:r>
+              <w:rPr>
+                <w:rFonts w:cs="Arial"/>
+                <w:b/>
+                <w:bCs/>
+                <w:sz w:val="28"/>
+                <w:szCs w:val="28"/>
+              </w:rPr>
+              <w:t>2</w:t>
+            </w:r>
+          </w:p>
+          <w:p>
+            <w:pPr>
+              <w:widowControl w:val="0"/>
+              <w:autoSpaceDE w:val="0"/>
+              <w:autoSpaceDN w:val="0"/>
+              <w:adjustRightInd w:val="0"/>
+              <w:spacing w:before="0" w:line="240" w:lineRule="auto"/>
+              <w:rPr>
+                <w:rFonts w:cs="Arial"/>
+                <w:b/>
+                <w:bCs/>
+                <w:sz w:val="28"/>
+                <w:szCs w:val="28"/>
+              </w:rPr>
+            </w:pPr>
+            <w:r>
+              <w:rPr>
+                <w:rFonts w:cs="Arial"/>
+                <w:b/>
+                <w:bCs/>
+                <w:sz w:val="28"/>
+                <w:szCs w:val="28"/>
+              </w:rPr>
+              <w:t xml:space="preserve">Panchaati No. – </w:t>
+            </w:r>
+            <w:r>
+              <w:rPr>
+                <w:rFonts w:cs="Arial"/>
+                <w:b/>
+                <w:bCs/>
+                <w:sz w:val="28"/>
+                <w:szCs w:val="28"/>
+              </w:rPr>
+              <w:t>3</w:t>
+            </w:r>
+          </w:p>
+        </w:tc>
+        <w:tc>
+          <w:tcPr>
+            <w:tcW w:w="5132" w:type="dxa"/>
+            <w:tcBorders>
+              <w:top w:val="single" w:sz="4" w:space="0" w:color="000000"/>
+              <w:left w:val="single" w:sz="4" w:space="0" w:color="000000"/>
+              <w:bottom w:val="single" w:sz="4" w:space="0" w:color="000000"/>
+              <w:right w:val="single" w:sz="4" w:space="0" w:color="000000"/>
+            </w:tcBorders>
+          </w:tcPr>
+          <w:p>
+            <w:pPr>
+              <w:widowControl w:val="0"/>
+              <w:autoSpaceDE w:val="0"/>
+              <w:autoSpaceDN w:val="0"/>
+              <w:adjustRightInd w:val="0"/>
+              <w:spacing w:before="0" w:line="240" w:lineRule="auto"/>
+              <w:ind w:right="-45"/>
+              <w:rPr>
+                <w:rFonts w:ascii="Latha" w:hAnsi="Latha" w:cs="Latha"/>
+                <w:sz w:val="28"/>
+                <w:szCs w:val="28"/>
+                <w:cs/>
+                <w:lang w:bidi="ta-IN"/>
+              </w:rPr>
+            </w:pPr>
+            <w:r>
+              <w:rPr>
+                <w:rFonts w:ascii="Latha" w:hAnsi="Latha" w:cs="Latha"/>
+                <w:sz w:val="28"/>
+                <w:szCs w:val="28"/>
+                <w:cs/>
+                <w:lang w:bidi="ta-IN"/>
+              </w:rPr>
+              <w:t>ய ஏ</w:t>
+            </w:r>
+            <w:r>
+              <w:rPr>
+                <w:rFonts w:ascii="BRH Tamil Tab Extra" w:hAnsi="BRH Tamil Tab Extra" w:cs="Latha"/>
+                <w:b/>
+                <w:sz w:val="36"/>
+                <w:szCs w:val="28"/>
+              </w:rPr>
+              <w:t>…</w:t>
+            </w:r>
+            <w:r>
+              <w:rPr>
+                <w:rFonts w:ascii="Latha" w:hAnsi="Latha" w:cs="Latha"/>
+                <w:sz w:val="28"/>
+                <w:szCs w:val="28"/>
+                <w:cs/>
+                <w:lang w:bidi="ta-IN"/>
+              </w:rPr>
+              <w:t xml:space="preserve">வம் </w:t>
+            </w:r>
+            <w:r>
+              <w:rPr>
+                <w:rFonts w:ascii="BRH Devanagari Extra" w:hAnsi="BRH Devanagari Extra" w:cs="Latha"/>
+                <w:b/>
+                <w:sz w:val="36"/>
+                <w:szCs w:val="28"/>
+              </w:rPr>
+              <w:t>Æ</w:t>
+            </w:r>
+            <w:r>
+              <w:rPr>
+                <w:rFonts w:ascii="Latha" w:hAnsi="Latha" w:cs="Latha"/>
+                <w:sz w:val="28"/>
+                <w:szCs w:val="28"/>
+                <w:cs/>
+                <w:lang w:bidi="ta-IN"/>
+              </w:rPr>
+              <w:t>வி</w:t>
+            </w:r>
+            <w:r>
+              <w:rPr>
+                <w:rFonts w:ascii="BRH Tamil Tab Extra" w:hAnsi="BRH Tamil Tab Extra" w:cs="Latha"/>
+                <w:b/>
+                <w:sz w:val="36"/>
+                <w:szCs w:val="28"/>
+              </w:rPr>
+              <w:t>…</w:t>
+            </w:r>
+            <w:r>
+              <w:rPr>
+                <w:rFonts w:ascii="Latha" w:hAnsi="Latha" w:cs="Latha"/>
+                <w:sz w:val="28"/>
+                <w:szCs w:val="28"/>
+                <w:cs/>
+                <w:lang w:bidi="ta-IN"/>
+              </w:rPr>
+              <w:t>த்</w:t>
+            </w:r>
+            <w:r>
+              <w:rPr>
+                <w:rFonts w:ascii="Latha" w:hAnsi="Latha" w:cs="Latha"/>
+                <w:b/>
+                <w:bCs/>
+                <w:position w:val="-12"/>
+                <w:sz w:val="28"/>
+                <w:szCs w:val="28"/>
+                <w:cs/>
+                <w:lang w:bidi="ta-IN"/>
+              </w:rPr>
+              <w:t>3</w:t>
+            </w:r>
+            <w:r>
+              <w:rPr>
+                <w:rFonts w:ascii="Latha" w:hAnsi="Latha" w:cs="Latha"/>
+                <w:sz w:val="28"/>
+                <w:szCs w:val="28"/>
+                <w:highlight w:val="yellow"/>
+                <w:cs/>
+                <w:lang w:bidi="ta-IN"/>
+              </w:rPr>
+              <w:t>வாஸ</w:t>
+            </w:r>
+            <w:r>
+              <w:rPr>
+                <w:rFonts w:ascii="BRH Tamil Tab Extra" w:hAnsi="BRH Tamil Tab Extra" w:cs="Latha"/>
+                <w:b/>
+                <w:sz w:val="36"/>
+                <w:szCs w:val="28"/>
+                <w:highlight w:val="yellow"/>
+              </w:rPr>
+              <w:t>†</w:t>
+            </w:r>
+            <w:r>
+              <w:rPr>
+                <w:rFonts w:ascii="Latha" w:hAnsi="Latha" w:cs="Latha"/>
+                <w:b/>
+                <w:bCs/>
+                <w:sz w:val="32"/>
+                <w:szCs w:val="32"/>
+                <w:highlight w:val="yellow"/>
+                <w:cs/>
+                <w:lang w:bidi="ta-IN"/>
+              </w:rPr>
+              <w:t>:</w:t>
+            </w:r>
+            <w:r>
+              <w:rPr>
+                <w:rFonts w:ascii="Latha" w:hAnsi="Latha" w:cs="Latha"/>
+                <w:sz w:val="28"/>
+                <w:szCs w:val="28"/>
+                <w:cs/>
+                <w:lang w:bidi="ta-IN"/>
+              </w:rPr>
+              <w:t xml:space="preserve"> ஸம்</w:t>
+            </w:r>
+            <w:r>
+              <w:rPr>
+                <w:rFonts w:ascii="BRH Devanagari Extra" w:hAnsi="BRH Devanagari Extra" w:cs="Latha"/>
+                <w:b/>
+                <w:sz w:val="36"/>
+                <w:szCs w:val="28"/>
+              </w:rPr>
+              <w:t>Æ</w:t>
+            </w:r>
+            <w:r>
+              <w:rPr>
+                <w:rFonts w:ascii="Latha" w:hAnsi="Latha" w:cs="Latha"/>
+                <w:sz w:val="28"/>
+                <w:szCs w:val="28"/>
+                <w:cs/>
+                <w:lang w:bidi="ta-IN"/>
+              </w:rPr>
+              <w:t>வத்</w:t>
+            </w:r>
+            <w:r>
+              <w:rPr>
+                <w:rFonts w:ascii="Latha" w:hAnsi="Latha" w:cs="Latha"/>
+                <w:b/>
+                <w:bCs/>
+                <w:position w:val="-12"/>
+                <w:sz w:val="28"/>
+                <w:szCs w:val="28"/>
+                <w:cs/>
+                <w:lang w:bidi="ta-IN"/>
+              </w:rPr>
+              <w:t>2</w:t>
+            </w:r>
+            <w:r>
+              <w:rPr>
+                <w:rFonts w:ascii="Latha" w:hAnsi="Latha" w:cs="Latha"/>
+                <w:sz w:val="28"/>
+                <w:szCs w:val="28"/>
+                <w:cs/>
+                <w:lang w:bidi="ta-IN"/>
+              </w:rPr>
+              <w:t>ஸ</w:t>
+            </w:r>
+            <w:r>
+              <w:rPr>
+                <w:rFonts w:ascii="BRH Tamil Tab Extra" w:hAnsi="BRH Tamil Tab Extra" w:cs="Latha"/>
+                <w:b/>
+                <w:sz w:val="36"/>
+                <w:szCs w:val="28"/>
+              </w:rPr>
+              <w:t>…</w:t>
+            </w:r>
+            <w:r>
+              <w:rPr>
+                <w:rFonts w:ascii="Latha" w:hAnsi="Latha" w:cs="Latha"/>
+                <w:sz w:val="28"/>
+                <w:szCs w:val="28"/>
+                <w:cs/>
+                <w:lang w:bidi="ta-IN"/>
+              </w:rPr>
+              <w:t>ர</w:t>
+            </w:r>
+          </w:p>
+        </w:tc>
+        <w:tc>
+          <w:tcPr>
+            <w:tcW w:w="5387" w:type="dxa"/>
+            <w:gridSpan w:val="2"/>
+            <w:tcBorders>
+              <w:top w:val="single" w:sz="4" w:space="0" w:color="000000"/>
+              <w:left w:val="single" w:sz="4" w:space="0" w:color="000000"/>
+              <w:bottom w:val="single" w:sz="4" w:space="0" w:color="000000"/>
+              <w:right w:val="single" w:sz="4" w:space="0" w:color="000000"/>
+            </w:tcBorders>
+          </w:tcPr>
+          <w:p>
+            <w:pPr>
+              <w:widowControl w:val="0"/>
+              <w:autoSpaceDE w:val="0"/>
+              <w:autoSpaceDN w:val="0"/>
+              <w:adjustRightInd w:val="0"/>
+              <w:spacing w:before="0" w:line="240" w:lineRule="auto"/>
+              <w:ind w:right="-45"/>
+              <w:rPr>
+                <w:rFonts w:ascii="Latha" w:hAnsi="Latha" w:cs="Latha"/>
+                <w:sz w:val="28"/>
+                <w:szCs w:val="28"/>
+                <w:cs/>
+                <w:lang w:bidi="ta-IN"/>
+              </w:rPr>
+            </w:pPr>
+            <w:r>
+              <w:rPr>
+                <w:rFonts w:ascii="Latha" w:hAnsi="Latha" w:cs="Latha"/>
+                <w:sz w:val="28"/>
+                <w:szCs w:val="28"/>
+                <w:cs/>
+                <w:lang w:bidi="ta-IN"/>
+              </w:rPr>
+              <w:t>ய ஏ</w:t>
+            </w:r>
+            <w:r>
+              <w:rPr>
+                <w:rFonts w:ascii="BRH Tamil Tab Extra" w:hAnsi="BRH Tamil Tab Extra" w:cs="Latha"/>
+                <w:b/>
+                <w:sz w:val="36"/>
+                <w:szCs w:val="28"/>
+              </w:rPr>
+              <w:t>…</w:t>
+            </w:r>
+            <w:r>
+              <w:rPr>
+                <w:rFonts w:ascii="Latha" w:hAnsi="Latha" w:cs="Latha"/>
+                <w:sz w:val="28"/>
+                <w:szCs w:val="28"/>
+                <w:cs/>
+                <w:lang w:bidi="ta-IN"/>
+              </w:rPr>
+              <w:t xml:space="preserve">வம் </w:t>
+            </w:r>
+            <w:r>
+              <w:rPr>
+                <w:rFonts w:ascii="BRH Devanagari Extra" w:hAnsi="BRH Devanagari Extra" w:cs="Latha"/>
+                <w:b/>
+                <w:sz w:val="36"/>
+                <w:szCs w:val="28"/>
+              </w:rPr>
+              <w:t>Æ</w:t>
+            </w:r>
+            <w:r>
+              <w:rPr>
+                <w:rFonts w:ascii="Latha" w:hAnsi="Latha" w:cs="Latha"/>
+                <w:sz w:val="28"/>
+                <w:szCs w:val="28"/>
+                <w:cs/>
+                <w:lang w:bidi="ta-IN"/>
+              </w:rPr>
+              <w:t>வி</w:t>
+            </w:r>
+            <w:r>
+              <w:rPr>
+                <w:rFonts w:ascii="BRH Tamil Tab Extra" w:hAnsi="BRH Tamil Tab Extra" w:cs="Latha"/>
+                <w:b/>
+                <w:sz w:val="36"/>
+                <w:szCs w:val="28"/>
+              </w:rPr>
+              <w:t>…</w:t>
+            </w:r>
+            <w:r>
+              <w:rPr>
+                <w:rFonts w:ascii="Latha" w:hAnsi="Latha" w:cs="Latha"/>
+                <w:sz w:val="28"/>
+                <w:szCs w:val="28"/>
+                <w:cs/>
+                <w:lang w:bidi="ta-IN"/>
+              </w:rPr>
+              <w:t>த்</w:t>
+            </w:r>
+            <w:r>
+              <w:rPr>
+                <w:rFonts w:ascii="Latha" w:hAnsi="Latha" w:cs="Latha"/>
+                <w:b/>
+                <w:bCs/>
+                <w:position w:val="-12"/>
+                <w:sz w:val="28"/>
+                <w:szCs w:val="28"/>
+                <w:cs/>
+                <w:lang w:bidi="ta-IN"/>
+              </w:rPr>
+              <w:t>3</w:t>
+            </w:r>
+            <w:r>
+              <w:rPr>
+                <w:rFonts w:ascii="Latha" w:hAnsi="Latha" w:cs="Latha"/>
+                <w:sz w:val="28"/>
+                <w:szCs w:val="28"/>
+                <w:highlight w:val="green"/>
+                <w:cs/>
+                <w:lang w:bidi="ta-IN"/>
+              </w:rPr>
+              <w:t>வா</w:t>
+            </w:r>
+            <w:r>
+              <w:rPr>
+                <w:rFonts w:ascii="BRH Devanagari Extra" w:hAnsi="BRH Devanagari Extra" w:cs="BRH Devanagari Extra"/>
+                <w:b/>
+                <w:bCs/>
+                <w:sz w:val="36"/>
+                <w:szCs w:val="36"/>
+                <w:highlight w:val="green"/>
+              </w:rPr>
+              <w:t>ó</w:t>
+            </w:r>
+            <w:r>
+              <w:rPr>
+                <w:rFonts w:ascii="BRH Devanagari Extra" w:hAnsi="BRH Devanagari Extra" w:cs="BRH Devanagari Extra"/>
+                <w:sz w:val="36"/>
+                <w:szCs w:val="36"/>
+                <w:highlight w:val="green"/>
+              </w:rPr>
+              <w:t>è</w:t>
+            </w:r>
+            <w:r>
+              <w:rPr>
+                <w:rFonts w:ascii="Latha" w:hAnsi="Latha" w:cs="Latha"/>
+                <w:sz w:val="28"/>
+                <w:szCs w:val="28"/>
+                <w:highlight w:val="green"/>
+                <w:cs/>
+                <w:lang w:bidi="ta-IN"/>
+              </w:rPr>
+              <w:t>ஸ</w:t>
+            </w:r>
+            <w:r>
+              <w:rPr>
+                <w:rFonts w:ascii="BRH Tamil Tab Extra" w:hAnsi="BRH Tamil Tab Extra" w:cs="Latha"/>
+                <w:b/>
+                <w:sz w:val="36"/>
+                <w:szCs w:val="28"/>
+                <w:highlight w:val="green"/>
+              </w:rPr>
+              <w:t>†</w:t>
+            </w:r>
+            <w:r>
+              <w:rPr>
+                <w:rFonts w:ascii="Latha" w:hAnsi="Latha" w:cs="Latha"/>
+                <w:b/>
+                <w:bCs/>
+                <w:sz w:val="32"/>
+                <w:szCs w:val="32"/>
+                <w:highlight w:val="green"/>
+                <w:cs/>
+                <w:lang w:bidi="ta-IN"/>
+              </w:rPr>
+              <w:t>:</w:t>
+            </w:r>
+            <w:r>
+              <w:rPr>
+                <w:rFonts w:ascii="Latha" w:hAnsi="Latha" w:cs="Latha"/>
+                <w:sz w:val="28"/>
+                <w:szCs w:val="28"/>
+                <w:cs/>
+                <w:lang w:bidi="ta-IN"/>
+              </w:rPr>
+              <w:t xml:space="preserve"> ஸம்</w:t>
+            </w:r>
+            <w:r>
+              <w:rPr>
+                <w:rFonts w:ascii="BRH Devanagari Extra" w:hAnsi="BRH Devanagari Extra" w:cs="Latha"/>
+                <w:b/>
+                <w:sz w:val="36"/>
+                <w:szCs w:val="28"/>
+              </w:rPr>
+              <w:t>Æ</w:t>
+            </w:r>
+            <w:r>
+              <w:rPr>
+                <w:rFonts w:ascii="Latha" w:hAnsi="Latha" w:cs="Latha"/>
+                <w:sz w:val="28"/>
+                <w:szCs w:val="28"/>
+                <w:cs/>
+                <w:lang w:bidi="ta-IN"/>
+              </w:rPr>
+              <w:t>வத்</w:t>
+            </w:r>
+            <w:r>
+              <w:rPr>
+                <w:rFonts w:ascii="Latha" w:hAnsi="Latha" w:cs="Latha"/>
+                <w:b/>
+                <w:bCs/>
+                <w:position w:val="-12"/>
+                <w:sz w:val="28"/>
+                <w:szCs w:val="28"/>
+                <w:cs/>
+                <w:lang w:bidi="ta-IN"/>
+              </w:rPr>
+              <w:t>2</w:t>
+            </w:r>
+            <w:r>
+              <w:rPr>
+                <w:rFonts w:ascii="Latha" w:hAnsi="Latha" w:cs="Latha"/>
+                <w:sz w:val="28"/>
+                <w:szCs w:val="28"/>
+                <w:cs/>
+                <w:lang w:bidi="ta-IN"/>
+              </w:rPr>
+              <w:t>ஸ</w:t>
+            </w:r>
+            <w:r>
+              <w:rPr>
+                <w:rFonts w:ascii="BRH Tamil Tab Extra" w:hAnsi="BRH Tamil Tab Extra" w:cs="Latha"/>
+                <w:b/>
+                <w:sz w:val="36"/>
+                <w:szCs w:val="28"/>
+              </w:rPr>
+              <w:t>…</w:t>
+            </w:r>
+            <w:r>
+              <w:rPr>
+                <w:rFonts w:ascii="Latha" w:hAnsi="Latha" w:cs="Latha"/>
+                <w:sz w:val="28"/>
+                <w:szCs w:val="28"/>
+                <w:cs/>
+                <w:lang w:bidi="ta-IN"/>
+              </w:rPr>
+              <w:t>ர</w:t>
+            </w:r>
+          </w:p>
+        </w:tc>
+      </w:tr>
+      <w:tr>
+        <w:trPr>
+          <w:gridAfter w:val="1"/>
+          <w:wAfter w:w="46" w:type="dxa"/>
+          <w:trHeight w:val="1124"/>
+        </w:trPr>
+        <w:tc>
+          <w:tcPr>
+            <w:tcW w:w="3452" w:type="dxa"/>
+            <w:tcBorders>
+              <w:top w:val="single" w:sz="4" w:space="0" w:color="000000"/>
+              <w:left w:val="single" w:sz="4" w:space="0" w:color="000000"/>
+              <w:bottom w:val="single" w:sz="4" w:space="0" w:color="000000"/>
+              <w:right w:val="single" w:sz="4" w:space="0" w:color="000000"/>
+            </w:tcBorders>
+          </w:tcPr>
+          <w:p>
+            <w:pPr>
+              <w:widowControl w:val="0"/>
+              <w:autoSpaceDE w:val="0"/>
+              <w:autoSpaceDN w:val="0"/>
+              <w:adjustRightInd w:val="0"/>
+              <w:spacing w:before="0" w:line="240" w:lineRule="auto"/>
+              <w:rPr>
+                <w:rFonts w:cs="Arial"/>
+                <w:b/>
+                <w:bCs/>
+                <w:sz w:val="28"/>
+                <w:szCs w:val="28"/>
+              </w:rPr>
+            </w:pPr>
+            <w:r>
+              <w:rPr>
+                <w:rFonts w:cs="Arial"/>
+                <w:b/>
+                <w:bCs/>
+                <w:sz w:val="28"/>
+                <w:szCs w:val="28"/>
+              </w:rPr>
+              <w:lastRenderedPageBreak/>
+              <w:t>TS 7.</w:t>
+            </w:r>
+            <w:r>
+              <w:rPr>
+                <w:rFonts w:cs="Arial"/>
+                <w:b/>
+                <w:bCs/>
+                <w:sz w:val="28"/>
+                <w:szCs w:val="28"/>
+              </w:rPr>
+              <w:t>5</w:t>
+            </w:r>
+            <w:r>
+              <w:rPr>
+                <w:rFonts w:cs="Arial"/>
+                <w:b/>
+                <w:bCs/>
+                <w:sz w:val="28"/>
+                <w:szCs w:val="28"/>
+              </w:rPr>
+              <w:t>.</w:t>
+            </w:r>
+            <w:r>
+              <w:rPr>
+                <w:rFonts w:cs="Arial"/>
+                <w:b/>
+                <w:bCs/>
+                <w:sz w:val="28"/>
+                <w:szCs w:val="28"/>
+              </w:rPr>
+              <w:t>2.2</w:t>
+            </w:r>
+            <w:r>
+              <w:rPr>
+                <w:rFonts w:cs="Arial"/>
+                <w:b/>
+                <w:bCs/>
+                <w:sz w:val="28"/>
+                <w:szCs w:val="28"/>
+              </w:rPr>
+              <w:t xml:space="preserve"> – </w:t>
+            </w:r>
+            <w:r>
+              <w:rPr>
+                <w:rFonts w:cs="Arial"/>
+                <w:b/>
+                <w:bCs/>
+                <w:sz w:val="28"/>
+                <w:szCs w:val="28"/>
+              </w:rPr>
+              <w:t>Vaakyam</w:t>
+            </w:r>
+          </w:p>
+          <w:p>
+            <w:pPr>
+              <w:widowControl w:val="0"/>
+              <w:autoSpaceDE w:val="0"/>
+              <w:autoSpaceDN w:val="0"/>
+              <w:adjustRightInd w:val="0"/>
+              <w:spacing w:before="0" w:line="240" w:lineRule="auto"/>
+              <w:rPr>
+                <w:rFonts w:cs="Arial"/>
+                <w:b/>
+                <w:bCs/>
+                <w:sz w:val="28"/>
+                <w:szCs w:val="28"/>
+              </w:rPr>
+            </w:pPr>
+            <w:r>
+              <w:rPr>
+                <w:rFonts w:cs="Arial"/>
+                <w:b/>
+                <w:bCs/>
+                <w:sz w:val="28"/>
+                <w:szCs w:val="28"/>
+              </w:rPr>
+              <w:t>Line</w:t>
+            </w:r>
+            <w:r>
+              <w:rPr>
+                <w:rFonts w:cs="Arial"/>
+                <w:b/>
+                <w:bCs/>
+                <w:sz w:val="28"/>
+                <w:szCs w:val="28"/>
+              </w:rPr>
+              <w:t xml:space="preserve"> No. – </w:t>
+            </w:r>
+            <w:r>
+              <w:rPr>
+                <w:rFonts w:cs="Arial"/>
+                <w:b/>
+                <w:bCs/>
+                <w:sz w:val="28"/>
+                <w:szCs w:val="28"/>
+              </w:rPr>
+              <w:t>4</w:t>
+            </w:r>
+          </w:p>
+          <w:p>
+            <w:pPr>
+              <w:widowControl w:val="0"/>
+              <w:autoSpaceDE w:val="0"/>
+              <w:autoSpaceDN w:val="0"/>
+              <w:adjustRightInd w:val="0"/>
+              <w:spacing w:before="0" w:line="240" w:lineRule="auto"/>
+              <w:rPr>
+                <w:rFonts w:cs="Arial"/>
+                <w:b/>
+                <w:bCs/>
+                <w:sz w:val="28"/>
+                <w:szCs w:val="28"/>
+              </w:rPr>
+            </w:pPr>
+            <w:r>
+              <w:rPr>
+                <w:rFonts w:cs="Arial"/>
+                <w:b/>
+                <w:bCs/>
+                <w:sz w:val="28"/>
+                <w:szCs w:val="28"/>
+              </w:rPr>
+              <w:t xml:space="preserve">Panchaati No. – </w:t>
+            </w:r>
+            <w:r>
+              <w:rPr>
+                <w:rFonts w:cs="Arial"/>
+                <w:b/>
+                <w:bCs/>
+                <w:sz w:val="28"/>
+                <w:szCs w:val="28"/>
+              </w:rPr>
+              <w:t>8</w:t>
+            </w:r>
+          </w:p>
+        </w:tc>
+        <w:tc>
+          <w:tcPr>
+            <w:tcW w:w="5132" w:type="dxa"/>
+            <w:tcBorders>
+              <w:top w:val="single" w:sz="4" w:space="0" w:color="000000"/>
+              <w:left w:val="single" w:sz="4" w:space="0" w:color="000000"/>
+              <w:bottom w:val="single" w:sz="4" w:space="0" w:color="000000"/>
+              <w:right w:val="single" w:sz="4" w:space="0" w:color="000000"/>
+            </w:tcBorders>
+          </w:tcPr>
+          <w:p>
+            <w:pPr>
+              <w:widowControl w:val="0"/>
+              <w:autoSpaceDE w:val="0"/>
+              <w:autoSpaceDN w:val="0"/>
+              <w:adjustRightInd w:val="0"/>
+              <w:spacing w:before="0" w:line="240" w:lineRule="auto"/>
+              <w:ind w:right="-45"/>
+              <w:rPr>
+                <w:rFonts w:ascii="Latha" w:hAnsi="Latha" w:cs="Latha"/>
+                <w:sz w:val="28"/>
+                <w:szCs w:val="28"/>
+                <w:cs/>
+                <w:lang w:bidi="ta-IN"/>
+              </w:rPr>
+            </w:pPr>
+            <w:r>
+              <w:rPr>
+                <w:rFonts w:ascii="Latha" w:hAnsi="Latha" w:cs="Latha"/>
+                <w:sz w:val="28"/>
+                <w:szCs w:val="28"/>
+                <w:cs/>
+                <w:lang w:bidi="ta-IN"/>
+              </w:rPr>
+              <w:t>த</w:t>
+            </w:r>
+            <w:r>
+              <w:rPr>
+                <w:rFonts w:ascii="BRH Tamil Tab Extra" w:hAnsi="BRH Tamil Tab Extra" w:cs="Latha"/>
+                <w:b/>
+                <w:sz w:val="36"/>
+                <w:szCs w:val="28"/>
+              </w:rPr>
+              <w:t>…</w:t>
+            </w:r>
+            <w:r>
+              <w:rPr>
+                <w:rFonts w:ascii="Latha" w:hAnsi="Latha" w:cs="Latha"/>
+                <w:b/>
+                <w:bCs/>
+                <w:position w:val="-12"/>
+                <w:sz w:val="28"/>
+                <w:szCs w:val="28"/>
+                <w:cs/>
+                <w:lang w:bidi="ta-IN"/>
+              </w:rPr>
+              <w:t>3</w:t>
+            </w:r>
+            <w:r>
+              <w:rPr>
+                <w:rFonts w:ascii="Latha" w:hAnsi="Latha" w:cs="Latha"/>
+                <w:sz w:val="28"/>
+                <w:szCs w:val="28"/>
+                <w:cs/>
+                <w:lang w:bidi="ta-IN"/>
+              </w:rPr>
+              <w:t>ஶஸு</w:t>
+            </w:r>
+            <w:r>
+              <w:rPr>
+                <w:rFonts w:ascii="BRH Tamil Tab Extra" w:hAnsi="BRH Tamil Tab Extra" w:cs="Latha"/>
+                <w:b/>
+                <w:sz w:val="36"/>
+                <w:szCs w:val="28"/>
+                <w:highlight w:val="yellow"/>
+              </w:rPr>
+              <w:t>†</w:t>
+            </w:r>
+            <w:r>
+              <w:rPr>
+                <w:rFonts w:ascii="Latha" w:hAnsi="Latha" w:cs="Latha"/>
+                <w:sz w:val="28"/>
+                <w:szCs w:val="28"/>
+                <w:highlight w:val="yellow"/>
+              </w:rPr>
+              <w:t xml:space="preserve"> </w:t>
+            </w:r>
+            <w:r>
+              <w:rPr>
+                <w:rFonts w:ascii="BRH Tamil Tab Extra" w:hAnsi="BRH Tamil Tab Extra" w:cs="Latha"/>
+                <w:b/>
+                <w:sz w:val="36"/>
+                <w:szCs w:val="28"/>
+                <w:highlight w:val="yellow"/>
+              </w:rPr>
+              <w:t>…</w:t>
+            </w:r>
+            <w:r>
+              <w:rPr>
+                <w:rFonts w:ascii="Latha" w:hAnsi="Latha" w:cs="Latha"/>
+                <w:sz w:val="28"/>
+                <w:szCs w:val="28"/>
+                <w:highlight w:val="yellow"/>
+                <w:cs/>
+                <w:lang w:bidi="ta-IN"/>
+              </w:rPr>
+              <w:t>ஸூ</w:t>
+            </w:r>
+            <w:r>
+              <w:rPr>
+                <w:rFonts w:ascii="BRH Tamil Tab Extra" w:hAnsi="BRH Tamil Tab Extra" w:cs="Latha"/>
+                <w:b/>
+                <w:sz w:val="36"/>
+                <w:szCs w:val="28"/>
+              </w:rPr>
+              <w:t>‡</w:t>
+            </w:r>
+            <w:r>
+              <w:rPr>
+                <w:rFonts w:ascii="Latha" w:hAnsi="Latha" w:cs="Latha"/>
+                <w:sz w:val="28"/>
+                <w:szCs w:val="28"/>
+                <w:cs/>
+                <w:lang w:bidi="ta-IN"/>
+              </w:rPr>
+              <w:t>த்திஷ்ட</w:t>
+            </w:r>
+            <w:r>
+              <w:rPr>
+                <w:rFonts w:ascii="BRH Tamil Tab Extra" w:hAnsi="BRH Tamil Tab Extra" w:cs="Latha"/>
+                <w:b/>
+                <w:sz w:val="36"/>
+                <w:szCs w:val="28"/>
+              </w:rPr>
+              <w:t>†</w:t>
+            </w:r>
+            <w:r>
+              <w:rPr>
+                <w:rFonts w:ascii="Latha" w:hAnsi="Latha" w:cs="Latha"/>
+                <w:b/>
+                <w:bCs/>
+                <w:position w:val="-12"/>
+                <w:sz w:val="28"/>
+                <w:szCs w:val="28"/>
+                <w:cs/>
+                <w:lang w:bidi="ta-IN"/>
+              </w:rPr>
+              <w:t>2</w:t>
+            </w:r>
+            <w:r>
+              <w:rPr>
+                <w:rFonts w:ascii="Latha" w:hAnsi="Latha" w:cs="Latha"/>
+                <w:sz w:val="28"/>
+                <w:szCs w:val="28"/>
+                <w:cs/>
+                <w:lang w:bidi="ta-IN"/>
+              </w:rPr>
+              <w:t>ன்</w:t>
+            </w:r>
+            <w:r>
+              <w:rPr>
+                <w:rFonts w:ascii="Latha" w:hAnsi="Latha" w:cs="Latha" w:hint="cs"/>
+                <w:sz w:val="28"/>
+                <w:szCs w:val="28"/>
+                <w:cs/>
+                <w:lang w:bidi="ta-IN"/>
+              </w:rPr>
+              <w:t>-</w:t>
+            </w:r>
+            <w:r>
+              <w:rPr>
+                <w:rFonts w:ascii="Latha" w:hAnsi="Latha" w:cs="Latha"/>
+                <w:sz w:val="28"/>
+                <w:szCs w:val="28"/>
+                <w:lang w:bidi="ta-IN"/>
+              </w:rPr>
+              <w:br/>
+            </w:r>
+          </w:p>
+        </w:tc>
+        <w:tc>
+          <w:tcPr>
+            <w:tcW w:w="5387" w:type="dxa"/>
+            <w:gridSpan w:val="2"/>
+            <w:tcBorders>
+              <w:top w:val="single" w:sz="4" w:space="0" w:color="000000"/>
+              <w:left w:val="single" w:sz="4" w:space="0" w:color="000000"/>
+              <w:bottom w:val="single" w:sz="4" w:space="0" w:color="000000"/>
+              <w:right w:val="single" w:sz="4" w:space="0" w:color="000000"/>
+            </w:tcBorders>
+          </w:tcPr>
+          <w:p>
+            <w:pPr>
+              <w:widowControl w:val="0"/>
+              <w:autoSpaceDE w:val="0"/>
+              <w:autoSpaceDN w:val="0"/>
+              <w:adjustRightInd w:val="0"/>
+              <w:spacing w:before="0" w:line="240" w:lineRule="auto"/>
+              <w:ind w:right="-45"/>
+              <w:rPr>
+                <w:rFonts w:ascii="Latha" w:hAnsi="Latha" w:cs="Latha"/>
+                <w:sz w:val="28"/>
+                <w:szCs w:val="28"/>
+                <w:cs/>
+                <w:lang w:bidi="ta-IN"/>
+              </w:rPr>
+            </w:pPr>
+            <w:r>
+              <w:rPr>
+                <w:rFonts w:ascii="Latha" w:hAnsi="Latha" w:cs="Latha"/>
+                <w:sz w:val="28"/>
+                <w:szCs w:val="28"/>
+                <w:cs/>
+                <w:lang w:bidi="ta-IN"/>
+              </w:rPr>
+              <w:t>த</w:t>
+            </w:r>
+            <w:r>
+              <w:rPr>
+                <w:rFonts w:ascii="BRH Tamil Tab Extra" w:hAnsi="BRH Tamil Tab Extra" w:cs="Latha"/>
+                <w:b/>
+                <w:sz w:val="36"/>
+                <w:szCs w:val="28"/>
+              </w:rPr>
+              <w:t>…</w:t>
+            </w:r>
+            <w:r>
+              <w:rPr>
+                <w:rFonts w:ascii="Latha" w:hAnsi="Latha" w:cs="Latha"/>
+                <w:b/>
+                <w:bCs/>
+                <w:position w:val="-12"/>
+                <w:sz w:val="28"/>
+                <w:szCs w:val="28"/>
+                <w:cs/>
+                <w:lang w:bidi="ta-IN"/>
+              </w:rPr>
+              <w:t>3</w:t>
+            </w:r>
+            <w:r>
+              <w:rPr>
+                <w:rFonts w:ascii="Latha" w:hAnsi="Latha" w:cs="Latha"/>
+                <w:sz w:val="28"/>
+                <w:szCs w:val="28"/>
+                <w:cs/>
+                <w:lang w:bidi="ta-IN"/>
+              </w:rPr>
+              <w:t>ஶஸு</w:t>
+            </w:r>
+            <w:r>
+              <w:rPr>
+                <w:rFonts w:ascii="BRH Tamil Tab Extra" w:hAnsi="BRH Tamil Tab Extra" w:cs="Latha"/>
+                <w:b/>
+                <w:sz w:val="36"/>
+                <w:szCs w:val="28"/>
+              </w:rPr>
+              <w:t>†</w:t>
+            </w:r>
+            <w:r>
+              <w:rPr>
+                <w:rFonts w:ascii="BRH Tamil Tab Extra" w:hAnsi="BRH Tamil Tab Extra" w:cs="Latha"/>
+                <w:b/>
+                <w:sz w:val="36"/>
+                <w:szCs w:val="28"/>
+              </w:rPr>
+              <w:t xml:space="preserve"> </w:t>
+            </w:r>
+            <w:r>
+              <w:rPr>
+                <w:rFonts w:ascii="Latha" w:hAnsi="Latha" w:cs="Latha"/>
+                <w:sz w:val="28"/>
+                <w:szCs w:val="28"/>
+                <w:highlight w:val="green"/>
+                <w:cs/>
+                <w:lang w:bidi="ta-IN"/>
+              </w:rPr>
+              <w:t>மா</w:t>
+            </w:r>
+            <w:r>
+              <w:rPr>
+                <w:rFonts w:ascii="BRH Tamil Tab Extra" w:hAnsi="BRH Tamil Tab Extra" w:cs="Latha"/>
+                <w:b/>
+                <w:sz w:val="36"/>
+                <w:szCs w:val="28"/>
+              </w:rPr>
+              <w:t>…</w:t>
+            </w:r>
+            <w:r>
+              <w:rPr>
+                <w:rFonts w:ascii="Latha" w:hAnsi="Latha" w:cs="Latha"/>
+                <w:sz w:val="28"/>
+                <w:szCs w:val="28"/>
+                <w:cs/>
+                <w:lang w:bidi="ta-IN"/>
+              </w:rPr>
+              <w:t>ஸூ</w:t>
+            </w:r>
+            <w:r>
+              <w:rPr>
+                <w:rFonts w:ascii="BRH Tamil Tab Extra" w:hAnsi="BRH Tamil Tab Extra" w:cs="Latha"/>
+                <w:b/>
+                <w:sz w:val="36"/>
+                <w:szCs w:val="28"/>
+              </w:rPr>
+              <w:t>‡</w:t>
+            </w:r>
+            <w:r>
+              <w:rPr>
+                <w:rFonts w:ascii="Latha" w:hAnsi="Latha" w:cs="Latha"/>
+                <w:sz w:val="28"/>
+                <w:szCs w:val="28"/>
+                <w:cs/>
+                <w:lang w:bidi="ta-IN"/>
+              </w:rPr>
+              <w:t>த்திஷ்ட</w:t>
+            </w:r>
+            <w:r>
+              <w:rPr>
+                <w:rFonts w:ascii="BRH Tamil Tab Extra" w:hAnsi="BRH Tamil Tab Extra" w:cs="Latha"/>
+                <w:b/>
+                <w:sz w:val="36"/>
+                <w:szCs w:val="28"/>
+              </w:rPr>
+              <w:t>†</w:t>
+            </w:r>
+            <w:r>
+              <w:rPr>
+                <w:rFonts w:ascii="Latha" w:hAnsi="Latha" w:cs="Latha"/>
+                <w:b/>
+                <w:bCs/>
+                <w:position w:val="-12"/>
+                <w:sz w:val="28"/>
+                <w:szCs w:val="28"/>
+                <w:cs/>
+                <w:lang w:bidi="ta-IN"/>
+              </w:rPr>
+              <w:t>2</w:t>
+            </w:r>
+            <w:r>
+              <w:rPr>
+                <w:rFonts w:ascii="Latha" w:hAnsi="Latha" w:cs="Latha"/>
+                <w:sz w:val="28"/>
+                <w:szCs w:val="28"/>
+                <w:cs/>
+                <w:lang w:bidi="ta-IN"/>
+              </w:rPr>
+              <w:t>ன்</w:t>
+            </w:r>
+            <w:r>
+              <w:rPr>
+                <w:rFonts w:ascii="Latha" w:hAnsi="Latha" w:cs="Latha" w:hint="cs"/>
+                <w:sz w:val="28"/>
+                <w:szCs w:val="28"/>
+                <w:cs/>
+                <w:lang w:bidi="ta-IN"/>
+              </w:rPr>
+              <w:t>-</w:t>
+            </w:r>
+            <w:r>
+              <w:rPr>
+                <w:rFonts w:ascii="Latha" w:hAnsi="Latha" w:cs="Latha"/>
+                <w:sz w:val="28"/>
+                <w:szCs w:val="28"/>
+                <w:lang w:bidi="ta-IN"/>
+              </w:rPr>
+              <w:br/>
+            </w:r>
+          </w:p>
+        </w:tc>
+      </w:tr>
+      <w:tr>
+        <w:trPr>
+          <w:gridAfter w:val="1"/>
+          <w:wAfter w:w="46" w:type="dxa"/>
+          <w:trHeight w:val="983"/>
+        </w:trPr>
+        <w:tc>
+          <w:tcPr>
+            <w:tcW w:w="3452" w:type="dxa"/>
+            <w:tcBorders>
+              <w:top w:val="single" w:sz="4" w:space="0" w:color="000000"/>
+              <w:left w:val="single" w:sz="4" w:space="0" w:color="000000"/>
+              <w:bottom w:val="single" w:sz="4" w:space="0" w:color="000000"/>
+              <w:right w:val="single" w:sz="4" w:space="0" w:color="000000"/>
+            </w:tcBorders>
+          </w:tcPr>
+          <w:p>
+            <w:pPr>
+              <w:widowControl w:val="0"/>
+              <w:autoSpaceDE w:val="0"/>
+              <w:autoSpaceDN w:val="0"/>
+              <w:adjustRightInd w:val="0"/>
+              <w:spacing w:before="0" w:line="240" w:lineRule="auto"/>
+              <w:rPr>
+                <w:rFonts w:cs="Arial"/>
+                <w:b/>
+                <w:bCs/>
+                <w:sz w:val="28"/>
+                <w:szCs w:val="28"/>
+              </w:rPr>
+            </w:pPr>
+            <w:r>
+              <w:rPr>
+                <w:rFonts w:cs="Arial"/>
+                <w:b/>
+                <w:bCs/>
+                <w:sz w:val="28"/>
+                <w:szCs w:val="28"/>
+              </w:rPr>
+              <w:t>TS 7.5.</w:t>
+            </w:r>
+            <w:r>
+              <w:rPr>
+                <w:rFonts w:cs="Arial"/>
+                <w:b/>
+                <w:bCs/>
+                <w:sz w:val="28"/>
+                <w:szCs w:val="28"/>
+              </w:rPr>
+              <w:t>8.3</w:t>
+            </w:r>
+            <w:r>
+              <w:rPr>
+                <w:rFonts w:cs="Arial"/>
+                <w:b/>
+                <w:bCs/>
+                <w:sz w:val="28"/>
+                <w:szCs w:val="28"/>
+              </w:rPr>
+              <w:t xml:space="preserve"> – Vaakyam</w:t>
+            </w:r>
+          </w:p>
+          <w:p>
+            <w:pPr>
+              <w:widowControl w:val="0"/>
+              <w:autoSpaceDE w:val="0"/>
+              <w:autoSpaceDN w:val="0"/>
+              <w:adjustRightInd w:val="0"/>
+              <w:spacing w:before="0" w:line="240" w:lineRule="auto"/>
+              <w:rPr>
+                <w:b/>
+                <w:sz w:val="28"/>
+                <w:szCs w:val="28"/>
+              </w:rPr>
+            </w:pPr>
+            <w:r>
+              <w:rPr>
+                <w:b/>
+                <w:sz w:val="28"/>
+                <w:szCs w:val="28"/>
+              </w:rPr>
+              <w:t xml:space="preserve">Line No. </w:t>
+            </w:r>
+            <w:r>
+              <w:rPr>
+                <w:b/>
+                <w:sz w:val="28"/>
+                <w:szCs w:val="28"/>
+              </w:rPr>
+              <w:t>–</w:t>
+            </w:r>
+            <w:r>
+              <w:rPr>
+                <w:b/>
+                <w:sz w:val="28"/>
+                <w:szCs w:val="28"/>
+              </w:rPr>
+              <w:t xml:space="preserve"> </w:t>
+            </w:r>
+            <w:r>
+              <w:rPr>
+                <w:b/>
+                <w:sz w:val="28"/>
+                <w:szCs w:val="28"/>
+              </w:rPr>
+              <w:t>1</w:t>
+            </w:r>
+          </w:p>
+          <w:p>
+            <w:pPr>
+              <w:widowControl w:val="0"/>
+              <w:autoSpaceDE w:val="0"/>
+              <w:autoSpaceDN w:val="0"/>
+              <w:adjustRightInd w:val="0"/>
+              <w:spacing w:before="0" w:line="240" w:lineRule="auto"/>
+              <w:rPr>
+                <w:rFonts w:cs="Arial"/>
+                <w:b/>
+                <w:bCs/>
+                <w:sz w:val="28"/>
+                <w:szCs w:val="28"/>
+              </w:rPr>
+            </w:pPr>
+            <w:r>
+              <w:rPr>
+                <w:b/>
+                <w:sz w:val="28"/>
+                <w:szCs w:val="28"/>
+              </w:rPr>
+              <w:t xml:space="preserve">Panchaati No. – </w:t>
+            </w:r>
+            <w:r>
+              <w:rPr>
+                <w:b/>
+                <w:sz w:val="28"/>
+                <w:szCs w:val="28"/>
+              </w:rPr>
+              <w:t>2</w:t>
+            </w:r>
+            <w:r>
+              <w:rPr>
+                <w:b/>
+                <w:sz w:val="28"/>
+                <w:szCs w:val="28"/>
+              </w:rPr>
+              <w:t>5</w:t>
+            </w:r>
+          </w:p>
+        </w:tc>
+        <w:tc>
+          <w:tcPr>
+            <w:tcW w:w="5132" w:type="dxa"/>
+            <w:tcBorders>
+              <w:top w:val="single" w:sz="4" w:space="0" w:color="000000"/>
+              <w:left w:val="single" w:sz="4" w:space="0" w:color="000000"/>
+              <w:bottom w:val="single" w:sz="4" w:space="0" w:color="000000"/>
+              <w:right w:val="single" w:sz="4" w:space="0" w:color="000000"/>
+            </w:tcBorders>
+          </w:tcPr>
+          <w:p>
+            <w:pPr>
+              <w:widowControl w:val="0"/>
+              <w:autoSpaceDE w:val="0"/>
+              <w:autoSpaceDN w:val="0"/>
+              <w:adjustRightInd w:val="0"/>
+              <w:spacing w:before="0" w:line="240" w:lineRule="auto"/>
+              <w:rPr>
+                <w:rFonts w:ascii="BRH Malayalam Extra" w:hAnsi="BRH Malayalam Extra" w:cs="BRH Malayalam Extra"/>
+                <w:sz w:val="40"/>
+                <w:szCs w:val="40"/>
+              </w:rPr>
+            </w:pPr>
+            <w:r>
+              <w:rPr>
+                <w:rFonts w:ascii="Latha" w:hAnsi="Latha" w:cs="Latha"/>
+                <w:sz w:val="28"/>
+                <w:szCs w:val="28"/>
+                <w:cs/>
+                <w:lang w:bidi="ta-IN"/>
+              </w:rPr>
+              <w:t>ப்</w:t>
+            </w:r>
+            <w:r>
+              <w:rPr>
+                <w:rFonts w:ascii="Latha" w:hAnsi="Latha" w:cs="Latha"/>
+                <w:b/>
+                <w:bCs/>
+                <w:position w:val="-12"/>
+                <w:sz w:val="28"/>
+                <w:szCs w:val="28"/>
+                <w:cs/>
+                <w:lang w:bidi="ta-IN"/>
+              </w:rPr>
+              <w:t>3</w:t>
+            </w:r>
+            <w:r>
+              <w:rPr>
+                <w:rFonts w:ascii="Latha" w:hAnsi="Latha" w:cs="Latha"/>
+                <w:b/>
+                <w:bCs/>
+                <w:i/>
+                <w:iCs/>
+                <w:sz w:val="28"/>
+                <w:szCs w:val="28"/>
+                <w:cs/>
+                <w:lang w:bidi="ta-IN"/>
+              </w:rPr>
+              <w:t>ரு</w:t>
+            </w:r>
+            <w:r>
+              <w:rPr>
+                <w:rFonts w:ascii="BRH Tamil Tab Extra" w:hAnsi="BRH Tamil Tab Extra" w:cs="Latha"/>
+                <w:b/>
+                <w:sz w:val="36"/>
+                <w:szCs w:val="28"/>
+              </w:rPr>
+              <w:t>…</w:t>
+            </w:r>
+            <w:r>
+              <w:rPr>
+                <w:rFonts w:ascii="Latha" w:hAnsi="Latha" w:cs="Latha"/>
+                <w:sz w:val="28"/>
+                <w:szCs w:val="28"/>
+                <w:cs/>
+                <w:lang w:bidi="ta-IN"/>
+              </w:rPr>
+              <w:t>ஹ</w:t>
+            </w:r>
+            <w:r>
+              <w:rPr>
+                <w:rFonts w:ascii="Latha" w:hAnsi="Latha" w:cs="Latha"/>
+                <w:sz w:val="28"/>
+                <w:szCs w:val="28"/>
+              </w:rPr>
+              <w:t>-</w:t>
+            </w:r>
+            <w:r>
+              <w:rPr>
+                <w:rFonts w:ascii="Latha" w:hAnsi="Latha" w:cs="Latha"/>
+                <w:sz w:val="28"/>
+                <w:szCs w:val="28"/>
+                <w:cs/>
+                <w:lang w:bidi="ta-IN"/>
+              </w:rPr>
+              <w:t>த</w:t>
+            </w:r>
+            <w:r>
+              <w:rPr>
+                <w:rFonts w:ascii="BRH Tamil Tab Extra" w:hAnsi="BRH Tamil Tab Extra" w:cs="Latha"/>
+                <w:b/>
+                <w:sz w:val="36"/>
+                <w:szCs w:val="28"/>
+              </w:rPr>
+              <w:t>…</w:t>
+            </w:r>
+            <w:r>
+              <w:rPr>
+                <w:rFonts w:ascii="Latha" w:hAnsi="Latha" w:cs="Latha"/>
+                <w:b/>
+                <w:bCs/>
+                <w:position w:val="-12"/>
+                <w:sz w:val="28"/>
+                <w:szCs w:val="28"/>
+                <w:cs/>
+                <w:lang w:bidi="ta-IN"/>
+              </w:rPr>
+              <w:t>3</w:t>
+            </w:r>
+            <w:r>
+              <w:rPr>
+                <w:rFonts w:ascii="Latha" w:hAnsi="Latha" w:cs="Latha"/>
+                <w:sz w:val="28"/>
+                <w:szCs w:val="28"/>
+                <w:cs/>
+                <w:lang w:bidi="ta-IN"/>
+              </w:rPr>
+              <w:t>ன்னாத்</w:t>
+            </w:r>
+            <w:r>
+              <w:rPr>
+                <w:rFonts w:ascii="Latha" w:hAnsi="Latha" w:cs="Latha"/>
+                <w:b/>
+                <w:bCs/>
+                <w:position w:val="-12"/>
+                <w:sz w:val="28"/>
+                <w:szCs w:val="28"/>
+                <w:cs/>
+                <w:lang w:bidi="ta-IN"/>
+              </w:rPr>
+              <w:t>3</w:t>
+            </w:r>
+            <w:r>
+              <w:rPr>
+                <w:rFonts w:ascii="Latha" w:hAnsi="Latha" w:cs="Latha"/>
+                <w:sz w:val="28"/>
+                <w:szCs w:val="28"/>
+                <w:cs/>
+                <w:lang w:bidi="ta-IN"/>
+              </w:rPr>
+              <w:t>ய</w:t>
+            </w:r>
+            <w:r>
+              <w:rPr>
+                <w:rFonts w:ascii="BRH Tamil Tab Extra" w:hAnsi="BRH Tamil Tab Extra" w:cs="Latha"/>
+                <w:b/>
+                <w:sz w:val="36"/>
+                <w:szCs w:val="28"/>
+              </w:rPr>
+              <w:t>…</w:t>
+            </w:r>
+            <w:r>
+              <w:rPr>
+                <w:rFonts w:ascii="Latha" w:hAnsi="Latha" w:cs="Latha"/>
+                <w:sz w:val="28"/>
+                <w:szCs w:val="28"/>
+                <w:cs/>
+                <w:lang w:bidi="ta-IN"/>
+              </w:rPr>
+              <w:t>ஸ்யா</w:t>
+            </w:r>
+            <w:r>
+              <w:rPr>
+                <w:rFonts w:ascii="Latha" w:hAnsi="Latha" w:cs="Latha" w:hint="cs"/>
+                <w:sz w:val="28"/>
+                <w:szCs w:val="28"/>
+                <w:cs/>
+                <w:lang w:bidi="ta-IN"/>
+              </w:rPr>
+              <w:t>-</w:t>
+            </w:r>
+            <w:r>
+              <w:rPr>
+                <w:rFonts w:ascii="Latha" w:hAnsi="Latha" w:cs="Latha"/>
+                <w:sz w:val="28"/>
+                <w:szCs w:val="28"/>
+                <w:highlight w:val="yellow"/>
+                <w:cs/>
+                <w:lang w:bidi="ta-IN"/>
+              </w:rPr>
+              <w:t>வ</w:t>
+            </w:r>
+            <w:r>
+              <w:rPr>
+                <w:rFonts w:ascii="Latha" w:hAnsi="Latha" w:cs="Latha"/>
+                <w:sz w:val="28"/>
+                <w:szCs w:val="28"/>
+                <w:cs/>
+                <w:lang w:bidi="ta-IN"/>
+              </w:rPr>
+              <w:t>ருத்</w:t>
+            </w:r>
+            <w:r>
+              <w:rPr>
+                <w:rFonts w:ascii="Latha" w:hAnsi="Latha" w:cs="Latha"/>
+                <w:b/>
+                <w:bCs/>
+                <w:position w:val="-12"/>
+                <w:sz w:val="28"/>
+                <w:szCs w:val="28"/>
+                <w:cs/>
+                <w:lang w:bidi="ta-IN"/>
+              </w:rPr>
+              <w:t>3</w:t>
+            </w:r>
+            <w:r>
+              <w:rPr>
+                <w:rFonts w:ascii="Latha" w:hAnsi="Latha" w:cs="Latha"/>
+                <w:sz w:val="28"/>
+                <w:szCs w:val="28"/>
+                <w:cs/>
+                <w:lang w:bidi="ta-IN"/>
+              </w:rPr>
+              <w:t>த்</w:t>
+            </w:r>
+            <w:r>
+              <w:rPr>
+                <w:rFonts w:ascii="Latha" w:hAnsi="Latha" w:cs="Latha"/>
+                <w:b/>
+                <w:bCs/>
+                <w:position w:val="-12"/>
+                <w:sz w:val="28"/>
+                <w:szCs w:val="28"/>
+                <w:cs/>
+                <w:lang w:bidi="ta-IN"/>
+              </w:rPr>
+              <w:t>4</w:t>
+            </w:r>
+            <w:r>
+              <w:rPr>
+                <w:rFonts w:ascii="Latha" w:hAnsi="Latha" w:cs="Latha"/>
+                <w:sz w:val="28"/>
+                <w:szCs w:val="28"/>
+                <w:cs/>
+                <w:lang w:bidi="ta-IN"/>
+              </w:rPr>
+              <w:t>யா</w:t>
+            </w:r>
+            <w:r>
+              <w:rPr>
+                <w:rFonts w:ascii="BRH Tamil Tab Extra" w:hAnsi="BRH Tamil Tab Extra" w:cs="Latha"/>
+                <w:b/>
+                <w:sz w:val="36"/>
+                <w:szCs w:val="28"/>
+              </w:rPr>
+              <w:t>…</w:t>
+            </w:r>
+          </w:p>
+        </w:tc>
+        <w:tc>
+          <w:tcPr>
+            <w:tcW w:w="5387" w:type="dxa"/>
+            <w:gridSpan w:val="2"/>
+            <w:tcBorders>
+              <w:top w:val="single" w:sz="4" w:space="0" w:color="000000"/>
+              <w:left w:val="single" w:sz="4" w:space="0" w:color="000000"/>
+              <w:bottom w:val="single" w:sz="4" w:space="0" w:color="000000"/>
+              <w:right w:val="single" w:sz="4" w:space="0" w:color="000000"/>
+            </w:tcBorders>
+          </w:tcPr>
+          <w:p>
+            <w:pPr>
+              <w:spacing w:before="0" w:line="240" w:lineRule="auto"/>
+              <w:rPr>
+                <w:rFonts w:ascii="BRH Malayalam Extra" w:hAnsi="BRH Malayalam Extra" w:cs="BRH Malayalam Extra"/>
+                <w:sz w:val="40"/>
+                <w:szCs w:val="40"/>
+              </w:rPr>
+            </w:pPr>
+            <w:r>
+              <w:rPr>
+                <w:rFonts w:ascii="Latha" w:hAnsi="Latha" w:cs="Latha"/>
+                <w:sz w:val="28"/>
+                <w:szCs w:val="28"/>
+                <w:cs/>
+                <w:lang w:bidi="ta-IN"/>
+              </w:rPr>
+              <w:t>ப்</w:t>
+            </w:r>
+            <w:r>
+              <w:rPr>
+                <w:rFonts w:ascii="Latha" w:hAnsi="Latha" w:cs="Latha"/>
+                <w:b/>
+                <w:bCs/>
+                <w:position w:val="-12"/>
+                <w:sz w:val="28"/>
+                <w:szCs w:val="28"/>
+                <w:cs/>
+                <w:lang w:bidi="ta-IN"/>
+              </w:rPr>
+              <w:t>3</w:t>
+            </w:r>
+            <w:r>
+              <w:rPr>
+                <w:rFonts w:ascii="Latha" w:hAnsi="Latha" w:cs="Latha"/>
+                <w:b/>
+                <w:bCs/>
+                <w:i/>
+                <w:iCs/>
+                <w:sz w:val="28"/>
+                <w:szCs w:val="28"/>
+                <w:cs/>
+                <w:lang w:bidi="ta-IN"/>
+              </w:rPr>
+              <w:t>ரு</w:t>
+            </w:r>
+            <w:r>
+              <w:rPr>
+                <w:rFonts w:ascii="BRH Tamil Tab Extra" w:hAnsi="BRH Tamil Tab Extra" w:cs="Latha"/>
+                <w:b/>
+                <w:sz w:val="36"/>
+                <w:szCs w:val="28"/>
+              </w:rPr>
+              <w:t>…</w:t>
+            </w:r>
+            <w:r>
+              <w:rPr>
+                <w:rFonts w:ascii="Latha" w:hAnsi="Latha" w:cs="Latha"/>
+                <w:sz w:val="28"/>
+                <w:szCs w:val="28"/>
+                <w:cs/>
+                <w:lang w:bidi="ta-IN"/>
+              </w:rPr>
+              <w:t>ஹ</w:t>
+            </w:r>
+            <w:r>
+              <w:rPr>
+                <w:rFonts w:ascii="Latha" w:hAnsi="Latha" w:cs="Latha"/>
+                <w:sz w:val="28"/>
+                <w:szCs w:val="28"/>
+              </w:rPr>
+              <w:t>-</w:t>
+            </w:r>
+            <w:r>
+              <w:rPr>
+                <w:rFonts w:ascii="Latha" w:hAnsi="Latha" w:cs="Latha"/>
+                <w:sz w:val="28"/>
+                <w:szCs w:val="28"/>
+                <w:cs/>
+                <w:lang w:bidi="ta-IN"/>
+              </w:rPr>
+              <w:t>த</w:t>
+            </w:r>
+            <w:r>
+              <w:rPr>
+                <w:rFonts w:ascii="BRH Tamil Tab Extra" w:hAnsi="BRH Tamil Tab Extra" w:cs="Latha"/>
+                <w:b/>
+                <w:sz w:val="36"/>
+                <w:szCs w:val="28"/>
+              </w:rPr>
+              <w:t>…</w:t>
+            </w:r>
+            <w:r>
+              <w:rPr>
+                <w:rFonts w:ascii="Latha" w:hAnsi="Latha" w:cs="Latha"/>
+                <w:b/>
+                <w:bCs/>
+                <w:position w:val="-12"/>
+                <w:sz w:val="28"/>
+                <w:szCs w:val="28"/>
+                <w:cs/>
+                <w:lang w:bidi="ta-IN"/>
+              </w:rPr>
+              <w:t>3</w:t>
+            </w:r>
+            <w:r>
+              <w:rPr>
+                <w:rFonts w:ascii="Latha" w:hAnsi="Latha" w:cs="Latha"/>
+                <w:sz w:val="28"/>
+                <w:szCs w:val="28"/>
+                <w:cs/>
+                <w:lang w:bidi="ta-IN"/>
+              </w:rPr>
+              <w:t>ன்னாத்</w:t>
+            </w:r>
+            <w:r>
+              <w:rPr>
+                <w:rFonts w:ascii="Latha" w:hAnsi="Latha" w:cs="Latha"/>
+                <w:b/>
+                <w:bCs/>
+                <w:position w:val="-12"/>
+                <w:sz w:val="28"/>
+                <w:szCs w:val="28"/>
+                <w:cs/>
+                <w:lang w:bidi="ta-IN"/>
+              </w:rPr>
+              <w:t>3</w:t>
+            </w:r>
+            <w:r>
+              <w:rPr>
+                <w:rFonts w:ascii="Latha" w:hAnsi="Latha" w:cs="Latha"/>
+                <w:sz w:val="28"/>
+                <w:szCs w:val="28"/>
+                <w:cs/>
+                <w:lang w:bidi="ta-IN"/>
+              </w:rPr>
+              <w:t>ய</w:t>
+            </w:r>
+            <w:r>
+              <w:rPr>
+                <w:rFonts w:ascii="BRH Tamil Tab Extra" w:hAnsi="BRH Tamil Tab Extra" w:cs="Latha"/>
+                <w:b/>
+                <w:sz w:val="36"/>
+                <w:szCs w:val="28"/>
+              </w:rPr>
+              <w:t>…</w:t>
+            </w:r>
+            <w:r>
+              <w:rPr>
+                <w:rFonts w:ascii="Latha" w:hAnsi="Latha" w:cs="Latha"/>
+                <w:sz w:val="28"/>
+                <w:szCs w:val="28"/>
+                <w:cs/>
+                <w:lang w:bidi="ta-IN"/>
+              </w:rPr>
+              <w:t>ஸ்யா</w:t>
+            </w:r>
+            <w:r>
+              <w:rPr>
+                <w:rFonts w:ascii="Latha" w:hAnsi="Latha" w:cs="Latha" w:hint="cs"/>
+                <w:sz w:val="28"/>
+                <w:szCs w:val="28"/>
+                <w:cs/>
+                <w:lang w:bidi="ta-IN"/>
+              </w:rPr>
+              <w:t>-</w:t>
+            </w:r>
+            <w:r>
+              <w:rPr>
+                <w:rFonts w:ascii="Latha" w:hAnsi="Latha" w:cs="Latha"/>
+                <w:sz w:val="28"/>
+                <w:szCs w:val="28"/>
+                <w:highlight w:val="green"/>
+                <w:cs/>
+                <w:lang w:bidi="ta-IN"/>
+              </w:rPr>
+              <w:t>வ</w:t>
+            </w:r>
+            <w:r>
+              <w:rPr>
+                <w:rFonts w:ascii="BRH Tamil Tab Extra" w:hAnsi="BRH Tamil Tab Extra" w:cs="Latha"/>
+                <w:b/>
+                <w:sz w:val="36"/>
+                <w:szCs w:val="28"/>
+                <w:highlight w:val="green"/>
+              </w:rPr>
+              <w:t>†</w:t>
+            </w:r>
+            <w:r>
+              <w:rPr>
+                <w:rFonts w:ascii="Latha" w:hAnsi="Latha" w:cs="Latha"/>
+                <w:sz w:val="28"/>
+                <w:szCs w:val="28"/>
+                <w:cs/>
+                <w:lang w:bidi="ta-IN"/>
+              </w:rPr>
+              <w:t>ருத்</w:t>
+            </w:r>
+            <w:r>
+              <w:rPr>
+                <w:rFonts w:ascii="Latha" w:hAnsi="Latha" w:cs="Latha"/>
+                <w:b/>
+                <w:bCs/>
+                <w:position w:val="-12"/>
+                <w:sz w:val="28"/>
+                <w:szCs w:val="28"/>
+                <w:cs/>
+                <w:lang w:bidi="ta-IN"/>
+              </w:rPr>
+              <w:t>3</w:t>
+            </w:r>
+            <w:r>
+              <w:rPr>
+                <w:rFonts w:ascii="Latha" w:hAnsi="Latha" w:cs="Latha"/>
+                <w:sz w:val="28"/>
+                <w:szCs w:val="28"/>
+                <w:cs/>
+                <w:lang w:bidi="ta-IN"/>
+              </w:rPr>
+              <w:t>த்</w:t>
+            </w:r>
+            <w:r>
+              <w:rPr>
+                <w:rFonts w:ascii="Latha" w:hAnsi="Latha" w:cs="Latha"/>
+                <w:b/>
+                <w:bCs/>
+                <w:position w:val="-12"/>
+                <w:sz w:val="28"/>
+                <w:szCs w:val="28"/>
+                <w:cs/>
+                <w:lang w:bidi="ta-IN"/>
+              </w:rPr>
+              <w:t>4</w:t>
+            </w:r>
+            <w:r>
+              <w:rPr>
+                <w:rFonts w:ascii="Latha" w:hAnsi="Latha" w:cs="Latha"/>
+                <w:sz w:val="28"/>
+                <w:szCs w:val="28"/>
+                <w:cs/>
+                <w:lang w:bidi="ta-IN"/>
+              </w:rPr>
+              <w:t>யா</w:t>
+            </w:r>
+            <w:r>
+              <w:rPr>
+                <w:rFonts w:ascii="BRH Tamil Tab Extra" w:hAnsi="BRH Tamil Tab Extra" w:cs="Latha"/>
+                <w:b/>
+                <w:sz w:val="36"/>
+                <w:szCs w:val="28"/>
+              </w:rPr>
+              <w:t>…</w:t>
+            </w:r>
+          </w:p>
+        </w:tc>
+      </w:tr>
+      <w:tr>
+        <w:trPr>
+          <w:gridAfter w:val="1"/>
+          <w:wAfter w:w="46" w:type="dxa"/>
+          <w:trHeight w:val="1124"/>
+        </w:trPr>
+        <w:tc>
+          <w:tcPr>
+            <w:tcW w:w="3452" w:type="dxa"/>
+            <w:tcBorders>
+              <w:top w:val="single" w:sz="4" w:space="0" w:color="000000"/>
+              <w:left w:val="single" w:sz="4" w:space="0" w:color="000000"/>
+              <w:bottom w:val="single" w:sz="4" w:space="0" w:color="000000"/>
+              <w:right w:val="single" w:sz="4" w:space="0" w:color="000000"/>
+            </w:tcBorders>
+          </w:tcPr>
+          <w:p>
+            <w:pPr>
+              <w:widowControl w:val="0"/>
+              <w:autoSpaceDE w:val="0"/>
+              <w:autoSpaceDN w:val="0"/>
+              <w:adjustRightInd w:val="0"/>
+              <w:spacing w:before="0" w:line="240" w:lineRule="auto"/>
+              <w:rPr>
+                <w:rFonts w:cs="Arial"/>
+                <w:b/>
+                <w:bCs/>
+                <w:sz w:val="28"/>
+                <w:szCs w:val="28"/>
+              </w:rPr>
+            </w:pPr>
+            <w:r>
+              <w:rPr>
+                <w:rFonts w:cs="Arial"/>
+                <w:b/>
+                <w:bCs/>
+                <w:sz w:val="28"/>
+                <w:szCs w:val="28"/>
+              </w:rPr>
+              <w:t>TS 7.5.</w:t>
+            </w:r>
+            <w:r>
+              <w:rPr>
+                <w:rFonts w:cs="Arial"/>
+                <w:b/>
+                <w:bCs/>
+                <w:sz w:val="28"/>
+                <w:szCs w:val="28"/>
+              </w:rPr>
+              <w:t>8.3</w:t>
+            </w:r>
+            <w:r>
+              <w:rPr>
+                <w:rFonts w:cs="Arial"/>
+                <w:b/>
+                <w:bCs/>
+                <w:sz w:val="28"/>
+                <w:szCs w:val="28"/>
+              </w:rPr>
+              <w:t xml:space="preserve"> – Vaakyam</w:t>
+            </w:r>
+          </w:p>
+          <w:p>
+            <w:pPr>
+              <w:widowControl w:val="0"/>
+              <w:autoSpaceDE w:val="0"/>
+              <w:autoSpaceDN w:val="0"/>
+              <w:adjustRightInd w:val="0"/>
+              <w:spacing w:before="0" w:line="240" w:lineRule="auto"/>
+              <w:rPr>
+                <w:b/>
+                <w:sz w:val="28"/>
+                <w:szCs w:val="28"/>
+              </w:rPr>
+            </w:pPr>
+            <w:r>
+              <w:rPr>
+                <w:b/>
+                <w:sz w:val="28"/>
+                <w:szCs w:val="28"/>
+              </w:rPr>
+              <w:t xml:space="preserve">Line No. </w:t>
+            </w:r>
+            <w:r>
+              <w:rPr>
+                <w:b/>
+                <w:sz w:val="28"/>
+                <w:szCs w:val="28"/>
+              </w:rPr>
+              <w:t>–</w:t>
+            </w:r>
+            <w:r>
+              <w:rPr>
+                <w:b/>
+                <w:sz w:val="28"/>
+                <w:szCs w:val="28"/>
+              </w:rPr>
+              <w:t xml:space="preserve"> </w:t>
+            </w:r>
+            <w:r>
+              <w:rPr>
+                <w:b/>
+                <w:sz w:val="28"/>
+                <w:szCs w:val="28"/>
+              </w:rPr>
+              <w:t>3</w:t>
+            </w:r>
+          </w:p>
+          <w:p>
+            <w:pPr>
+              <w:widowControl w:val="0"/>
+              <w:autoSpaceDE w:val="0"/>
+              <w:autoSpaceDN w:val="0"/>
+              <w:adjustRightInd w:val="0"/>
+              <w:spacing w:before="0" w:line="240" w:lineRule="auto"/>
+              <w:rPr>
+                <w:rFonts w:cs="Arial"/>
+                <w:b/>
+                <w:bCs/>
+                <w:sz w:val="28"/>
+                <w:szCs w:val="28"/>
+              </w:rPr>
+            </w:pPr>
+            <w:r>
+              <w:rPr>
+                <w:b/>
+                <w:sz w:val="28"/>
+                <w:szCs w:val="28"/>
+              </w:rPr>
+              <w:t xml:space="preserve">Panchaati No. – </w:t>
+            </w:r>
+            <w:r>
+              <w:rPr>
+                <w:b/>
+                <w:sz w:val="28"/>
+                <w:szCs w:val="28"/>
+              </w:rPr>
+              <w:t>2</w:t>
+            </w:r>
+            <w:r>
+              <w:rPr>
+                <w:b/>
+                <w:sz w:val="28"/>
+                <w:szCs w:val="28"/>
+              </w:rPr>
+              <w:t>5</w:t>
+            </w:r>
+          </w:p>
+        </w:tc>
+        <w:tc>
+          <w:tcPr>
+            <w:tcW w:w="5132" w:type="dxa"/>
+            <w:tcBorders>
+              <w:top w:val="single" w:sz="4" w:space="0" w:color="000000"/>
+              <w:left w:val="single" w:sz="4" w:space="0" w:color="000000"/>
+              <w:bottom w:val="single" w:sz="4" w:space="0" w:color="000000"/>
+              <w:right w:val="single" w:sz="4" w:space="0" w:color="000000"/>
+            </w:tcBorders>
+          </w:tcPr>
+          <w:p>
+            <w:pPr>
+              <w:widowControl w:val="0"/>
+              <w:autoSpaceDE w:val="0"/>
+              <w:autoSpaceDN w:val="0"/>
+              <w:adjustRightInd w:val="0"/>
+              <w:spacing w:before="0" w:line="240" w:lineRule="auto"/>
+              <w:ind w:right="-45"/>
+              <w:rPr>
+                <w:rFonts w:ascii="Latha" w:hAnsi="Latha" w:cs="Latha"/>
+                <w:sz w:val="28"/>
+                <w:szCs w:val="28"/>
+                <w:cs/>
+                <w:lang w:bidi="ta-IN"/>
+              </w:rPr>
+            </w:pPr>
+            <w:r>
+              <w:rPr>
+                <w:rFonts w:ascii="Latha" w:hAnsi="Latha" w:cs="Latha"/>
+                <w:sz w:val="28"/>
+                <w:szCs w:val="28"/>
+                <w:cs/>
+                <w:lang w:bidi="ta-IN"/>
+              </w:rPr>
+              <w:t>ப்ரஜா</w:t>
+            </w:r>
+            <w:r>
+              <w:rPr>
+                <w:rFonts w:ascii="BRH Tamil Tab Extra" w:hAnsi="BRH Tamil Tab Extra" w:cs="Latha"/>
+                <w:b/>
+                <w:sz w:val="36"/>
+                <w:szCs w:val="28"/>
+              </w:rPr>
+              <w:t>‡</w:t>
+            </w:r>
+            <w:r>
+              <w:rPr>
+                <w:rFonts w:ascii="Latha" w:hAnsi="Latha" w:cs="Latha"/>
+                <w:sz w:val="28"/>
+                <w:szCs w:val="28"/>
+                <w:cs/>
+                <w:lang w:bidi="ta-IN"/>
+              </w:rPr>
+              <w:t>த்யை</w:t>
+            </w:r>
+            <w:r>
+              <w:rPr>
+                <w:rFonts w:ascii="Latha" w:hAnsi="Latha" w:cs="Latha"/>
+                <w:sz w:val="28"/>
+                <w:szCs w:val="28"/>
+                <w:lang w:bidi="ta-IN"/>
+              </w:rPr>
+              <w:t xml:space="preserve"> </w:t>
+            </w:r>
+            <w:r>
+              <w:rPr>
+                <w:rFonts w:ascii="Latha" w:hAnsi="Latha" w:cs="Latha"/>
+                <w:sz w:val="28"/>
+                <w:szCs w:val="28"/>
+                <w:cs/>
+                <w:lang w:bidi="ta-IN"/>
+              </w:rPr>
+              <w:t>ப்ர</w:t>
+            </w:r>
+            <w:r>
+              <w:rPr>
+                <w:rFonts w:ascii="BRH Tamil Tab Extra" w:hAnsi="BRH Tamil Tab Extra" w:cs="Latha"/>
+                <w:b/>
+                <w:sz w:val="36"/>
+                <w:szCs w:val="28"/>
+              </w:rPr>
+              <w:t>…</w:t>
+            </w:r>
+            <w:r>
+              <w:rPr>
+                <w:rFonts w:ascii="Latha" w:hAnsi="Latha" w:cs="Latha"/>
+                <w:sz w:val="28"/>
+                <w:szCs w:val="28"/>
+                <w:highlight w:val="yellow"/>
+                <w:cs/>
+                <w:lang w:bidi="ta-IN"/>
+              </w:rPr>
+              <w:t>ஜா</w:t>
+            </w:r>
+            <w:r>
+              <w:rPr>
+                <w:rFonts w:ascii="BRH Tamil Tab Extra" w:hAnsi="BRH Tamil Tab Extra" w:cs="Latha"/>
+                <w:b/>
+                <w:sz w:val="36"/>
+                <w:szCs w:val="28"/>
+                <w:highlight w:val="yellow"/>
+              </w:rPr>
+              <w:t>†</w:t>
+            </w:r>
+            <w:r>
+              <w:rPr>
+                <w:rFonts w:ascii="Latha" w:hAnsi="Latha" w:cs="Latha"/>
+                <w:sz w:val="28"/>
+                <w:szCs w:val="28"/>
+                <w:highlight w:val="yellow"/>
+                <w:cs/>
+                <w:lang w:bidi="ta-IN"/>
+              </w:rPr>
+              <w:t>ப</w:t>
+            </w:r>
+            <w:r>
+              <w:rPr>
+                <w:rFonts w:ascii="Latha" w:hAnsi="Latha" w:cs="Latha"/>
+                <w:sz w:val="28"/>
+                <w:szCs w:val="28"/>
+                <w:cs/>
+                <w:lang w:bidi="ta-IN"/>
+              </w:rPr>
+              <w:t>தி</w:t>
+            </w:r>
+            <w:r>
+              <w:rPr>
+                <w:rFonts w:ascii="Latha" w:hAnsi="Latha" w:cs="Latha"/>
+                <w:b/>
+                <w:bCs/>
+                <w:sz w:val="32"/>
+                <w:szCs w:val="32"/>
+                <w:cs/>
+                <w:lang w:bidi="ta-IN"/>
+              </w:rPr>
+              <w:t>:</w:t>
+            </w:r>
+          </w:p>
+        </w:tc>
+        <w:tc>
+          <w:tcPr>
+            <w:tcW w:w="5387" w:type="dxa"/>
+            <w:gridSpan w:val="2"/>
+            <w:tcBorders>
+              <w:top w:val="single" w:sz="4" w:space="0" w:color="000000"/>
+              <w:left w:val="single" w:sz="4" w:space="0" w:color="000000"/>
+              <w:bottom w:val="single" w:sz="4" w:space="0" w:color="000000"/>
+              <w:right w:val="single" w:sz="4" w:space="0" w:color="000000"/>
+            </w:tcBorders>
+          </w:tcPr>
+          <w:p>
+            <w:pPr>
+              <w:widowControl w:val="0"/>
+              <w:autoSpaceDE w:val="0"/>
+              <w:autoSpaceDN w:val="0"/>
+              <w:adjustRightInd w:val="0"/>
+              <w:spacing w:before="0" w:line="240" w:lineRule="auto"/>
+              <w:ind w:right="-45"/>
+              <w:rPr>
+                <w:rFonts w:ascii="Latha" w:hAnsi="Latha" w:cs="Latha"/>
+                <w:sz w:val="28"/>
+                <w:szCs w:val="28"/>
+                <w:cs/>
+                <w:lang w:bidi="ta-IN"/>
+              </w:rPr>
+            </w:pPr>
+            <w:r>
+              <w:rPr>
+                <w:rFonts w:ascii="Latha" w:hAnsi="Latha" w:cs="Latha"/>
+                <w:sz w:val="28"/>
+                <w:szCs w:val="28"/>
+                <w:cs/>
+                <w:lang w:bidi="ta-IN"/>
+              </w:rPr>
+              <w:t>ப்ரஜா</w:t>
+            </w:r>
+            <w:r>
+              <w:rPr>
+                <w:rFonts w:ascii="BRH Tamil Tab Extra" w:hAnsi="BRH Tamil Tab Extra" w:cs="Latha"/>
+                <w:b/>
+                <w:sz w:val="36"/>
+                <w:szCs w:val="28"/>
+              </w:rPr>
+              <w:t>‡</w:t>
+            </w:r>
+            <w:r>
+              <w:rPr>
+                <w:rFonts w:ascii="Latha" w:hAnsi="Latha" w:cs="Latha"/>
+                <w:sz w:val="28"/>
+                <w:szCs w:val="28"/>
+                <w:cs/>
+                <w:lang w:bidi="ta-IN"/>
+              </w:rPr>
+              <w:t>த்யை</w:t>
+            </w:r>
+            <w:r>
+              <w:rPr>
+                <w:rFonts w:ascii="Latha" w:hAnsi="Latha" w:cs="Latha"/>
+                <w:sz w:val="28"/>
+                <w:szCs w:val="28"/>
+                <w:lang w:bidi="ta-IN"/>
+              </w:rPr>
+              <w:t xml:space="preserve"> </w:t>
+            </w:r>
+            <w:r>
+              <w:rPr>
+                <w:rFonts w:ascii="Latha" w:hAnsi="Latha" w:cs="Latha"/>
+                <w:sz w:val="28"/>
+                <w:szCs w:val="28"/>
+                <w:cs/>
+                <w:lang w:bidi="ta-IN"/>
+              </w:rPr>
+              <w:t>ப்ர</w:t>
+            </w:r>
+            <w:r>
+              <w:rPr>
+                <w:rFonts w:ascii="BRH Tamil Tab Extra" w:hAnsi="BRH Tamil Tab Extra" w:cs="Latha"/>
+                <w:b/>
+                <w:sz w:val="36"/>
+                <w:szCs w:val="28"/>
+                <w:highlight w:val="green"/>
+              </w:rPr>
+              <w:t>…</w:t>
+            </w:r>
+            <w:r>
+              <w:rPr>
+                <w:rFonts w:ascii="Latha" w:hAnsi="Latha" w:cs="Latha"/>
+                <w:sz w:val="28"/>
+                <w:szCs w:val="28"/>
+                <w:highlight w:val="green"/>
+                <w:cs/>
+                <w:lang w:bidi="ta-IN"/>
+              </w:rPr>
+              <w:t>ஜாப</w:t>
+            </w:r>
+            <w:r>
+              <w:rPr>
+                <w:rFonts w:ascii="BRH Tamil Tab Extra" w:hAnsi="BRH Tamil Tab Extra" w:cs="Latha"/>
+                <w:b/>
+                <w:sz w:val="36"/>
+                <w:szCs w:val="28"/>
+                <w:highlight w:val="green"/>
+              </w:rPr>
+              <w:t>†</w:t>
+            </w:r>
+            <w:r>
+              <w:rPr>
+                <w:rFonts w:ascii="Latha" w:hAnsi="Latha" w:cs="Latha"/>
+                <w:sz w:val="28"/>
+                <w:szCs w:val="28"/>
+                <w:cs/>
+                <w:lang w:bidi="ta-IN"/>
+              </w:rPr>
+              <w:t>தி</w:t>
+            </w:r>
+            <w:r>
+              <w:rPr>
+                <w:rFonts w:ascii="Latha" w:hAnsi="Latha" w:cs="Latha"/>
+                <w:b/>
+                <w:bCs/>
+                <w:sz w:val="32"/>
+                <w:szCs w:val="32"/>
+                <w:cs/>
+                <w:lang w:bidi="ta-IN"/>
+              </w:rPr>
+              <w:t>:</w:t>
+            </w:r>
           </w:p>
         </w:tc>
       </w:tr>
@@ -3958,6 +8464,16 @@
           <w:u w:val="single"/>
         </w:rPr>
       </w:pPr>
+      <w:r>
+        <w:rPr>
+          <w:b/>
+          <w:bCs/>
+          <w:sz w:val="32"/>
+          <w:szCs w:val="32"/>
+          <w:u w:val="single"/>
+        </w:rPr>
+        <w:t>=============================</w:t>
+      </w:r>
     </w:p>
     <w:p>
       <w:pPr>
@@ -4738,9 +9254,8 @@
                 <w:sz w:val="28"/>
                 <w:szCs w:val="28"/>
               </w:rPr>
-              <w:t xml:space="preserve">Line No. </w:t>
-            </w:r>
-            <w:proofErr w:type="gramStart"/>
+              <w:t xml:space="preserve">Line No. -  </w:t>
+            </w:r>
             <w:r>
               <w:rPr>
                 <w:rFonts w:cs="Arial"/>
@@ -4749,28 +9264,7 @@
                 <w:sz w:val="28"/>
                 <w:szCs w:val="28"/>
               </w:rPr>
-              <w:t xml:space="preserve">-  </w:t>
-            </w:r>
-            <w:r>
-              <w:rPr>
-                <w:rFonts w:cs="Arial"/>
-                <w:b/>
-                <w:bCs/>
-                <w:sz w:val="28"/>
-                <w:szCs w:val="28"/>
-              </w:rPr>
-              <w:t>6</w:t>
-            </w:r>
-            <w:proofErr w:type="gramEnd"/>
-            <w:r>
-              <w:rPr>
-                <w:rFonts w:cs="Arial"/>
-                <w:b/>
-                <w:bCs/>
-                <w:sz w:val="28"/>
-                <w:szCs w:val="28"/>
-              </w:rPr>
-              <w:t xml:space="preserve"> &amp; 7</w:t>
+              <w:t>6 &amp; 7</w:t>
             </w:r>
           </w:p>
           <w:p>
@@ -5517,6 +10011,7 @@
                 <w:sz w:val="28"/>
                 <w:szCs w:val="28"/>
               </w:rPr>
+              <w:lastRenderedPageBreak/>
               <w:t>TS 7.2.</w:t>
             </w:r>
             <w:r>
@@ -5981,7 +10476,6 @@
                 <w:sz w:val="28"/>
                 <w:szCs w:val="28"/>
               </w:rPr>
-              <w:lastRenderedPageBreak/>
               <w:t>TS 7.2.</w:t>
             </w:r>
             <w:r>
@@ -10035,31 +14529,22 @@
                 <w:sz w:val="32"/>
                 <w:szCs w:val="32"/>
               </w:rPr>
-              <w:t xml:space="preserve">(it is </w:t>
-            </w:r>
-            <w:proofErr w:type="spellStart"/>
+              <w:t>(it is dee</w:t>
+            </w:r>
             <w:r>
               <w:rPr>
                 <w:sz w:val="32"/>
                 <w:szCs w:val="32"/>
               </w:rPr>
-              <w:t>dee</w:t>
+              <w:t>r</w:t>
             </w:r>
             <w:r>
               <w:rPr>
                 <w:sz w:val="32"/>
                 <w:szCs w:val="32"/>
               </w:rPr>
-              <w:t>r</w:t>
-            </w:r>
-            <w:r>
-              <w:rPr>
-                <w:sz w:val="32"/>
-                <w:szCs w:val="32"/>
-              </w:rPr>
               <w:t>gham</w:t>
             </w:r>
-            <w:proofErr w:type="spellEnd"/>
             <w:r>
               <w:rPr>
                 <w:sz w:val="32"/>
@@ -11162,31 +15647,7 @@
                 <w:szCs w:val="32"/>
                 <w:lang w:bidi="ta-IN"/>
               </w:rPr>
-              <w:t xml:space="preserve"> (</w:t>
-            </w:r>
-            <w:proofErr w:type="spellStart"/>
-            <w:r>
-              <w:rPr>
-                <w:rFonts w:ascii="Latha" w:hAnsi="Latha" w:cs="Latha"/>
-                <w:b/>
-                <w:bCs/>
-                <w:sz w:val="32"/>
-                <w:szCs w:val="32"/>
-                <w:lang w:bidi="ta-IN"/>
-              </w:rPr>
-              <w:t>hrasvam</w:t>
-            </w:r>
-            <w:proofErr w:type="spellEnd"/>
-            <w:r>
-              <w:rPr>
-                <w:rFonts w:ascii="Latha" w:hAnsi="Latha" w:cs="Latha"/>
-                <w:b/>
-                <w:bCs/>
-                <w:sz w:val="32"/>
-                <w:szCs w:val="32"/>
-                <w:lang w:bidi="ta-IN"/>
-              </w:rPr>
-              <w:t>)</w:t>
+              <w:t xml:space="preserve"> (hrasvam)</w:t>
             </w:r>
           </w:p>
         </w:tc>
@@ -14860,7 +19321,6 @@
         </w:rPr>
         <w:br w:type="page"/>
       </w:r>
-      <w:proofErr w:type="spellStart"/>
       <w:r>
         <w:rPr>
           <w:b/>
@@ -14890,18 +19350,7 @@
           <w:szCs w:val="32"/>
           <w:u w:val="single"/>
         </w:rPr>
-        <w:t>ya</w:t>
-      </w:r>
-      <w:proofErr w:type="spellEnd"/>
-      <w:r>
-        <w:rPr>
-          <w:b/>
-          <w:bCs/>
-          <w:sz w:val="32"/>
-          <w:szCs w:val="32"/>
-          <w:u w:val="single"/>
-        </w:rPr>
-        <w:t xml:space="preserve"> Samhita – TS 7 Tamil co</w:t>
+        <w:t>ya Samhita – TS 7 Tamil co</w:t>
       </w:r>
       <w:r>
         <w:rPr>
@@ -17464,19 +21913,8 @@
                 <w:sz w:val="28"/>
                 <w:szCs w:val="28"/>
               </w:rPr>
-              <w:t>1</w:t>
-            </w:r>
-            <w:proofErr w:type="gramStart"/>
-            <w:r>
-              <w:rPr>
-                <w:b/>
-                <w:bCs/>
-                <w:sz w:val="28"/>
-                <w:szCs w:val="28"/>
-              </w:rPr>
-              <w:t>st  Line</w:t>
-            </w:r>
-            <w:proofErr w:type="gramEnd"/>
+              <w:t>1st  Line</w:t>
+            </w:r>
           </w:p>
         </w:tc>
         <w:tc>
@@ -19710,7 +24148,6 @@
               </w:rPr>
               <w:t xml:space="preserve"> </w:t>
             </w:r>
-            <w:proofErr w:type="spellStart"/>
             <w:r>
               <w:rPr>
                 <w:sz w:val="28"/>
@@ -19726,7 +24163,6 @@
               </w:rPr>
               <w:t>AÉ</w:t>
             </w:r>
-            <w:proofErr w:type="spellEnd"/>
             <w:r>
               <w:rPr>
                 <w:rFonts w:ascii="BRH Devanagari Extra" w:hAnsi="BRH Devanagari Extra" w:cs="BRH Devanagari Extra"/>
@@ -22192,7 +26628,6 @@
         </w:rPr>
         <w:t>1</w:t>
       </w:r>
-      <w:proofErr w:type="gramStart"/>
       <w:r>
         <w:rPr>
           <w:b/>
@@ -22233,18 +26668,7 @@
           <w:szCs w:val="32"/>
           <w:u w:val="single"/>
         </w:rPr>
-        <w:t>January</w:t>
-      </w:r>
-      <w:proofErr w:type="gramEnd"/>
-      <w:r>
-        <w:rPr>
-          <w:b/>
-          <w:bCs/>
-          <w:sz w:val="32"/>
-          <w:szCs w:val="32"/>
-          <w:u w:val="single"/>
-        </w:rPr>
-        <w:t xml:space="preserve"> </w:t>
+        <w:t xml:space="preserve">January </w:t>
       </w:r>
       <w:r>
         <w:rPr>
@@ -24629,7 +29053,7 @@
 </file>
 
 <file path=word/endnotes.xml><?xml version="1.0" encoding="utf-8"?>
-<w:endnotes xmlns:wpc="http://schemas.microsoft.com/office/word/2010/wordprocessingCanvas" xmlns:cx="http://schemas.microsoft.com/office/drawing/2014/chartex" xmlns:cx1="http://schemas.microsoft.com/office/drawing/2015/9/8/chartex" xmlns:cx2="http://schemas.microsoft.com/office/drawing/2015/10/21/chartex" xmlns:cx3="http://schemas.microsoft.com/office/drawing/2016/5/9/chartex" xmlns:cx4="http://schemas.microsoft.com/office/drawing/2016/5/10/chartex" xmlns:cx5="http://schemas.microsoft.com/office/drawing/2016/5/11/chartex" xmlns:cx6="http://schemas.microsoft.com/office/drawing/2016/5/12/chartex" xmlns:cx7="http://schemas.microsoft.com/office/drawing/2016/5/13/chartex" xmlns:cx8="http://schemas.microsoft.com/office/drawing/2016/5/14/chartex" xmlns:mc="http://schemas.openxmlformats.org/markup-compatibility/2006" xmlns:aink="http://schemas.microsoft.com/office/drawing/2016/ink" xmlns:am3d="http://schemas.microsoft.com/office/drawing/2017/model3d" xmlns:o="urn:schemas-microsoft-com:office:office" xmlns:oel="http://schemas.microsoft.com/office/2019/extlst" xmlns:r="http://schemas.openxmlformats.org/officeDocument/2006/relationships" xmlns:m="http://schemas.openxmlformats.org/officeDocument/2006/math" xmlns:v="urn:schemas-microsoft-com:vml" xmlns:wp14="http://schemas.microsoft.com/office/word/2010/wordprocessingDrawing" xmlns:wp="http://schemas.openxmlformats.org/drawingml/2006/wordprocessingDrawing" xmlns:w10="urn:schemas-microsoft-com:office:word" xmlns:w="http://schemas.openxmlformats.org/wordprocessingml/2006/main" xmlns:w14="http://schemas.microsoft.com/office/word/2010/wordml" xmlns:w15="http://schemas.microsoft.com/office/word/2012/wordml" xmlns:w16cex="http://schemas.microsoft.com/office/word/2018/wordml/cex" xmlns:w16cid="http://schemas.microsoft.com/office/word/2016/wordml/cid" xmlns:w16="http://schemas.microsoft.com/office/word/2018/wordml" xmlns:w16du="http://schemas.microsoft.com/office/word/2023/wordml/word16du" xmlns:w16sdtdh="http://schemas.microsoft.com/office/word/2020/wordml/sdtdatahash" xmlns:w16sdtfl="http://schemas.microsoft.com/office/word/2024/wordml/sdtformatlock" xmlns:w16se="http://schemas.microsoft.com/office/word/2015/wordml/symex" xmlns:wpg="http://schemas.microsoft.com/office/word/2010/wordprocessingGroup" xmlns:wpi="http://schemas.microsoft.com/office/word/2010/wordprocessingInk" xmlns:wne="http://schemas.microsoft.com/office/word/2006/wordml" xmlns:wps="http://schemas.microsoft.com/office/word/2010/wordprocessingShape" mc:Ignorable="w14 w15 w16se w16cid w16 w16cex w16sdtdh w16sdtfl w16du wp14">
+<w:endnotes xmlns:wpc="http://schemas.microsoft.com/office/word/2010/wordprocessingCanvas" xmlns:cx="http://schemas.microsoft.com/office/drawing/2014/chartex" xmlns:cx1="http://schemas.microsoft.com/office/drawing/2015/9/8/chartex" xmlns:cx2="http://schemas.microsoft.com/office/drawing/2015/10/21/chartex" xmlns:cx3="http://schemas.microsoft.com/office/drawing/2016/5/9/chartex" xmlns:cx4="http://schemas.microsoft.com/office/drawing/2016/5/10/chartex" xmlns:cx5="http://schemas.microsoft.com/office/drawing/2016/5/11/chartex" xmlns:cx6="http://schemas.microsoft.com/office/drawing/2016/5/12/chartex" xmlns:cx7="http://schemas.microsoft.com/office/drawing/2016/5/13/chartex" xmlns:cx8="http://schemas.microsoft.com/office/drawing/2016/5/14/chartex" xmlns:mc="http://schemas.openxmlformats.org/markup-compatibility/2006" xmlns:aink="http://schemas.microsoft.com/office/drawing/2016/ink" xmlns:am3d="http://schemas.microsoft.com/office/drawing/2017/model3d" xmlns:o="urn:schemas-microsoft-com:office:office" xmlns:oel="http://schemas.microsoft.com/office/2019/extlst" xmlns:r="http://schemas.openxmlformats.org/officeDocument/2006/relationships" xmlns:m="http://schemas.openxmlformats.org/officeDocument/2006/math" xmlns:v="urn:schemas-microsoft-com:vml" xmlns:wp14="http://schemas.microsoft.com/office/word/2010/wordprocessingDrawing" xmlns:wp="http://schemas.openxmlformats.org/drawingml/2006/wordprocessingDrawing" xmlns:w10="urn:schemas-microsoft-com:office:word" xmlns:w="http://schemas.openxmlformats.org/wordprocessingml/2006/main" xmlns:w14="http://schemas.microsoft.com/office/word/2010/wordml" xmlns:w15="http://schemas.microsoft.com/office/word/2012/wordml" xmlns:w16cei="http://schemas.microsoft.com/office/word/2026/wordml/cei" xmlns:w16cex="http://schemas.microsoft.com/office/word/2018/wordml/cex" xmlns:w16cid="http://schemas.microsoft.com/office/word/2016/wordml/cid" xmlns:w16="http://schemas.microsoft.com/office/word/2018/wordml" xmlns:w16du="http://schemas.microsoft.com/office/word/2023/wordml/word16du" xmlns:w16sdtdh="http://schemas.microsoft.com/office/word/2020/wordml/sdtdatahash" xmlns:w16sdtfl="http://schemas.microsoft.com/office/word/2024/wordml/sdtformatlock" xmlns:w16se="http://schemas.microsoft.com/office/word/2015/wordml/symex" xmlns:wpg="http://schemas.microsoft.com/office/word/2010/wordprocessingGroup" xmlns:wpi="http://schemas.microsoft.com/office/word/2010/wordprocessingInk" xmlns:wne="http://schemas.microsoft.com/office/word/2006/wordml" xmlns:wps="http://schemas.microsoft.com/office/word/2010/wordprocessingShape" mc:Ignorable="w14 w15 w16se w16cid w16 w16cex w16sdtdh w16sdtfl w16du wp14">
   <w:endnote w:type="separator" w:id="-1">
     <w:p>
       <w:pPr>
@@ -24654,7 +29078,7 @@
 </file>
 
 <file path=word/footer1.xml><?xml version="1.0" encoding="utf-8"?>
-<w:ftr xmlns:wpc="http://schemas.microsoft.com/office/word/2010/wordprocessingCanvas" xmlns:cx="http://schemas.microsoft.com/office/drawing/2014/chartex" xmlns:cx1="http://schemas.microsoft.com/office/drawing/2015/9/8/chartex" xmlns:cx2="http://schemas.microsoft.com/office/drawing/2015/10/21/chartex" xmlns:cx3="http://schemas.microsoft.com/office/drawing/2016/5/9/chartex" xmlns:cx4="http://schemas.microsoft.com/office/drawing/2016/5/10/chartex" xmlns:cx5="http://schemas.microsoft.com/office/drawing/2016/5/11/chartex" xmlns:cx6="http://schemas.microsoft.com/office/drawing/2016/5/12/chartex" xmlns:cx7="http://schemas.microsoft.com/office/drawing/2016/5/13/chartex" xmlns:cx8="http://schemas.microsoft.com/office/drawing/2016/5/14/chartex" xmlns:mc="http://schemas.openxmlformats.org/markup-compatibility/2006" xmlns:aink="http://schemas.microsoft.com/office/drawing/2016/ink" xmlns:am3d="http://schemas.microsoft.com/office/drawing/2017/model3d" xmlns:o="urn:schemas-microsoft-com:office:office" xmlns:oel="http://schemas.microsoft.com/office/2019/extlst" xmlns:r="http://schemas.openxmlformats.org/officeDocument/2006/relationships" xmlns:m="http://schemas.openxmlformats.org/officeDocument/2006/math" xmlns:v="urn:schemas-microsoft-com:vml" xmlns:wp14="http://schemas.microsoft.com/office/word/2010/wordprocessingDrawing" xmlns:wp="http://schemas.openxmlformats.org/drawingml/2006/wordprocessingDrawing" xmlns:w10="urn:schemas-microsoft-com:office:word" xmlns:w="http://schemas.openxmlformats.org/wordprocessingml/2006/main" xmlns:w14="http://schemas.microsoft.com/office/word/2010/wordml" xmlns:w15="http://schemas.microsoft.com/office/word/2012/wordml" xmlns:w16cex="http://schemas.microsoft.com/office/word/2018/wordml/cex" xmlns:w16cid="http://schemas.microsoft.com/office/word/2016/wordml/cid" xmlns:w16="http://schemas.microsoft.com/office/word/2018/wordml" xmlns:w16du="http://schemas.microsoft.com/office/word/2023/wordml/word16du" xmlns:w16sdtdh="http://schemas.microsoft.com/office/word/2020/wordml/sdtdatahash" xmlns:w16sdtfl="http://schemas.microsoft.com/office/word/2024/wordml/sdtformatlock" xmlns:w16se="http://schemas.microsoft.com/office/word/2015/wordml/symex" xmlns:wpg="http://schemas.microsoft.com/office/word/2010/wordprocessingGroup" xmlns:wpi="http://schemas.microsoft.com/office/word/2010/wordprocessingInk" xmlns:wne="http://schemas.microsoft.com/office/word/2006/wordml" xmlns:wps="http://schemas.microsoft.com/office/word/2010/wordprocessingShape" mc:Ignorable="w14 w15 w16se w16cid w16 w16cex w16sdtdh w16sdtfl w16du wp14">
+<w:ftr xmlns:wpc="http://schemas.microsoft.com/office/word/2010/wordprocessingCanvas" xmlns:cx="http://schemas.microsoft.com/office/drawing/2014/chartex" xmlns:cx1="http://schemas.microsoft.com/office/drawing/2015/9/8/chartex" xmlns:cx2="http://schemas.microsoft.com/office/drawing/2015/10/21/chartex" xmlns:cx3="http://schemas.microsoft.com/office/drawing/2016/5/9/chartex" xmlns:cx4="http://schemas.microsoft.com/office/drawing/2016/5/10/chartex" xmlns:cx5="http://schemas.microsoft.com/office/drawing/2016/5/11/chartex" xmlns:cx6="http://schemas.microsoft.com/office/drawing/2016/5/12/chartex" xmlns:cx7="http://schemas.microsoft.com/office/drawing/2016/5/13/chartex" xmlns:cx8="http://schemas.microsoft.com/office/drawing/2016/5/14/chartex" xmlns:mc="http://schemas.openxmlformats.org/markup-compatibility/2006" xmlns:aink="http://schemas.microsoft.com/office/drawing/2016/ink" xmlns:am3d="http://schemas.microsoft.com/office/drawing/2017/model3d" xmlns:o="urn:schemas-microsoft-com:office:office" xmlns:oel="http://schemas.microsoft.com/office/2019/extlst" xmlns:r="http://schemas.openxmlformats.org/officeDocument/2006/relationships" xmlns:m="http://schemas.openxmlformats.org/officeDocument/2006/math" xmlns:v="urn:schemas-microsoft-com:vml" xmlns:wp14="http://schemas.microsoft.com/office/word/2010/wordprocessingDrawing" xmlns:wp="http://schemas.openxmlformats.org/drawingml/2006/wordprocessingDrawing" xmlns:w10="urn:schemas-microsoft-com:office:word" xmlns:w="http://schemas.openxmlformats.org/wordprocessingml/2006/main" xmlns:w14="http://schemas.microsoft.com/office/word/2010/wordml" xmlns:w15="http://schemas.microsoft.com/office/word/2012/wordml" xmlns:w16cei="http://schemas.microsoft.com/office/word/2026/wordml/cei" xmlns:w16cex="http://schemas.microsoft.com/office/word/2018/wordml/cex" xmlns:w16cid="http://schemas.microsoft.com/office/word/2016/wordml/cid" xmlns:w16="http://schemas.microsoft.com/office/word/2018/wordml" xmlns:w16du="http://schemas.microsoft.com/office/word/2023/wordml/word16du" xmlns:w16sdtdh="http://schemas.microsoft.com/office/word/2020/wordml/sdtdatahash" xmlns:w16sdtfl="http://schemas.microsoft.com/office/word/2024/wordml/sdtformatlock" xmlns:w16se="http://schemas.microsoft.com/office/word/2015/wordml/symex" xmlns:wpg="http://schemas.microsoft.com/office/word/2010/wordprocessingGroup" xmlns:wpi="http://schemas.microsoft.com/office/word/2010/wordprocessingInk" xmlns:wne="http://schemas.microsoft.com/office/word/2006/wordml" xmlns:wps="http://schemas.microsoft.com/office/word/2010/wordprocessingShape" mc:Ignorable="w14 w15 w16se w16cid w16 w16cex w16sdtdh w16sdtfl w16du wp14">
   <w:p>
     <w:pPr>
       <w:pStyle w:val="Footer"/>
@@ -24785,7 +29209,7 @@
 </file>
 
 <file path=word/footer2.xml><?xml version="1.0" encoding="utf-8"?>
-<w:ftr xmlns:wpc="http://schemas.microsoft.com/office/word/2010/wordprocessingCanvas" xmlns:cx="http://schemas.microsoft.com/office/drawing/2014/chartex" xmlns:cx1="http://schemas.microsoft.com/office/drawing/2015/9/8/chartex" xmlns:cx2="http://schemas.microsoft.com/office/drawing/2015/10/21/chartex" xmlns:cx3="http://schemas.microsoft.com/office/drawing/2016/5/9/chartex" xmlns:cx4="http://schemas.microsoft.com/office/drawing/2016/5/10/chartex" xmlns:cx5="http://schemas.microsoft.com/office/drawing/2016/5/11/chartex" xmlns:cx6="http://schemas.microsoft.com/office/drawing/2016/5/12/chartex" xmlns:cx7="http://schemas.microsoft.com/office/drawing/2016/5/13/chartex" xmlns:cx8="http://schemas.microsoft.com/office/drawing/2016/5/14/chartex" xmlns:mc="http://schemas.openxmlformats.org/markup-compatibility/2006" xmlns:aink="http://schemas.microsoft.com/office/drawing/2016/ink" xmlns:am3d="http://schemas.microsoft.com/office/drawing/2017/model3d" xmlns:o="urn:schemas-microsoft-com:office:office" xmlns:oel="http://schemas.microsoft.com/office/2019/extlst" xmlns:r="http://schemas.openxmlformats.org/officeDocument/2006/relationships" xmlns:m="http://schemas.openxmlformats.org/officeDocument/2006/math" xmlns:v="urn:schemas-microsoft-com:vml" xmlns:wp14="http://schemas.microsoft.com/office/word/2010/wordprocessingDrawing" xmlns:wp="http://schemas.openxmlformats.org/drawingml/2006/wordprocessingDrawing" xmlns:w10="urn:schemas-microsoft-com:office:word" xmlns:w="http://schemas.openxmlformats.org/wordprocessingml/2006/main" xmlns:w14="http://schemas.microsoft.com/office/word/2010/wordml" xmlns:w15="http://schemas.microsoft.com/office/word/2012/wordml" xmlns:w16cex="http://schemas.microsoft.com/office/word/2018/wordml/cex" xmlns:w16cid="http://schemas.microsoft.com/office/word/2016/wordml/cid" xmlns:w16="http://schemas.microsoft.com/office/word/2018/wordml" xmlns:w16du="http://schemas.microsoft.com/office/word/2023/wordml/word16du" xmlns:w16sdtdh="http://schemas.microsoft.com/office/word/2020/wordml/sdtdatahash" xmlns:w16sdtfl="http://schemas.microsoft.com/office/word/2024/wordml/sdtformatlock" xmlns:w16se="http://schemas.microsoft.com/office/word/2015/wordml/symex" xmlns:wpg="http://schemas.microsoft.com/office/word/2010/wordprocessingGroup" xmlns:wpi="http://schemas.microsoft.com/office/word/2010/wordprocessingInk" xmlns:wne="http://schemas.microsoft.com/office/word/2006/wordml" xmlns:wps="http://schemas.microsoft.com/office/word/2010/wordprocessingShape" mc:Ignorable="w14 w15 w16se w16cid w16 w16cex w16sdtdh w16sdtfl w16du wp14">
+<w:ftr xmlns:wpc="http://schemas.microsoft.com/office/word/2010/wordprocessingCanvas" xmlns:cx="http://schemas.microsoft.com/office/drawing/2014/chartex" xmlns:cx1="http://schemas.microsoft.com/office/drawing/2015/9/8/chartex" xmlns:cx2="http://schemas.microsoft.com/office/drawing/2015/10/21/chartex" xmlns:cx3="http://schemas.microsoft.com/office/drawing/2016/5/9/chartex" xmlns:cx4="http://schemas.microsoft.com/office/drawing/2016/5/10/chartex" xmlns:cx5="http://schemas.microsoft.com/office/drawing/2016/5/11/chartex" xmlns:cx6="http://schemas.microsoft.com/office/drawing/2016/5/12/chartex" xmlns:cx7="http://schemas.microsoft.com/office/drawing/2016/5/13/chartex" xmlns:cx8="http://schemas.microsoft.com/office/drawing/2016/5/14/chartex" xmlns:mc="http://schemas.openxmlformats.org/markup-compatibility/2006" xmlns:aink="http://schemas.microsoft.com/office/drawing/2016/ink" xmlns:am3d="http://schemas.microsoft.com/office/drawing/2017/model3d" xmlns:o="urn:schemas-microsoft-com:office:office" xmlns:oel="http://schemas.microsoft.com/office/2019/extlst" xmlns:r="http://schemas.openxmlformats.org/officeDocument/2006/relationships" xmlns:m="http://schemas.openxmlformats.org/officeDocument/2006/math" xmlns:v="urn:schemas-microsoft-com:vml" xmlns:wp14="http://schemas.microsoft.com/office/word/2010/wordprocessingDrawing" xmlns:wp="http://schemas.openxmlformats.org/drawingml/2006/wordprocessingDrawing" xmlns:w10="urn:schemas-microsoft-com:office:word" xmlns:w="http://schemas.openxmlformats.org/wordprocessingml/2006/main" xmlns:w14="http://schemas.microsoft.com/office/word/2010/wordml" xmlns:w15="http://schemas.microsoft.com/office/word/2012/wordml" xmlns:w16cei="http://schemas.microsoft.com/office/word/2026/wordml/cei" xmlns:w16cex="http://schemas.microsoft.com/office/word/2018/wordml/cex" xmlns:w16cid="http://schemas.microsoft.com/office/word/2016/wordml/cid" xmlns:w16="http://schemas.microsoft.com/office/word/2018/wordml" xmlns:w16du="http://schemas.microsoft.com/office/word/2023/wordml/word16du" xmlns:w16sdtdh="http://schemas.microsoft.com/office/word/2020/wordml/sdtdatahash" xmlns:w16sdtfl="http://schemas.microsoft.com/office/word/2024/wordml/sdtformatlock" xmlns:w16se="http://schemas.microsoft.com/office/word/2015/wordml/symex" xmlns:wpg="http://schemas.microsoft.com/office/word/2010/wordprocessingGroup" xmlns:wpi="http://schemas.microsoft.com/office/word/2010/wordprocessingInk" xmlns:wne="http://schemas.microsoft.com/office/word/2006/wordml" xmlns:wps="http://schemas.microsoft.com/office/word/2010/wordprocessingShape" mc:Ignorable="w14 w15 w16se w16cid w16 w16cex w16sdtdh w16sdtfl w16du wp14">
   <w:p>
     <w:pPr>
       <w:pBdr>
@@ -24994,7 +29418,7 @@
 </file>
 
 <file path=word/footnotes.xml><?xml version="1.0" encoding="utf-8"?>
-<w:footnotes xmlns:wpc="http://schemas.microsoft.com/office/word/2010/wordprocessingCanvas" xmlns:cx="http://schemas.microsoft.com/office/drawing/2014/chartex" xmlns:cx1="http://schemas.microsoft.com/office/drawing/2015/9/8/chartex" xmlns:cx2="http://schemas.microsoft.com/office/drawing/2015/10/21/chartex" xmlns:cx3="http://schemas.microsoft.com/office/drawing/2016/5/9/chartex" xmlns:cx4="http://schemas.microsoft.com/office/drawing/2016/5/10/chartex" xmlns:cx5="http://schemas.microsoft.com/office/drawing/2016/5/11/chartex" xmlns:cx6="http://schemas.microsoft.com/office/drawing/2016/5/12/chartex" xmlns:cx7="http://schemas.microsoft.com/office/drawing/2016/5/13/chartex" xmlns:cx8="http://schemas.microsoft.com/office/drawing/2016/5/14/chartex" xmlns:mc="http://schemas.openxmlformats.org/markup-compatibility/2006" xmlns:aink="http://schemas.microsoft.com/office/drawing/2016/ink" xmlns:am3d="http://schemas.microsoft.com/office/drawing/2017/model3d" xmlns:o="urn:schemas-microsoft-com:office:office" xmlns:oel="http://schemas.microsoft.com/office/2019/extlst" xmlns:r="http://schemas.openxmlformats.org/officeDocument/2006/relationships" xmlns:m="http://schemas.openxmlformats.org/officeDocument/2006/math" xmlns:v="urn:schemas-microsoft-com:vml" xmlns:wp14="http://schemas.microsoft.com/office/word/2010/wordprocessingDrawing" xmlns:wp="http://schemas.openxmlformats.org/drawingml/2006/wordprocessingDrawing" xmlns:w10="urn:schemas-microsoft-com:office:word" xmlns:w="http://schemas.openxmlformats.org/wordprocessingml/2006/main" xmlns:w14="http://schemas.microsoft.com/office/word/2010/wordml" xmlns:w15="http://schemas.microsoft.com/office/word/2012/wordml" xmlns:w16cex="http://schemas.microsoft.com/office/word/2018/wordml/cex" xmlns:w16cid="http://schemas.microsoft.com/office/word/2016/wordml/cid" xmlns:w16="http://schemas.microsoft.com/office/word/2018/wordml" xmlns:w16du="http://schemas.microsoft.com/office/word/2023/wordml/word16du" xmlns:w16sdtdh="http://schemas.microsoft.com/office/word/2020/wordml/sdtdatahash" xmlns:w16sdtfl="http://schemas.microsoft.com/office/word/2024/wordml/sdtformatlock" xmlns:w16se="http://schemas.microsoft.com/office/word/2015/wordml/symex" xmlns:wpg="http://schemas.microsoft.com/office/word/2010/wordprocessingGroup" xmlns:wpi="http://schemas.microsoft.com/office/word/2010/wordprocessingInk" xmlns:wne="http://schemas.microsoft.com/office/word/2006/wordml" xmlns:wps="http://schemas.microsoft.com/office/word/2010/wordprocessingShape" mc:Ignorable="w14 w15 w16se w16cid w16 w16cex w16sdtdh w16sdtfl w16du wp14">
+<w:footnotes xmlns:wpc="http://schemas.microsoft.com/office/word/2010/wordprocessingCanvas" xmlns:cx="http://schemas.microsoft.com/office/drawing/2014/chartex" xmlns:cx1="http://schemas.microsoft.com/office/drawing/2015/9/8/chartex" xmlns:cx2="http://schemas.microsoft.com/office/drawing/2015/10/21/chartex" xmlns:cx3="http://schemas.microsoft.com/office/drawing/2016/5/9/chartex" xmlns:cx4="http://schemas.microsoft.com/office/drawing/2016/5/10/chartex" xmlns:cx5="http://schemas.microsoft.com/office/drawing/2016/5/11/chartex" xmlns:cx6="http://schemas.microsoft.com/office/drawing/2016/5/12/chartex" xmlns:cx7="http://schemas.microsoft.com/office/drawing/2016/5/13/chartex" xmlns:cx8="http://schemas.microsoft.com/office/drawing/2016/5/14/chartex" xmlns:mc="http://schemas.openxmlformats.org/markup-compatibility/2006" xmlns:aink="http://schemas.microsoft.com/office/drawing/2016/ink" xmlns:am3d="http://schemas.microsoft.com/office/drawing/2017/model3d" xmlns:o="urn:schemas-microsoft-com:office:office" xmlns:oel="http://schemas.microsoft.com/office/2019/extlst" xmlns:r="http://schemas.openxmlformats.org/officeDocument/2006/relationships" xmlns:m="http://schemas.openxmlformats.org/officeDocument/2006/math" xmlns:v="urn:schemas-microsoft-com:vml" xmlns:wp14="http://schemas.microsoft.com/office/word/2010/wordprocessingDrawing" xmlns:wp="http://schemas.openxmlformats.org/drawingml/2006/wordprocessingDrawing" xmlns:w10="urn:schemas-microsoft-com:office:word" xmlns:w="http://schemas.openxmlformats.org/wordprocessingml/2006/main" xmlns:w14="http://schemas.microsoft.com/office/word/2010/wordml" xmlns:w15="http://schemas.microsoft.com/office/word/2012/wordml" xmlns:w16cei="http://schemas.microsoft.com/office/word/2026/wordml/cei" xmlns:w16cex="http://schemas.microsoft.com/office/word/2018/wordml/cex" xmlns:w16cid="http://schemas.microsoft.com/office/word/2016/wordml/cid" xmlns:w16="http://schemas.microsoft.com/office/word/2018/wordml" xmlns:w16du="http://schemas.microsoft.com/office/word/2023/wordml/word16du" xmlns:w16sdtdh="http://schemas.microsoft.com/office/word/2020/wordml/sdtdatahash" xmlns:w16sdtfl="http://schemas.microsoft.com/office/word/2024/wordml/sdtformatlock" xmlns:w16se="http://schemas.microsoft.com/office/word/2015/wordml/symex" xmlns:wpg="http://schemas.microsoft.com/office/word/2010/wordprocessingGroup" xmlns:wpi="http://schemas.microsoft.com/office/word/2010/wordprocessingInk" xmlns:wne="http://schemas.microsoft.com/office/word/2006/wordml" xmlns:wps="http://schemas.microsoft.com/office/word/2010/wordprocessingShape" mc:Ignorable="w14 w15 w16se w16cid w16 w16cex w16sdtdh w16sdtfl w16du wp14">
   <w:footnote w:type="separator" w:id="-1">
     <w:p>
       <w:pPr>
@@ -25019,7 +29443,7 @@
 </file>
 
 <file path=word/header1.xml><?xml version="1.0" encoding="utf-8"?>
-<w:hdr xmlns:wpc="http://schemas.microsoft.com/office/word/2010/wordprocessingCanvas" xmlns:cx="http://schemas.microsoft.com/office/drawing/2014/chartex" xmlns:cx1="http://schemas.microsoft.com/office/drawing/2015/9/8/chartex" xmlns:cx2="http://schemas.microsoft.com/office/drawing/2015/10/21/chartex" xmlns:cx3="http://schemas.microsoft.com/office/drawing/2016/5/9/chartex" xmlns:cx4="http://schemas.microsoft.com/office/drawing/2016/5/10/chartex" xmlns:cx5="http://schemas.microsoft.com/office/drawing/2016/5/11/chartex" xmlns:cx6="http://schemas.microsoft.com/office/drawing/2016/5/12/chartex" xmlns:cx7="http://schemas.microsoft.com/office/drawing/2016/5/13/chartex" xmlns:cx8="http://schemas.microsoft.com/office/drawing/2016/5/14/chartex" xmlns:mc="http://schemas.openxmlformats.org/markup-compatibility/2006" xmlns:aink="http://schemas.microsoft.com/office/drawing/2016/ink" xmlns:am3d="http://schemas.microsoft.com/office/drawing/2017/model3d" xmlns:o="urn:schemas-microsoft-com:office:office" xmlns:oel="http://schemas.microsoft.com/office/2019/extlst" xmlns:r="http://schemas.openxmlformats.org/officeDocument/2006/relationships" xmlns:m="http://schemas.openxmlformats.org/officeDocument/2006/math" xmlns:v="urn:schemas-microsoft-com:vml" xmlns:wp14="http://schemas.microsoft.com/office/word/2010/wordprocessingDrawing" xmlns:wp="http://schemas.openxmlformats.org/drawingml/2006/wordprocessingDrawing" xmlns:w10="urn:schemas-microsoft-com:office:word" xmlns:w="http://schemas.openxmlformats.org/wordprocessingml/2006/main" xmlns:w14="http://schemas.microsoft.com/office/word/2010/wordml" xmlns:w15="http://schemas.microsoft.com/office/word/2012/wordml" xmlns:w16cex="http://schemas.microsoft.com/office/word/2018/wordml/cex" xmlns:w16cid="http://schemas.microsoft.com/office/word/2016/wordml/cid" xmlns:w16="http://schemas.microsoft.com/office/word/2018/wordml" xmlns:w16du="http://schemas.microsoft.com/office/word/2023/wordml/word16du" xmlns:w16sdtdh="http://schemas.microsoft.com/office/word/2020/wordml/sdtdatahash" xmlns:w16sdtfl="http://schemas.microsoft.com/office/word/2024/wordml/sdtformatlock" xmlns:w16se="http://schemas.microsoft.com/office/word/2015/wordml/symex" xmlns:wpg="http://schemas.microsoft.com/office/word/2010/wordprocessingGroup" xmlns:wpi="http://schemas.microsoft.com/office/word/2010/wordprocessingInk" xmlns:wne="http://schemas.microsoft.com/office/word/2006/wordml" xmlns:wps="http://schemas.microsoft.com/office/word/2010/wordprocessingShape" mc:Ignorable="w14 w15 w16se w16cid w16 w16cex w16sdtdh w16sdtfl w16du wp14">
+<w:hdr xmlns:wpc="http://schemas.microsoft.com/office/word/2010/wordprocessingCanvas" xmlns:cx="http://schemas.microsoft.com/office/drawing/2014/chartex" xmlns:cx1="http://schemas.microsoft.com/office/drawing/2015/9/8/chartex" xmlns:cx2="http://schemas.microsoft.com/office/drawing/2015/10/21/chartex" xmlns:cx3="http://schemas.microsoft.com/office/drawing/2016/5/9/chartex" xmlns:cx4="http://schemas.microsoft.com/office/drawing/2016/5/10/chartex" xmlns:cx5="http://schemas.microsoft.com/office/drawing/2016/5/11/chartex" xmlns:cx6="http://schemas.microsoft.com/office/drawing/2016/5/12/chartex" xmlns:cx7="http://schemas.microsoft.com/office/drawing/2016/5/13/chartex" xmlns:cx8="http://schemas.microsoft.com/office/drawing/2016/5/14/chartex" xmlns:mc="http://schemas.openxmlformats.org/markup-compatibility/2006" xmlns:aink="http://schemas.microsoft.com/office/drawing/2016/ink" xmlns:am3d="http://schemas.microsoft.com/office/drawing/2017/model3d" xmlns:o="urn:schemas-microsoft-com:office:office" xmlns:oel="http://schemas.microsoft.com/office/2019/extlst" xmlns:r="http://schemas.openxmlformats.org/officeDocument/2006/relationships" xmlns:m="http://schemas.openxmlformats.org/officeDocument/2006/math" xmlns:v="urn:schemas-microsoft-com:vml" xmlns:wp14="http://schemas.microsoft.com/office/word/2010/wordprocessingDrawing" xmlns:wp="http://schemas.openxmlformats.org/drawingml/2006/wordprocessingDrawing" xmlns:w10="urn:schemas-microsoft-com:office:word" xmlns:w="http://schemas.openxmlformats.org/wordprocessingml/2006/main" xmlns:w14="http://schemas.microsoft.com/office/word/2010/wordml" xmlns:w15="http://schemas.microsoft.com/office/word/2012/wordml" xmlns:w16cei="http://schemas.microsoft.com/office/word/2026/wordml/cei" xmlns:w16cex="http://schemas.microsoft.com/office/word/2018/wordml/cex" xmlns:w16cid="http://schemas.microsoft.com/office/word/2016/wordml/cid" xmlns:w16="http://schemas.microsoft.com/office/word/2018/wordml" xmlns:w16du="http://schemas.microsoft.com/office/word/2023/wordml/word16du" xmlns:w16sdtdh="http://schemas.microsoft.com/office/word/2020/wordml/sdtdatahash" xmlns:w16sdtfl="http://schemas.microsoft.com/office/word/2024/wordml/sdtformatlock" xmlns:w16se="http://schemas.microsoft.com/office/word/2015/wordml/symex" xmlns:wpg="http://schemas.microsoft.com/office/word/2010/wordprocessingGroup" xmlns:wpi="http://schemas.microsoft.com/office/word/2010/wordprocessingInk" xmlns:wne="http://schemas.microsoft.com/office/word/2006/wordml" xmlns:wps="http://schemas.microsoft.com/office/word/2010/wordprocessingShape" mc:Ignorable="w14 w15 w16se w16cid w16 w16cex w16sdtdh w16sdtfl w16du wp14">
   <w:p>
     <w:pPr>
       <w:pStyle w:val="Header"/>
@@ -25032,7 +29456,7 @@
 </file>
 
 <file path=word/header2.xml><?xml version="1.0" encoding="utf-8"?>
-<w:hdr xmlns:wpc="http://schemas.microsoft.com/office/word/2010/wordprocessingCanvas" xmlns:cx="http://schemas.microsoft.com/office/drawing/2014/chartex" xmlns:cx1="http://schemas.microsoft.com/office/drawing/2015/9/8/chartex" xmlns:cx2="http://schemas.microsoft.com/office/drawing/2015/10/21/chartex" xmlns:cx3="http://schemas.microsoft.com/office/drawing/2016/5/9/chartex" xmlns:cx4="http://schemas.microsoft.com/office/drawing/2016/5/10/chartex" xmlns:cx5="http://schemas.microsoft.com/office/drawing/2016/5/11/chartex" xmlns:cx6="http://schemas.microsoft.com/office/drawing/2016/5/12/chartex" xmlns:cx7="http://schemas.microsoft.com/office/drawing/2016/5/13/chartex" xmlns:cx8="http://schemas.microsoft.com/office/drawing/2016/5/14/chartex" xmlns:mc="http://schemas.openxmlformats.org/markup-compatibility/2006" xmlns:aink="http://schemas.microsoft.com/office/drawing/2016/ink" xmlns:am3d="http://schemas.microsoft.com/office/drawing/2017/model3d" xmlns:o="urn:schemas-microsoft-com:office:office" xmlns:oel="http://schemas.microsoft.com/office/2019/extlst" xmlns:r="http://schemas.openxmlformats.org/officeDocument/2006/relationships" xmlns:m="http://schemas.openxmlformats.org/officeDocument/2006/math" xmlns:v="urn:schemas-microsoft-com:vml" xmlns:wp14="http://schemas.microsoft.com/office/word/2010/wordprocessingDrawing" xmlns:wp="http://schemas.openxmlformats.org/drawingml/2006/wordprocessingDrawing" xmlns:w10="urn:schemas-microsoft-com:office:word" xmlns:w="http://schemas.openxmlformats.org/wordprocessingml/2006/main" xmlns:w14="http://schemas.microsoft.com/office/word/2010/wordml" xmlns:w15="http://schemas.microsoft.com/office/word/2012/wordml" xmlns:w16cex="http://schemas.microsoft.com/office/word/2018/wordml/cex" xmlns:w16cid="http://schemas.microsoft.com/office/word/2016/wordml/cid" xmlns:w16="http://schemas.microsoft.com/office/word/2018/wordml" xmlns:w16du="http://schemas.microsoft.com/office/word/2023/wordml/word16du" xmlns:w16sdtdh="http://schemas.microsoft.com/office/word/2020/wordml/sdtdatahash" xmlns:w16sdtfl="http://schemas.microsoft.com/office/word/2024/wordml/sdtformatlock" xmlns:w16se="http://schemas.microsoft.com/office/word/2015/wordml/symex" xmlns:wpg="http://schemas.microsoft.com/office/word/2010/wordprocessingGroup" xmlns:wpi="http://schemas.microsoft.com/office/word/2010/wordprocessingInk" xmlns:wne="http://schemas.microsoft.com/office/word/2006/wordml" xmlns:wps="http://schemas.microsoft.com/office/word/2010/wordprocessingShape" mc:Ignorable="w14 w15 w16se w16cid w16 w16cex w16sdtdh w16sdtfl w16du wp14">
+<w:hdr xmlns:wpc="http://schemas.microsoft.com/office/word/2010/wordprocessingCanvas" xmlns:cx="http://schemas.microsoft.com/office/drawing/2014/chartex" xmlns:cx1="http://schemas.microsoft.com/office/drawing/2015/9/8/chartex" xmlns:cx2="http://schemas.microsoft.com/office/drawing/2015/10/21/chartex" xmlns:cx3="http://schemas.microsoft.com/office/drawing/2016/5/9/chartex" xmlns:cx4="http://schemas.microsoft.com/office/drawing/2016/5/10/chartex" xmlns:cx5="http://schemas.microsoft.com/office/drawing/2016/5/11/chartex" xmlns:cx6="http://schemas.microsoft.com/office/drawing/2016/5/12/chartex" xmlns:cx7="http://schemas.microsoft.com/office/drawing/2016/5/13/chartex" xmlns:cx8="http://schemas.microsoft.com/office/drawing/2016/5/14/chartex" xmlns:mc="http://schemas.openxmlformats.org/markup-compatibility/2006" xmlns:aink="http://schemas.microsoft.com/office/drawing/2016/ink" xmlns:am3d="http://schemas.microsoft.com/office/drawing/2017/model3d" xmlns:o="urn:schemas-microsoft-com:office:office" xmlns:oel="http://schemas.microsoft.com/office/2019/extlst" xmlns:r="http://schemas.openxmlformats.org/officeDocument/2006/relationships" xmlns:m="http://schemas.openxmlformats.org/officeDocument/2006/math" xmlns:v="urn:schemas-microsoft-com:vml" xmlns:wp14="http://schemas.microsoft.com/office/word/2010/wordprocessingDrawing" xmlns:wp="http://schemas.openxmlformats.org/drawingml/2006/wordprocessingDrawing" xmlns:w10="urn:schemas-microsoft-com:office:word" xmlns:w="http://schemas.openxmlformats.org/wordprocessingml/2006/main" xmlns:w14="http://schemas.microsoft.com/office/word/2010/wordml" xmlns:w15="http://schemas.microsoft.com/office/word/2012/wordml" xmlns:w16cei="http://schemas.microsoft.com/office/word/2026/wordml/cei" xmlns:w16cex="http://schemas.microsoft.com/office/word/2018/wordml/cex" xmlns:w16cid="http://schemas.microsoft.com/office/word/2016/wordml/cid" xmlns:w16="http://schemas.microsoft.com/office/word/2018/wordml" xmlns:w16du="http://schemas.microsoft.com/office/word/2023/wordml/word16du" xmlns:w16sdtdh="http://schemas.microsoft.com/office/word/2020/wordml/sdtdatahash" xmlns:w16sdtfl="http://schemas.microsoft.com/office/word/2024/wordml/sdtformatlock" xmlns:w16se="http://schemas.microsoft.com/office/word/2015/wordml/symex" xmlns:wpg="http://schemas.microsoft.com/office/word/2010/wordprocessingGroup" xmlns:wpi="http://schemas.microsoft.com/office/word/2010/wordprocessingInk" xmlns:wne="http://schemas.microsoft.com/office/word/2006/wordml" xmlns:wps="http://schemas.microsoft.com/office/word/2010/wordprocessingShape" mc:Ignorable="w14 w15 w16se w16cid w16 w16cex w16sdtdh w16sdtfl w16du wp14">
   <w:p>
     <w:pPr>
       <w:pStyle w:val="Header"/>
@@ -25436,7 +29860,7 @@
   <w:style w:type="paragraph" w:default="1" w:styleId="Normal">
     <w:name w:val="Normal"/>
     <w:qFormat/>
-    <w:rsid w:val="00076C05"/>
+    <w:rsid w:val="0009440A"/>
     <w:pPr>
       <w:spacing w:before="120" w:line="276" w:lineRule="auto"/>
     </w:pPr>

--- a/saMhitA/07/TS 7 Tamil Corrections.docx
+++ b/saMhitA/07/TS 7 Tamil Corrections.docx
@@ -1,6 +1,6 @@
 
 <file path=word/document.xml><?xml version="1.0" encoding="utf-8"?>
-<w:document xmlns:wpc="http://schemas.microsoft.com/office/word/2010/wordprocessingCanvas" xmlns:cx="http://schemas.microsoft.com/office/drawing/2014/chartex" xmlns:cx1="http://schemas.microsoft.com/office/drawing/2015/9/8/chartex" xmlns:cx2="http://schemas.microsoft.com/office/drawing/2015/10/21/chartex" xmlns:cx3="http://schemas.microsoft.com/office/drawing/2016/5/9/chartex" xmlns:cx4="http://schemas.microsoft.com/office/drawing/2016/5/10/chartex" xmlns:cx5="http://schemas.microsoft.com/office/drawing/2016/5/11/chartex" xmlns:cx6="http://schemas.microsoft.com/office/drawing/2016/5/12/chartex" xmlns:cx7="http://schemas.microsoft.com/office/drawing/2016/5/13/chartex" xmlns:cx8="http://schemas.microsoft.com/office/drawing/2016/5/14/chartex" xmlns:mc="http://schemas.openxmlformats.org/markup-compatibility/2006" xmlns:aink="http://schemas.microsoft.com/office/drawing/2016/ink" xmlns:am3d="http://schemas.microsoft.com/office/drawing/2017/model3d" xmlns:o="urn:schemas-microsoft-com:office:office" xmlns:oel="http://schemas.microsoft.com/office/2019/extlst" xmlns:r="http://schemas.openxmlformats.org/officeDocument/2006/relationships" xmlns:m="http://schemas.openxmlformats.org/officeDocument/2006/math" xmlns:v="urn:schemas-microsoft-com:vml" xmlns:wp14="http://schemas.microsoft.com/office/word/2010/wordprocessingDrawing" xmlns:wp="http://schemas.openxmlformats.org/drawingml/2006/wordprocessingDrawing" xmlns:w10="urn:schemas-microsoft-com:office:word" xmlns:w="http://schemas.openxmlformats.org/wordprocessingml/2006/main" xmlns:w14="http://schemas.microsoft.com/office/word/2010/wordml" xmlns:w15="http://schemas.microsoft.com/office/word/2012/wordml" xmlns:w16cei="http://schemas.microsoft.com/office/word/2026/wordml/cei" xmlns:w16cex="http://schemas.microsoft.com/office/word/2018/wordml/cex" xmlns:w16cid="http://schemas.microsoft.com/office/word/2016/wordml/cid" xmlns:w16="http://schemas.microsoft.com/office/word/2018/wordml" xmlns:w16du="http://schemas.microsoft.com/office/word/2023/wordml/word16du" xmlns:w16sdtdh="http://schemas.microsoft.com/office/word/2020/wordml/sdtdatahash" xmlns:w16sdtfl="http://schemas.microsoft.com/office/word/2024/wordml/sdtformatlock" xmlns:w16se="http://schemas.microsoft.com/office/word/2015/wordml/symex" xmlns:wpg="http://schemas.microsoft.com/office/word/2010/wordprocessingGroup" xmlns:wpi="http://schemas.microsoft.com/office/word/2010/wordprocessingInk" xmlns:wne="http://schemas.microsoft.com/office/word/2006/wordml" xmlns:wps="http://schemas.microsoft.com/office/word/2010/wordprocessingShape" mc:Ignorable="w14 w15 w16se w16cid w16 w16cex w16sdtdh w16sdtfl w16du wp14">
+<w:document xmlns:wpc="http://schemas.microsoft.com/office/word/2010/wordprocessingCanvas" xmlns:cx="http://schemas.microsoft.com/office/drawing/2014/chartex" xmlns:cx1="http://schemas.microsoft.com/office/drawing/2015/9/8/chartex" xmlns:cx2="http://schemas.microsoft.com/office/drawing/2015/10/21/chartex" xmlns:cx3="http://schemas.microsoft.com/office/drawing/2016/5/9/chartex" xmlns:cx4="http://schemas.microsoft.com/office/drawing/2016/5/10/chartex" xmlns:cx5="http://schemas.microsoft.com/office/drawing/2016/5/11/chartex" xmlns:cx6="http://schemas.microsoft.com/office/drawing/2016/5/12/chartex" xmlns:cx7="http://schemas.microsoft.com/office/drawing/2016/5/13/chartex" xmlns:cx8="http://schemas.microsoft.com/office/drawing/2016/5/14/chartex" xmlns:mc="http://schemas.openxmlformats.org/markup-compatibility/2006" xmlns:aink="http://schemas.microsoft.com/office/drawing/2016/ink" xmlns:am3d="http://schemas.microsoft.com/office/drawing/2017/model3d" xmlns:o="urn:schemas-microsoft-com:office:office" xmlns:oel="http://schemas.microsoft.com/office/2019/extlst" xmlns:r="http://schemas.openxmlformats.org/officeDocument/2006/relationships" xmlns:m="http://schemas.openxmlformats.org/officeDocument/2006/math" xmlns:v="urn:schemas-microsoft-com:vml" xmlns:wp14="http://schemas.microsoft.com/office/word/2010/wordprocessingDrawing" xmlns:wp="http://schemas.openxmlformats.org/drawingml/2006/wordprocessingDrawing" xmlns:w10="urn:schemas-microsoft-com:office:word" xmlns:w="http://schemas.openxmlformats.org/wordprocessingml/2006/main" xmlns:w14="http://schemas.microsoft.com/office/word/2010/wordml" xmlns:w15="http://schemas.microsoft.com/office/word/2012/wordml" xmlns:w16cex="http://schemas.microsoft.com/office/word/2018/wordml/cex" xmlns:w16cid="http://schemas.microsoft.com/office/word/2016/wordml/cid" xmlns:w16="http://schemas.microsoft.com/office/word/2018/wordml" xmlns:w16du="http://schemas.microsoft.com/office/word/2023/wordml/word16du" xmlns:w16sdtdh="http://schemas.microsoft.com/office/word/2020/wordml/sdtdatahash" xmlns:w16sdtfl="http://schemas.microsoft.com/office/word/2024/wordml/sdtformatlock" xmlns:w16se="http://schemas.microsoft.com/office/word/2015/wordml/symex" xmlns:wpg="http://schemas.microsoft.com/office/word/2010/wordprocessingGroup" xmlns:wpi="http://schemas.microsoft.com/office/word/2010/wordprocessingInk" xmlns:wne="http://schemas.microsoft.com/office/word/2006/wordml" xmlns:wps="http://schemas.microsoft.com/office/word/2010/wordprocessingShape" mc:Ignorable="w14 w15 w16se w16cid w16 w16cex w16sdtdh w16sdtfl w16du wp14">
   <w:body>
     <w:p>
       <w:pPr>
@@ -91,7 +91,18 @@
           <w:szCs w:val="32"/>
           <w:u w:val="single"/>
         </w:rPr>
-        <w:t xml:space="preserve">Observed till </w:t>
+        <w:t xml:space="preserve">Observed </w:t>
+      </w:r>
+      <w:proofErr w:type="gramStart"/>
+      <w:r>
+        <w:rPr>
+          <w:b/>
+          <w:bCs/>
+          <w:sz w:val="32"/>
+          <w:szCs w:val="32"/>
+          <w:u w:val="single"/>
+        </w:rPr>
+        <w:t xml:space="preserve">till </w:t>
       </w:r>
       <w:r>
         <w:rPr>
@@ -104,6 +115,7 @@
         </w:rPr>
         <w:t>????</w:t>
       </w:r>
+      <w:proofErr w:type="gramEnd"/>
     </w:p>
     <w:p>
       <w:pPr>
@@ -330,8 +342,9 @@
                 <w:szCs w:val="28"/>
                 <w:lang w:val="en-IN"/>
               </w:rPr>
-              <w:t xml:space="preserve">Line No. -  </w:t>
-            </w:r>
+              <w:t xml:space="preserve">Line No. </w:t>
+            </w:r>
+            <w:proofErr w:type="gramStart"/>
             <w:r>
               <w:rPr>
                 <w:b/>
@@ -339,8 +352,18 @@
                 <w:szCs w:val="28"/>
                 <w:lang w:val="en-IN"/>
               </w:rPr>
+              <w:t xml:space="preserve">-  </w:t>
+            </w:r>
+            <w:r>
+              <w:rPr>
+                <w:b/>
+                <w:sz w:val="28"/>
+                <w:szCs w:val="28"/>
+                <w:lang w:val="en-IN"/>
+              </w:rPr>
               <w:t>2</w:t>
             </w:r>
+            <w:proofErr w:type="gramEnd"/>
           </w:p>
           <w:p>
             <w:pPr>
@@ -718,8 +741,9 @@
                 <w:szCs w:val="28"/>
                 <w:lang w:val="en-IN"/>
               </w:rPr>
-              <w:t xml:space="preserve">Line No. -  </w:t>
-            </w:r>
+              <w:t xml:space="preserve">Line No. </w:t>
+            </w:r>
+            <w:proofErr w:type="gramStart"/>
             <w:r>
               <w:rPr>
                 <w:b/>
@@ -727,8 +751,18 @@
                 <w:szCs w:val="28"/>
                 <w:lang w:val="en-IN"/>
               </w:rPr>
+              <w:t xml:space="preserve">-  </w:t>
+            </w:r>
+            <w:r>
+              <w:rPr>
+                <w:b/>
+                <w:sz w:val="28"/>
+                <w:szCs w:val="28"/>
+                <w:lang w:val="en-IN"/>
+              </w:rPr>
               <w:t>6</w:t>
             </w:r>
+            <w:proofErr w:type="gramEnd"/>
           </w:p>
           <w:p>
             <w:pPr>
@@ -1315,8 +1349,9 @@
                 <w:szCs w:val="28"/>
                 <w:lang w:val="en-IN"/>
               </w:rPr>
-              <w:t xml:space="preserve">Line No. -  </w:t>
-            </w:r>
+              <w:t xml:space="preserve">Line No. </w:t>
+            </w:r>
+            <w:proofErr w:type="gramStart"/>
             <w:r>
               <w:rPr>
                 <w:b/>
@@ -1324,8 +1359,18 @@
                 <w:szCs w:val="28"/>
                 <w:lang w:val="en-IN"/>
               </w:rPr>
+              <w:t xml:space="preserve">-  </w:t>
+            </w:r>
+            <w:r>
+              <w:rPr>
+                <w:b/>
+                <w:sz w:val="28"/>
+                <w:szCs w:val="28"/>
+                <w:lang w:val="en-IN"/>
+              </w:rPr>
               <w:t>6</w:t>
             </w:r>
+            <w:proofErr w:type="gramEnd"/>
           </w:p>
           <w:p>
             <w:pPr>
@@ -1797,8 +1842,19 @@
                 <w:szCs w:val="28"/>
                 <w:lang w:val="en-IN"/>
               </w:rPr>
-              <w:t>Line No. -  6</w:t>
-            </w:r>
+              <w:t xml:space="preserve">Line No. </w:t>
+            </w:r>
+            <w:proofErr w:type="gramStart"/>
+            <w:r>
+              <w:rPr>
+                <w:b/>
+                <w:sz w:val="28"/>
+                <w:szCs w:val="28"/>
+                <w:lang w:val="en-IN"/>
+              </w:rPr>
+              <w:t>-  6</w:t>
+            </w:r>
+            <w:proofErr w:type="gramEnd"/>
           </w:p>
           <w:p>
             <w:pPr>
@@ -2300,6 +2356,502 @@
                 <w:lang w:bidi="ta-IN"/>
               </w:rPr>
               <w:t>:</w:t>
+            </w:r>
+          </w:p>
+        </w:tc>
+      </w:tr>
+      <w:tr>
+        <w:trPr>
+          <w:trHeight w:val="808"/>
+        </w:trPr>
+        <w:tc>
+          <w:tcPr>
+            <w:tcW w:w="3452" w:type="dxa"/>
+          </w:tcPr>
+          <w:p>
+            <w:pPr>
+              <w:widowControl w:val="0"/>
+              <w:autoSpaceDE w:val="0"/>
+              <w:autoSpaceDN w:val="0"/>
+              <w:adjustRightInd w:val="0"/>
+              <w:spacing w:before="0" w:line="240" w:lineRule="auto"/>
+              <w:rPr>
+                <w:rFonts w:cs="Arial"/>
+                <w:b/>
+                <w:bCs/>
+                <w:sz w:val="28"/>
+                <w:szCs w:val="28"/>
+              </w:rPr>
+            </w:pPr>
+            <w:r>
+              <w:rPr>
+                <w:rFonts w:cs="Arial"/>
+                <w:b/>
+                <w:bCs/>
+                <w:sz w:val="28"/>
+                <w:szCs w:val="28"/>
+              </w:rPr>
+              <w:t>TS 7.2.</w:t>
+            </w:r>
+            <w:r>
+              <w:rPr>
+                <w:rFonts w:cs="Arial"/>
+                <w:b/>
+                <w:bCs/>
+                <w:sz w:val="28"/>
+                <w:szCs w:val="28"/>
+              </w:rPr>
+              <w:t>1</w:t>
+            </w:r>
+            <w:r>
+              <w:rPr>
+                <w:rFonts w:cs="Arial"/>
+                <w:b/>
+                <w:bCs/>
+                <w:sz w:val="28"/>
+                <w:szCs w:val="28"/>
+              </w:rPr>
+              <w:t>.</w:t>
+            </w:r>
+            <w:r>
+              <w:rPr>
+                <w:rFonts w:cs="Arial"/>
+                <w:b/>
+                <w:bCs/>
+                <w:sz w:val="28"/>
+                <w:szCs w:val="28"/>
+              </w:rPr>
+              <w:t>1</w:t>
+            </w:r>
+            <w:r>
+              <w:rPr>
+                <w:rFonts w:cs="Arial"/>
+                <w:b/>
+                <w:bCs/>
+                <w:sz w:val="28"/>
+                <w:szCs w:val="28"/>
+              </w:rPr>
+              <w:t xml:space="preserve"> – Vaakyam</w:t>
+            </w:r>
+          </w:p>
+          <w:p>
+            <w:pPr>
+              <w:widowControl w:val="0"/>
+              <w:autoSpaceDE w:val="0"/>
+              <w:autoSpaceDN w:val="0"/>
+              <w:adjustRightInd w:val="0"/>
+              <w:spacing w:before="0" w:line="240" w:lineRule="auto"/>
+              <w:rPr>
+                <w:rFonts w:cs="Arial"/>
+                <w:b/>
+                <w:bCs/>
+                <w:sz w:val="28"/>
+                <w:szCs w:val="28"/>
+              </w:rPr>
+            </w:pPr>
+            <w:r>
+              <w:rPr>
+                <w:rFonts w:cs="Arial"/>
+                <w:b/>
+                <w:bCs/>
+                <w:sz w:val="28"/>
+                <w:szCs w:val="28"/>
+              </w:rPr>
+              <w:t xml:space="preserve">Line No. - </w:t>
+            </w:r>
+            <w:r>
+              <w:rPr>
+                <w:rFonts w:cs="Arial"/>
+                <w:b/>
+                <w:bCs/>
+                <w:sz w:val="28"/>
+                <w:szCs w:val="28"/>
+              </w:rPr>
+              <w:t>7</w:t>
+            </w:r>
+          </w:p>
+          <w:p>
+            <w:pPr>
+              <w:widowControl w:val="0"/>
+              <w:autoSpaceDE w:val="0"/>
+              <w:autoSpaceDN w:val="0"/>
+              <w:adjustRightInd w:val="0"/>
+              <w:spacing w:before="0" w:line="240" w:lineRule="auto"/>
+              <w:rPr>
+                <w:rFonts w:cs="Arial"/>
+                <w:b/>
+                <w:bCs/>
+                <w:sz w:val="28"/>
+                <w:szCs w:val="28"/>
+                <w:lang w:val="en-IN"/>
+              </w:rPr>
+            </w:pPr>
+            <w:r>
+              <w:rPr>
+                <w:b/>
+                <w:sz w:val="28"/>
+                <w:szCs w:val="28"/>
+              </w:rPr>
+              <w:t>P</w:t>
+            </w:r>
+            <w:r>
+              <w:rPr>
+                <w:b/>
+                <w:sz w:val="28"/>
+                <w:szCs w:val="28"/>
+              </w:rPr>
+              <w:t>anchaati</w:t>
+            </w:r>
+            <w:r>
+              <w:rPr>
+                <w:b/>
+                <w:sz w:val="28"/>
+                <w:szCs w:val="28"/>
+              </w:rPr>
+              <w:t xml:space="preserve"> No. - </w:t>
+            </w:r>
+            <w:r>
+              <w:rPr>
+                <w:b/>
+                <w:sz w:val="28"/>
+                <w:szCs w:val="28"/>
+              </w:rPr>
+              <w:t>1</w:t>
+            </w:r>
+          </w:p>
+        </w:tc>
+        <w:tc>
+          <w:tcPr>
+            <w:tcW w:w="5165" w:type="dxa"/>
+            <w:gridSpan w:val="2"/>
+          </w:tcPr>
+          <w:p>
+            <w:pPr>
+              <w:widowControl w:val="0"/>
+              <w:autoSpaceDE w:val="0"/>
+              <w:autoSpaceDN w:val="0"/>
+              <w:adjustRightInd w:val="0"/>
+              <w:spacing w:line="252" w:lineRule="auto"/>
+              <w:ind w:right="-48"/>
+              <w:rPr>
+                <w:rFonts w:ascii="Latha" w:hAnsi="Latha" w:cs="Latha" w:hint="cs"/>
+                <w:sz w:val="28"/>
+                <w:szCs w:val="28"/>
+                <w:cs/>
+                <w:lang w:bidi="ta-IN"/>
+              </w:rPr>
+            </w:pPr>
+            <w:r>
+              <w:rPr>
+                <w:rFonts w:ascii="Latha" w:hAnsi="Latha" w:cs="Latha"/>
+                <w:sz w:val="28"/>
+                <w:szCs w:val="28"/>
+                <w:cs/>
+                <w:lang w:bidi="ta-IN"/>
+              </w:rPr>
+              <w:t>அ</w:t>
+            </w:r>
+            <w:r>
+              <w:rPr>
+                <w:rFonts w:ascii="BRH Tamil Tab Extra" w:hAnsi="BRH Tamil Tab Extra" w:cs="Latha"/>
+                <w:b/>
+                <w:sz w:val="36"/>
+                <w:szCs w:val="28"/>
+              </w:rPr>
+              <w:t>…</w:t>
+            </w:r>
+            <w:r>
+              <w:rPr>
+                <w:rFonts w:ascii="Latha" w:hAnsi="Latha" w:cs="Latha"/>
+                <w:sz w:val="28"/>
+                <w:szCs w:val="28"/>
+                <w:cs/>
+                <w:lang w:bidi="ta-IN"/>
+              </w:rPr>
+              <w:t>ப்</w:t>
+            </w:r>
+            <w:r>
+              <w:rPr>
+                <w:rFonts w:ascii="Latha" w:hAnsi="Latha" w:cs="Latha"/>
+                <w:b/>
+                <w:bCs/>
+                <w:position w:val="-12"/>
+                <w:sz w:val="28"/>
+                <w:szCs w:val="28"/>
+                <w:cs/>
+                <w:lang w:bidi="ta-IN"/>
+              </w:rPr>
+              <w:t>4</w:t>
+            </w:r>
+            <w:r>
+              <w:rPr>
+                <w:rFonts w:ascii="Latha" w:hAnsi="Latha" w:cs="Latha"/>
+                <w:sz w:val="28"/>
+                <w:szCs w:val="28"/>
+                <w:cs/>
+                <w:lang w:bidi="ta-IN"/>
+              </w:rPr>
+              <w:t>யாரோ</w:t>
+            </w:r>
+            <w:r>
+              <w:rPr>
+                <w:rFonts w:ascii="BRH Tamil Tab Extra" w:hAnsi="BRH Tamil Tab Extra" w:cs="Latha"/>
+                <w:b/>
+                <w:sz w:val="36"/>
+                <w:szCs w:val="28"/>
+              </w:rPr>
+              <w:t>†</w:t>
+            </w:r>
+            <w:r>
+              <w:rPr>
+                <w:rFonts w:ascii="Latha" w:hAnsi="Latha" w:cs="Latha"/>
+                <w:sz w:val="28"/>
+                <w:szCs w:val="28"/>
+                <w:cs/>
+                <w:lang w:bidi="ta-IN"/>
+              </w:rPr>
+              <w:t>ஹந்</w:t>
+            </w:r>
+            <w:r>
+              <w:rPr>
+                <w:rFonts w:ascii="Latha" w:hAnsi="Latha" w:cs="Latha"/>
+                <w:sz w:val="28"/>
+                <w:szCs w:val="28"/>
+                <w:highlight w:val="yellow"/>
+                <w:cs/>
+                <w:lang w:bidi="ta-IN"/>
+              </w:rPr>
+              <w:t>தி</w:t>
+            </w:r>
+            <w:r>
+              <w:rPr>
+                <w:rFonts w:ascii="BRH Tamil Tab Extra" w:hAnsi="BRH Tamil Tab Extra" w:cs="Latha"/>
+                <w:b/>
+                <w:sz w:val="36"/>
+                <w:szCs w:val="28"/>
+                <w:highlight w:val="yellow"/>
+              </w:rPr>
+              <w:t>…</w:t>
+            </w:r>
+            <w:r>
+              <w:rPr>
+                <w:rFonts w:ascii="Latha" w:hAnsi="Latha" w:cs="Latha"/>
+                <w:sz w:val="28"/>
+                <w:szCs w:val="28"/>
+              </w:rPr>
+              <w:t xml:space="preserve"> </w:t>
+            </w:r>
+            <w:r>
+              <w:rPr>
+                <w:rFonts w:ascii="Latha" w:hAnsi="Latha" w:cs="Latha"/>
+                <w:sz w:val="28"/>
+                <w:szCs w:val="28"/>
+                <w:cs/>
+                <w:lang w:bidi="ta-IN"/>
+              </w:rPr>
+              <w:t>ஷட்</w:t>
+            </w:r>
+            <w:r>
+              <w:rPr>
+                <w:rFonts w:ascii="Latha" w:hAnsi="Latha" w:cs="Latha"/>
+                <w:b/>
+                <w:bCs/>
+                <w:position w:val="-12"/>
+                <w:sz w:val="28"/>
+                <w:szCs w:val="28"/>
+                <w:cs/>
+                <w:lang w:bidi="ta-IN"/>
+              </w:rPr>
+              <w:t>3</w:t>
+            </w:r>
+            <w:r>
+              <w:rPr>
+                <w:rFonts w:ascii="Latha" w:hAnsi="Latha" w:cs="Latha"/>
+                <w:sz w:val="28"/>
+                <w:szCs w:val="28"/>
+                <w:cs/>
+                <w:lang w:bidi="ta-IN"/>
+              </w:rPr>
+              <w:t>ரா</w:t>
+            </w:r>
+            <w:r>
+              <w:rPr>
+                <w:rFonts w:ascii="BRH Tamil Tab Extra" w:hAnsi="BRH Tamil Tab Extra" w:cs="Latha"/>
+                <w:b/>
+                <w:sz w:val="36"/>
+                <w:szCs w:val="28"/>
+              </w:rPr>
+              <w:t>…</w:t>
+            </w:r>
+            <w:r>
+              <w:rPr>
+                <w:rFonts w:ascii="Latha" w:hAnsi="Latha" w:cs="Latha"/>
+                <w:sz w:val="28"/>
+                <w:szCs w:val="28"/>
+                <w:cs/>
+                <w:lang w:bidi="ta-IN"/>
+              </w:rPr>
+              <w:t>த்ரோ</w:t>
+            </w:r>
+          </w:p>
+        </w:tc>
+        <w:tc>
+          <w:tcPr>
+            <w:tcW w:w="5400" w:type="dxa"/>
+            <w:gridSpan w:val="2"/>
+          </w:tcPr>
+          <w:p>
+            <w:pPr>
+              <w:spacing w:before="0" w:line="240" w:lineRule="auto"/>
+              <w:rPr>
+                <w:rFonts w:ascii="Latha" w:hAnsi="Latha" w:cs="Latha" w:hint="cs"/>
+                <w:sz w:val="28"/>
+                <w:szCs w:val="28"/>
+                <w:cs/>
+                <w:lang w:bidi="ta-IN"/>
+              </w:rPr>
+            </w:pPr>
+            <w:r>
+              <w:rPr>
+                <w:rFonts w:ascii="Latha" w:hAnsi="Latha" w:cs="Latha"/>
+                <w:sz w:val="28"/>
+                <w:szCs w:val="28"/>
+                <w:cs/>
+                <w:lang w:bidi="ta-IN"/>
+              </w:rPr>
+              <w:t>அ</w:t>
+            </w:r>
+            <w:r>
+              <w:rPr>
+                <w:rFonts w:ascii="BRH Tamil Tab Extra" w:hAnsi="BRH Tamil Tab Extra" w:cs="Latha"/>
+                <w:b/>
+                <w:sz w:val="36"/>
+                <w:szCs w:val="28"/>
+              </w:rPr>
+              <w:t>…</w:t>
+            </w:r>
+            <w:r>
+              <w:rPr>
+                <w:rFonts w:ascii="Latha" w:hAnsi="Latha" w:cs="Latha"/>
+                <w:sz w:val="28"/>
+                <w:szCs w:val="28"/>
+                <w:cs/>
+                <w:lang w:bidi="ta-IN"/>
+              </w:rPr>
+              <w:t>ப்</w:t>
+            </w:r>
+            <w:r>
+              <w:rPr>
+                <w:rFonts w:ascii="Latha" w:hAnsi="Latha" w:cs="Latha"/>
+                <w:b/>
+                <w:bCs/>
+                <w:position w:val="-12"/>
+                <w:sz w:val="28"/>
+                <w:szCs w:val="28"/>
+                <w:cs/>
+                <w:lang w:bidi="ta-IN"/>
+              </w:rPr>
+              <w:t>4</w:t>
+            </w:r>
+            <w:r>
+              <w:rPr>
+                <w:rFonts w:ascii="Latha" w:hAnsi="Latha" w:cs="Latha"/>
+                <w:sz w:val="28"/>
+                <w:szCs w:val="28"/>
+                <w:cs/>
+                <w:lang w:bidi="ta-IN"/>
+              </w:rPr>
+              <w:t>யாரோ</w:t>
+            </w:r>
+            <w:r>
+              <w:rPr>
+                <w:rFonts w:ascii="BRH Tamil Tab Extra" w:hAnsi="BRH Tamil Tab Extra" w:cs="Latha"/>
+                <w:b/>
+                <w:sz w:val="36"/>
+                <w:szCs w:val="28"/>
+              </w:rPr>
+              <w:t>†</w:t>
+            </w:r>
+            <w:r>
+              <w:rPr>
+                <w:rFonts w:ascii="Latha" w:hAnsi="Latha" w:cs="Latha"/>
+                <w:sz w:val="28"/>
+                <w:szCs w:val="28"/>
+                <w:cs/>
+                <w:lang w:bidi="ta-IN"/>
+              </w:rPr>
+              <w:t>ஹந்</w:t>
+            </w:r>
+            <w:r>
+              <w:rPr>
+                <w:rFonts w:ascii="Latha" w:hAnsi="Latha" w:cs="Latha"/>
+                <w:sz w:val="28"/>
+                <w:szCs w:val="28"/>
+                <w:highlight w:val="green"/>
+                <w:cs/>
+                <w:lang w:bidi="ta-IN"/>
+              </w:rPr>
+              <w:t>தி</w:t>
+            </w:r>
+            <w:r>
+              <w:rPr>
+                <w:rFonts w:ascii="Latha" w:hAnsi="Latha" w:cs="Latha"/>
+                <w:sz w:val="28"/>
+                <w:szCs w:val="28"/>
+              </w:rPr>
+              <w:t xml:space="preserve"> </w:t>
+            </w:r>
+            <w:r>
+              <w:rPr>
+                <w:rFonts w:ascii="Latha" w:hAnsi="Latha" w:cs="Latha"/>
+                <w:sz w:val="28"/>
+                <w:szCs w:val="28"/>
+                <w:cs/>
+                <w:lang w:bidi="ta-IN"/>
+              </w:rPr>
+              <w:t>ஷட்</w:t>
+            </w:r>
+            <w:r>
+              <w:rPr>
+                <w:rFonts w:ascii="Latha" w:hAnsi="Latha" w:cs="Latha"/>
+                <w:b/>
+                <w:bCs/>
+                <w:position w:val="-12"/>
+                <w:sz w:val="28"/>
+                <w:szCs w:val="28"/>
+                <w:cs/>
+                <w:lang w:bidi="ta-IN"/>
+              </w:rPr>
+              <w:t>3</w:t>
+            </w:r>
+            <w:r>
+              <w:rPr>
+                <w:rFonts w:ascii="Latha" w:hAnsi="Latha" w:cs="Latha"/>
+                <w:sz w:val="28"/>
+                <w:szCs w:val="28"/>
+                <w:cs/>
+                <w:lang w:bidi="ta-IN"/>
+              </w:rPr>
+              <w:t>ரா</w:t>
+            </w:r>
+            <w:r>
+              <w:rPr>
+                <w:rFonts w:ascii="BRH Tamil Tab Extra" w:hAnsi="BRH Tamil Tab Extra" w:cs="Latha"/>
+                <w:b/>
+                <w:sz w:val="36"/>
+                <w:szCs w:val="28"/>
+              </w:rPr>
+              <w:t>…</w:t>
+            </w:r>
+            <w:r>
+              <w:rPr>
+                <w:rFonts w:ascii="Latha" w:hAnsi="Latha" w:cs="Latha"/>
+                <w:sz w:val="28"/>
+                <w:szCs w:val="28"/>
+                <w:cs/>
+                <w:lang w:bidi="ta-IN"/>
+              </w:rPr>
+              <w:t>த்ரோ</w:t>
             </w:r>
           </w:p>
         </w:tc>
@@ -2792,6 +3344,7 @@
                 <w:sz w:val="28"/>
                 <w:szCs w:val="28"/>
               </w:rPr>
+              <w:lastRenderedPageBreak/>
               <w:t>TS 7.2.</w:t>
             </w:r>
             <w:r>
@@ -3044,6 +3597,7 @@
                 <w:b/>
                 <w:sz w:val="36"/>
                 <w:szCs w:val="28"/>
+                <w:highlight w:val="yellow"/>
               </w:rPr>
               <w:t>…</w:t>
             </w:r>
@@ -3052,6 +3606,7 @@
                 <w:rFonts w:ascii="Latha" w:hAnsi="Latha" w:cs="Latha"/>
                 <w:sz w:val="28"/>
                 <w:szCs w:val="28"/>
+                <w:highlight w:val="yellow"/>
                 <w:cs/>
                 <w:lang w:bidi="ta-IN"/>
               </w:rPr>
@@ -3251,12 +3806,21 @@
               </w:rPr>
               <w:t xml:space="preserve"> </w:t>
             </w:r>
-            <w:r>
-              <w:rPr>
-                <w:b/>
-                <w:bCs/>
-              </w:rPr>
-              <w:t>raatrau)</w:t>
+            <w:proofErr w:type="spellStart"/>
+            <w:r>
+              <w:rPr>
+                <w:b/>
+                <w:bCs/>
+              </w:rPr>
+              <w:t>raatrau</w:t>
+            </w:r>
+            <w:proofErr w:type="spellEnd"/>
+            <w:r>
+              <w:rPr>
+                <w:b/>
+                <w:bCs/>
+              </w:rPr>
+              <w:t>)</w:t>
             </w:r>
           </w:p>
         </w:tc>
@@ -3300,7 +3864,6 @@
                 <w:sz w:val="28"/>
                 <w:szCs w:val="28"/>
               </w:rPr>
-              <w:lastRenderedPageBreak/>
               <w:t>TS 7.</w:t>
             </w:r>
             <w:r>
@@ -6217,6 +6780,7 @@
                 <w:sz w:val="28"/>
                 <w:szCs w:val="28"/>
               </w:rPr>
+              <w:lastRenderedPageBreak/>
               <w:t>TS 7.</w:t>
             </w:r>
             <w:r>
@@ -6851,7 +7415,6 @@
                 <w:sz w:val="28"/>
                 <w:szCs w:val="28"/>
               </w:rPr>
-              <w:lastRenderedPageBreak/>
               <w:t>TS 7.</w:t>
             </w:r>
             <w:r>
@@ -9254,17 +9817,39 @@
                 <w:sz w:val="28"/>
                 <w:szCs w:val="28"/>
               </w:rPr>
-              <w:t xml:space="preserve">Line No. -  </w:t>
-            </w:r>
-            <w:r>
-              <w:rPr>
-                <w:rFonts w:cs="Arial"/>
-                <w:b/>
-                <w:bCs/>
-                <w:sz w:val="28"/>
-                <w:szCs w:val="28"/>
-              </w:rPr>
-              <w:t>6 &amp; 7</w:t>
+              <w:t xml:space="preserve">Line No. </w:t>
+            </w:r>
+            <w:proofErr w:type="gramStart"/>
+            <w:r>
+              <w:rPr>
+                <w:rFonts w:cs="Arial"/>
+                <w:b/>
+                <w:bCs/>
+                <w:sz w:val="28"/>
+                <w:szCs w:val="28"/>
+              </w:rPr>
+              <w:t xml:space="preserve">-  </w:t>
+            </w:r>
+            <w:r>
+              <w:rPr>
+                <w:rFonts w:cs="Arial"/>
+                <w:b/>
+                <w:bCs/>
+                <w:sz w:val="28"/>
+                <w:szCs w:val="28"/>
+              </w:rPr>
+              <w:t>6</w:t>
+            </w:r>
+            <w:proofErr w:type="gramEnd"/>
+            <w:r>
+              <w:rPr>
+                <w:rFonts w:cs="Arial"/>
+                <w:b/>
+                <w:bCs/>
+                <w:sz w:val="28"/>
+                <w:szCs w:val="28"/>
+              </w:rPr>
+              <w:t xml:space="preserve"> &amp; 7</w:t>
             </w:r>
           </w:p>
           <w:p>
@@ -9497,6 +10082,7 @@
                 <w:cs/>
                 <w:lang w:bidi="ta-IN"/>
               </w:rPr>
+              <w:lastRenderedPageBreak/>
               <w:t>ஸர்வா</w:t>
             </w:r>
             <w:r>
@@ -9692,6 +10278,7 @@
                 <w:cs/>
                 <w:lang w:bidi="ta-IN"/>
               </w:rPr>
+              <w:lastRenderedPageBreak/>
               <w:t>ஸர்வா</w:t>
             </w:r>
             <w:r>
@@ -9830,6 +10417,7 @@
                 <w:cs/>
                 <w:lang w:bidi="ta-IN"/>
               </w:rPr>
+              <w:lastRenderedPageBreak/>
               <w:t>ஸர்வா</w:t>
             </w:r>
             <w:r>
@@ -13224,6 +13812,7 @@
                 <w:sz w:val="28"/>
                 <w:szCs w:val="28"/>
               </w:rPr>
+              <w:lastRenderedPageBreak/>
               <w:t>TS 7.5.19.2</w:t>
             </w:r>
           </w:p>
@@ -14529,22 +15118,31 @@
                 <w:sz w:val="32"/>
                 <w:szCs w:val="32"/>
               </w:rPr>
-              <w:t>(it is dee</w:t>
-            </w:r>
+              <w:t xml:space="preserve">(it is </w:t>
+            </w:r>
+            <w:proofErr w:type="spellStart"/>
             <w:r>
               <w:rPr>
                 <w:sz w:val="32"/>
                 <w:szCs w:val="32"/>
               </w:rPr>
-              <w:t>r</w:t>
+              <w:t>dee</w:t>
             </w:r>
             <w:r>
               <w:rPr>
                 <w:sz w:val="32"/>
                 <w:szCs w:val="32"/>
               </w:rPr>
+              <w:t>r</w:t>
+            </w:r>
+            <w:r>
+              <w:rPr>
+                <w:sz w:val="32"/>
+                <w:szCs w:val="32"/>
+              </w:rPr>
               <w:t>gham</w:t>
             </w:r>
+            <w:proofErr w:type="spellEnd"/>
             <w:r>
               <w:rPr>
                 <w:sz w:val="32"/>
@@ -15647,7 +16245,31 @@
                 <w:szCs w:val="32"/>
                 <w:lang w:bidi="ta-IN"/>
               </w:rPr>
-              <w:t xml:space="preserve"> (hrasvam)</w:t>
+              <w:t xml:space="preserve"> (</w:t>
+            </w:r>
+            <w:proofErr w:type="spellStart"/>
+            <w:r>
+              <w:rPr>
+                <w:rFonts w:ascii="Latha" w:hAnsi="Latha" w:cs="Latha"/>
+                <w:b/>
+                <w:bCs/>
+                <w:sz w:val="32"/>
+                <w:szCs w:val="32"/>
+                <w:lang w:bidi="ta-IN"/>
+              </w:rPr>
+              <w:t>hrasvam</w:t>
+            </w:r>
+            <w:proofErr w:type="spellEnd"/>
+            <w:r>
+              <w:rPr>
+                <w:rFonts w:ascii="Latha" w:hAnsi="Latha" w:cs="Latha"/>
+                <w:b/>
+                <w:bCs/>
+                <w:sz w:val="32"/>
+                <w:szCs w:val="32"/>
+                <w:lang w:bidi="ta-IN"/>
+              </w:rPr>
+              <w:t>)</w:t>
             </w:r>
           </w:p>
         </w:tc>
@@ -19321,6 +19943,7 @@
         </w:rPr>
         <w:br w:type="page"/>
       </w:r>
+      <w:proofErr w:type="spellStart"/>
       <w:r>
         <w:rPr>
           <w:b/>
@@ -19350,7 +19973,18 @@
           <w:szCs w:val="32"/>
           <w:u w:val="single"/>
         </w:rPr>
-        <w:t>ya Samhita – TS 7 Tamil co</w:t>
+        <w:t>ya</w:t>
+      </w:r>
+      <w:proofErr w:type="spellEnd"/>
+      <w:r>
+        <w:rPr>
+          <w:b/>
+          <w:bCs/>
+          <w:sz w:val="32"/>
+          <w:szCs w:val="32"/>
+          <w:u w:val="single"/>
+        </w:rPr>
+        <w:t xml:space="preserve"> Samhita – TS 7 Tamil co</w:t>
       </w:r>
       <w:r>
         <w:rPr>
@@ -21913,8 +22547,19 @@
                 <w:sz w:val="28"/>
                 <w:szCs w:val="28"/>
               </w:rPr>
-              <w:t>1st  Line</w:t>
-            </w:r>
+              <w:t>1</w:t>
+            </w:r>
+            <w:proofErr w:type="gramStart"/>
+            <w:r>
+              <w:rPr>
+                <w:b/>
+                <w:bCs/>
+                <w:sz w:val="28"/>
+                <w:szCs w:val="28"/>
+              </w:rPr>
+              <w:t>st  Line</w:t>
+            </w:r>
+            <w:proofErr w:type="gramEnd"/>
           </w:p>
         </w:tc>
         <w:tc>
@@ -24148,6 +24793,7 @@
               </w:rPr>
               <w:t xml:space="preserve"> </w:t>
             </w:r>
+            <w:proofErr w:type="spellStart"/>
             <w:r>
               <w:rPr>
                 <w:sz w:val="28"/>
@@ -24163,6 +24809,7 @@
               </w:rPr>
               <w:t>AÉ</w:t>
             </w:r>
+            <w:proofErr w:type="spellEnd"/>
             <w:r>
               <w:rPr>
                 <w:rFonts w:ascii="BRH Devanagari Extra" w:hAnsi="BRH Devanagari Extra" w:cs="BRH Devanagari Extra"/>
@@ -26628,6 +27275,7 @@
         </w:rPr>
         <w:t>1</w:t>
       </w:r>
+      <w:proofErr w:type="gramStart"/>
       <w:r>
         <w:rPr>
           <w:b/>
@@ -26668,7 +27316,18 @@
           <w:szCs w:val="32"/>
           <w:u w:val="single"/>
         </w:rPr>
-        <w:t xml:space="preserve">January </w:t>
+        <w:t>January</w:t>
+      </w:r>
+      <w:proofErr w:type="gramEnd"/>
+      <w:r>
+        <w:rPr>
+          <w:b/>
+          <w:bCs/>
+          <w:sz w:val="32"/>
+          <w:szCs w:val="32"/>
+          <w:u w:val="single"/>
+        </w:rPr>
+        <w:t xml:space="preserve"> </w:t>
       </w:r>
       <w:r>
         <w:rPr>
@@ -29053,7 +29712,7 @@
 </file>
 
 <file path=word/endnotes.xml><?xml version="1.0" encoding="utf-8"?>
-<w:endnotes xmlns:wpc="http://schemas.microsoft.com/office/word/2010/wordprocessingCanvas" xmlns:cx="http://schemas.microsoft.com/office/drawing/2014/chartex" xmlns:cx1="http://schemas.microsoft.com/office/drawing/2015/9/8/chartex" xmlns:cx2="http://schemas.microsoft.com/office/drawing/2015/10/21/chartex" xmlns:cx3="http://schemas.microsoft.com/office/drawing/2016/5/9/chartex" xmlns:cx4="http://schemas.microsoft.com/office/drawing/2016/5/10/chartex" xmlns:cx5="http://schemas.microsoft.com/office/drawing/2016/5/11/chartex" xmlns:cx6="http://schemas.microsoft.com/office/drawing/2016/5/12/chartex" xmlns:cx7="http://schemas.microsoft.com/office/drawing/2016/5/13/chartex" xmlns:cx8="http://schemas.microsoft.com/office/drawing/2016/5/14/chartex" xmlns:mc="http://schemas.openxmlformats.org/markup-compatibility/2006" xmlns:aink="http://schemas.microsoft.com/office/drawing/2016/ink" xmlns:am3d="http://schemas.microsoft.com/office/drawing/2017/model3d" xmlns:o="urn:schemas-microsoft-com:office:office" xmlns:oel="http://schemas.microsoft.com/office/2019/extlst" xmlns:r="http://schemas.openxmlformats.org/officeDocument/2006/relationships" xmlns:m="http://schemas.openxmlformats.org/officeDocument/2006/math" xmlns:v="urn:schemas-microsoft-com:vml" xmlns:wp14="http://schemas.microsoft.com/office/word/2010/wordprocessingDrawing" xmlns:wp="http://schemas.openxmlformats.org/drawingml/2006/wordprocessingDrawing" xmlns:w10="urn:schemas-microsoft-com:office:word" xmlns:w="http://schemas.openxmlformats.org/wordprocessingml/2006/main" xmlns:w14="http://schemas.microsoft.com/office/word/2010/wordml" xmlns:w15="http://schemas.microsoft.com/office/word/2012/wordml" xmlns:w16cei="http://schemas.microsoft.com/office/word/2026/wordml/cei" xmlns:w16cex="http://schemas.microsoft.com/office/word/2018/wordml/cex" xmlns:w16cid="http://schemas.microsoft.com/office/word/2016/wordml/cid" xmlns:w16="http://schemas.microsoft.com/office/word/2018/wordml" xmlns:w16du="http://schemas.microsoft.com/office/word/2023/wordml/word16du" xmlns:w16sdtdh="http://schemas.microsoft.com/office/word/2020/wordml/sdtdatahash" xmlns:w16sdtfl="http://schemas.microsoft.com/office/word/2024/wordml/sdtformatlock" xmlns:w16se="http://schemas.microsoft.com/office/word/2015/wordml/symex" xmlns:wpg="http://schemas.microsoft.com/office/word/2010/wordprocessingGroup" xmlns:wpi="http://schemas.microsoft.com/office/word/2010/wordprocessingInk" xmlns:wne="http://schemas.microsoft.com/office/word/2006/wordml" xmlns:wps="http://schemas.microsoft.com/office/word/2010/wordprocessingShape" mc:Ignorable="w14 w15 w16se w16cid w16 w16cex w16sdtdh w16sdtfl w16du wp14">
+<w:endnotes xmlns:wpc="http://schemas.microsoft.com/office/word/2010/wordprocessingCanvas" xmlns:cx="http://schemas.microsoft.com/office/drawing/2014/chartex" xmlns:cx1="http://schemas.microsoft.com/office/drawing/2015/9/8/chartex" xmlns:cx2="http://schemas.microsoft.com/office/drawing/2015/10/21/chartex" xmlns:cx3="http://schemas.microsoft.com/office/drawing/2016/5/9/chartex" xmlns:cx4="http://schemas.microsoft.com/office/drawing/2016/5/10/chartex" xmlns:cx5="http://schemas.microsoft.com/office/drawing/2016/5/11/chartex" xmlns:cx6="http://schemas.microsoft.com/office/drawing/2016/5/12/chartex" xmlns:cx7="http://schemas.microsoft.com/office/drawing/2016/5/13/chartex" xmlns:cx8="http://schemas.microsoft.com/office/drawing/2016/5/14/chartex" xmlns:mc="http://schemas.openxmlformats.org/markup-compatibility/2006" xmlns:aink="http://schemas.microsoft.com/office/drawing/2016/ink" xmlns:am3d="http://schemas.microsoft.com/office/drawing/2017/model3d" xmlns:o="urn:schemas-microsoft-com:office:office" xmlns:oel="http://schemas.microsoft.com/office/2019/extlst" xmlns:r="http://schemas.openxmlformats.org/officeDocument/2006/relationships" xmlns:m="http://schemas.openxmlformats.org/officeDocument/2006/math" xmlns:v="urn:schemas-microsoft-com:vml" xmlns:wp14="http://schemas.microsoft.com/office/word/2010/wordprocessingDrawing" xmlns:wp="http://schemas.openxmlformats.org/drawingml/2006/wordprocessingDrawing" xmlns:w10="urn:schemas-microsoft-com:office:word" xmlns:w="http://schemas.openxmlformats.org/wordprocessingml/2006/main" xmlns:w14="http://schemas.microsoft.com/office/word/2010/wordml" xmlns:w15="http://schemas.microsoft.com/office/word/2012/wordml" xmlns:w16cex="http://schemas.microsoft.com/office/word/2018/wordml/cex" xmlns:w16cid="http://schemas.microsoft.com/office/word/2016/wordml/cid" xmlns:w16="http://schemas.microsoft.com/office/word/2018/wordml" xmlns:w16du="http://schemas.microsoft.com/office/word/2023/wordml/word16du" xmlns:w16sdtdh="http://schemas.microsoft.com/office/word/2020/wordml/sdtdatahash" xmlns:w16sdtfl="http://schemas.microsoft.com/office/word/2024/wordml/sdtformatlock" xmlns:w16se="http://schemas.microsoft.com/office/word/2015/wordml/symex" xmlns:wpg="http://schemas.microsoft.com/office/word/2010/wordprocessingGroup" xmlns:wpi="http://schemas.microsoft.com/office/word/2010/wordprocessingInk" xmlns:wne="http://schemas.microsoft.com/office/word/2006/wordml" xmlns:wps="http://schemas.microsoft.com/office/word/2010/wordprocessingShape" mc:Ignorable="w14 w15 w16se w16cid w16 w16cex w16sdtdh w16sdtfl w16du wp14">
   <w:endnote w:type="separator" w:id="-1">
     <w:p>
       <w:pPr>
@@ -29078,7 +29737,7 @@
 </file>
 
 <file path=word/footer1.xml><?xml version="1.0" encoding="utf-8"?>
-<w:ftr xmlns:wpc="http://schemas.microsoft.com/office/word/2010/wordprocessingCanvas" xmlns:cx="http://schemas.microsoft.com/office/drawing/2014/chartex" xmlns:cx1="http://schemas.microsoft.com/office/drawing/2015/9/8/chartex" xmlns:cx2="http://schemas.microsoft.com/office/drawing/2015/10/21/chartex" xmlns:cx3="http://schemas.microsoft.com/office/drawing/2016/5/9/chartex" xmlns:cx4="http://schemas.microsoft.com/office/drawing/2016/5/10/chartex" xmlns:cx5="http://schemas.microsoft.com/office/drawing/2016/5/11/chartex" xmlns:cx6="http://schemas.microsoft.com/office/drawing/2016/5/12/chartex" xmlns:cx7="http://schemas.microsoft.com/office/drawing/2016/5/13/chartex" xmlns:cx8="http://schemas.microsoft.com/office/drawing/2016/5/14/chartex" xmlns:mc="http://schemas.openxmlformats.org/markup-compatibility/2006" xmlns:aink="http://schemas.microsoft.com/office/drawing/2016/ink" xmlns:am3d="http://schemas.microsoft.com/office/drawing/2017/model3d" xmlns:o="urn:schemas-microsoft-com:office:office" xmlns:oel="http://schemas.microsoft.com/office/2019/extlst" xmlns:r="http://schemas.openxmlformats.org/officeDocument/2006/relationships" xmlns:m="http://schemas.openxmlformats.org/officeDocument/2006/math" xmlns:v="urn:schemas-microsoft-com:vml" xmlns:wp14="http://schemas.microsoft.com/office/word/2010/wordprocessingDrawing" xmlns:wp="http://schemas.openxmlformats.org/drawingml/2006/wordprocessingDrawing" xmlns:w10="urn:schemas-microsoft-com:office:word" xmlns:w="http://schemas.openxmlformats.org/wordprocessingml/2006/main" xmlns:w14="http://schemas.microsoft.com/office/word/2010/wordml" xmlns:w15="http://schemas.microsoft.com/office/word/2012/wordml" xmlns:w16cei="http://schemas.microsoft.com/office/word/2026/wordml/cei" xmlns:w16cex="http://schemas.microsoft.com/office/word/2018/wordml/cex" xmlns:w16cid="http://schemas.microsoft.com/office/word/2016/wordml/cid" xmlns:w16="http://schemas.microsoft.com/office/word/2018/wordml" xmlns:w16du="http://schemas.microsoft.com/office/word/2023/wordml/word16du" xmlns:w16sdtdh="http://schemas.microsoft.com/office/word/2020/wordml/sdtdatahash" xmlns:w16sdtfl="http://schemas.microsoft.com/office/word/2024/wordml/sdtformatlock" xmlns:w16se="http://schemas.microsoft.com/office/word/2015/wordml/symex" xmlns:wpg="http://schemas.microsoft.com/office/word/2010/wordprocessingGroup" xmlns:wpi="http://schemas.microsoft.com/office/word/2010/wordprocessingInk" xmlns:wne="http://schemas.microsoft.com/office/word/2006/wordml" xmlns:wps="http://schemas.microsoft.com/office/word/2010/wordprocessingShape" mc:Ignorable="w14 w15 w16se w16cid w16 w16cex w16sdtdh w16sdtfl w16du wp14">
+<w:ftr xmlns:wpc="http://schemas.microsoft.com/office/word/2010/wordprocessingCanvas" xmlns:cx="http://schemas.microsoft.com/office/drawing/2014/chartex" xmlns:cx1="http://schemas.microsoft.com/office/drawing/2015/9/8/chartex" xmlns:cx2="http://schemas.microsoft.com/office/drawing/2015/10/21/chartex" xmlns:cx3="http://schemas.microsoft.com/office/drawing/2016/5/9/chartex" xmlns:cx4="http://schemas.microsoft.com/office/drawing/2016/5/10/chartex" xmlns:cx5="http://schemas.microsoft.com/office/drawing/2016/5/11/chartex" xmlns:cx6="http://schemas.microsoft.com/office/drawing/2016/5/12/chartex" xmlns:cx7="http://schemas.microsoft.com/office/drawing/2016/5/13/chartex" xmlns:cx8="http://schemas.microsoft.com/office/drawing/2016/5/14/chartex" xmlns:mc="http://schemas.openxmlformats.org/markup-compatibility/2006" xmlns:aink="http://schemas.microsoft.com/office/drawing/2016/ink" xmlns:am3d="http://schemas.microsoft.com/office/drawing/2017/model3d" xmlns:o="urn:schemas-microsoft-com:office:office" xmlns:oel="http://schemas.microsoft.com/office/2019/extlst" xmlns:r="http://schemas.openxmlformats.org/officeDocument/2006/relationships" xmlns:m="http://schemas.openxmlformats.org/officeDocument/2006/math" xmlns:v="urn:schemas-microsoft-com:vml" xmlns:wp14="http://schemas.microsoft.com/office/word/2010/wordprocessingDrawing" xmlns:wp="http://schemas.openxmlformats.org/drawingml/2006/wordprocessingDrawing" xmlns:w10="urn:schemas-microsoft-com:office:word" xmlns:w="http://schemas.openxmlformats.org/wordprocessingml/2006/main" xmlns:w14="http://schemas.microsoft.com/office/word/2010/wordml" xmlns:w15="http://schemas.microsoft.com/office/word/2012/wordml" xmlns:w16cex="http://schemas.microsoft.com/office/word/2018/wordml/cex" xmlns:w16cid="http://schemas.microsoft.com/office/word/2016/wordml/cid" xmlns:w16="http://schemas.microsoft.com/office/word/2018/wordml" xmlns:w16du="http://schemas.microsoft.com/office/word/2023/wordml/word16du" xmlns:w16sdtdh="http://schemas.microsoft.com/office/word/2020/wordml/sdtdatahash" xmlns:w16sdtfl="http://schemas.microsoft.com/office/word/2024/wordml/sdtformatlock" xmlns:w16se="http://schemas.microsoft.com/office/word/2015/wordml/symex" xmlns:wpg="http://schemas.microsoft.com/office/word/2010/wordprocessingGroup" xmlns:wpi="http://schemas.microsoft.com/office/word/2010/wordprocessingInk" xmlns:wne="http://schemas.microsoft.com/office/word/2006/wordml" xmlns:wps="http://schemas.microsoft.com/office/word/2010/wordprocessingShape" mc:Ignorable="w14 w15 w16se w16cid w16 w16cex w16sdtdh w16sdtfl w16du wp14">
   <w:p>
     <w:pPr>
       <w:pStyle w:val="Footer"/>
@@ -29209,7 +29868,7 @@
 </file>
 
 <file path=word/footer2.xml><?xml version="1.0" encoding="utf-8"?>
-<w:ftr xmlns:wpc="http://schemas.microsoft.com/office/word/2010/wordprocessingCanvas" xmlns:cx="http://schemas.microsoft.com/office/drawing/2014/chartex" xmlns:cx1="http://schemas.microsoft.com/office/drawing/2015/9/8/chartex" xmlns:cx2="http://schemas.microsoft.com/office/drawing/2015/10/21/chartex" xmlns:cx3="http://schemas.microsoft.com/office/drawing/2016/5/9/chartex" xmlns:cx4="http://schemas.microsoft.com/office/drawing/2016/5/10/chartex" xmlns:cx5="http://schemas.microsoft.com/office/drawing/2016/5/11/chartex" xmlns:cx6="http://schemas.microsoft.com/office/drawing/2016/5/12/chartex" xmlns:cx7="http://schemas.microsoft.com/office/drawing/2016/5/13/chartex" xmlns:cx8="http://schemas.microsoft.com/office/drawing/2016/5/14/chartex" xmlns:mc="http://schemas.openxmlformats.org/markup-compatibility/2006" xmlns:aink="http://schemas.microsoft.com/office/drawing/2016/ink" xmlns:am3d="http://schemas.microsoft.com/office/drawing/2017/model3d" xmlns:o="urn:schemas-microsoft-com:office:office" xmlns:oel="http://schemas.microsoft.com/office/2019/extlst" xmlns:r="http://schemas.openxmlformats.org/officeDocument/2006/relationships" xmlns:m="http://schemas.openxmlformats.org/officeDocument/2006/math" xmlns:v="urn:schemas-microsoft-com:vml" xmlns:wp14="http://schemas.microsoft.com/office/word/2010/wordprocessingDrawing" xmlns:wp="http://schemas.openxmlformats.org/drawingml/2006/wordprocessingDrawing" xmlns:w10="urn:schemas-microsoft-com:office:word" xmlns:w="http://schemas.openxmlformats.org/wordprocessingml/2006/main" xmlns:w14="http://schemas.microsoft.com/office/word/2010/wordml" xmlns:w15="http://schemas.microsoft.com/office/word/2012/wordml" xmlns:w16cei="http://schemas.microsoft.com/office/word/2026/wordml/cei" xmlns:w16cex="http://schemas.microsoft.com/office/word/2018/wordml/cex" xmlns:w16cid="http://schemas.microsoft.com/office/word/2016/wordml/cid" xmlns:w16="http://schemas.microsoft.com/office/word/2018/wordml" xmlns:w16du="http://schemas.microsoft.com/office/word/2023/wordml/word16du" xmlns:w16sdtdh="http://schemas.microsoft.com/office/word/2020/wordml/sdtdatahash" xmlns:w16sdtfl="http://schemas.microsoft.com/office/word/2024/wordml/sdtformatlock" xmlns:w16se="http://schemas.microsoft.com/office/word/2015/wordml/symex" xmlns:wpg="http://schemas.microsoft.com/office/word/2010/wordprocessingGroup" xmlns:wpi="http://schemas.microsoft.com/office/word/2010/wordprocessingInk" xmlns:wne="http://schemas.microsoft.com/office/word/2006/wordml" xmlns:wps="http://schemas.microsoft.com/office/word/2010/wordprocessingShape" mc:Ignorable="w14 w15 w16se w16cid w16 w16cex w16sdtdh w16sdtfl w16du wp14">
+<w:ftr xmlns:wpc="http://schemas.microsoft.com/office/word/2010/wordprocessingCanvas" xmlns:cx="http://schemas.microsoft.com/office/drawing/2014/chartex" xmlns:cx1="http://schemas.microsoft.com/office/drawing/2015/9/8/chartex" xmlns:cx2="http://schemas.microsoft.com/office/drawing/2015/10/21/chartex" xmlns:cx3="http://schemas.microsoft.com/office/drawing/2016/5/9/chartex" xmlns:cx4="http://schemas.microsoft.com/office/drawing/2016/5/10/chartex" xmlns:cx5="http://schemas.microsoft.com/office/drawing/2016/5/11/chartex" xmlns:cx6="http://schemas.microsoft.com/office/drawing/2016/5/12/chartex" xmlns:cx7="http://schemas.microsoft.com/office/drawing/2016/5/13/chartex" xmlns:cx8="http://schemas.microsoft.com/office/drawing/2016/5/14/chartex" xmlns:mc="http://schemas.openxmlformats.org/markup-compatibility/2006" xmlns:aink="http://schemas.microsoft.com/office/drawing/2016/ink" xmlns:am3d="http://schemas.microsoft.com/office/drawing/2017/model3d" xmlns:o="urn:schemas-microsoft-com:office:office" xmlns:oel="http://schemas.microsoft.com/office/2019/extlst" xmlns:r="http://schemas.openxmlformats.org/officeDocument/2006/relationships" xmlns:m="http://schemas.openxmlformats.org/officeDocument/2006/math" xmlns:v="urn:schemas-microsoft-com:vml" xmlns:wp14="http://schemas.microsoft.com/office/word/2010/wordprocessingDrawing" xmlns:wp="http://schemas.openxmlformats.org/drawingml/2006/wordprocessingDrawing" xmlns:w10="urn:schemas-microsoft-com:office:word" xmlns:w="http://schemas.openxmlformats.org/wordprocessingml/2006/main" xmlns:w14="http://schemas.microsoft.com/office/word/2010/wordml" xmlns:w15="http://schemas.microsoft.com/office/word/2012/wordml" xmlns:w16cex="http://schemas.microsoft.com/office/word/2018/wordml/cex" xmlns:w16cid="http://schemas.microsoft.com/office/word/2016/wordml/cid" xmlns:w16="http://schemas.microsoft.com/office/word/2018/wordml" xmlns:w16du="http://schemas.microsoft.com/office/word/2023/wordml/word16du" xmlns:w16sdtdh="http://schemas.microsoft.com/office/word/2020/wordml/sdtdatahash" xmlns:w16sdtfl="http://schemas.microsoft.com/office/word/2024/wordml/sdtformatlock" xmlns:w16se="http://schemas.microsoft.com/office/word/2015/wordml/symex" xmlns:wpg="http://schemas.microsoft.com/office/word/2010/wordprocessingGroup" xmlns:wpi="http://schemas.microsoft.com/office/word/2010/wordprocessingInk" xmlns:wne="http://schemas.microsoft.com/office/word/2006/wordml" xmlns:wps="http://schemas.microsoft.com/office/word/2010/wordprocessingShape" mc:Ignorable="w14 w15 w16se w16cid w16 w16cex w16sdtdh w16sdtfl w16du wp14">
   <w:p>
     <w:pPr>
       <w:pBdr>
@@ -29418,7 +30077,7 @@
 </file>
 
 <file path=word/footnotes.xml><?xml version="1.0" encoding="utf-8"?>
-<w:footnotes xmlns:wpc="http://schemas.microsoft.com/office/word/2010/wordprocessingCanvas" xmlns:cx="http://schemas.microsoft.com/office/drawing/2014/chartex" xmlns:cx1="http://schemas.microsoft.com/office/drawing/2015/9/8/chartex" xmlns:cx2="http://schemas.microsoft.com/office/drawing/2015/10/21/chartex" xmlns:cx3="http://schemas.microsoft.com/office/drawing/2016/5/9/chartex" xmlns:cx4="http://schemas.microsoft.com/office/drawing/2016/5/10/chartex" xmlns:cx5="http://schemas.microsoft.com/office/drawing/2016/5/11/chartex" xmlns:cx6="http://schemas.microsoft.com/office/drawing/2016/5/12/chartex" xmlns:cx7="http://schemas.microsoft.com/office/drawing/2016/5/13/chartex" xmlns:cx8="http://schemas.microsoft.com/office/drawing/2016/5/14/chartex" xmlns:mc="http://schemas.openxmlformats.org/markup-compatibility/2006" xmlns:aink="http://schemas.microsoft.com/office/drawing/2016/ink" xmlns:am3d="http://schemas.microsoft.com/office/drawing/2017/model3d" xmlns:o="urn:schemas-microsoft-com:office:office" xmlns:oel="http://schemas.microsoft.com/office/2019/extlst" xmlns:r="http://schemas.openxmlformats.org/officeDocument/2006/relationships" xmlns:m="http://schemas.openxmlformats.org/officeDocument/2006/math" xmlns:v="urn:schemas-microsoft-com:vml" xmlns:wp14="http://schemas.microsoft.com/office/word/2010/wordprocessingDrawing" xmlns:wp="http://schemas.openxmlformats.org/drawingml/2006/wordprocessingDrawing" xmlns:w10="urn:schemas-microsoft-com:office:word" xmlns:w="http://schemas.openxmlformats.org/wordprocessingml/2006/main" xmlns:w14="http://schemas.microsoft.com/office/word/2010/wordml" xmlns:w15="http://schemas.microsoft.com/office/word/2012/wordml" xmlns:w16cei="http://schemas.microsoft.com/office/word/2026/wordml/cei" xmlns:w16cex="http://schemas.microsoft.com/office/word/2018/wordml/cex" xmlns:w16cid="http://schemas.microsoft.com/office/word/2016/wordml/cid" xmlns:w16="http://schemas.microsoft.com/office/word/2018/wordml" xmlns:w16du="http://schemas.microsoft.com/office/word/2023/wordml/word16du" xmlns:w16sdtdh="http://schemas.microsoft.com/office/word/2020/wordml/sdtdatahash" xmlns:w16sdtfl="http://schemas.microsoft.com/office/word/2024/wordml/sdtformatlock" xmlns:w16se="http://schemas.microsoft.com/office/word/2015/wordml/symex" xmlns:wpg="http://schemas.microsoft.com/office/word/2010/wordprocessingGroup" xmlns:wpi="http://schemas.microsoft.com/office/word/2010/wordprocessingInk" xmlns:wne="http://schemas.microsoft.com/office/word/2006/wordml" xmlns:wps="http://schemas.microsoft.com/office/word/2010/wordprocessingShape" mc:Ignorable="w14 w15 w16se w16cid w16 w16cex w16sdtdh w16sdtfl w16du wp14">
+<w:footnotes xmlns:wpc="http://schemas.microsoft.com/office/word/2010/wordprocessingCanvas" xmlns:cx="http://schemas.microsoft.com/office/drawing/2014/chartex" xmlns:cx1="http://schemas.microsoft.com/office/drawing/2015/9/8/chartex" xmlns:cx2="http://schemas.microsoft.com/office/drawing/2015/10/21/chartex" xmlns:cx3="http://schemas.microsoft.com/office/drawing/2016/5/9/chartex" xmlns:cx4="http://schemas.microsoft.com/office/drawing/2016/5/10/chartex" xmlns:cx5="http://schemas.microsoft.com/office/drawing/2016/5/11/chartex" xmlns:cx6="http://schemas.microsoft.com/office/drawing/2016/5/12/chartex" xmlns:cx7="http://schemas.microsoft.com/office/drawing/2016/5/13/chartex" xmlns:cx8="http://schemas.microsoft.com/office/drawing/2016/5/14/chartex" xmlns:mc="http://schemas.openxmlformats.org/markup-compatibility/2006" xmlns:aink="http://schemas.microsoft.com/office/drawing/2016/ink" xmlns:am3d="http://schemas.microsoft.com/office/drawing/2017/model3d" xmlns:o="urn:schemas-microsoft-com:office:office" xmlns:oel="http://schemas.microsoft.com/office/2019/extlst" xmlns:r="http://schemas.openxmlformats.org/officeDocument/2006/relationships" xmlns:m="http://schemas.openxmlformats.org/officeDocument/2006/math" xmlns:v="urn:schemas-microsoft-com:vml" xmlns:wp14="http://schemas.microsoft.com/office/word/2010/wordprocessingDrawing" xmlns:wp="http://schemas.openxmlformats.org/drawingml/2006/wordprocessingDrawing" xmlns:w10="urn:schemas-microsoft-com:office:word" xmlns:w="http://schemas.openxmlformats.org/wordprocessingml/2006/main" xmlns:w14="http://schemas.microsoft.com/office/word/2010/wordml" xmlns:w15="http://schemas.microsoft.com/office/word/2012/wordml" xmlns:w16cex="http://schemas.microsoft.com/office/word/2018/wordml/cex" xmlns:w16cid="http://schemas.microsoft.com/office/word/2016/wordml/cid" xmlns:w16="http://schemas.microsoft.com/office/word/2018/wordml" xmlns:w16du="http://schemas.microsoft.com/office/word/2023/wordml/word16du" xmlns:w16sdtdh="http://schemas.microsoft.com/office/word/2020/wordml/sdtdatahash" xmlns:w16sdtfl="http://schemas.microsoft.com/office/word/2024/wordml/sdtformatlock" xmlns:w16se="http://schemas.microsoft.com/office/word/2015/wordml/symex" xmlns:wpg="http://schemas.microsoft.com/office/word/2010/wordprocessingGroup" xmlns:wpi="http://schemas.microsoft.com/office/word/2010/wordprocessingInk" xmlns:wne="http://schemas.microsoft.com/office/word/2006/wordml" xmlns:wps="http://schemas.microsoft.com/office/word/2010/wordprocessingShape" mc:Ignorable="w14 w15 w16se w16cid w16 w16cex w16sdtdh w16sdtfl w16du wp14">
   <w:footnote w:type="separator" w:id="-1">
     <w:p>
       <w:pPr>
@@ -29443,7 +30102,7 @@
 </file>
 
 <file path=word/header1.xml><?xml version="1.0" encoding="utf-8"?>
-<w:hdr xmlns:wpc="http://schemas.microsoft.com/office/word/2010/wordprocessingCanvas" xmlns:cx="http://schemas.microsoft.com/office/drawing/2014/chartex" xmlns:cx1="http://schemas.microsoft.com/office/drawing/2015/9/8/chartex" xmlns:cx2="http://schemas.microsoft.com/office/drawing/2015/10/21/chartex" xmlns:cx3="http://schemas.microsoft.com/office/drawing/2016/5/9/chartex" xmlns:cx4="http://schemas.microsoft.com/office/drawing/2016/5/10/chartex" xmlns:cx5="http://schemas.microsoft.com/office/drawing/2016/5/11/chartex" xmlns:cx6="http://schemas.microsoft.com/office/drawing/2016/5/12/chartex" xmlns:cx7="http://schemas.microsoft.com/office/drawing/2016/5/13/chartex" xmlns:cx8="http://schemas.microsoft.com/office/drawing/2016/5/14/chartex" xmlns:mc="http://schemas.openxmlformats.org/markup-compatibility/2006" xmlns:aink="http://schemas.microsoft.com/office/drawing/2016/ink" xmlns:am3d="http://schemas.microsoft.com/office/drawing/2017/model3d" xmlns:o="urn:schemas-microsoft-com:office:office" xmlns:oel="http://schemas.microsoft.com/office/2019/extlst" xmlns:r="http://schemas.openxmlformats.org/officeDocument/2006/relationships" xmlns:m="http://schemas.openxmlformats.org/officeDocument/2006/math" xmlns:v="urn:schemas-microsoft-com:vml" xmlns:wp14="http://schemas.microsoft.com/office/word/2010/wordprocessingDrawing" xmlns:wp="http://schemas.openxmlformats.org/drawingml/2006/wordprocessingDrawing" xmlns:w10="urn:schemas-microsoft-com:office:word" xmlns:w="http://schemas.openxmlformats.org/wordprocessingml/2006/main" xmlns:w14="http://schemas.microsoft.com/office/word/2010/wordml" xmlns:w15="http://schemas.microsoft.com/office/word/2012/wordml" xmlns:w16cei="http://schemas.microsoft.com/office/word/2026/wordml/cei" xmlns:w16cex="http://schemas.microsoft.com/office/word/2018/wordml/cex" xmlns:w16cid="http://schemas.microsoft.com/office/word/2016/wordml/cid" xmlns:w16="http://schemas.microsoft.com/office/word/2018/wordml" xmlns:w16du="http://schemas.microsoft.com/office/word/2023/wordml/word16du" xmlns:w16sdtdh="http://schemas.microsoft.com/office/word/2020/wordml/sdtdatahash" xmlns:w16sdtfl="http://schemas.microsoft.com/office/word/2024/wordml/sdtformatlock" xmlns:w16se="http://schemas.microsoft.com/office/word/2015/wordml/symex" xmlns:wpg="http://schemas.microsoft.com/office/word/2010/wordprocessingGroup" xmlns:wpi="http://schemas.microsoft.com/office/word/2010/wordprocessingInk" xmlns:wne="http://schemas.microsoft.com/office/word/2006/wordml" xmlns:wps="http://schemas.microsoft.com/office/word/2010/wordprocessingShape" mc:Ignorable="w14 w15 w16se w16cid w16 w16cex w16sdtdh w16sdtfl w16du wp14">
+<w:hdr xmlns:wpc="http://schemas.microsoft.com/office/word/2010/wordprocessingCanvas" xmlns:cx="http://schemas.microsoft.com/office/drawing/2014/chartex" xmlns:cx1="http://schemas.microsoft.com/office/drawing/2015/9/8/chartex" xmlns:cx2="http://schemas.microsoft.com/office/drawing/2015/10/21/chartex" xmlns:cx3="http://schemas.microsoft.com/office/drawing/2016/5/9/chartex" xmlns:cx4="http://schemas.microsoft.com/office/drawing/2016/5/10/chartex" xmlns:cx5="http://schemas.microsoft.com/office/drawing/2016/5/11/chartex" xmlns:cx6="http://schemas.microsoft.com/office/drawing/2016/5/12/chartex" xmlns:cx7="http://schemas.microsoft.com/office/drawing/2016/5/13/chartex" xmlns:cx8="http://schemas.microsoft.com/office/drawing/2016/5/14/chartex" xmlns:mc="http://schemas.openxmlformats.org/markup-compatibility/2006" xmlns:aink="http://schemas.microsoft.com/office/drawing/2016/ink" xmlns:am3d="http://schemas.microsoft.com/office/drawing/2017/model3d" xmlns:o="urn:schemas-microsoft-com:office:office" xmlns:oel="http://schemas.microsoft.com/office/2019/extlst" xmlns:r="http://schemas.openxmlformats.org/officeDocument/2006/relationships" xmlns:m="http://schemas.openxmlformats.org/officeDocument/2006/math" xmlns:v="urn:schemas-microsoft-com:vml" xmlns:wp14="http://schemas.microsoft.com/office/word/2010/wordprocessingDrawing" xmlns:wp="http://schemas.openxmlformats.org/drawingml/2006/wordprocessingDrawing" xmlns:w10="urn:schemas-microsoft-com:office:word" xmlns:w="http://schemas.openxmlformats.org/wordprocessingml/2006/main" xmlns:w14="http://schemas.microsoft.com/office/word/2010/wordml" xmlns:w15="http://schemas.microsoft.com/office/word/2012/wordml" xmlns:w16cex="http://schemas.microsoft.com/office/word/2018/wordml/cex" xmlns:w16cid="http://schemas.microsoft.com/office/word/2016/wordml/cid" xmlns:w16="http://schemas.microsoft.com/office/word/2018/wordml" xmlns:w16du="http://schemas.microsoft.com/office/word/2023/wordml/word16du" xmlns:w16sdtdh="http://schemas.microsoft.com/office/word/2020/wordml/sdtdatahash" xmlns:w16sdtfl="http://schemas.microsoft.com/office/word/2024/wordml/sdtformatlock" xmlns:w16se="http://schemas.microsoft.com/office/word/2015/wordml/symex" xmlns:wpg="http://schemas.microsoft.com/office/word/2010/wordprocessingGroup" xmlns:wpi="http://schemas.microsoft.com/office/word/2010/wordprocessingInk" xmlns:wne="http://schemas.microsoft.com/office/word/2006/wordml" xmlns:wps="http://schemas.microsoft.com/office/word/2010/wordprocessingShape" mc:Ignorable="w14 w15 w16se w16cid w16 w16cex w16sdtdh w16sdtfl w16du wp14">
   <w:p>
     <w:pPr>
       <w:pStyle w:val="Header"/>
@@ -29456,7 +30115,7 @@
 </file>
 
 <file path=word/header2.xml><?xml version="1.0" encoding="utf-8"?>
-<w:hdr xmlns:wpc="http://schemas.microsoft.com/office/word/2010/wordprocessingCanvas" xmlns:cx="http://schemas.microsoft.com/office/drawing/2014/chartex" xmlns:cx1="http://schemas.microsoft.com/office/drawing/2015/9/8/chartex" xmlns:cx2="http://schemas.microsoft.com/office/drawing/2015/10/21/chartex" xmlns:cx3="http://schemas.microsoft.com/office/drawing/2016/5/9/chartex" xmlns:cx4="http://schemas.microsoft.com/office/drawing/2016/5/10/chartex" xmlns:cx5="http://schemas.microsoft.com/office/drawing/2016/5/11/chartex" xmlns:cx6="http://schemas.microsoft.com/office/drawing/2016/5/12/chartex" xmlns:cx7="http://schemas.microsoft.com/office/drawing/2016/5/13/chartex" xmlns:cx8="http://schemas.microsoft.com/office/drawing/2016/5/14/chartex" xmlns:mc="http://schemas.openxmlformats.org/markup-compatibility/2006" xmlns:aink="http://schemas.microsoft.com/office/drawing/2016/ink" xmlns:am3d="http://schemas.microsoft.com/office/drawing/2017/model3d" xmlns:o="urn:schemas-microsoft-com:office:office" xmlns:oel="http://schemas.microsoft.com/office/2019/extlst" xmlns:r="http://schemas.openxmlformats.org/officeDocument/2006/relationships" xmlns:m="http://schemas.openxmlformats.org/officeDocument/2006/math" xmlns:v="urn:schemas-microsoft-com:vml" xmlns:wp14="http://schemas.microsoft.com/office/word/2010/wordprocessingDrawing" xmlns:wp="http://schemas.openxmlformats.org/drawingml/2006/wordprocessingDrawing" xmlns:w10="urn:schemas-microsoft-com:office:word" xmlns:w="http://schemas.openxmlformats.org/wordprocessingml/2006/main" xmlns:w14="http://schemas.microsoft.com/office/word/2010/wordml" xmlns:w15="http://schemas.microsoft.com/office/word/2012/wordml" xmlns:w16cei="http://schemas.microsoft.com/office/word/2026/wordml/cei" xmlns:w16cex="http://schemas.microsoft.com/office/word/2018/wordml/cex" xmlns:w16cid="http://schemas.microsoft.com/office/word/2016/wordml/cid" xmlns:w16="http://schemas.microsoft.com/office/word/2018/wordml" xmlns:w16du="http://schemas.microsoft.com/office/word/2023/wordml/word16du" xmlns:w16sdtdh="http://schemas.microsoft.com/office/word/2020/wordml/sdtdatahash" xmlns:w16sdtfl="http://schemas.microsoft.com/office/word/2024/wordml/sdtformatlock" xmlns:w16se="http://schemas.microsoft.com/office/word/2015/wordml/symex" xmlns:wpg="http://schemas.microsoft.com/office/word/2010/wordprocessingGroup" xmlns:wpi="http://schemas.microsoft.com/office/word/2010/wordprocessingInk" xmlns:wne="http://schemas.microsoft.com/office/word/2006/wordml" xmlns:wps="http://schemas.microsoft.com/office/word/2010/wordprocessingShape" mc:Ignorable="w14 w15 w16se w16cid w16 w16cex w16sdtdh w16sdtfl w16du wp14">
+<w:hdr xmlns:wpc="http://schemas.microsoft.com/office/word/2010/wordprocessingCanvas" xmlns:cx="http://schemas.microsoft.com/office/drawing/2014/chartex" xmlns:cx1="http://schemas.microsoft.com/office/drawing/2015/9/8/chartex" xmlns:cx2="http://schemas.microsoft.com/office/drawing/2015/10/21/chartex" xmlns:cx3="http://schemas.microsoft.com/office/drawing/2016/5/9/chartex" xmlns:cx4="http://schemas.microsoft.com/office/drawing/2016/5/10/chartex" xmlns:cx5="http://schemas.microsoft.com/office/drawing/2016/5/11/chartex" xmlns:cx6="http://schemas.microsoft.com/office/drawing/2016/5/12/chartex" xmlns:cx7="http://schemas.microsoft.com/office/drawing/2016/5/13/chartex" xmlns:cx8="http://schemas.microsoft.com/office/drawing/2016/5/14/chartex" xmlns:mc="http://schemas.openxmlformats.org/markup-compatibility/2006" xmlns:aink="http://schemas.microsoft.com/office/drawing/2016/ink" xmlns:am3d="http://schemas.microsoft.com/office/drawing/2017/model3d" xmlns:o="urn:schemas-microsoft-com:office:office" xmlns:oel="http://schemas.microsoft.com/office/2019/extlst" xmlns:r="http://schemas.openxmlformats.org/officeDocument/2006/relationships" xmlns:m="http://schemas.openxmlformats.org/officeDocument/2006/math" xmlns:v="urn:schemas-microsoft-com:vml" xmlns:wp14="http://schemas.microsoft.com/office/word/2010/wordprocessingDrawing" xmlns:wp="http://schemas.openxmlformats.org/drawingml/2006/wordprocessingDrawing" xmlns:w10="urn:schemas-microsoft-com:office:word" xmlns:w="http://schemas.openxmlformats.org/wordprocessingml/2006/main" xmlns:w14="http://schemas.microsoft.com/office/word/2010/wordml" xmlns:w15="http://schemas.microsoft.com/office/word/2012/wordml" xmlns:w16cex="http://schemas.microsoft.com/office/word/2018/wordml/cex" xmlns:w16cid="http://schemas.microsoft.com/office/word/2016/wordml/cid" xmlns:w16="http://schemas.microsoft.com/office/word/2018/wordml" xmlns:w16du="http://schemas.microsoft.com/office/word/2023/wordml/word16du" xmlns:w16sdtdh="http://schemas.microsoft.com/office/word/2020/wordml/sdtdatahash" xmlns:w16sdtfl="http://schemas.microsoft.com/office/word/2024/wordml/sdtformatlock" xmlns:w16se="http://schemas.microsoft.com/office/word/2015/wordml/symex" xmlns:wpg="http://schemas.microsoft.com/office/word/2010/wordprocessingGroup" xmlns:wpi="http://schemas.microsoft.com/office/word/2010/wordprocessingInk" xmlns:wne="http://schemas.microsoft.com/office/word/2006/wordml" xmlns:wps="http://schemas.microsoft.com/office/word/2010/wordprocessingShape" mc:Ignorable="w14 w15 w16se w16cid w16 w16cex w16sdtdh w16sdtfl w16du wp14">
   <w:p>
     <w:pPr>
       <w:pStyle w:val="Header"/>
@@ -29860,7 +30519,7 @@
   <w:style w:type="paragraph" w:default="1" w:styleId="Normal">
     <w:name w:val="Normal"/>
     <w:qFormat/>
-    <w:rsid w:val="0009440A"/>
+    <w:rsid w:val="001F2CBD"/>
     <w:pPr>
       <w:spacing w:before="120" w:line="276" w:lineRule="auto"/>
     </w:pPr>
